--- a/doc/CS673_SDD_team2.docx
+++ b/doc/CS673_SDD_team2.docx
@@ -36,48 +36,6 @@
         </w:rPr>
         <w:t xml:space="preserve">CS673 Software Engineering </w:t>
       </w:r>
-      <w:r>
-        <w:drawing>
-          <wp:anchor allowOverlap="1" behindDoc="0" distB="19050" distT="19050" distL="19050" distR="19050" hidden="0" layoutInCell="1" locked="0" relativeHeight="0" simplePos="0">
-            <wp:simplePos x="0" y="0"/>
-            <wp:positionH relativeFrom="column">
-              <wp:posOffset>4581525</wp:posOffset>
-            </wp:positionH>
-            <wp:positionV relativeFrom="paragraph">
-              <wp:posOffset>19050</wp:posOffset>
-            </wp:positionV>
-            <wp:extent cx="1133475" cy="847725"/>
-            <wp:effectExtent b="0" l="0" r="0" t="0"/>
-            <wp:wrapSquare wrapText="bothSides" distB="19050" distT="19050" distL="19050" distR="19050"/>
-            <wp:docPr id="1" name="image1.png"/>
-            <a:graphic>
-              <a:graphicData uri="http://schemas.openxmlformats.org/drawingml/2006/picture">
-                <pic:pic>
-                  <pic:nvPicPr>
-                    <pic:cNvPr id="0" name="image1.png"/>
-                    <pic:cNvPicPr preferRelativeResize="0"/>
-                  </pic:nvPicPr>
-                  <pic:blipFill>
-                    <a:blip r:embed="rId6"/>
-                    <a:srcRect b="0" l="0" r="0" t="0"/>
-                    <a:stretch>
-                      <a:fillRect/>
-                    </a:stretch>
-                  </pic:blipFill>
-                  <pic:spPr>
-                    <a:xfrm>
-                      <a:off x="0" y="0"/>
-                      <a:ext cx="1133475" cy="847725"/>
-                    </a:xfrm>
-                    <a:prstGeom prst="rect"/>
-                    <a:ln/>
-                  </pic:spPr>
-                </pic:pic>
-              </a:graphicData>
-            </a:graphic>
-          </wp:anchor>
-        </w:drawing>
-      </w:r>
     </w:p>
     <w:p>
       <w:pPr>
@@ -106,7 +64,6 @@
         <w:rPr>
           <w:b w:val="1"/>
           <w:bCs w:val="1"/>
-          <w:color w:val="ff0000"/>
           <w:sz w:val="24"/>
           <w:szCs w:val="24"/>
           <w:u w:val="single"/>
@@ -1153,759 +1110,6 @@
           </w:p>
         </w:tc>
       </w:tr>
-      <w:tr>
-        <w:trPr>
-          <w:cantSplit w:val="0"/>
-          <w:tblHeader w:val="0"/>
-        </w:trPr>
-        <w:tc>
-          <w:tcPr>
-            <w:shd w:fill="auto" w:val="clear"/>
-            <w:tcMar>
-              <w:top w:w="0.0" w:type="dxa"/>
-              <w:left w:w="40.0" w:type="dxa"/>
-              <w:bottom w:w="0.0" w:type="dxa"/>
-              <w:right w:w="40.0" w:type="dxa"/>
-            </w:tcMar>
-            <w:vAlign w:val="bottom"/>
-          </w:tcPr>
-          <w:p>
-            <w:pPr>
-              <w:keepNext w:val="0"/>
-              <w:keepLines w:val="0"/>
-              <w:pageBreakBefore w:val="0"/>
-              <w:widowControl w:val="0"/>
-              <w:pBdr>
-                <w:top w:space="0" w:sz="0" w:val="nil"/>
-                <w:left w:space="0" w:sz="0" w:val="nil"/>
-                <w:bottom w:space="0" w:sz="0" w:val="nil"/>
-                <w:right w:space="0" w:sz="0" w:val="nil"/>
-                <w:between w:space="0" w:sz="0" w:val="nil"/>
-              </w:pBdr>
-              <w:shd w:fill="auto" w:val="clear"/>
-              <w:spacing w:line="240" w:lineRule="auto"/>
-              <w:rPr>
-                <w:sz w:val="24"/>
-                <w:szCs w:val="24"/>
-              </w:rPr>
-            </w:pPr>
-            <w:r>
-              <w:rPr>
-                <w:rtl w:val="0"/>
-              </w:rPr>
-            </w:r>
-          </w:p>
-        </w:tc>
-        <w:tc>
-          <w:tcPr>
-            <w:shd w:fill="auto" w:val="clear"/>
-            <w:tcMar>
-              <w:top w:w="100.0" w:type="dxa"/>
-              <w:left w:w="100.0" w:type="dxa"/>
-              <w:bottom w:w="100.0" w:type="dxa"/>
-              <w:right w:w="100.0" w:type="dxa"/>
-            </w:tcMar>
-            <w:vAlign w:val="top"/>
-          </w:tcPr>
-          <w:p>
-            <w:pPr>
-              <w:keepNext w:val="0"/>
-              <w:keepLines w:val="0"/>
-              <w:pageBreakBefore w:val="0"/>
-              <w:widowControl w:val="0"/>
-              <w:pBdr>
-                <w:top w:space="0" w:sz="0" w:val="nil"/>
-                <w:left w:space="0" w:sz="0" w:val="nil"/>
-                <w:bottom w:space="0" w:sz="0" w:val="nil"/>
-                <w:right w:space="0" w:sz="0" w:val="nil"/>
-                <w:between w:space="0" w:sz="0" w:val="nil"/>
-              </w:pBdr>
-              <w:shd w:fill="auto" w:val="clear"/>
-              <w:spacing w:after="0" w:before="0" w:line="240" w:lineRule="auto"/>
-              <w:ind w:left="0" w:firstLine="0"/>
-              <w:rPr>
-                <w:sz w:val="24"/>
-                <w:szCs w:val="24"/>
-              </w:rPr>
-            </w:pPr>
-            <w:r>
-              <w:rPr>
-                <w:rtl w:val="0"/>
-              </w:rPr>
-            </w:r>
-          </w:p>
-        </w:tc>
-        <w:tc>
-          <w:tcPr>
-            <w:shd w:fill="auto" w:val="clear"/>
-            <w:tcMar>
-              <w:top w:w="100.0" w:type="dxa"/>
-              <w:left w:w="100.0" w:type="dxa"/>
-              <w:bottom w:w="100.0" w:type="dxa"/>
-              <w:right w:w="100.0" w:type="dxa"/>
-            </w:tcMar>
-            <w:vAlign w:val="top"/>
-          </w:tcPr>
-          <w:p>
-            <w:pPr>
-              <w:keepNext w:val="0"/>
-              <w:keepLines w:val="0"/>
-              <w:pageBreakBefore w:val="0"/>
-              <w:widowControl w:val="0"/>
-              <w:pBdr>
-                <w:top w:space="0" w:sz="0" w:val="nil"/>
-                <w:left w:space="0" w:sz="0" w:val="nil"/>
-                <w:bottom w:space="0" w:sz="0" w:val="nil"/>
-                <w:right w:space="0" w:sz="0" w:val="nil"/>
-                <w:between w:space="0" w:sz="0" w:val="nil"/>
-              </w:pBdr>
-              <w:shd w:fill="auto" w:val="clear"/>
-              <w:spacing w:after="0" w:before="0" w:line="240" w:lineRule="auto"/>
-              <w:ind w:left="0" w:firstLine="0"/>
-              <w:rPr>
-                <w:i w:val="1"/>
-                <w:iCs w:val="1"/>
-                <w:sz w:val="24"/>
-                <w:szCs w:val="24"/>
-                <w:u w:val="single"/>
-              </w:rPr>
-            </w:pPr>
-            <w:r>
-              <w:rPr>
-                <w:rtl w:val="0"/>
-              </w:rPr>
-            </w:r>
-          </w:p>
-        </w:tc>
-        <w:tc>
-          <w:tcPr>
-            <w:shd w:fill="auto" w:val="clear"/>
-            <w:tcMar>
-              <w:top w:w="100.0" w:type="dxa"/>
-              <w:left w:w="100.0" w:type="dxa"/>
-              <w:bottom w:w="100.0" w:type="dxa"/>
-              <w:right w:w="100.0" w:type="dxa"/>
-            </w:tcMar>
-            <w:vAlign w:val="top"/>
-          </w:tcPr>
-          <w:p>
-            <w:pPr>
-              <w:keepNext w:val="0"/>
-              <w:keepLines w:val="0"/>
-              <w:pageBreakBefore w:val="0"/>
-              <w:widowControl w:val="0"/>
-              <w:pBdr>
-                <w:top w:space="0" w:sz="0" w:val="nil"/>
-                <w:left w:space="0" w:sz="0" w:val="nil"/>
-                <w:bottom w:space="0" w:sz="0" w:val="nil"/>
-                <w:right w:space="0" w:sz="0" w:val="nil"/>
-                <w:between w:space="0" w:sz="0" w:val="nil"/>
-              </w:pBdr>
-              <w:shd w:fill="auto" w:val="clear"/>
-              <w:spacing w:after="0" w:before="0" w:line="240" w:lineRule="auto"/>
-              <w:ind w:left="0" w:firstLine="0"/>
-              <w:rPr>
-                <w:sz w:val="24"/>
-                <w:szCs w:val="24"/>
-                <w:u w:val="single"/>
-              </w:rPr>
-            </w:pPr>
-            <w:r>
-              <w:rPr>
-                <w:rtl w:val="0"/>
-              </w:rPr>
-            </w:r>
-          </w:p>
-        </w:tc>
-      </w:tr>
-      <w:tr>
-        <w:trPr>
-          <w:cantSplit w:val="0"/>
-          <w:tblHeader w:val="0"/>
-        </w:trPr>
-        <w:tc>
-          <w:tcPr>
-            <w:shd w:fill="auto" w:val="clear"/>
-            <w:tcMar>
-              <w:top w:w="0.0" w:type="dxa"/>
-              <w:left w:w="40.0" w:type="dxa"/>
-              <w:bottom w:w="0.0" w:type="dxa"/>
-              <w:right w:w="40.0" w:type="dxa"/>
-            </w:tcMar>
-            <w:vAlign w:val="bottom"/>
-          </w:tcPr>
-          <w:p>
-            <w:pPr>
-              <w:keepNext w:val="0"/>
-              <w:keepLines w:val="0"/>
-              <w:pageBreakBefore w:val="0"/>
-              <w:widowControl w:val="0"/>
-              <w:pBdr>
-                <w:top w:space="0" w:sz="0" w:val="nil"/>
-                <w:left w:space="0" w:sz="0" w:val="nil"/>
-                <w:bottom w:space="0" w:sz="0" w:val="nil"/>
-                <w:right w:space="0" w:sz="0" w:val="nil"/>
-                <w:between w:space="0" w:sz="0" w:val="nil"/>
-              </w:pBdr>
-              <w:shd w:fill="auto" w:val="clear"/>
-              <w:spacing w:line="240" w:lineRule="auto"/>
-              <w:rPr>
-                <w:sz w:val="24"/>
-                <w:szCs w:val="24"/>
-              </w:rPr>
-            </w:pPr>
-            <w:r>
-              <w:rPr>
-                <w:rtl w:val="0"/>
-              </w:rPr>
-            </w:r>
-          </w:p>
-        </w:tc>
-        <w:tc>
-          <w:tcPr>
-            <w:shd w:fill="auto" w:val="clear"/>
-            <w:tcMar>
-              <w:top w:w="100.0" w:type="dxa"/>
-              <w:left w:w="100.0" w:type="dxa"/>
-              <w:bottom w:w="100.0" w:type="dxa"/>
-              <w:right w:w="100.0" w:type="dxa"/>
-            </w:tcMar>
-            <w:vAlign w:val="top"/>
-          </w:tcPr>
-          <w:p>
-            <w:pPr>
-              <w:keepNext w:val="0"/>
-              <w:keepLines w:val="0"/>
-              <w:pageBreakBefore w:val="0"/>
-              <w:widowControl w:val="0"/>
-              <w:pBdr>
-                <w:top w:space="0" w:sz="0" w:val="nil"/>
-                <w:left w:space="0" w:sz="0" w:val="nil"/>
-                <w:bottom w:space="0" w:sz="0" w:val="nil"/>
-                <w:right w:space="0" w:sz="0" w:val="nil"/>
-                <w:between w:space="0" w:sz="0" w:val="nil"/>
-              </w:pBdr>
-              <w:shd w:fill="auto" w:val="clear"/>
-              <w:spacing w:after="0" w:before="0" w:line="240" w:lineRule="auto"/>
-              <w:ind w:left="0" w:right="0" w:firstLine="0"/>
-              <w:jc w:val="left"/>
-              <w:rPr>
-                <w:rFonts w:ascii="Arial" w:cs="Arial" w:eastAsia="Arial" w:hAnsi="Arial"/>
-                <w:b w:val="0"/>
-                <w:bCs w:val="0"/>
-                <w:i w:val="0"/>
-                <w:iCs w:val="0"/>
-                <w:smallCaps w:val="0"/>
-                <w:strike w:val="0"/>
-                <w:color w:val="000000"/>
-                <w:sz w:val="24"/>
-                <w:szCs w:val="24"/>
-                <w:shd w:fill="auto" w:val="clear"/>
-                <w:vertAlign w:val="baseline"/>
-              </w:rPr>
-            </w:pPr>
-            <w:r>
-              <w:rPr>
-                <w:rtl w:val="0"/>
-              </w:rPr>
-            </w:r>
-          </w:p>
-        </w:tc>
-        <w:tc>
-          <w:tcPr>
-            <w:shd w:fill="auto" w:val="clear"/>
-            <w:tcMar>
-              <w:top w:w="100.0" w:type="dxa"/>
-              <w:left w:w="100.0" w:type="dxa"/>
-              <w:bottom w:w="100.0" w:type="dxa"/>
-              <w:right w:w="100.0" w:type="dxa"/>
-            </w:tcMar>
-            <w:vAlign w:val="top"/>
-          </w:tcPr>
-          <w:p>
-            <w:pPr>
-              <w:keepNext w:val="0"/>
-              <w:keepLines w:val="0"/>
-              <w:pageBreakBefore w:val="0"/>
-              <w:widowControl w:val="0"/>
-              <w:pBdr>
-                <w:top w:space="0" w:sz="0" w:val="nil"/>
-                <w:left w:space="0" w:sz="0" w:val="nil"/>
-                <w:bottom w:space="0" w:sz="0" w:val="nil"/>
-                <w:right w:space="0" w:sz="0" w:val="nil"/>
-                <w:between w:space="0" w:sz="0" w:val="nil"/>
-              </w:pBdr>
-              <w:shd w:fill="auto" w:val="clear"/>
-              <w:spacing w:after="0" w:before="0" w:line="240" w:lineRule="auto"/>
-              <w:ind w:left="0" w:right="0" w:firstLine="0"/>
-              <w:jc w:val="left"/>
-              <w:rPr>
-                <w:rFonts w:ascii="Arial" w:cs="Arial" w:eastAsia="Arial" w:hAnsi="Arial"/>
-                <w:b w:val="0"/>
-                <w:bCs w:val="0"/>
-                <w:i w:val="1"/>
-                <w:iCs w:val="1"/>
-                <w:smallCaps w:val="0"/>
-                <w:strike w:val="0"/>
-                <w:color w:val="000000"/>
-                <w:sz w:val="24"/>
-                <w:szCs w:val="24"/>
-                <w:u w:val="single"/>
-                <w:shd w:fill="auto" w:val="clear"/>
-                <w:vertAlign w:val="baseline"/>
-              </w:rPr>
-            </w:pPr>
-            <w:r>
-              <w:rPr>
-                <w:rtl w:val="0"/>
-              </w:rPr>
-            </w:r>
-          </w:p>
-        </w:tc>
-        <w:tc>
-          <w:tcPr>
-            <w:shd w:fill="auto" w:val="clear"/>
-            <w:tcMar>
-              <w:top w:w="100.0" w:type="dxa"/>
-              <w:left w:w="100.0" w:type="dxa"/>
-              <w:bottom w:w="100.0" w:type="dxa"/>
-              <w:right w:w="100.0" w:type="dxa"/>
-            </w:tcMar>
-            <w:vAlign w:val="top"/>
-          </w:tcPr>
-          <w:p>
-            <w:pPr>
-              <w:keepNext w:val="0"/>
-              <w:keepLines w:val="0"/>
-              <w:pageBreakBefore w:val="0"/>
-              <w:widowControl w:val="0"/>
-              <w:pBdr>
-                <w:top w:space="0" w:sz="0" w:val="nil"/>
-                <w:left w:space="0" w:sz="0" w:val="nil"/>
-                <w:bottom w:space="0" w:sz="0" w:val="nil"/>
-                <w:right w:space="0" w:sz="0" w:val="nil"/>
-                <w:between w:space="0" w:sz="0" w:val="nil"/>
-              </w:pBdr>
-              <w:shd w:fill="auto" w:val="clear"/>
-              <w:spacing w:after="0" w:before="0" w:line="240" w:lineRule="auto"/>
-              <w:ind w:left="0" w:right="0" w:firstLine="0"/>
-              <w:jc w:val="left"/>
-              <w:rPr>
-                <w:rFonts w:ascii="Arial" w:cs="Arial" w:eastAsia="Arial" w:hAnsi="Arial"/>
-                <w:b w:val="0"/>
-                <w:bCs w:val="0"/>
-                <w:i w:val="0"/>
-                <w:iCs w:val="0"/>
-                <w:smallCaps w:val="0"/>
-                <w:strike w:val="0"/>
-                <w:color w:val="000000"/>
-                <w:sz w:val="24"/>
-                <w:szCs w:val="24"/>
-                <w:u w:val="single"/>
-                <w:shd w:fill="auto" w:val="clear"/>
-                <w:vertAlign w:val="baseline"/>
-              </w:rPr>
-            </w:pPr>
-            <w:r>
-              <w:rPr>
-                <w:rtl w:val="0"/>
-              </w:rPr>
-            </w:r>
-          </w:p>
-        </w:tc>
-      </w:tr>
-      <w:tr>
-        <w:trPr>
-          <w:cantSplit w:val="0"/>
-          <w:tblHeader w:val="0"/>
-        </w:trPr>
-        <w:tc>
-          <w:tcPr>
-            <w:shd w:fill="auto" w:val="clear"/>
-            <w:tcMar>
-              <w:top w:w="0.0" w:type="dxa"/>
-              <w:left w:w="40.0" w:type="dxa"/>
-              <w:bottom w:w="0.0" w:type="dxa"/>
-              <w:right w:w="40.0" w:type="dxa"/>
-            </w:tcMar>
-            <w:vAlign w:val="bottom"/>
-          </w:tcPr>
-          <w:p>
-            <w:pPr>
-              <w:keepNext w:val="0"/>
-              <w:keepLines w:val="0"/>
-              <w:pageBreakBefore w:val="0"/>
-              <w:widowControl w:val="0"/>
-              <w:pBdr>
-                <w:top w:space="0" w:sz="0" w:val="nil"/>
-                <w:left w:space="0" w:sz="0" w:val="nil"/>
-                <w:bottom w:space="0" w:sz="0" w:val="nil"/>
-                <w:right w:space="0" w:sz="0" w:val="nil"/>
-                <w:between w:space="0" w:sz="0" w:val="nil"/>
-              </w:pBdr>
-              <w:shd w:fill="auto" w:val="clear"/>
-              <w:spacing w:line="240" w:lineRule="auto"/>
-              <w:rPr>
-                <w:sz w:val="24"/>
-                <w:szCs w:val="24"/>
-              </w:rPr>
-            </w:pPr>
-            <w:r>
-              <w:rPr>
-                <w:rtl w:val="0"/>
-              </w:rPr>
-            </w:r>
-          </w:p>
-        </w:tc>
-        <w:tc>
-          <w:tcPr>
-            <w:shd w:fill="auto" w:val="clear"/>
-            <w:tcMar>
-              <w:top w:w="100.0" w:type="dxa"/>
-              <w:left w:w="100.0" w:type="dxa"/>
-              <w:bottom w:w="100.0" w:type="dxa"/>
-              <w:right w:w="100.0" w:type="dxa"/>
-            </w:tcMar>
-            <w:vAlign w:val="top"/>
-          </w:tcPr>
-          <w:p>
-            <w:pPr>
-              <w:keepNext w:val="0"/>
-              <w:keepLines w:val="0"/>
-              <w:pageBreakBefore w:val="0"/>
-              <w:widowControl w:val="0"/>
-              <w:pBdr>
-                <w:top w:space="0" w:sz="0" w:val="nil"/>
-                <w:left w:space="0" w:sz="0" w:val="nil"/>
-                <w:bottom w:space="0" w:sz="0" w:val="nil"/>
-                <w:right w:space="0" w:sz="0" w:val="nil"/>
-                <w:between w:space="0" w:sz="0" w:val="nil"/>
-              </w:pBdr>
-              <w:shd w:fill="auto" w:val="clear"/>
-              <w:spacing w:after="0" w:before="0" w:line="240" w:lineRule="auto"/>
-              <w:ind w:left="0" w:right="0" w:firstLine="0"/>
-              <w:jc w:val="left"/>
-              <w:rPr>
-                <w:rFonts w:ascii="Arial" w:cs="Arial" w:eastAsia="Arial" w:hAnsi="Arial"/>
-                <w:b w:val="0"/>
-                <w:bCs w:val="0"/>
-                <w:i w:val="0"/>
-                <w:iCs w:val="0"/>
-                <w:smallCaps w:val="0"/>
-                <w:strike w:val="0"/>
-                <w:color w:val="000000"/>
-                <w:sz w:val="24"/>
-                <w:szCs w:val="24"/>
-                <w:shd w:fill="auto" w:val="clear"/>
-                <w:vertAlign w:val="baseline"/>
-              </w:rPr>
-            </w:pPr>
-            <w:r>
-              <w:rPr>
-                <w:rtl w:val="0"/>
-              </w:rPr>
-            </w:r>
-          </w:p>
-        </w:tc>
-        <w:tc>
-          <w:tcPr>
-            <w:shd w:fill="auto" w:val="clear"/>
-            <w:tcMar>
-              <w:top w:w="100.0" w:type="dxa"/>
-              <w:left w:w="100.0" w:type="dxa"/>
-              <w:bottom w:w="100.0" w:type="dxa"/>
-              <w:right w:w="100.0" w:type="dxa"/>
-            </w:tcMar>
-            <w:vAlign w:val="top"/>
-          </w:tcPr>
-          <w:p>
-            <w:pPr>
-              <w:keepNext w:val="0"/>
-              <w:keepLines w:val="0"/>
-              <w:pageBreakBefore w:val="0"/>
-              <w:widowControl w:val="0"/>
-              <w:pBdr>
-                <w:top w:space="0" w:sz="0" w:val="nil"/>
-                <w:left w:space="0" w:sz="0" w:val="nil"/>
-                <w:bottom w:space="0" w:sz="0" w:val="nil"/>
-                <w:right w:space="0" w:sz="0" w:val="nil"/>
-                <w:between w:space="0" w:sz="0" w:val="nil"/>
-              </w:pBdr>
-              <w:shd w:fill="auto" w:val="clear"/>
-              <w:spacing w:after="0" w:before="0" w:line="240" w:lineRule="auto"/>
-              <w:ind w:left="0" w:right="0" w:firstLine="0"/>
-              <w:jc w:val="left"/>
-              <w:rPr>
-                <w:rFonts w:ascii="Arial" w:cs="Arial" w:eastAsia="Arial" w:hAnsi="Arial"/>
-                <w:b w:val="0"/>
-                <w:bCs w:val="0"/>
-                <w:i w:val="1"/>
-                <w:iCs w:val="1"/>
-                <w:smallCaps w:val="0"/>
-                <w:strike w:val="0"/>
-                <w:color w:val="000000"/>
-                <w:sz w:val="24"/>
-                <w:szCs w:val="24"/>
-                <w:u w:val="single"/>
-                <w:shd w:fill="auto" w:val="clear"/>
-                <w:vertAlign w:val="baseline"/>
-              </w:rPr>
-            </w:pPr>
-            <w:r>
-              <w:rPr>
-                <w:rtl w:val="0"/>
-              </w:rPr>
-            </w:r>
-          </w:p>
-        </w:tc>
-        <w:tc>
-          <w:tcPr>
-            <w:shd w:fill="auto" w:val="clear"/>
-            <w:tcMar>
-              <w:top w:w="100.0" w:type="dxa"/>
-              <w:left w:w="100.0" w:type="dxa"/>
-              <w:bottom w:w="100.0" w:type="dxa"/>
-              <w:right w:w="100.0" w:type="dxa"/>
-            </w:tcMar>
-            <w:vAlign w:val="top"/>
-          </w:tcPr>
-          <w:p>
-            <w:pPr>
-              <w:keepNext w:val="0"/>
-              <w:keepLines w:val="0"/>
-              <w:pageBreakBefore w:val="0"/>
-              <w:widowControl w:val="0"/>
-              <w:pBdr>
-                <w:top w:space="0" w:sz="0" w:val="nil"/>
-                <w:left w:space="0" w:sz="0" w:val="nil"/>
-                <w:bottom w:space="0" w:sz="0" w:val="nil"/>
-                <w:right w:space="0" w:sz="0" w:val="nil"/>
-                <w:between w:space="0" w:sz="0" w:val="nil"/>
-              </w:pBdr>
-              <w:shd w:fill="auto" w:val="clear"/>
-              <w:spacing w:after="0" w:before="0" w:line="240" w:lineRule="auto"/>
-              <w:ind w:left="0" w:right="0" w:firstLine="0"/>
-              <w:jc w:val="left"/>
-              <w:rPr>
-                <w:rFonts w:ascii="Arial" w:cs="Arial" w:eastAsia="Arial" w:hAnsi="Arial"/>
-                <w:b w:val="0"/>
-                <w:bCs w:val="0"/>
-                <w:i w:val="0"/>
-                <w:iCs w:val="0"/>
-                <w:smallCaps w:val="0"/>
-                <w:strike w:val="0"/>
-                <w:color w:val="000000"/>
-                <w:sz w:val="24"/>
-                <w:szCs w:val="24"/>
-                <w:u w:val="single"/>
-                <w:shd w:fill="auto" w:val="clear"/>
-                <w:vertAlign w:val="baseline"/>
-              </w:rPr>
-            </w:pPr>
-            <w:r>
-              <w:rPr>
-                <w:rtl w:val="0"/>
-              </w:rPr>
-            </w:r>
-          </w:p>
-        </w:tc>
-      </w:tr>
-      <w:tr>
-        <w:trPr>
-          <w:cantSplit w:val="0"/>
-          <w:tblHeader w:val="0"/>
-        </w:trPr>
-        <w:tc>
-          <w:tcPr>
-            <w:shd w:fill="auto" w:val="clear"/>
-            <w:tcMar>
-              <w:top w:w="0.0" w:type="dxa"/>
-              <w:left w:w="40.0" w:type="dxa"/>
-              <w:bottom w:w="0.0" w:type="dxa"/>
-              <w:right w:w="40.0" w:type="dxa"/>
-            </w:tcMar>
-            <w:vAlign w:val="bottom"/>
-          </w:tcPr>
-          <w:p>
-            <w:pPr>
-              <w:keepNext w:val="0"/>
-              <w:keepLines w:val="0"/>
-              <w:pageBreakBefore w:val="0"/>
-              <w:widowControl w:val="0"/>
-              <w:pBdr>
-                <w:top w:space="0" w:sz="0" w:val="nil"/>
-                <w:left w:space="0" w:sz="0" w:val="nil"/>
-                <w:bottom w:space="0" w:sz="0" w:val="nil"/>
-                <w:right w:space="0" w:sz="0" w:val="nil"/>
-                <w:between w:space="0" w:sz="0" w:val="nil"/>
-              </w:pBdr>
-              <w:shd w:fill="auto" w:val="clear"/>
-              <w:spacing w:line="240" w:lineRule="auto"/>
-              <w:rPr>
-                <w:sz w:val="24"/>
-                <w:szCs w:val="24"/>
-              </w:rPr>
-            </w:pPr>
-            <w:r>
-              <w:rPr>
-                <w:rtl w:val="0"/>
-              </w:rPr>
-            </w:r>
-          </w:p>
-        </w:tc>
-        <w:tc>
-          <w:tcPr>
-            <w:shd w:fill="auto" w:val="clear"/>
-            <w:tcMar>
-              <w:top w:w="100.0" w:type="dxa"/>
-              <w:left w:w="100.0" w:type="dxa"/>
-              <w:bottom w:w="100.0" w:type="dxa"/>
-              <w:right w:w="100.0" w:type="dxa"/>
-            </w:tcMar>
-            <w:vAlign w:val="top"/>
-          </w:tcPr>
-          <w:p>
-            <w:pPr>
-              <w:keepNext w:val="0"/>
-              <w:keepLines w:val="0"/>
-              <w:pageBreakBefore w:val="0"/>
-              <w:widowControl w:val="0"/>
-              <w:pBdr>
-                <w:top w:space="0" w:sz="0" w:val="nil"/>
-                <w:left w:space="0" w:sz="0" w:val="nil"/>
-                <w:bottom w:space="0" w:sz="0" w:val="nil"/>
-                <w:right w:space="0" w:sz="0" w:val="nil"/>
-                <w:between w:space="0" w:sz="0" w:val="nil"/>
-              </w:pBdr>
-              <w:shd w:fill="auto" w:val="clear"/>
-              <w:spacing w:after="0" w:before="0" w:line="240" w:lineRule="auto"/>
-              <w:ind w:left="0" w:right="0" w:firstLine="0"/>
-              <w:jc w:val="left"/>
-              <w:rPr>
-                <w:rFonts w:ascii="Arial" w:cs="Arial" w:eastAsia="Arial" w:hAnsi="Arial"/>
-                <w:b w:val="0"/>
-                <w:bCs w:val="0"/>
-                <w:i w:val="0"/>
-                <w:iCs w:val="0"/>
-                <w:smallCaps w:val="0"/>
-                <w:strike w:val="0"/>
-                <w:color w:val="000000"/>
-                <w:sz w:val="24"/>
-                <w:szCs w:val="24"/>
-                <w:shd w:fill="auto" w:val="clear"/>
-                <w:vertAlign w:val="baseline"/>
-              </w:rPr>
-            </w:pPr>
-            <w:r>
-              <w:rPr>
-                <w:rtl w:val="0"/>
-              </w:rPr>
-            </w:r>
-          </w:p>
-        </w:tc>
-        <w:tc>
-          <w:tcPr>
-            <w:shd w:fill="auto" w:val="clear"/>
-            <w:tcMar>
-              <w:top w:w="100.0" w:type="dxa"/>
-              <w:left w:w="100.0" w:type="dxa"/>
-              <w:bottom w:w="100.0" w:type="dxa"/>
-              <w:right w:w="100.0" w:type="dxa"/>
-            </w:tcMar>
-            <w:vAlign w:val="top"/>
-          </w:tcPr>
-          <w:p>
-            <w:pPr>
-              <w:keepNext w:val="0"/>
-              <w:keepLines w:val="0"/>
-              <w:pageBreakBefore w:val="0"/>
-              <w:widowControl w:val="0"/>
-              <w:pBdr>
-                <w:top w:space="0" w:sz="0" w:val="nil"/>
-                <w:left w:space="0" w:sz="0" w:val="nil"/>
-                <w:bottom w:space="0" w:sz="0" w:val="nil"/>
-                <w:right w:space="0" w:sz="0" w:val="nil"/>
-                <w:between w:space="0" w:sz="0" w:val="nil"/>
-              </w:pBdr>
-              <w:shd w:fill="auto" w:val="clear"/>
-              <w:spacing w:after="0" w:before="0" w:line="240" w:lineRule="auto"/>
-              <w:ind w:left="0" w:right="0" w:firstLine="0"/>
-              <w:jc w:val="left"/>
-              <w:rPr>
-                <w:rFonts w:ascii="Arial" w:cs="Arial" w:eastAsia="Arial" w:hAnsi="Arial"/>
-                <w:b w:val="0"/>
-                <w:bCs w:val="0"/>
-                <w:i w:val="1"/>
-                <w:iCs w:val="1"/>
-                <w:smallCaps w:val="0"/>
-                <w:strike w:val="0"/>
-                <w:color w:val="000000"/>
-                <w:sz w:val="24"/>
-                <w:szCs w:val="24"/>
-                <w:u w:val="single"/>
-                <w:shd w:fill="auto" w:val="clear"/>
-                <w:vertAlign w:val="baseline"/>
-              </w:rPr>
-            </w:pPr>
-            <w:r>
-              <w:rPr>
-                <w:rtl w:val="0"/>
-              </w:rPr>
-            </w:r>
-          </w:p>
-        </w:tc>
-        <w:tc>
-          <w:tcPr>
-            <w:shd w:fill="auto" w:val="clear"/>
-            <w:tcMar>
-              <w:top w:w="100.0" w:type="dxa"/>
-              <w:left w:w="100.0" w:type="dxa"/>
-              <w:bottom w:w="100.0" w:type="dxa"/>
-              <w:right w:w="100.0" w:type="dxa"/>
-            </w:tcMar>
-            <w:vAlign w:val="top"/>
-          </w:tcPr>
-          <w:p>
-            <w:pPr>
-              <w:keepNext w:val="0"/>
-              <w:keepLines w:val="0"/>
-              <w:pageBreakBefore w:val="0"/>
-              <w:widowControl w:val="0"/>
-              <w:pBdr>
-                <w:top w:space="0" w:sz="0" w:val="nil"/>
-                <w:left w:space="0" w:sz="0" w:val="nil"/>
-                <w:bottom w:space="0" w:sz="0" w:val="nil"/>
-                <w:right w:space="0" w:sz="0" w:val="nil"/>
-                <w:between w:space="0" w:sz="0" w:val="nil"/>
-              </w:pBdr>
-              <w:shd w:fill="auto" w:val="clear"/>
-              <w:spacing w:after="0" w:before="0" w:line="240" w:lineRule="auto"/>
-              <w:ind w:left="0" w:right="0" w:firstLine="0"/>
-              <w:jc w:val="left"/>
-              <w:rPr>
-                <w:rFonts w:ascii="Arial" w:cs="Arial" w:eastAsia="Arial" w:hAnsi="Arial"/>
-                <w:b w:val="0"/>
-                <w:bCs w:val="0"/>
-                <w:i w:val="0"/>
-                <w:iCs w:val="0"/>
-                <w:smallCaps w:val="0"/>
-                <w:strike w:val="0"/>
-                <w:color w:val="000000"/>
-                <w:sz w:val="24"/>
-                <w:szCs w:val="24"/>
-                <w:u w:val="single"/>
-                <w:shd w:fill="auto" w:val="clear"/>
-                <w:vertAlign w:val="baseline"/>
-              </w:rPr>
-            </w:pPr>
-            <w:r>
-              <w:rPr>
-                <w:rtl w:val="0"/>
-              </w:rPr>
-            </w:r>
-          </w:p>
-        </w:tc>
-      </w:tr>
     </w:tbl>
     <w:p>
       <w:pPr>
@@ -2433,8 +1637,14 @@
             </w:pPr>
             <w:r>
               <w:rPr>
-                <w:rtl w:val="0"/>
-              </w:rPr>
+                <w:b w:val="1"/>
+                <w:bCs w:val="1"/>
+                <w:sz w:val="24"/>
+                <w:szCs w:val="24"/>
+                <w:u w:val="single"/>
+                <w:rtl w:val="0"/>
+              </w:rPr>
+              <w:t xml:space="preserve">2</w:t>
             </w:r>
           </w:p>
         </w:tc>
@@ -2475,8 +1685,14 @@
             </w:pPr>
             <w:r>
               <w:rPr>
-                <w:rtl w:val="0"/>
-              </w:rPr>
+                <w:b w:val="1"/>
+                <w:bCs w:val="1"/>
+                <w:sz w:val="24"/>
+                <w:szCs w:val="24"/>
+                <w:u w:val="single"/>
+                <w:rtl w:val="0"/>
+              </w:rPr>
+              <w:t xml:space="preserve">Miles Cameron</w:t>
             </w:r>
           </w:p>
         </w:tc>
@@ -2517,8 +1733,14 @@
             </w:pPr>
             <w:r>
               <w:rPr>
-                <w:rtl w:val="0"/>
-              </w:rPr>
+                <w:b w:val="1"/>
+                <w:bCs w:val="1"/>
+                <w:sz w:val="24"/>
+                <w:szCs w:val="24"/>
+                <w:u w:val="single"/>
+                <w:rtl w:val="0"/>
+              </w:rPr>
+              <w:t xml:space="preserve">10/5/26</w:t>
             </w:r>
           </w:p>
         </w:tc>
@@ -2552,15 +1774,21 @@
               <w:rPr>
                 <w:b w:val="1"/>
                 <w:bCs w:val="1"/>
-                <w:sz w:val="24"/>
-                <w:szCs w:val="24"/>
+                <w:sz w:val="20"/>
+                <w:szCs w:val="20"/>
                 <w:u w:val="single"/>
               </w:rPr>
             </w:pPr>
             <w:r>
               <w:rPr>
-                <w:rtl w:val="0"/>
-              </w:rPr>
+                <w:b w:val="1"/>
+                <w:bCs w:val="1"/>
+                <w:sz w:val="20"/>
+                <w:szCs w:val="20"/>
+                <w:u w:val="single"/>
+                <w:rtl w:val="0"/>
+              </w:rPr>
+              <w:t xml:space="preserve">Iteration 2: added architecture, class, and sequence diagrams; described the system as built (scheduler, study endpoints, schema, routes, REST API, design patterns); marked AI generation as planned for Iteration 3; updated the security design (CSRF, cookies, HTTPS) and deployment status.</w:t>
             </w:r>
           </w:p>
         </w:tc>
@@ -2616,7 +1844,7 @@
     </w:p>
     <w:sdt>
       <w:sdtPr>
-        <w:id w:val="1256762797"/>
+        <w:id w:val="642446800"/>
         <w:docPartObj>
           <w:docPartGallery w:val="Table of Contents"/>
           <w:docPartUnique w:val="1"/>
@@ -3124,21 +2352,6 @@
     </w:p>
     <w:p>
       <w:pPr>
-        <w:widowControl w:val="0"/>
-        <w:rPr>
-          <w:color w:val="ff0000"/>
-        </w:rPr>
-      </w:pPr>
-      <w:r>
-        <w:rPr>
-          <w:color w:val="ff0000"/>
-          <w:rtl w:val="0"/>
-        </w:rPr>
-        <w:t xml:space="preserve">(In your submitted document, please delete all instructions) </w:t>
-      </w:r>
-    </w:p>
-    <w:p>
-      <w:pPr>
         <w:keepNext w:val="0"/>
         <w:keepLines w:val="0"/>
         <w:pageBreakBefore w:val="0"/>
@@ -3196,6 +2409,7 @@
         <w:rPr>
           <w:rtl w:val="0"/>
         </w:rPr>
+        <w:t xml:space="preserve"> </w:t>
       </w:r>
     </w:p>
     <w:p>
@@ -3219,13 +2433,159 @@
         <w:rPr>
           <w:rtl w:val="0"/>
         </w:rPr>
-        <w:t xml:space="preserve">(In this section, give an overview of this document, and also address the design goals of your software system.</w:t>
-      </w:r>
-      <w:r>
-        <w:rPr>
-          <w:rtl w:val="0"/>
-        </w:rPr>
-        <w:t xml:space="preserve">  )       </w:t>
+      </w:r>
+    </w:p>
+    <w:p>
+      <w:pPr>
+        <w:widowControl w:val="0"/>
+        <w:ind w:left="720" w:firstLine="0"/>
+        <w:rPr/>
+      </w:pPr>
+      <w:r>
+        <w:rPr>
+          <w:rtl w:val="0"/>
+        </w:rPr>
+        <w:t xml:space="preserve">This document describes the design of Cadence, a web-based spaced-repetition learning platform that uses generative AI to author flashcards. It covers the system architecture, main classes, user interface, database schema, security design, key algorithms, design patterns, and REST API. It is updated at the end of every iteration.</w:t>
+      </w:r>
+    </w:p>
+    <w:p>
+      <w:pPr>
+        <w:widowControl w:val="0"/>
+        <w:ind w:left="720" w:firstLine="0"/>
+        <w:rPr/>
+      </w:pPr>
+      <w:r>
+        <w:rPr>
+          <w:rtl w:val="0"/>
+        </w:rPr>
+        <w:t xml:space="preserve">Cadence keeps Anki's proven scheduling model and addresses two of its limitations: the effort of building decks by hand, and the rigid reveal-and-self-grade review format. Users sign in, manage personal decks and cards, generate candidate cards from a prompt with an LLM, review and edit those candidates before saving, and study with a scheduler that shows each card when reinforcement is most valuable.</w:t>
+      </w:r>
+    </w:p>
+    <w:p>
+      <w:pPr>
+        <w:widowControl w:val="0"/>
+        <w:ind w:left="720" w:firstLine="0"/>
+        <w:rPr/>
+      </w:pPr>
+      <w:r>
+        <w:rPr>
+          <w:rtl w:val="0"/>
+        </w:rPr>
+      </w:r>
+    </w:p>
+    <w:p>
+      <w:pPr>
+        <w:pStyle w:val="Heading3"/>
+        <w:widowControl w:val="0"/>
+        <w:ind w:left="720" w:firstLine="0"/>
+        <w:rPr/>
+      </w:pPr>
+      <w:bookmarkStart w:colFirst="0" w:colLast="0" w:name="_gi4vgxab7kvf" w:id="1"/>
+      <w:bookmarkEnd w:id="1"/>
+      <w:r>
+        <w:rPr>
+          <w:rtl w:val="0"/>
+        </w:rPr>
+        <w:t xml:space="preserve">Design goals</w:t>
+      </w:r>
+    </w:p>
+    <w:p>
+      <w:pPr>
+        <w:widowControl w:val="0"/>
+        <w:ind w:left="720" w:firstLine="0"/>
+        <w:rPr/>
+      </w:pPr>
+      <w:r>
+        <w:rPr>
+          <w:rtl w:val="0"/>
+        </w:rPr>
+        <w:t xml:space="preserve">Separation of concerns: a React single-page frontend and a Flask REST backend that communicate only through a documented JSON contract, so both sides can be developed and tested in parallel.</w:t>
+      </w:r>
+    </w:p>
+    <w:p>
+      <w:pPr>
+        <w:widowControl w:val="0"/>
+        <w:ind w:left="720" w:firstLine="0"/>
+        <w:rPr/>
+      </w:pPr>
+      <w:r>
+        <w:rPr>
+          <w:rtl w:val="0"/>
+        </w:rPr>
+        <w:t xml:space="preserve">Per-user data isolation: every deck, card, and review belongs to exactly one user and is only reachable by that user.</w:t>
+      </w:r>
+    </w:p>
+    <w:p>
+      <w:pPr>
+        <w:widowControl w:val="0"/>
+        <w:ind w:left="720" w:firstLine="0"/>
+        <w:rPr/>
+      </w:pPr>
+      <w:r>
+        <w:rPr>
+          <w:rtl w:val="0"/>
+        </w:rPr>
+        <w:t xml:space="preserve">Isolated, testable business logic: the scheduler is a pure module that imports nothing from Flask or the database and never reads the clock, so it can be unit tested without HTTP, a database, or waiting. AI generation will follow the same rule.</w:t>
+      </w:r>
+    </w:p>
+    <w:p>
+      <w:pPr>
+        <w:widowControl w:val="0"/>
+        <w:ind w:left="720" w:firstLine="0"/>
+        <w:rPr/>
+      </w:pPr>
+      <w:r>
+        <w:rPr>
+          <w:rtl w:val="0"/>
+        </w:rPr>
+        <w:t xml:space="preserve">Safe AI integration (Iteration 3): LLM output is treated as untrusted input, validated against a schema, and never saved without the user's review.</w:t>
+      </w:r>
+    </w:p>
+    <w:p>
+      <w:pPr>
+        <w:widowControl w:val="0"/>
+        <w:ind w:left="720" w:firstLine="0"/>
+        <w:rPr/>
+      </w:pPr>
+      <w:r>
+        <w:rPr>
+          <w:rtl w:val="0"/>
+        </w:rPr>
+        <w:t xml:space="preserve">Reproducible delivery: the same Docker images are built and scanned in CI and published for deployment, and Docker Compose runs the whole stack locally.</w:t>
+      </w:r>
+    </w:p>
+    <w:p>
+      <w:pPr>
+        <w:widowControl w:val="0"/>
+        <w:ind w:left="720" w:firstLine="0"/>
+        <w:rPr/>
+      </w:pPr>
+      <w:r>
+        <w:rPr>
+          <w:rtl w:val="0"/>
+        </w:rPr>
+        <w:t xml:space="preserve">Secure by default: hashed passwords, hardened session cookies, ownership checks on every operation, and no secrets in source code.</w:t>
+        <w:br w:type="textWrapping"/>
+        <w:br w:type="textWrapping"/>
+        <w:t xml:space="preserve">Status at Iteration 2: accounts, deck and card management, and study mode are built and tested. AI card generation is designed but not yet built. It is planned for Iteration 3 and is marked as planned wherever it appears below.</w:t>
+      </w:r>
+    </w:p>
+    <w:p>
+      <w:pPr>
+        <w:pStyle w:val="Heading1"/>
+        <w:numPr>
+          <w:ilvl w:val="0"/>
+          <w:numId w:val="7"/>
+        </w:numPr>
+        <w:ind w:left="720" w:hanging="360"/>
+      </w:pPr>
+      <w:bookmarkStart w:colFirst="0" w:colLast="0" w:name="_3ipvmjgn6clp" w:id="2"/>
+      <w:bookmarkEnd w:id="2"/>
+      <w:r>
+        <w:rPr>
+          <w:rtl w:val="0"/>
+        </w:rPr>
+        <w:t xml:space="preserve">Software Architecture</w:t>
       </w:r>
     </w:p>
     <w:p>
@@ -3253,171 +2613,6 @@
     </w:p>
     <w:p>
       <w:pPr>
-        <w:widowControl w:val="0"/>
-        <w:ind w:left="720" w:firstLine="0"/>
-        <w:rPr/>
-      </w:pPr>
-      <w:r>
-        <w:rPr>
-          <w:rtl w:val="0"/>
-        </w:rPr>
-        <w:t xml:space="preserve">This document describes the design of Cadence, a web-based spaced-repetition learning platform that uses generative AI to author flashcards. It covers the system architecture, main classes, user interface, database schema, security design, key algorithms, design patterns, and REST API. It is updated at the end of every iteration.</w:t>
-      </w:r>
-    </w:p>
-    <w:p>
-      <w:pPr>
-        <w:widowControl w:val="0"/>
-        <w:ind w:left="720" w:firstLine="0"/>
-        <w:rPr/>
-      </w:pPr>
-      <w:r>
-        <w:rPr>
-          <w:rtl w:val="0"/>
-        </w:rPr>
-        <w:t xml:space="preserve">Cadence keeps Anki's proven scheduling model and addresses two of its limitations: the effort of building decks by hand, and the rigid reveal-and-self-grade review format. Users sign in, manage personal decks and cards, generate candidate cards from a prompt with an LLM, review and edit those candidates before saving, and study with a scheduler that shows each card when reinforcement is most valuable.</w:t>
-      </w:r>
-    </w:p>
-    <w:p>
-      <w:pPr>
-        <w:widowControl w:val="0"/>
-        <w:ind w:left="720" w:firstLine="0"/>
-        <w:rPr/>
-      </w:pPr>
-      <w:r>
-        <w:rPr>
-          <w:rtl w:val="0"/>
-        </w:rPr>
-      </w:r>
-    </w:p>
-    <w:p>
-      <w:pPr>
-        <w:widowControl w:val="0"/>
-        <w:ind w:left="720" w:firstLine="0"/>
-        <w:rPr/>
-      </w:pPr>
-      <w:r>
-        <w:rPr>
-          <w:rtl w:val="0"/>
-        </w:rPr>
-        <w:t xml:space="preserve">Design goals</w:t>
-      </w:r>
-    </w:p>
-    <w:p>
-      <w:pPr>
-        <w:widowControl w:val="0"/>
-        <w:ind w:left="720" w:firstLine="0"/>
-        <w:rPr/>
-      </w:pPr>
-      <w:r>
-        <w:rPr>
-          <w:rtl w:val="0"/>
-        </w:rPr>
-        <w:t xml:space="preserve">Separation of concerns: a React single-page frontend and a Flask REST backend that communicate only through a documented JSON contract, so both sides can be developed and tested in parallel.</w:t>
-      </w:r>
-    </w:p>
-    <w:p>
-      <w:pPr>
-        <w:widowControl w:val="0"/>
-        <w:ind w:left="720" w:firstLine="0"/>
-        <w:rPr/>
-      </w:pPr>
-      <w:r>
-        <w:rPr>
-          <w:rtl w:val="0"/>
-        </w:rPr>
-        <w:t xml:space="preserve">Per-user data isolation: every deck, card, and review belongs to exactly one user and is only reachable by that user.</w:t>
-      </w:r>
-    </w:p>
-    <w:p>
-      <w:pPr>
-        <w:widowControl w:val="0"/>
-        <w:ind w:left="720" w:firstLine="0"/>
-        <w:rPr/>
-      </w:pPr>
-      <w:r>
-        <w:rPr>
-          <w:rtl w:val="0"/>
-        </w:rPr>
-        <w:t xml:space="preserve">Isolated, testable business logic: scheduling and AI generation live in service modules separate from route handlers, so they can be unit tested without HTTP or a database.</w:t>
-      </w:r>
-    </w:p>
-    <w:p>
-      <w:pPr>
-        <w:widowControl w:val="0"/>
-        <w:ind w:left="720" w:firstLine="0"/>
-        <w:rPr/>
-      </w:pPr>
-      <w:r>
-        <w:rPr>
-          <w:rtl w:val="0"/>
-        </w:rPr>
-        <w:t xml:space="preserve">Safe AI integration: LLM output is treated as untrusted input, validated against a schema, and never saved without the user's review.</w:t>
-      </w:r>
-    </w:p>
-    <w:p>
-      <w:pPr>
-        <w:widowControl w:val="0"/>
-        <w:ind w:left="720" w:firstLine="0"/>
-        <w:rPr/>
-      </w:pPr>
-      <w:r>
-        <w:rPr>
-          <w:rtl w:val="0"/>
-        </w:rPr>
-        <w:t xml:space="preserve">Reproducible delivery: the same Docker images run in development, CI, staging, and production.</w:t>
-      </w:r>
-    </w:p>
-    <w:p>
-      <w:pPr>
-        <w:widowControl w:val="0"/>
-        <w:ind w:left="720" w:firstLine="0"/>
-        <w:rPr/>
-      </w:pPr>
-      <w:r>
-        <w:rPr>
-          <w:rtl w:val="0"/>
-        </w:rPr>
-        <w:t xml:space="preserve">Secure by default: hashed passwords, hardened session cookies, ownership checks on every operation, and no secrets in source code.</w:t>
-      </w:r>
-    </w:p>
-    <w:p>
-      <w:pPr>
-        <w:pStyle w:val="Heading1"/>
-        <w:keepNext w:val="0"/>
-        <w:keepLines w:val="0"/>
-        <w:pageBreakBefore w:val="0"/>
-        <w:widowControl w:val="0"/>
-        <w:numPr>
-          <w:ilvl w:val="0"/>
-          <w:numId w:val="7"/>
-        </w:numPr>
-        <w:pBdr>
-          <w:top w:space="0" w:sz="0" w:val="nil"/>
-          <w:left w:space="0" w:sz="0" w:val="nil"/>
-          <w:bottom w:space="0" w:sz="0" w:val="nil"/>
-          <w:right w:space="0" w:sz="0" w:val="nil"/>
-          <w:between w:space="0" w:sz="0" w:val="nil"/>
-        </w:pBdr>
-        <w:shd w:fill="auto" w:val="clear"/>
-        <w:ind w:left="720" w:hanging="360"/>
-        <w:rPr>
-          <w:b w:val="1"/>
-          <w:bCs w:val="1"/>
-        </w:rPr>
-      </w:pPr>
-      <w:bookmarkStart w:colFirst="0" w:colLast="0" w:name="_3ipvmjgn6clp" w:id="1"/>
-      <w:bookmarkEnd w:id="1"/>
-      <w:r>
-        <w:rPr>
-          <w:b w:val="1"/>
-          <w:bCs w:val="1"/>
-          <w:rtl w:val="0"/>
-        </w:rPr>
-        <w:t xml:space="preserve">Software Architecture</w:t>
-      </w:r>
-    </w:p>
-    <w:p>
-      <w:pPr>
         <w:keepNext w:val="0"/>
         <w:keepLines w:val="0"/>
         <w:pageBreakBefore w:val="0"/>
@@ -3437,36 +2632,13 @@
         <w:rPr>
           <w:rtl w:val="0"/>
         </w:rPr>
-        <w:t xml:space="preserve">(In this section, you will describe the decomposition of your software system, which includes each component (which may be in terms of package or folder) and the relationship between components. You shall have at least one diagram to show the whole architecture of . The interface of each component and dependency between components should also be described. If any framework is used, it shall be defined here too. )</w:t>
-      </w:r>
-    </w:p>
-    <w:p>
-      <w:pPr>
-        <w:keepNext w:val="0"/>
-        <w:keepLines w:val="0"/>
-        <w:pageBreakBefore w:val="0"/>
-        <w:widowControl w:val="0"/>
-        <w:pBdr>
-          <w:top w:space="0" w:sz="0" w:val="nil"/>
-          <w:left w:space="0" w:sz="0" w:val="nil"/>
-          <w:bottom w:space="0" w:sz="0" w:val="nil"/>
-          <w:right w:space="0" w:sz="0" w:val="nil"/>
-          <w:between w:space="0" w:sz="0" w:val="nil"/>
-        </w:pBdr>
-        <w:shd w:fill="auto" w:val="clear"/>
+      </w:r>
+    </w:p>
+    <w:p>
+      <w:pPr>
+        <w:widowControl w:val="0"/>
+        <w:spacing w:line="240" w:lineRule="auto"/>
         <w:ind w:left="720" w:firstLine="0"/>
-        <w:rPr/>
-      </w:pPr>
-      <w:r>
-        <w:rPr>
-          <w:rtl w:val="0"/>
-        </w:rPr>
-      </w:r>
-    </w:p>
-    <w:p>
-      <w:pPr>
-        <w:widowControl w:val="0"/>
-        <w:spacing w:line="240" w:lineRule="auto"/>
         <w:rPr/>
       </w:pPr>
       <w:r>
@@ -3487,12 +2659,46 @@
       </w:pPr>
       <w:r>
         <w:rPr>
-          <w:rFonts w:ascii="Arial Unicode MS" w:cs="Arial Unicode MS" w:eastAsia="Arial Unicode MS" w:hAnsi="Arial Unicode MS"/>
           <w:i w:val="1"/>
           <w:iCs w:val="1"/>
-          <w:rtl w:val="0"/>
-        </w:rPr>
-        <w:t xml:space="preserve">[Architecture diagram: Browser → Frontend (React SPA served by nginx) → /api → Flask REST API → PostgreSQL; Flask API → external LLM API]</w:t>
+        </w:rPr>
+        <w:drawing>
+          <wp:inline distB="114300" distT="114300" distL="114300" distR="114300">
+            <wp:extent cx="5426808" cy="5557838"/>
+            <wp:effectExtent b="0" l="0" r="0" t="0"/>
+            <wp:docPr id="6" name="image7.png"/>
+            <a:graphic>
+              <a:graphicData uri="http://schemas.openxmlformats.org/drawingml/2006/picture">
+                <pic:pic>
+                  <pic:nvPicPr>
+                    <pic:cNvPr id="0" name="image7.png"/>
+                    <pic:cNvPicPr preferRelativeResize="0"/>
+                  </pic:nvPicPr>
+                  <pic:blipFill>
+                    <a:blip r:embed="rId6"/>
+                    <a:srcRect b="0" l="0" r="0" t="0"/>
+                    <a:stretch>
+                      <a:fillRect/>
+                    </a:stretch>
+                  </pic:blipFill>
+                  <pic:spPr>
+                    <a:xfrm>
+                      <a:off x="0" y="0"/>
+                      <a:ext cx="5426808" cy="5557838"/>
+                    </a:xfrm>
+                    <a:prstGeom prst="rect"/>
+                    <a:ln/>
+                  </pic:spPr>
+                </pic:pic>
+              </a:graphicData>
+            </a:graphic>
+          </wp:inline>
+        </w:drawing>
+      </w:r>
+      <w:r>
+        <w:rPr>
+          <w:rtl w:val="0"/>
+        </w:rPr>
       </w:r>
     </w:p>
     <w:tbl>
@@ -3545,10 +2751,15 @@
             <w:pPr>
               <w:widowControl w:val="0"/>
               <w:spacing w:line="240" w:lineRule="auto"/>
-              <w:rPr/>
+              <w:rPr>
+                <w:b w:val="1"/>
+                <w:bCs w:val="1"/>
+              </w:rPr>
             </w:pPr>
             <w:r>
               <w:rPr>
+                <w:b w:val="1"/>
+                <w:bCs w:val="1"/>
                 <w:rtl w:val="0"/>
               </w:rPr>
               <w:t xml:space="preserve">Component</w:t>
@@ -3570,10 +2781,15 @@
             <w:pPr>
               <w:widowControl w:val="0"/>
               <w:spacing w:line="240" w:lineRule="auto"/>
-              <w:rPr/>
+              <w:rPr>
+                <w:b w:val="1"/>
+                <w:bCs w:val="1"/>
+              </w:rPr>
             </w:pPr>
             <w:r>
               <w:rPr>
+                <w:b w:val="1"/>
+                <w:bCs w:val="1"/>
                 <w:rtl w:val="0"/>
               </w:rPr>
               <w:t xml:space="preserve">Location</w:t>
@@ -3595,10 +2811,15 @@
             <w:pPr>
               <w:widowControl w:val="0"/>
               <w:spacing w:line="240" w:lineRule="auto"/>
-              <w:rPr/>
+              <w:rPr>
+                <w:b w:val="1"/>
+                <w:bCs w:val="1"/>
+              </w:rPr>
             </w:pPr>
             <w:r>
               <w:rPr>
+                <w:b w:val="1"/>
+                <w:bCs w:val="1"/>
                 <w:rtl w:val="0"/>
               </w:rPr>
               <w:t xml:space="preserve">Responsibility</w:t>
@@ -3620,10 +2841,15 @@
             <w:pPr>
               <w:widowControl w:val="0"/>
               <w:spacing w:line="240" w:lineRule="auto"/>
-              <w:rPr/>
+              <w:rPr>
+                <w:b w:val="1"/>
+                <w:bCs w:val="1"/>
+              </w:rPr>
             </w:pPr>
             <w:r>
               <w:rPr>
+                <w:b w:val="1"/>
+                <w:bCs w:val="1"/>
                 <w:rtl w:val="0"/>
               </w:rPr>
               <w:t xml:space="preserve">Framework / technology</w:t>
@@ -3707,7 +2933,7 @@
               <w:rPr>
                 <w:rtl w:val="0"/>
               </w:rPr>
-              <w:t xml:space="preserve">Screens, forms, client-side routing, signed-in state, API calls</w:t>
+              <w:t xml:space="preserve">Screens, forms, client-side routing, signed-in state, study-session state, API calls</w:t>
             </w:r>
           </w:p>
         </w:tc>
@@ -3732,7 +2958,7 @@
               <w:rPr>
                 <w:rtl w:val="0"/>
               </w:rPr>
-              <w:t xml:space="preserve">React 19, React Router 7, Vite 7, nginx</w:t>
+              <w:t xml:space="preserve">React 19, React Router 7, Vite 7; nginx serves the production build</w:t>
             </w:r>
           </w:p>
         </w:tc>
@@ -3869,7 +3095,7 @@
               <w:rPr>
                 <w:rtl w:val="0"/>
               </w:rPr>
-              <w:t xml:space="preserve">Service layer</w:t>
+              <w:t xml:space="preserve">Scheduler</w:t>
             </w:r>
           </w:p>
         </w:tc>
@@ -3894,7 +3120,7 @@
               <w:rPr>
                 <w:rtl w:val="0"/>
               </w:rPr>
-              <w:t xml:space="preserve">code/backend/app/services</w:t>
+              <w:t xml:space="preserve">code/backend/app/scheduler.py</w:t>
             </w:r>
           </w:p>
         </w:tc>
@@ -3919,7 +3145,7 @@
               <w:rPr>
                 <w:rtl w:val="0"/>
               </w:rPr>
-              <w:t xml:space="preserve">Spaced-repetition scheduling, AI card generation and validation, duplicate detection</w:t>
+              <w:t xml:space="preserve">Anki’s default scheduling algorithm and the interval previews on study cards. Pure: no Flask, database, or clock</w:t>
             </w:r>
           </w:p>
         </w:tc>
@@ -3944,7 +3170,7 @@
               <w:rPr>
                 <w:rtl w:val="0"/>
               </w:rPr>
-              <w:t xml:space="preserve">Python, Pydantic, LLM API client</w:t>
+              <w:t xml:space="preserve">Python standard library</w:t>
             </w:r>
           </w:p>
         </w:tc>
@@ -4293,7 +3519,7 @@
               <w:rPr>
                 <w:rtl w:val="0"/>
               </w:rPr>
-              <w:t xml:space="preserve">External AI</w:t>
+              <w:t xml:space="preserve">Third-party API (planned, Iteration 3)</w:t>
             </w:r>
           </w:p>
         </w:tc>
@@ -4343,7 +3569,7 @@
               <w:rPr>
                 <w:rtl w:val="0"/>
               </w:rPr>
-              <w:t xml:space="preserve">Generates candidate flashcards from a user prompt</w:t>
+              <w:t xml:space="preserve">Will generate candidate flashcards from a user prompt</w:t>
             </w:r>
           </w:p>
         </w:tc>
@@ -4369,962 +3595,6 @@
                 <w:rtl w:val="0"/>
               </w:rPr>
               <w:t xml:space="preserve">LLM provider configured by environment variable</w:t>
-            </w:r>
-          </w:p>
-        </w:tc>
-      </w:tr>
-    </w:tbl>
-    <w:p>
-      <w:pPr>
-        <w:widowControl w:val="0"/>
-        <w:spacing w:line="240" w:lineRule="auto"/>
-        <w:rPr>
-          <w:b w:val="1"/>
-          <w:bCs w:val="1"/>
-        </w:rPr>
-      </w:pPr>
-      <w:r>
-        <w:rPr>
-          <w:b w:val="1"/>
-          <w:bCs w:val="1"/>
-          <w:rtl w:val="0"/>
-        </w:rPr>
-        <w:t xml:space="preserve">Interfaces and dependencies</w:t>
-      </w:r>
-    </w:p>
-    <w:p>
-      <w:pPr>
-        <w:widowControl w:val="0"/>
-        <w:numPr>
-          <w:ilvl w:val="0"/>
-          <w:numId w:val="4"/>
-        </w:numPr>
-        <w:spacing w:line="240" w:lineRule="auto"/>
-        <w:ind w:left="600" w:hanging="360"/>
-      </w:pPr>
-      <w:r>
-        <w:rPr>
-          <w:rtl w:val="0"/>
-        </w:rPr>
-        <w:t xml:space="preserve">The frontend depends only on the REST API under /api. In development the Vite dev server proxies /api to Flask; in production nginx serves the built files and the frontend calls the backend URL.</w:t>
-      </w:r>
-    </w:p>
-    <w:p>
-      <w:pPr>
-        <w:widowControl w:val="0"/>
-        <w:numPr>
-          <w:ilvl w:val="0"/>
-          <w:numId w:val="4"/>
-        </w:numPr>
-        <w:spacing w:line="240" w:lineRule="auto"/>
-        <w:ind w:left="600" w:hanging="360"/>
-      </w:pPr>
-      <w:r>
-        <w:rPr>
-          <w:rtl w:val="0"/>
-        </w:rPr>
-        <w:t xml:space="preserve">The API layer depends on the service and data layers; services depend on models but never on Flask request objects.</w:t>
-      </w:r>
-    </w:p>
-    <w:p>
-      <w:pPr>
-        <w:widowControl w:val="0"/>
-        <w:numPr>
-          <w:ilvl w:val="0"/>
-          <w:numId w:val="4"/>
-        </w:numPr>
-        <w:spacing w:line="240" w:lineRule="auto"/>
-        <w:ind w:left="600" w:hanging="360"/>
-      </w:pPr>
-      <w:r>
-        <w:rPr>
-          <w:rtl w:val="0"/>
-        </w:rPr>
-        <w:t xml:space="preserve">Only the backend talks to the database and the LLM API. API keys never reach the browser.</w:t>
-      </w:r>
-    </w:p>
-    <w:p>
-      <w:pPr>
-        <w:widowControl w:val="0"/>
-        <w:numPr>
-          <w:ilvl w:val="0"/>
-          <w:numId w:val="4"/>
-        </w:numPr>
-        <w:spacing w:line="240" w:lineRule="auto"/>
-        <w:ind w:left="600" w:hanging="360"/>
-      </w:pPr>
-      <w:r>
-        <w:rPr>
-          <w:rtl w:val="0"/>
-        </w:rPr>
-        <w:t xml:space="preserve">The frontend and backend share a contract of paths, JSON field names, and error codes ({"error": {"code", "message", "field"}}).</w:t>
-      </w:r>
-    </w:p>
-    <w:p>
-      <w:pPr>
-        <w:widowControl w:val="0"/>
-        <w:spacing w:line="240" w:lineRule="auto"/>
-        <w:rPr>
-          <w:b w:val="1"/>
-          <w:bCs w:val="1"/>
-        </w:rPr>
-      </w:pPr>
-      <w:r>
-        <w:rPr>
-          <w:b w:val="1"/>
-          <w:bCs w:val="1"/>
-          <w:rtl w:val="0"/>
-        </w:rPr>
-        <w:t xml:space="preserve">Deployment</w:t>
-      </w:r>
-    </w:p>
-    <w:p>
-      <w:pPr>
-        <w:widowControl w:val="0"/>
-        <w:spacing w:after="240" w:line="240" w:lineRule="auto"/>
-        <w:rPr/>
-      </w:pPr>
-      <w:r>
-        <w:rPr>
-          <w:rtl w:val="0"/>
-        </w:rPr>
-        <w:t xml:space="preserve">Both tiers are packaged as Docker images (multi-stage Dockerfiles with a prod target) and run locally with Docker Compose. GitHub Actions runs CI on every push and pull request. After CI passes, the CD workflow publishes images to GitHub Container Registry tagged with the commit SHA and triggers Render deploy hooks: the </w:t>
-      </w:r>
-      <w:r>
-        <w:rPr>
-          <w:b w:val="1"/>
-          <w:bCs w:val="1"/>
-          <w:rtl w:val="0"/>
-        </w:rPr>
-        <w:t xml:space="preserve">develop</w:t>
-      </w:r>
-      <w:r>
-        <w:rPr>
-          <w:rtl w:val="0"/>
-        </w:rPr>
-        <w:t xml:space="preserve"> branch deploys to the Render staging environment and </w:t>
-      </w:r>
-      <w:r>
-        <w:rPr>
-          <w:b w:val="1"/>
-          <w:bCs w:val="1"/>
-          <w:rtl w:val="0"/>
-        </w:rPr>
-        <w:t xml:space="preserve">main</w:t>
-      </w:r>
-      <w:r>
-        <w:rPr>
-          <w:rtl w:val="0"/>
-        </w:rPr>
-        <w:t xml:space="preserve"> deploys to production. Render runs flask db upgrade on every deploy, and CD waits for /api/health to report healthy.</w:t>
-      </w:r>
-    </w:p>
-    <w:p>
-      <w:pPr>
-        <w:pStyle w:val="Heading1"/>
-        <w:keepNext w:val="0"/>
-        <w:keepLines w:val="0"/>
-        <w:pageBreakBefore w:val="0"/>
-        <w:widowControl w:val="0"/>
-        <w:numPr>
-          <w:ilvl w:val="0"/>
-          <w:numId w:val="7"/>
-        </w:numPr>
-        <w:pBdr>
-          <w:top w:space="0" w:sz="0" w:val="nil"/>
-          <w:left w:space="0" w:sz="0" w:val="nil"/>
-          <w:bottom w:space="0" w:sz="0" w:val="nil"/>
-          <w:right w:space="0" w:sz="0" w:val="nil"/>
-          <w:between w:space="0" w:sz="0" w:val="nil"/>
-        </w:pBdr>
-        <w:shd w:fill="auto" w:val="clear"/>
-        <w:ind w:left="720" w:hanging="360"/>
-        <w:rPr>
-          <w:u w:val="none"/>
-        </w:rPr>
-      </w:pPr>
-      <w:bookmarkStart w:colFirst="0" w:colLast="0" w:name="_ky60nv8suxxm" w:id="2"/>
-      <w:bookmarkEnd w:id="2"/>
-      <w:r>
-        <w:rPr>
-          <w:rtl w:val="0"/>
-        </w:rPr>
-        <w:t xml:space="preserve">Class Diagram</w:t>
-      </w:r>
-    </w:p>
-    <w:p>
-      <w:pPr>
-        <w:ind w:left="720" w:firstLine="0"/>
-        <w:rPr/>
-      </w:pPr>
-      <w:r>
-        <w:rPr>
-          <w:rtl w:val="0"/>
-        </w:rPr>
-        <w:t xml:space="preserve">(In this section, you will provide a detailed description of each component (or package) and use one or multiple class diagrams to show the main classes and their relationships in each component. )</w:t>
-      </w:r>
-    </w:p>
-    <w:p>
-      <w:pPr>
-        <w:ind w:left="720" w:firstLine="0"/>
-        <w:rPr/>
-      </w:pPr>
-      <w:r>
-        <w:rPr>
-          <w:rtl w:val="0"/>
-        </w:rPr>
-      </w:r>
-    </w:p>
-    <w:p>
-      <w:pPr>
-        <w:widowControl w:val="0"/>
-        <w:spacing w:line="240" w:lineRule="auto"/>
-        <w:rPr>
-          <w:b w:val="1"/>
-          <w:bCs w:val="1"/>
-        </w:rPr>
-      </w:pPr>
-      <w:r>
-        <w:rPr>
-          <w:b w:val="1"/>
-          <w:bCs w:val="1"/>
-          <w:rtl w:val="0"/>
-        </w:rPr>
-        <w:t xml:space="preserve">Backend: models package</w:t>
-      </w:r>
-    </w:p>
-    <w:p>
-      <w:pPr>
-        <w:widowControl w:val="0"/>
-        <w:numPr>
-          <w:ilvl w:val="0"/>
-          <w:numId w:val="1"/>
-        </w:numPr>
-        <w:spacing w:line="240" w:lineRule="auto"/>
-        <w:ind w:left="600" w:hanging="360"/>
-      </w:pPr>
-      <w:r>
-        <w:rPr>
-          <w:b w:val="1"/>
-          <w:bCs w:val="1"/>
-          <w:rtl w:val="0"/>
-        </w:rPr>
-        <w:t xml:space="preserve">TimestampMixin</w:t>
-      </w:r>
-      <w:r>
-        <w:rPr>
-          <w:rtl w:val="0"/>
-        </w:rPr>
-        <w:t xml:space="preserve"> – adds created_at and updated_at to any model.</w:t>
-      </w:r>
-    </w:p>
-    <w:p>
-      <w:pPr>
-        <w:widowControl w:val="0"/>
-        <w:numPr>
-          <w:ilvl w:val="0"/>
-          <w:numId w:val="1"/>
-        </w:numPr>
-        <w:spacing w:line="240" w:lineRule="auto"/>
-        <w:ind w:left="600" w:hanging="360"/>
-      </w:pPr>
-      <w:r>
-        <w:rPr>
-          <w:b w:val="1"/>
-          <w:bCs w:val="1"/>
-          <w:rtl w:val="0"/>
-        </w:rPr>
-        <w:t xml:space="preserve">User</w:t>
-      </w:r>
-      <w:r>
-        <w:rPr>
-          <w:rtl w:val="0"/>
-        </w:rPr>
-        <w:t xml:space="preserve"> (UserMixin) – id, email, password_hash, display_name, created_at; set_password(), check_password(), to_dict(); owns many Decks.</w:t>
-      </w:r>
-    </w:p>
-    <w:p>
-      <w:pPr>
-        <w:widowControl w:val="0"/>
-        <w:numPr>
-          <w:ilvl w:val="0"/>
-          <w:numId w:val="1"/>
-        </w:numPr>
-        <w:spacing w:line="240" w:lineRule="auto"/>
-        <w:ind w:left="600" w:hanging="360"/>
-      </w:pPr>
-      <w:r>
-        <w:rPr>
-          <w:b w:val="1"/>
-          <w:bCs w:val="1"/>
-          <w:rtl w:val="0"/>
-        </w:rPr>
-        <w:t xml:space="preserve">Deck</w:t>
-      </w:r>
-      <w:r>
-        <w:rPr>
-          <w:rtl w:val="0"/>
-        </w:rPr>
-        <w:t xml:space="preserve"> (TimestampMixin) – id, user_id, name, description; owns many Cards (deleted with the deck).</w:t>
-      </w:r>
-    </w:p>
-    <w:p>
-      <w:pPr>
-        <w:widowControl w:val="0"/>
-        <w:numPr>
-          <w:ilvl w:val="0"/>
-          <w:numId w:val="1"/>
-        </w:numPr>
-        <w:spacing w:line="240" w:lineRule="auto"/>
-        <w:ind w:left="600" w:hanging="360"/>
-      </w:pPr>
-      <w:r>
-        <w:rPr>
-          <w:b w:val="1"/>
-          <w:bCs w:val="1"/>
-          <w:rtl w:val="0"/>
-        </w:rPr>
-        <w:t xml:space="preserve">Card</w:t>
-      </w:r>
-      <w:r>
-        <w:rPr>
-          <w:rtl w:val="0"/>
-        </w:rPr>
-        <w:t xml:space="preserve"> (TimestampMixin) – id, deck_id, card_type, front, back, choices, source (manual or ai), plus scheduling state: due_at, interval_days, ease_factor, repetitions, lapses.</w:t>
-      </w:r>
-    </w:p>
-    <w:p>
-      <w:pPr>
-        <w:widowControl w:val="0"/>
-        <w:numPr>
-          <w:ilvl w:val="0"/>
-          <w:numId w:val="1"/>
-        </w:numPr>
-        <w:spacing w:line="240" w:lineRule="auto"/>
-        <w:ind w:left="600" w:hanging="360"/>
-      </w:pPr>
-      <w:r>
-        <w:rPr>
-          <w:b w:val="1"/>
-          <w:bCs w:val="1"/>
-          <w:rtl w:val="0"/>
-        </w:rPr>
-        <w:t xml:space="preserve">ReviewLog</w:t>
-      </w:r>
-      <w:r>
-        <w:rPr>
-          <w:rtl w:val="0"/>
-        </w:rPr>
-        <w:t xml:space="preserve"> – id, card_id, user_id, rating, answer_given, reviewed_at, previous and new interval; one row per review.</w:t>
-      </w:r>
-    </w:p>
-    <w:p>
-      <w:pPr>
-        <w:widowControl w:val="0"/>
-        <w:spacing w:line="240" w:lineRule="auto"/>
-        <w:rPr>
-          <w:b w:val="1"/>
-          <w:bCs w:val="1"/>
-        </w:rPr>
-      </w:pPr>
-      <w:r>
-        <w:rPr>
-          <w:b w:val="1"/>
-          <w:bCs w:val="1"/>
-          <w:rtl w:val="0"/>
-        </w:rPr>
-        <w:t xml:space="preserve">Backend: api package</w:t>
-      </w:r>
-    </w:p>
-    <w:p>
-      <w:pPr>
-        <w:widowControl w:val="0"/>
-        <w:numPr>
-          <w:ilvl w:val="0"/>
-          <w:numId w:val="11"/>
-        </w:numPr>
-        <w:spacing w:line="240" w:lineRule="auto"/>
-        <w:ind w:left="600" w:hanging="360"/>
-      </w:pPr>
-      <w:r>
-        <w:rPr>
-          <w:b w:val="1"/>
-          <w:bCs w:val="1"/>
-          <w:rtl w:val="0"/>
-        </w:rPr>
-        <w:t xml:space="preserve">auth</w:t>
-      </w:r>
-      <w:r>
-        <w:rPr>
-          <w:rtl w:val="0"/>
-        </w:rPr>
-        <w:t xml:space="preserve"> – register, login, logout, me.</w:t>
-      </w:r>
-    </w:p>
-    <w:p>
-      <w:pPr>
-        <w:widowControl w:val="0"/>
-        <w:numPr>
-          <w:ilvl w:val="0"/>
-          <w:numId w:val="11"/>
-        </w:numPr>
-        <w:spacing w:line="240" w:lineRule="auto"/>
-        <w:ind w:left="600" w:hanging="360"/>
-      </w:pPr>
-      <w:r>
-        <w:rPr>
-          <w:b w:val="1"/>
-          <w:bCs w:val="1"/>
-          <w:rtl w:val="0"/>
-        </w:rPr>
-        <w:t xml:space="preserve">decks</w:t>
-      </w:r>
-      <w:r>
-        <w:rPr>
-          <w:rtl w:val="0"/>
-        </w:rPr>
-        <w:t xml:space="preserve"> – deck CRUD with helper _own_deck_or_404().</w:t>
-      </w:r>
-    </w:p>
-    <w:p>
-      <w:pPr>
-        <w:widowControl w:val="0"/>
-        <w:numPr>
-          <w:ilvl w:val="0"/>
-          <w:numId w:val="11"/>
-        </w:numPr>
-        <w:spacing w:line="240" w:lineRule="auto"/>
-        <w:ind w:left="600" w:hanging="360"/>
-      </w:pPr>
-      <w:r>
-        <w:rPr>
-          <w:b w:val="1"/>
-          <w:bCs w:val="1"/>
-          <w:rtl w:val="0"/>
-        </w:rPr>
-        <w:t xml:space="preserve">cards</w:t>
-      </w:r>
-      <w:r>
-        <w:rPr>
-          <w:rtl w:val="0"/>
-        </w:rPr>
-        <w:t xml:space="preserve"> – card CRUD with _own_card_or_404().</w:t>
-      </w:r>
-    </w:p>
-    <w:p>
-      <w:pPr>
-        <w:widowControl w:val="0"/>
-        <w:numPr>
-          <w:ilvl w:val="0"/>
-          <w:numId w:val="11"/>
-        </w:numPr>
-        <w:spacing w:line="240" w:lineRule="auto"/>
-        <w:ind w:left="600" w:hanging="360"/>
-      </w:pPr>
-      <w:r>
-        <w:rPr>
-          <w:b w:val="1"/>
-          <w:bCs w:val="1"/>
-          <w:rtl w:val="0"/>
-        </w:rPr>
-        <w:t xml:space="preserve">study</w:t>
-      </w:r>
-      <w:r>
-        <w:rPr>
-          <w:rtl w:val="0"/>
-        </w:rPr>
-        <w:t xml:space="preserve"> – returns due cards and records reviews.</w:t>
-      </w:r>
-    </w:p>
-    <w:p>
-      <w:pPr>
-        <w:widowControl w:val="0"/>
-        <w:numPr>
-          <w:ilvl w:val="0"/>
-          <w:numId w:val="11"/>
-        </w:numPr>
-        <w:spacing w:line="240" w:lineRule="auto"/>
-        <w:ind w:left="600" w:hanging="360"/>
-      </w:pPr>
-      <w:r>
-        <w:rPr>
-          <w:b w:val="1"/>
-          <w:bCs w:val="1"/>
-          <w:rtl w:val="0"/>
-        </w:rPr>
-        <w:t xml:space="preserve">generate</w:t>
-      </w:r>
-      <w:r>
-        <w:rPr>
-          <w:rtl w:val="0"/>
-        </w:rPr>
-        <w:t xml:space="preserve"> – requests AI candidates and saves accepted cards.</w:t>
-      </w:r>
-    </w:p>
-    <w:p>
-      <w:pPr>
-        <w:widowControl w:val="0"/>
-        <w:spacing w:line="240" w:lineRule="auto"/>
-        <w:rPr>
-          <w:b w:val="1"/>
-          <w:bCs w:val="1"/>
-        </w:rPr>
-      </w:pPr>
-      <w:r>
-        <w:rPr>
-          <w:b w:val="1"/>
-          <w:bCs w:val="1"/>
-          <w:rtl w:val="0"/>
-        </w:rPr>
-        <w:t xml:space="preserve">Backend: services package</w:t>
-      </w:r>
-    </w:p>
-    <w:p>
-      <w:pPr>
-        <w:widowControl w:val="0"/>
-        <w:numPr>
-          <w:ilvl w:val="0"/>
-          <w:numId w:val="2"/>
-        </w:numPr>
-        <w:spacing w:line="240" w:lineRule="auto"/>
-        <w:ind w:left="600" w:hanging="360"/>
-      </w:pPr>
-      <w:r>
-        <w:rPr>
-          <w:b w:val="1"/>
-          <w:bCs w:val="1"/>
-          <w:rtl w:val="0"/>
-        </w:rPr>
-        <w:t xml:space="preserve">Scheduler</w:t>
-      </w:r>
-      <w:r>
-        <w:rPr>
-          <w:rtl w:val="0"/>
-        </w:rPr>
-        <w:t xml:space="preserve"> – schedule(card, rating, now) -&gt; ScheduleResult; pure function implementing the scheduling algorithm.</w:t>
-      </w:r>
-    </w:p>
-    <w:p>
-      <w:pPr>
-        <w:widowControl w:val="0"/>
-        <w:numPr>
-          <w:ilvl w:val="0"/>
-          <w:numId w:val="2"/>
-        </w:numPr>
-        <w:spacing w:line="240" w:lineRule="auto"/>
-        <w:ind w:left="600" w:hanging="360"/>
-      </w:pPr>
-      <w:r>
-        <w:rPr>
-          <w:b w:val="1"/>
-          <w:bCs w:val="1"/>
-          <w:rtl w:val="0"/>
-        </w:rPr>
-        <w:t xml:space="preserve">AnswerGrader</w:t>
-      </w:r>
-      <w:r>
-        <w:rPr>
-          <w:rtl w:val="0"/>
-        </w:rPr>
-        <w:t xml:space="preserve"> – grades typed and multiple-choice answers and maps the result to a rating.</w:t>
-      </w:r>
-    </w:p>
-    <w:p>
-      <w:pPr>
-        <w:widowControl w:val="0"/>
-        <w:numPr>
-          <w:ilvl w:val="0"/>
-          <w:numId w:val="2"/>
-        </w:numPr>
-        <w:spacing w:line="240" w:lineRule="auto"/>
-        <w:ind w:left="600" w:hanging="360"/>
-      </w:pPr>
-      <w:r>
-        <w:rPr>
-          <w:b w:val="1"/>
-          <w:bCs w:val="1"/>
-          <w:rtl w:val="0"/>
-        </w:rPr>
-        <w:t xml:space="preserve">CardGenerator</w:t>
-      </w:r>
-      <w:r>
-        <w:rPr>
-          <w:rtl w:val="0"/>
-        </w:rPr>
-        <w:t xml:space="preserve"> – builds the prompt, calls the LLM client, validates output with the </w:t>
-      </w:r>
-      <w:r>
-        <w:rPr>
-          <w:b w:val="1"/>
-          <w:bCs w:val="1"/>
-          <w:rtl w:val="0"/>
-        </w:rPr>
-        <w:t xml:space="preserve">GeneratedCard</w:t>
-      </w:r>
-      <w:r>
-        <w:rPr>
-          <w:rtl w:val="0"/>
-        </w:rPr>
-        <w:t xml:space="preserve"> / </w:t>
-      </w:r>
-      <w:r>
-        <w:rPr>
-          <w:b w:val="1"/>
-          <w:bCs w:val="1"/>
-          <w:rtl w:val="0"/>
-        </w:rPr>
-        <w:t xml:space="preserve">GeneratedDeck</w:t>
-      </w:r>
-      <w:r>
-        <w:rPr>
-          <w:rtl w:val="0"/>
-        </w:rPr>
-        <w:t xml:space="preserve"> Pydantic schemas.</w:t>
-      </w:r>
-    </w:p>
-    <w:p>
-      <w:pPr>
-        <w:widowControl w:val="0"/>
-        <w:numPr>
-          <w:ilvl w:val="0"/>
-          <w:numId w:val="2"/>
-        </w:numPr>
-        <w:spacing w:line="240" w:lineRule="auto"/>
-        <w:ind w:left="600" w:hanging="360"/>
-      </w:pPr>
-      <w:r>
-        <w:rPr>
-          <w:b w:val="1"/>
-          <w:bCs w:val="1"/>
-          <w:rtl w:val="0"/>
-        </w:rPr>
-        <w:t xml:space="preserve">LLMClient</w:t>
-      </w:r>
-      <w:r>
-        <w:rPr>
-          <w:rtl w:val="0"/>
-        </w:rPr>
-        <w:t xml:space="preserve"> – thin wrapper around the provider API (timeouts, retries, error mapping).</w:t>
-      </w:r>
-    </w:p>
-    <w:p>
-      <w:pPr>
-        <w:widowControl w:val="0"/>
-        <w:numPr>
-          <w:ilvl w:val="0"/>
-          <w:numId w:val="2"/>
-        </w:numPr>
-        <w:spacing w:line="240" w:lineRule="auto"/>
-        <w:ind w:left="600" w:hanging="360"/>
-      </w:pPr>
-      <w:r>
-        <w:rPr>
-          <w:b w:val="1"/>
-          <w:bCs w:val="1"/>
-          <w:rtl w:val="0"/>
-        </w:rPr>
-        <w:t xml:space="preserve">DuplicateDetector</w:t>
-      </w:r>
-      <w:r>
-        <w:rPr>
-          <w:rtl w:val="0"/>
-        </w:rPr>
-        <w:t xml:space="preserve"> – flags candidates that match existing cards in the deck.</w:t>
-      </w:r>
-    </w:p>
-    <w:p>
-      <w:pPr>
-        <w:widowControl w:val="0"/>
-        <w:spacing w:line="240" w:lineRule="auto"/>
-        <w:rPr>
-          <w:b w:val="1"/>
-          <w:bCs w:val="1"/>
-        </w:rPr>
-      </w:pPr>
-      <w:r>
-        <w:rPr>
-          <w:b w:val="1"/>
-          <w:bCs w:val="1"/>
-          <w:rtl w:val="0"/>
-        </w:rPr>
-        <w:t xml:space="preserve">Frontend</w:t>
-      </w:r>
-    </w:p>
-    <w:p>
-      <w:pPr>
-        <w:widowControl w:val="0"/>
-        <w:numPr>
-          <w:ilvl w:val="0"/>
-          <w:numId w:val="6"/>
-        </w:numPr>
-        <w:spacing w:line="240" w:lineRule="auto"/>
-        <w:ind w:left="600" w:hanging="360"/>
-      </w:pPr>
-      <w:r>
-        <w:rPr>
-          <w:b w:val="1"/>
-          <w:bCs w:val="1"/>
-          <w:rtl w:val="0"/>
-        </w:rPr>
-        <w:t xml:space="preserve">pages</w:t>
-      </w:r>
-      <w:r>
-        <w:rPr>
-          <w:rtl w:val="0"/>
-        </w:rPr>
-        <w:t xml:space="preserve"> – LoginPage, SignupPage, DeckListPage, DeckDetailPage, StudyPage, GeneratePage.</w:t>
-      </w:r>
-    </w:p>
-    <w:p>
-      <w:pPr>
-        <w:widowControl w:val="0"/>
-        <w:numPr>
-          <w:ilvl w:val="0"/>
-          <w:numId w:val="6"/>
-        </w:numPr>
-        <w:spacing w:line="240" w:lineRule="auto"/>
-        <w:ind w:left="600" w:hanging="360"/>
-      </w:pPr>
-      <w:r>
-        <w:rPr>
-          <w:b w:val="1"/>
-          <w:bCs w:val="1"/>
-          <w:rtl w:val="0"/>
-        </w:rPr>
-        <w:t xml:space="preserve">components</w:t>
-      </w:r>
-      <w:r>
-        <w:rPr>
-          <w:rtl w:val="0"/>
-        </w:rPr>
-        <w:t xml:space="preserve"> – Header, DeckForm, CardForm, CardRow, and study components for each card type.</w:t>
-      </w:r>
-    </w:p>
-    <w:p>
-      <w:pPr>
-        <w:widowControl w:val="0"/>
-        <w:numPr>
-          <w:ilvl w:val="0"/>
-          <w:numId w:val="6"/>
-        </w:numPr>
-        <w:spacing w:line="240" w:lineRule="auto"/>
-        <w:ind w:left="600" w:hanging="360"/>
-      </w:pPr>
-      <w:r>
-        <w:rPr>
-          <w:b w:val="1"/>
-          <w:bCs w:val="1"/>
-          <w:rtl w:val="0"/>
-        </w:rPr>
-        <w:t xml:space="preserve">auth</w:t>
-      </w:r>
-      <w:r>
-        <w:rPr>
-          <w:rtl w:val="0"/>
-        </w:rPr>
-        <w:t xml:space="preserve"> – AuthContext (signed-in user state), ProtectedRoute, validation.</w:t>
-      </w:r>
-    </w:p>
-    <w:p>
-      <w:pPr>
-        <w:widowControl w:val="0"/>
-        <w:numPr>
-          <w:ilvl w:val="0"/>
-          <w:numId w:val="6"/>
-        </w:numPr>
-        <w:spacing w:line="240" w:lineRule="auto"/>
-        <w:ind w:left="600" w:hanging="360"/>
-      </w:pPr>
-      <w:r>
-        <w:rPr>
-          <w:b w:val="1"/>
-          <w:bCs w:val="1"/>
-          <w:rtl w:val="0"/>
-        </w:rPr>
-        <w:t xml:space="preserve">api</w:t>
-      </w:r>
-      <w:r>
-        <w:rPr>
-          <w:rtl w:val="0"/>
-        </w:rPr>
-        <w:t xml:space="preserve"> – client.js (fetch wrapper with get/post/patch/del), auth.js, decks.js (createDecksApi(request)), useDecksApi hook.</w:t>
-      </w:r>
-    </w:p>
-    <w:p>
-      <w:pPr>
-        <w:widowControl w:val="0"/>
-        <w:spacing w:line="240" w:lineRule="auto"/>
-        <w:ind w:left="600" w:firstLine="0"/>
-        <w:rPr/>
-      </w:pPr>
-      <w:r>
-        <w:rPr>
-          <w:rtl w:val="0"/>
-        </w:rPr>
-      </w:r>
-    </w:p>
-    <w:p>
-      <w:pPr>
-        <w:pStyle w:val="Heading1"/>
-        <w:keepNext w:val="0"/>
-        <w:keepLines w:val="0"/>
-        <w:widowControl w:val="0"/>
-        <w:numPr>
-          <w:ilvl w:val="0"/>
-          <w:numId w:val="7"/>
-        </w:numPr>
-        <w:ind w:left="720" w:hanging="360"/>
-      </w:pPr>
-      <w:bookmarkStart w:colFirst="0" w:colLast="0" w:name="_7ucksmkf6rzx" w:id="3"/>
-      <w:bookmarkEnd w:id="3"/>
-      <w:r>
-        <w:rPr>
-          <w:rtl w:val="0"/>
-        </w:rPr>
-        <w:t xml:space="preserve">UI Design (if applicable)</w:t>
-      </w:r>
-    </w:p>
-    <w:p>
-      <w:pPr>
-        <w:ind w:left="720" w:firstLine="0"/>
-        <w:rPr/>
-      </w:pPr>
-      <w:r>
-        <w:rPr>
-          <w:rtl w:val="0"/>
-        </w:rPr>
-        <w:t xml:space="preserve">(In this section, you can describe your UI design)</w:t>
-      </w:r>
-    </w:p>
-    <w:p>
-      <w:pPr>
-        <w:ind w:left="720" w:firstLine="0"/>
-        <w:rPr/>
-      </w:pPr>
-      <w:r>
-        <w:rPr>
-          <w:rtl w:val="0"/>
-        </w:rPr>
-      </w:r>
-    </w:p>
-    <w:p>
-      <w:pPr>
-        <w:widowControl w:val="0"/>
-        <w:spacing w:line="240" w:lineRule="auto"/>
-        <w:rPr/>
-      </w:pPr>
-      <w:r>
-        <w:rPr>
-          <w:rtl w:val="0"/>
-        </w:rPr>
-        <w:t xml:space="preserve">The UI is a single-page application with client-side routing. Signed-out users can only reach Login and Signup; all other routes are wrapped in ProtectedRoute, which redirects to Login when /api/auth/me returns 401.</w:t>
-      </w:r>
-    </w:p>
-    <w:tbl>
-      <w:tblPr>
-        <w:tblStyle w:val="Table4"/>
-        <w:tblW w:w="9360.0" w:type="dxa"/>
-        <w:jc w:val="left"/>
-        <w:tblBorders>
-          <w:top w:color="000000" w:space="0" w:sz="6" w:val="single"/>
-          <w:left w:color="000000" w:space="0" w:sz="6" w:val="single"/>
-          <w:bottom w:color="000000" w:space="0" w:sz="6" w:val="single"/>
-          <w:right w:color="000000" w:space="0" w:sz="6" w:val="single"/>
-          <w:insideH w:color="000000" w:space="0" w:sz="6" w:val="single"/>
-          <w:insideV w:color="000000" w:space="0" w:sz="6" w:val="single"/>
-        </w:tblBorders>
-        <w:tblLayout w:type="fixed"/>
-        <w:tblLook w:val="0600"/>
-      </w:tblPr>
-      <w:tblGrid>
-        <w:gridCol w:w="3120"/>
-        <w:gridCol w:w="3120"/>
-        <w:gridCol w:w="3120"/>
-        <w:tblGridChange w:id="0">
-          <w:tblGrid>
-            <w:gridCol w:w="3120"/>
-            <w:gridCol w:w="3120"/>
-            <w:gridCol w:w="3120"/>
-          </w:tblGrid>
-        </w:tblGridChange>
-      </w:tblGrid>
-      <w:tr>
-        <w:trPr>
-          <w:cantSplit w:val="0"/>
-          <w:tblHeader w:val="1"/>
-        </w:trPr>
-        <w:tc>
-          <w:tcPr>
-            <w:shd w:fill="auto" w:val="clear"/>
-            <w:tcMar>
-              <w:top w:w="0.0" w:type="dxa"/>
-              <w:left w:w="0.0" w:type="dxa"/>
-              <w:bottom w:w="0.0" w:type="dxa"/>
-              <w:right w:w="0.0" w:type="dxa"/>
-            </w:tcMar>
-            <w:vAlign w:val="top"/>
-          </w:tcPr>
-          <w:p>
-            <w:pPr>
-              <w:widowControl w:val="0"/>
-              <w:spacing w:line="240" w:lineRule="auto"/>
-              <w:rPr/>
-            </w:pPr>
-            <w:r>
-              <w:rPr>
-                <w:rtl w:val="0"/>
-              </w:rPr>
-              <w:t xml:space="preserve">Route</w:t>
-            </w:r>
-          </w:p>
-        </w:tc>
-        <w:tc>
-          <w:tcPr>
-            <w:shd w:fill="auto" w:val="clear"/>
-            <w:tcMar>
-              <w:top w:w="0.0" w:type="dxa"/>
-              <w:left w:w="0.0" w:type="dxa"/>
-              <w:bottom w:w="0.0" w:type="dxa"/>
-              <w:right w:w="0.0" w:type="dxa"/>
-            </w:tcMar>
-            <w:vAlign w:val="top"/>
-          </w:tcPr>
-          <w:p>
-            <w:pPr>
-              <w:widowControl w:val="0"/>
-              <w:spacing w:line="240" w:lineRule="auto"/>
-              <w:rPr/>
-            </w:pPr>
-            <w:r>
-              <w:rPr>
-                <w:rtl w:val="0"/>
-              </w:rPr>
-              <w:t xml:space="preserve">Screen</w:t>
-            </w:r>
-          </w:p>
-        </w:tc>
-        <w:tc>
-          <w:tcPr>
-            <w:shd w:fill="auto" w:val="clear"/>
-            <w:tcMar>
-              <w:top w:w="0.0" w:type="dxa"/>
-              <w:left w:w="0.0" w:type="dxa"/>
-              <w:bottom w:w="0.0" w:type="dxa"/>
-              <w:right w:w="0.0" w:type="dxa"/>
-            </w:tcMar>
-            <w:vAlign w:val="top"/>
-          </w:tcPr>
-          <w:p>
-            <w:pPr>
-              <w:widowControl w:val="0"/>
-              <w:spacing w:line="240" w:lineRule="auto"/>
-              <w:rPr/>
-            </w:pPr>
-            <w:r>
-              <w:rPr>
-                <w:rtl w:val="0"/>
-              </w:rPr>
-              <w:t xml:space="preserve">Purpose</w:t>
             </w:r>
           </w:p>
         </w:tc>
@@ -5355,7 +3625,7 @@
               <w:rPr>
                 <w:rtl w:val="0"/>
               </w:rPr>
-              <w:t xml:space="preserve">/login, /signup</w:t>
+              <w:t xml:space="preserve">Demo data</w:t>
             </w:r>
           </w:p>
         </w:tc>
@@ -5380,7 +3650,7 @@
               <w:rPr>
                 <w:rtl w:val="0"/>
               </w:rPr>
-              <w:t xml:space="preserve">Login / Signup</w:t>
+              <w:t xml:space="preserve">code/backend/app/seed.py</w:t>
             </w:r>
           </w:p>
         </w:tc>
@@ -5405,38 +3675,7 @@
               <w:rPr>
                 <w:rtl w:val="0"/>
               </w:rPr>
-              <w:t xml:space="preserve">Account access with inline field validation</w:t>
-            </w:r>
-          </w:p>
-        </w:tc>
-      </w:tr>
-      <w:tr>
-        <w:trPr>
-          <w:cantSplit w:val="0"/>
-          <w:tblHeader w:val="0"/>
-        </w:trPr>
-        <w:tc>
-          <w:tcPr>
-            <w:shd w:fill="auto" w:val="clear"/>
-            <w:tcMar>
-              <w:top w:w="0.0" w:type="dxa"/>
-              <w:left w:w="0.0" w:type="dxa"/>
-              <w:bottom w:w="0.0" w:type="dxa"/>
-              <w:right w:w="0.0" w:type="dxa"/>
-            </w:tcMar>
-            <w:vAlign w:val="top"/>
-          </w:tcPr>
-          <w:p>
-            <w:pPr>
-              <w:widowControl w:val="0"/>
-              <w:spacing w:line="240" w:lineRule="auto"/>
-              <w:rPr/>
-            </w:pPr>
-            <w:r>
-              <w:rPr>
-                <w:rtl w:val="0"/>
-              </w:rPr>
-              <w:t xml:space="preserve">/decks</w:t>
+              <w:t xml:space="preserve">flask seed [--reset] loads a demo user and two decks with cards in every state; flask time-travel moves due dates for demos</w:t>
             </w:r>
           </w:p>
         </w:tc>
@@ -5461,275 +3700,7 @@
               <w:rPr>
                 <w:rtl w:val="0"/>
               </w:rPr>
-              <w:t xml:space="preserve">Deck library</w:t>
-            </w:r>
-          </w:p>
-        </w:tc>
-        <w:tc>
-          <w:tcPr>
-            <w:shd w:fill="auto" w:val="clear"/>
-            <w:tcMar>
-              <w:top w:w="0.0" w:type="dxa"/>
-              <w:left w:w="0.0" w:type="dxa"/>
-              <w:bottom w:w="0.0" w:type="dxa"/>
-              <w:right w:w="0.0" w:type="dxa"/>
-            </w:tcMar>
-            <w:vAlign w:val="top"/>
-          </w:tcPr>
-          <w:p>
-            <w:pPr>
-              <w:widowControl w:val="0"/>
-              <w:spacing w:line="240" w:lineRule="auto"/>
-              <w:rPr/>
-            </w:pPr>
-            <w:r>
-              <w:rPr>
-                <w:rtl w:val="0"/>
-              </w:rPr>
-              <w:t xml:space="preserve">List, create, rename, and delete decks; shows cards due per deck</w:t>
-            </w:r>
-          </w:p>
-        </w:tc>
-      </w:tr>
-      <w:tr>
-        <w:trPr>
-          <w:cantSplit w:val="0"/>
-          <w:tblHeader w:val="0"/>
-        </w:trPr>
-        <w:tc>
-          <w:tcPr>
-            <w:shd w:fill="auto" w:val="clear"/>
-            <w:tcMar>
-              <w:top w:w="0.0" w:type="dxa"/>
-              <w:left w:w="0.0" w:type="dxa"/>
-              <w:bottom w:w="0.0" w:type="dxa"/>
-              <w:right w:w="0.0" w:type="dxa"/>
-            </w:tcMar>
-            <w:vAlign w:val="top"/>
-          </w:tcPr>
-          <w:p>
-            <w:pPr>
-              <w:widowControl w:val="0"/>
-              <w:spacing w:line="240" w:lineRule="auto"/>
-              <w:rPr/>
-            </w:pPr>
-            <w:r>
-              <w:rPr>
-                <w:rtl w:val="0"/>
-              </w:rPr>
-              <w:t xml:space="preserve">/decks/:id</w:t>
-            </w:r>
-          </w:p>
-        </w:tc>
-        <w:tc>
-          <w:tcPr>
-            <w:shd w:fill="auto" w:val="clear"/>
-            <w:tcMar>
-              <w:top w:w="0.0" w:type="dxa"/>
-              <w:left w:w="0.0" w:type="dxa"/>
-              <w:bottom w:w="0.0" w:type="dxa"/>
-              <w:right w:w="0.0" w:type="dxa"/>
-            </w:tcMar>
-            <w:vAlign w:val="top"/>
-          </w:tcPr>
-          <w:p>
-            <w:pPr>
-              <w:widowControl w:val="0"/>
-              <w:spacing w:line="240" w:lineRule="auto"/>
-              <w:rPr/>
-            </w:pPr>
-            <w:r>
-              <w:rPr>
-                <w:rtl w:val="0"/>
-              </w:rPr>
-              <w:t xml:space="preserve">Deck detail</w:t>
-            </w:r>
-          </w:p>
-        </w:tc>
-        <w:tc>
-          <w:tcPr>
-            <w:shd w:fill="auto" w:val="clear"/>
-            <w:tcMar>
-              <w:top w:w="0.0" w:type="dxa"/>
-              <w:left w:w="0.0" w:type="dxa"/>
-              <w:bottom w:w="0.0" w:type="dxa"/>
-              <w:right w:w="0.0" w:type="dxa"/>
-            </w:tcMar>
-            <w:vAlign w:val="top"/>
-          </w:tcPr>
-          <w:p>
-            <w:pPr>
-              <w:widowControl w:val="0"/>
-              <w:spacing w:line="240" w:lineRule="auto"/>
-              <w:rPr/>
-            </w:pPr>
-            <w:r>
-              <w:rPr>
-                <w:rtl w:val="0"/>
-              </w:rPr>
-              <w:t xml:space="preserve">Add, edit, and delete cards; start study; open AI generation</w:t>
-            </w:r>
-          </w:p>
-        </w:tc>
-      </w:tr>
-      <w:tr>
-        <w:trPr>
-          <w:cantSplit w:val="0"/>
-          <w:tblHeader w:val="0"/>
-        </w:trPr>
-        <w:tc>
-          <w:tcPr>
-            <w:shd w:fill="auto" w:val="clear"/>
-            <w:tcMar>
-              <w:top w:w="0.0" w:type="dxa"/>
-              <w:left w:w="0.0" w:type="dxa"/>
-              <w:bottom w:w="0.0" w:type="dxa"/>
-              <w:right w:w="0.0" w:type="dxa"/>
-            </w:tcMar>
-            <w:vAlign w:val="top"/>
-          </w:tcPr>
-          <w:p>
-            <w:pPr>
-              <w:widowControl w:val="0"/>
-              <w:spacing w:line="240" w:lineRule="auto"/>
-              <w:rPr/>
-            </w:pPr>
-            <w:r>
-              <w:rPr>
-                <w:rtl w:val="0"/>
-              </w:rPr>
-              <w:t xml:space="preserve">/decks/:id/generate</w:t>
-            </w:r>
-          </w:p>
-        </w:tc>
-        <w:tc>
-          <w:tcPr>
-            <w:shd w:fill="auto" w:val="clear"/>
-            <w:tcMar>
-              <w:top w:w="0.0" w:type="dxa"/>
-              <w:left w:w="0.0" w:type="dxa"/>
-              <w:bottom w:w="0.0" w:type="dxa"/>
-              <w:right w:w="0.0" w:type="dxa"/>
-            </w:tcMar>
-            <w:vAlign w:val="top"/>
-          </w:tcPr>
-          <w:p>
-            <w:pPr>
-              <w:widowControl w:val="0"/>
-              <w:spacing w:line="240" w:lineRule="auto"/>
-              <w:rPr/>
-            </w:pPr>
-            <w:r>
-              <w:rPr>
-                <w:rtl w:val="0"/>
-              </w:rPr>
-              <w:t xml:space="preserve">AI generation</w:t>
-            </w:r>
-          </w:p>
-        </w:tc>
-        <w:tc>
-          <w:tcPr>
-            <w:shd w:fill="auto" w:val="clear"/>
-            <w:tcMar>
-              <w:top w:w="0.0" w:type="dxa"/>
-              <w:left w:w="0.0" w:type="dxa"/>
-              <w:bottom w:w="0.0" w:type="dxa"/>
-              <w:right w:w="0.0" w:type="dxa"/>
-            </w:tcMar>
-            <w:vAlign w:val="top"/>
-          </w:tcPr>
-          <w:p>
-            <w:pPr>
-              <w:widowControl w:val="0"/>
-              <w:spacing w:line="240" w:lineRule="auto"/>
-              <w:rPr/>
-            </w:pPr>
-            <w:r>
-              <w:rPr>
-                <w:rtl w:val="0"/>
-              </w:rPr>
-              <w:t xml:space="preserve">Enter a topic prompt, preview candidate cards, edit, accept, or discard each one, then save</w:t>
-            </w:r>
-          </w:p>
-        </w:tc>
-      </w:tr>
-      <w:tr>
-        <w:trPr>
-          <w:cantSplit w:val="0"/>
-          <w:tblHeader w:val="0"/>
-        </w:trPr>
-        <w:tc>
-          <w:tcPr>
-            <w:shd w:fill="auto" w:val="clear"/>
-            <w:tcMar>
-              <w:top w:w="0.0" w:type="dxa"/>
-              <w:left w:w="0.0" w:type="dxa"/>
-              <w:bottom w:w="0.0" w:type="dxa"/>
-              <w:right w:w="0.0" w:type="dxa"/>
-            </w:tcMar>
-            <w:vAlign w:val="top"/>
-          </w:tcPr>
-          <w:p>
-            <w:pPr>
-              <w:widowControl w:val="0"/>
-              <w:spacing w:line="240" w:lineRule="auto"/>
-              <w:rPr/>
-            </w:pPr>
-            <w:r>
-              <w:rPr>
-                <w:rtl w:val="0"/>
-              </w:rPr>
-              <w:t xml:space="preserve">/decks/:id/study</w:t>
-            </w:r>
-          </w:p>
-        </w:tc>
-        <w:tc>
-          <w:tcPr>
-            <w:shd w:fill="auto" w:val="clear"/>
-            <w:tcMar>
-              <w:top w:w="0.0" w:type="dxa"/>
-              <w:left w:w="0.0" w:type="dxa"/>
-              <w:bottom w:w="0.0" w:type="dxa"/>
-              <w:right w:w="0.0" w:type="dxa"/>
-            </w:tcMar>
-            <w:vAlign w:val="top"/>
-          </w:tcPr>
-          <w:p>
-            <w:pPr>
-              <w:widowControl w:val="0"/>
-              <w:spacing w:line="240" w:lineRule="auto"/>
-              <w:rPr/>
-            </w:pPr>
-            <w:r>
-              <w:rPr>
-                <w:rtl w:val="0"/>
-              </w:rPr>
-              <w:t xml:space="preserve">Study session</w:t>
-            </w:r>
-          </w:p>
-        </w:tc>
-        <w:tc>
-          <w:tcPr>
-            <w:shd w:fill="auto" w:val="clear"/>
-            <w:tcMar>
-              <w:top w:w="0.0" w:type="dxa"/>
-              <w:left w:w="0.0" w:type="dxa"/>
-              <w:bottom w:w="0.0" w:type="dxa"/>
-              <w:right w:w="0.0" w:type="dxa"/>
-            </w:tcMar>
-            <w:vAlign w:val="top"/>
-          </w:tcPr>
-          <w:p>
-            <w:pPr>
-              <w:widowControl w:val="0"/>
-              <w:spacing w:line="240" w:lineRule="auto"/>
-              <w:rPr/>
-            </w:pPr>
-            <w:r>
-              <w:rPr>
-                <w:rtl w:val="0"/>
-              </w:rPr>
-              <w:t xml:space="preserve">Show one due card at a time in its format (reveal, typed answer, multiple choice) and collect a rating</w:t>
+              <w:t xml:space="preserve">Flask CLI</w:t>
             </w:r>
           </w:p>
         </w:tc>
@@ -5737,14 +3708,922 @@
     </w:tbl>
     <w:p>
       <w:pPr>
+        <w:pStyle w:val="Heading3"/>
+        <w:widowControl w:val="0"/>
+        <w:spacing w:line="240" w:lineRule="auto"/>
+        <w:rPr/>
+      </w:pPr>
+      <w:bookmarkStart w:colFirst="0" w:colLast="0" w:name="_e5yggez5ng6h" w:id="3"/>
+      <w:bookmarkEnd w:id="3"/>
+      <w:r>
+        <w:rPr>
+          <w:rtl w:val="0"/>
+        </w:rPr>
+      </w:r>
+    </w:p>
+    <w:p>
+      <w:pPr>
+        <w:pStyle w:val="Heading3"/>
+        <w:widowControl w:val="0"/>
+        <w:spacing w:line="240" w:lineRule="auto"/>
+        <w:ind w:left="720" w:firstLine="0"/>
+        <w:rPr/>
+      </w:pPr>
+      <w:bookmarkStart w:colFirst="0" w:colLast="0" w:name="_wqdjgo2su7jy" w:id="4"/>
+      <w:bookmarkEnd w:id="4"/>
+      <w:r>
+        <w:rPr>
+          <w:rtl w:val="0"/>
+        </w:rPr>
+        <w:t xml:space="preserve">Interfaces and dependencies</w:t>
+      </w:r>
+    </w:p>
+    <w:p>
+      <w:pPr>
+        <w:widowControl w:val="0"/>
+        <w:numPr>
+          <w:ilvl w:val="0"/>
+          <w:numId w:val="4"/>
+        </w:numPr>
+        <w:spacing w:line="240" w:lineRule="auto"/>
+        <w:ind w:left="1320" w:hanging="360"/>
+      </w:pPr>
+      <w:r>
+        <w:rPr>
+          <w:rtl w:val="0"/>
+        </w:rPr>
+        <w:t xml:space="preserve">The frontend depends only on the REST API under /api. In development the Vite dev server proxies /api to Flask; in production nginx serves the built files and proxies /api to Flask, so the browser sees a single origin</w:t>
+      </w:r>
+    </w:p>
+    <w:p>
+      <w:pPr>
+        <w:widowControl w:val="0"/>
+        <w:numPr>
+          <w:ilvl w:val="0"/>
+          <w:numId w:val="4"/>
+        </w:numPr>
+        <w:spacing w:line="240" w:lineRule="auto"/>
+        <w:ind w:left="1320" w:hanging="360"/>
+      </w:pPr>
+      <w:r>
+        <w:rPr>
+          <w:rtl w:val="0"/>
+        </w:rPr>
+        <w:t xml:space="preserve">The API layer depends on the models and the scheduler. The models use the scheduler to compute interval previews. The scheduler depends on nothing else in the application.</w:t>
+      </w:r>
+    </w:p>
+    <w:p>
+      <w:pPr>
+        <w:widowControl w:val="0"/>
+        <w:numPr>
+          <w:ilvl w:val="0"/>
+          <w:numId w:val="4"/>
+        </w:numPr>
+        <w:spacing w:line="240" w:lineRule="auto"/>
+        <w:ind w:left="1320" w:hanging="360"/>
+      </w:pPr>
+      <w:r>
+        <w:rPr>
+          <w:rtl w:val="0"/>
+        </w:rPr>
+        <w:t xml:space="preserve">Only the backend talks to the database and the LLM API. API keys never reach the browser.</w:t>
+      </w:r>
+    </w:p>
+    <w:p>
+      <w:pPr>
+        <w:widowControl w:val="0"/>
+        <w:numPr>
+          <w:ilvl w:val="0"/>
+          <w:numId w:val="4"/>
+        </w:numPr>
+        <w:spacing w:line="240" w:lineRule="auto"/>
+        <w:ind w:left="1320" w:hanging="360"/>
+      </w:pPr>
+      <w:r>
+        <w:rPr>
+          <w:rtl w:val="0"/>
+        </w:rPr>
+        <w:t xml:space="preserve">The frontend and backend share a contract of paths, JSON field names, and error codes ({"error": {"code", "message", "field"}}).</w:t>
+      </w:r>
+    </w:p>
+    <w:p>
+      <w:pPr>
+        <w:widowControl w:val="0"/>
+        <w:spacing w:line="240" w:lineRule="auto"/>
+        <w:ind w:left="720" w:firstLine="0"/>
+        <w:rPr>
+          <w:b w:val="1"/>
+          <w:bCs w:val="1"/>
+        </w:rPr>
+      </w:pPr>
+      <w:r>
+        <w:rPr>
+          <w:rtl w:val="0"/>
+        </w:rPr>
+      </w:r>
+    </w:p>
+    <w:p>
+      <w:pPr>
+        <w:pStyle w:val="Heading3"/>
+        <w:widowControl w:val="0"/>
+        <w:spacing w:line="240" w:lineRule="auto"/>
+        <w:ind w:left="720" w:firstLine="0"/>
+        <w:rPr/>
+      </w:pPr>
+      <w:bookmarkStart w:colFirst="0" w:colLast="0" w:name="_8degl9bwe7lb" w:id="5"/>
+      <w:bookmarkEnd w:id="5"/>
+      <w:r>
+        <w:rPr>
+          <w:rtl w:val="0"/>
+        </w:rPr>
+        <w:t xml:space="preserve">Deployment</w:t>
+      </w:r>
+    </w:p>
+    <w:p>
+      <w:pPr>
         <w:widowControl w:val="0"/>
         <w:spacing w:after="240" w:line="240" w:lineRule="auto"/>
-        <w:rPr/>
-      </w:pPr>
-      <w:r>
-        <w:rPr>
-          <w:rtl w:val="0"/>
-        </w:rPr>
+        <w:ind w:left="720" w:firstLine="0"/>
+        <w:rPr/>
+      </w:pPr>
+      <w:r>
+        <w:rPr>
+          <w:rtl w:val="0"/>
+        </w:rPr>
+        <w:t xml:space="preserve">Both tiers are packaged as Docker images (multi-stage Dockerfiles with a prod target) and run locally with Docker Compose. GitHub Actions runs CI on every push and pull request. After CI passes on develop or main, the CD workflow publishes both images to GitHub Container Registry, tagged with the commit SHA. render.yaml and the CD workflow define a Render staging environment (from develop) and production (from main), where Render runs flask db upgrade on each deploy and CD waits for /api/health. The Render deploy hooks are not configured yet, so the deploy step is skipped and the application is demonstrated locally.</w:t>
+      </w:r>
+    </w:p>
+    <w:p>
+      <w:pPr>
+        <w:pStyle w:val="Heading1"/>
+        <w:numPr>
+          <w:ilvl w:val="0"/>
+          <w:numId w:val="7"/>
+        </w:numPr>
+        <w:ind w:left="720" w:hanging="360"/>
+      </w:pPr>
+      <w:bookmarkStart w:colFirst="0" w:colLast="0" w:name="_ky60nv8suxxm" w:id="6"/>
+      <w:bookmarkEnd w:id="6"/>
+      <w:r>
+        <w:rPr>
+          <w:rtl w:val="0"/>
+        </w:rPr>
+        <w:t xml:space="preserve">Class Diagram</w:t>
+      </w:r>
+    </w:p>
+    <w:p>
+      <w:pPr>
+        <w:ind w:left="720" w:firstLine="0"/>
+        <w:rPr/>
+      </w:pPr>
+      <w:r>
+        <w:rPr>
+          <w:rtl w:val="0"/>
+        </w:rPr>
+      </w:r>
+    </w:p>
+    <w:p>
+      <w:pPr>
+        <w:ind w:left="720" w:firstLine="0"/>
+        <w:rPr/>
+      </w:pPr>
+      <w:r>
+        <w:rPr>
+          <w:rtl w:val="0"/>
+        </w:rPr>
+        <w:t xml:space="preserve">Figure 2 shows the backend’s classes and their relationships. Figure 3 shows the frontend’s main modules.</w:t>
+      </w:r>
+    </w:p>
+    <w:p>
+      <w:pPr>
+        <w:ind w:left="720" w:firstLine="0"/>
+        <w:rPr/>
+      </w:pPr>
+      <w:r>
+        <w:rPr>
+          <w:rtl w:val="0"/>
+        </w:rPr>
+      </w:r>
+      <w:r>
+        <w:drawing>
+          <wp:anchor allowOverlap="1" behindDoc="0" distB="0" distT="0" distL="0" distR="0" hidden="0" layoutInCell="1" locked="0" relativeHeight="0" simplePos="0">
+            <wp:simplePos x="0" y="0"/>
+            <wp:positionH relativeFrom="column">
+              <wp:posOffset>-523874</wp:posOffset>
+            </wp:positionH>
+            <wp:positionV relativeFrom="paragraph">
+              <wp:posOffset>161925</wp:posOffset>
+            </wp:positionV>
+            <wp:extent cx="6992606" cy="2871788"/>
+            <wp:effectExtent b="0" l="0" r="0" t="0"/>
+            <wp:wrapTopAndBottom distB="0" distT="0"/>
+            <wp:docPr id="5" name="image1.png"/>
+            <a:graphic>
+              <a:graphicData uri="http://schemas.openxmlformats.org/drawingml/2006/picture">
+                <pic:pic>
+                  <pic:nvPicPr>
+                    <pic:cNvPr id="0" name="image1.png"/>
+                    <pic:cNvPicPr preferRelativeResize="0"/>
+                  </pic:nvPicPr>
+                  <pic:blipFill>
+                    <a:blip r:embed="rId7"/>
+                    <a:srcRect b="0" l="0" r="0" t="0"/>
+                    <a:stretch>
+                      <a:fillRect/>
+                    </a:stretch>
+                  </pic:blipFill>
+                  <pic:spPr>
+                    <a:xfrm>
+                      <a:off x="0" y="0"/>
+                      <a:ext cx="6992606" cy="2871788"/>
+                    </a:xfrm>
+                    <a:prstGeom prst="rect"/>
+                    <a:ln/>
+                  </pic:spPr>
+                </pic:pic>
+              </a:graphicData>
+            </a:graphic>
+          </wp:anchor>
+        </w:drawing>
+      </w:r>
+    </w:p>
+    <w:p>
+      <w:pPr>
+        <w:ind w:left="720" w:firstLine="0"/>
+        <w:rPr/>
+      </w:pPr>
+      <w:r>
+        <w:rPr>
+          <w:rtl w:val="0"/>
+        </w:rPr>
+      </w:r>
+    </w:p>
+    <w:p>
+      <w:pPr>
+        <w:ind w:left="720" w:firstLine="0"/>
+        <w:rPr/>
+      </w:pPr>
+      <w:r>
+        <w:rPr>
+          <w:rtl w:val="0"/>
+        </w:rPr>
+        <w:t xml:space="preserve">Figure 2. Backend classes.</w:t>
+      </w:r>
+    </w:p>
+    <w:p>
+      <w:pPr>
+        <w:ind w:left="720" w:firstLine="0"/>
+        <w:rPr/>
+      </w:pPr>
+      <w:r>
+        <w:rPr>
+          <w:rtl w:val="0"/>
+        </w:rPr>
+      </w:r>
+    </w:p>
+    <w:p>
+      <w:pPr>
+        <w:widowControl w:val="0"/>
+        <w:spacing w:after="240" w:line="240" w:lineRule="auto"/>
+        <w:ind w:left="720" w:firstLine="0"/>
+        <w:rPr/>
+      </w:pPr>
+      <w:r>
+        <w:rPr>
+          <w:b w:val="1"/>
+          <w:bCs w:val="1"/>
+          <w:rtl w:val="0"/>
+        </w:rPr>
+        <w:t xml:space="preserve">Backend: models</w:t>
+      </w:r>
+      <w:r>
+        <w:rPr>
+          <w:rtl w:val="0"/>
+        </w:rPr>
+        <w:t xml:space="preserve"> (code/backend/app/models)</w:t>
+      </w:r>
+    </w:p>
+    <w:p>
+      <w:pPr>
+        <w:widowControl w:val="0"/>
+        <w:numPr>
+          <w:ilvl w:val="0"/>
+          <w:numId w:val="2"/>
+        </w:numPr>
+        <w:spacing w:after="0" w:afterAutospacing="0" w:before="240" w:line="240" w:lineRule="auto"/>
+        <w:ind w:left="1440" w:hanging="360"/>
+      </w:pPr>
+      <w:r>
+        <w:rPr>
+          <w:rtl w:val="0"/>
+        </w:rPr>
+        <w:t xml:space="preserve">TimestampMixin – adds created_at and updated_at.</w:t>
+      </w:r>
+    </w:p>
+    <w:p>
+      <w:pPr>
+        <w:widowControl w:val="0"/>
+        <w:numPr>
+          <w:ilvl w:val="0"/>
+          <w:numId w:val="2"/>
+        </w:numPr>
+        <w:spacing w:after="0" w:afterAutospacing="0" w:before="0" w:beforeAutospacing="0" w:line="240" w:lineRule="auto"/>
+        <w:ind w:left="1440" w:hanging="360"/>
+      </w:pPr>
+      <w:r>
+        <w:rPr>
+          <w:rtl w:val="0"/>
+        </w:rPr>
+        <w:t xml:space="preserve">User (Flask-Login UserMixin) – email (stored trimmed and lowercased), password_hash, display_name; set_password(), check_password(), to_dict(). Owns many Decks, which are deleted with the user.</w:t>
+      </w:r>
+    </w:p>
+    <w:p>
+      <w:pPr>
+        <w:widowControl w:val="0"/>
+        <w:numPr>
+          <w:ilvl w:val="0"/>
+          <w:numId w:val="2"/>
+        </w:numPr>
+        <w:spacing w:after="0" w:afterAutospacing="0" w:before="0" w:beforeAutospacing="0" w:line="240" w:lineRule="auto"/>
+        <w:ind w:left="1440" w:hanging="360"/>
+      </w:pPr>
+      <w:r>
+        <w:rPr>
+          <w:rtl w:val="0"/>
+        </w:rPr>
+        <w:t xml:space="preserve">Deck – name, description, and card_count, which is counted in SQL rather than by loading the cards. Owns many Cards, which are deleted with the deck.</w:t>
+      </w:r>
+    </w:p>
+    <w:p>
+      <w:pPr>
+        <w:widowControl w:val="0"/>
+        <w:numPr>
+          <w:ilvl w:val="0"/>
+          <w:numId w:val="2"/>
+        </w:numPr>
+        <w:spacing w:after="240" w:before="0" w:beforeAutospacing="0" w:line="240" w:lineRule="auto"/>
+        <w:ind w:left="1440" w:hanging="360"/>
+      </w:pPr>
+      <w:r>
+        <w:rPr>
+          <w:rtl w:val="0"/>
+        </w:rPr>
+        <w:t xml:space="preserve">Card – front and back, plus Anki’s scheduling fields: state, due_at (null while new), interval_days, ease_factor (in thousandths: 2500 = 250%), step, and lapses. The schedule property converts these to and from a CardSchedule. to_study_dict(now) adds the interval previews, which only the study endpoints send.</w:t>
+      </w:r>
+    </w:p>
+    <w:p>
+      <w:pPr>
+        <w:widowControl w:val="0"/>
+        <w:spacing w:after="240" w:before="240" w:line="240" w:lineRule="auto"/>
+        <w:ind w:left="720" w:firstLine="0"/>
+        <w:rPr/>
+      </w:pPr>
+      <w:r>
+        <w:rPr>
+          <w:b w:val="1"/>
+          <w:bCs w:val="1"/>
+          <w:rtl w:val="0"/>
+        </w:rPr>
+        <w:t xml:space="preserve">Backend: scheduler</w:t>
+      </w:r>
+      <w:r>
+        <w:rPr>
+          <w:rtl w:val="0"/>
+        </w:rPr>
+        <w:t xml:space="preserve"> (code/backend/app/scheduler.py)</w:t>
+      </w:r>
+    </w:p>
+    <w:p>
+      <w:pPr>
+        <w:widowControl w:val="0"/>
+        <w:numPr>
+          <w:ilvl w:val="0"/>
+          <w:numId w:val="10"/>
+        </w:numPr>
+        <w:spacing w:after="0" w:afterAutospacing="0" w:before="240" w:line="240" w:lineRule="auto"/>
+        <w:ind w:left="1440" w:hanging="360"/>
+      </w:pPr>
+      <w:r>
+        <w:rPr>
+          <w:rtl w:val="0"/>
+        </w:rPr>
+        <w:t xml:space="preserve">CardState (new, learning, review, relearning) and Rating (again, hard, good, easy).</w:t>
+      </w:r>
+    </w:p>
+    <w:p>
+      <w:pPr>
+        <w:widowControl w:val="0"/>
+        <w:numPr>
+          <w:ilvl w:val="0"/>
+          <w:numId w:val="10"/>
+        </w:numPr>
+        <w:spacing w:after="0" w:afterAutospacing="0" w:before="0" w:beforeAutospacing="0" w:line="240" w:lineRule="auto"/>
+        <w:ind w:left="1440" w:hanging="360"/>
+      </w:pPr>
+      <w:r>
+        <w:rPr>
+          <w:rtl w:val="0"/>
+        </w:rPr>
+        <w:t xml:space="preserve">CardSchedule – a frozen dataclass holding a card’s scheduling fields.</w:t>
+      </w:r>
+    </w:p>
+    <w:p>
+      <w:pPr>
+        <w:widowControl w:val="0"/>
+        <w:numPr>
+          <w:ilvl w:val="0"/>
+          <w:numId w:val="10"/>
+        </w:numPr>
+        <w:spacing w:after="0" w:afterAutospacing="0" w:before="0" w:beforeAutospacing="0" w:line="240" w:lineRule="auto"/>
+        <w:ind w:left="1440" w:hanging="360"/>
+      </w:pPr>
+      <w:r>
+        <w:rPr>
+          <w:rtl w:val="0"/>
+        </w:rPr>
+        <w:t xml:space="preserve">answer_card(card, rating, now) – the card’s next schedule (section 7.1).</w:t>
+      </w:r>
+    </w:p>
+    <w:p>
+      <w:pPr>
+        <w:widowControl w:val="0"/>
+        <w:numPr>
+          <w:ilvl w:val="0"/>
+          <w:numId w:val="10"/>
+        </w:numPr>
+        <w:spacing w:after="240" w:before="0" w:beforeAutospacing="0" w:line="240" w:lineRule="auto"/>
+        <w:ind w:left="1440" w:hanging="360"/>
+      </w:pPr>
+      <w:r>
+        <w:rPr>
+          <w:rtl w:val="0"/>
+        </w:rPr>
+        <w:t xml:space="preserve">preview_intervals(card, now) – how long until the card would be due for each rating, found by calling answer_card() once per rating.</w:t>
+      </w:r>
+    </w:p>
+    <w:p>
+      <w:pPr>
+        <w:widowControl w:val="0"/>
+        <w:spacing w:after="240" w:before="240" w:line="240" w:lineRule="auto"/>
+        <w:ind w:left="720" w:firstLine="0"/>
+        <w:rPr/>
+      </w:pPr>
+      <w:r>
+        <w:rPr>
+          <w:b w:val="1"/>
+          <w:bCs w:val="1"/>
+          <w:rtl w:val="0"/>
+        </w:rPr>
+        <w:t xml:space="preserve">Backend: api</w:t>
+      </w:r>
+      <w:r>
+        <w:rPr>
+          <w:rtl w:val="0"/>
+        </w:rPr>
+        <w:t xml:space="preserve"> (code/backend/app/api)</w:t>
+      </w:r>
+    </w:p>
+    <w:p>
+      <w:pPr>
+        <w:widowControl w:val="0"/>
+        <w:numPr>
+          <w:ilvl w:val="0"/>
+          <w:numId w:val="3"/>
+        </w:numPr>
+        <w:spacing w:after="0" w:afterAutospacing="0" w:before="240" w:line="240" w:lineRule="auto"/>
+        <w:ind w:left="1440" w:hanging="360"/>
+      </w:pPr>
+      <w:r>
+        <w:rPr>
+          <w:rtl w:val="0"/>
+        </w:rPr>
+        <w:t xml:space="preserve">auth – register, login, logout, me.</w:t>
+      </w:r>
+    </w:p>
+    <w:p>
+      <w:pPr>
+        <w:widowControl w:val="0"/>
+        <w:numPr>
+          <w:ilvl w:val="0"/>
+          <w:numId w:val="3"/>
+        </w:numPr>
+        <w:spacing w:after="0" w:afterAutospacing="0" w:before="0" w:beforeAutospacing="0" w:line="240" w:lineRule="auto"/>
+        <w:ind w:left="1440" w:hanging="360"/>
+      </w:pPr>
+      <w:r>
+        <w:rPr>
+          <w:rtl w:val="0"/>
+        </w:rPr>
+        <w:t xml:space="preserve">decks – deck CRUD; get_due_cards() for a study session; due_counts on every deck, computed by _due_counts() from the same _due_conditions() the session uses; _own_deck_or_404().</w:t>
+      </w:r>
+    </w:p>
+    <w:p>
+      <w:pPr>
+        <w:widowControl w:val="0"/>
+        <w:numPr>
+          <w:ilvl w:val="0"/>
+          <w:numId w:val="3"/>
+        </w:numPr>
+        <w:spacing w:after="0" w:afterAutospacing="0" w:before="0" w:beforeAutospacing="0" w:line="240" w:lineRule="auto"/>
+        <w:ind w:left="1440" w:hanging="360"/>
+      </w:pPr>
+      <w:r>
+        <w:rPr>
+          <w:rtl w:val="0"/>
+        </w:rPr>
+        <w:t xml:space="preserve">cards – card CRUD; review_card() saves a rating; _own_card_or_404().</w:t>
+      </w:r>
+    </w:p>
+    <w:p>
+      <w:pPr>
+        <w:widowControl w:val="0"/>
+        <w:numPr>
+          <w:ilvl w:val="0"/>
+          <w:numId w:val="3"/>
+        </w:numPr>
+        <w:spacing w:after="240" w:before="0" w:beforeAutospacing="0" w:line="240" w:lineRule="auto"/>
+        <w:ind w:left="1440" w:hanging="360"/>
+      </w:pPr>
+      <w:hyperlink r:id="rId8">
+        <w:r>
+          <w:rPr>
+            <w:color w:val="1155cc"/>
+            <w:u w:val="single"/>
+            <w:rtl w:val="0"/>
+          </w:rPr>
+          <w:t xml:space="preserve">errors.py</w:t>
+        </w:r>
+      </w:hyperlink>
+      <w:r>
+        <w:rPr>
+          <w:rtl w:val="0"/>
+        </w:rPr>
+        <w:t xml:space="preserve"> – ApiError and the helpers (not_found(), validation_error(), conflict()) that produce the one JSON error format.</w:t>
+      </w:r>
+    </w:p>
+    <w:p>
+      <w:pPr>
+        <w:widowControl w:val="0"/>
+        <w:spacing w:line="240" w:lineRule="auto"/>
+        <w:ind w:left="600" w:firstLine="0"/>
+        <w:rPr/>
+      </w:pPr>
+      <w:r>
+        <w:rPr/>
+        <w:drawing>
+          <wp:inline distB="114300" distT="114300" distL="114300" distR="114300">
+            <wp:extent cx="5943600" cy="6261100"/>
+            <wp:effectExtent b="0" l="0" r="0" t="0"/>
+            <wp:docPr id="1" name="image6.png"/>
+            <a:graphic>
+              <a:graphicData uri="http://schemas.openxmlformats.org/drawingml/2006/picture">
+                <pic:pic>
+                  <pic:nvPicPr>
+                    <pic:cNvPr id="0" name="image6.png"/>
+                    <pic:cNvPicPr preferRelativeResize="0"/>
+                  </pic:nvPicPr>
+                  <pic:blipFill>
+                    <a:blip r:embed="rId9"/>
+                    <a:srcRect b="0" l="0" r="0" t="0"/>
+                    <a:stretch>
+                      <a:fillRect/>
+                    </a:stretch>
+                  </pic:blipFill>
+                  <pic:spPr>
+                    <a:xfrm>
+                      <a:off x="0" y="0"/>
+                      <a:ext cx="5943600" cy="6261100"/>
+                    </a:xfrm>
+                    <a:prstGeom prst="rect"/>
+                    <a:ln/>
+                  </pic:spPr>
+                </pic:pic>
+              </a:graphicData>
+            </a:graphic>
+          </wp:inline>
+        </w:drawing>
+      </w:r>
+      <w:r>
+        <w:rPr>
+          <w:rtl w:val="0"/>
+        </w:rPr>
+      </w:r>
+    </w:p>
+    <w:p>
+      <w:pPr>
+        <w:widowControl w:val="0"/>
+        <w:spacing w:line="240" w:lineRule="auto"/>
+        <w:ind w:left="600" w:firstLine="0"/>
+        <w:rPr/>
+      </w:pPr>
+      <w:r>
+        <w:rPr>
+          <w:rtl w:val="0"/>
+        </w:rPr>
+        <w:t xml:space="preserve">Figure 3. Frontend Modules</w:t>
+      </w:r>
+    </w:p>
+    <w:p>
+      <w:pPr>
+        <w:widowControl w:val="0"/>
+        <w:spacing w:line="240" w:lineRule="auto"/>
+        <w:ind w:left="600" w:firstLine="0"/>
+        <w:rPr>
+          <w:b w:val="1"/>
+          <w:bCs w:val="1"/>
+        </w:rPr>
+      </w:pPr>
+      <w:r>
+        <w:rPr>
+          <w:rtl w:val="0"/>
+        </w:rPr>
+      </w:r>
+    </w:p>
+    <w:p>
+      <w:pPr>
+        <w:widowControl w:val="0"/>
+        <w:spacing w:after="240" w:line="240" w:lineRule="auto"/>
+        <w:rPr/>
+      </w:pPr>
+      <w:r>
+        <w:rPr>
+          <w:b w:val="1"/>
+          <w:bCs w:val="1"/>
+          <w:rtl w:val="0"/>
+        </w:rPr>
+        <w:t xml:space="preserve">Frontend</w:t>
+      </w:r>
+      <w:r>
+        <w:rPr>
+          <w:rtl w:val="0"/>
+        </w:rPr>
+        <w:t xml:space="preserve"> (code/frontend/src)</w:t>
+      </w:r>
+    </w:p>
+    <w:p>
+      <w:pPr>
+        <w:widowControl w:val="0"/>
+        <w:numPr>
+          <w:ilvl w:val="0"/>
+          <w:numId w:val="5"/>
+        </w:numPr>
+        <w:spacing w:after="0" w:afterAutospacing="0" w:before="240" w:line="240" w:lineRule="auto"/>
+        <w:ind w:left="720" w:hanging="360"/>
+      </w:pPr>
+      <w:r>
+        <w:rPr>
+          <w:rtl w:val="0"/>
+        </w:rPr>
+        <w:t xml:space="preserve">pages – each route is a thin page that reads the router and hooks, and renders a view that takes </w:t>
+      </w:r>
+      <w:r>
+        <w:rPr>
+          <w:rFonts w:ascii="Roboto Mono" w:cs="Roboto Mono" w:eastAsia="Roboto Mono" w:hAnsi="Roboto Mono"/>
+          <w:color w:val="188038"/>
+          <w:rtl w:val="0"/>
+        </w:rPr>
+        <w:t xml:space="preserve">api</w:t>
+      </w:r>
+      <w:r>
+        <w:rPr>
+          <w:rtl w:val="0"/>
+        </w:rPr>
+        <w:t xml:space="preserve"> as a prop: DeckListView, DeckDetailView, and StudyView, plus LoginPage and SignupPage.</w:t>
+      </w:r>
+    </w:p>
+    <w:p>
+      <w:pPr>
+        <w:widowControl w:val="0"/>
+        <w:numPr>
+          <w:ilvl w:val="0"/>
+          <w:numId w:val="5"/>
+        </w:numPr>
+        <w:spacing w:after="0" w:afterAutospacing="0" w:before="0" w:beforeAutospacing="0" w:line="240" w:lineRule="auto"/>
+        <w:ind w:left="720" w:hanging="360"/>
+      </w:pPr>
+      <w:r>
+        <w:rPr>
+          <w:rtl w:val="0"/>
+        </w:rPr>
+        <w:t xml:space="preserve">components – Header, DeckForm, CardForm, CardRow (with a schedule badge), and study/StudyCard, study/RatingButtons, and study/SessionSummary.</w:t>
+      </w:r>
+    </w:p>
+    <w:p>
+      <w:pPr>
+        <w:widowControl w:val="0"/>
+        <w:numPr>
+          <w:ilvl w:val="0"/>
+          <w:numId w:val="5"/>
+        </w:numPr>
+        <w:spacing w:after="0" w:afterAutospacing="0" w:before="0" w:beforeAutospacing="0" w:line="240" w:lineRule="auto"/>
+        <w:ind w:left="720" w:hanging="360"/>
+      </w:pPr>
+      <w:r>
+        <w:rPr>
+          <w:rtl w:val="0"/>
+        </w:rPr>
+        <w:t xml:space="preserve">study – sessionReducer (card order, reveal, answered, skipped), formatInterval() (seconds to labels like 10m, 25d, 1.5mo), and describeSchedule() (badges like “Review · in 25d”). All pure.</w:t>
+      </w:r>
+    </w:p>
+    <w:p>
+      <w:pPr>
+        <w:widowControl w:val="0"/>
+        <w:numPr>
+          <w:ilvl w:val="0"/>
+          <w:numId w:val="5"/>
+        </w:numPr>
+        <w:spacing w:after="0" w:afterAutospacing="0" w:before="0" w:beforeAutospacing="0" w:line="240" w:lineRule="auto"/>
+        <w:ind w:left="720" w:hanging="360"/>
+      </w:pPr>
+      <w:r>
+        <w:rPr>
+          <w:rtl w:val="0"/>
+        </w:rPr>
+        <w:t xml:space="preserve">api – client.js (the fetch wrapper and ApiError), request.js (transport and 401 handling), createDecksApi and createStudyApi (one function per endpoint), useDecksApi and useStudyApi (hooks that sign the user out on a 401), and auth.js.</w:t>
+      </w:r>
+    </w:p>
+    <w:p>
+      <w:pPr>
+        <w:widowControl w:val="0"/>
+        <w:numPr>
+          <w:ilvl w:val="0"/>
+          <w:numId w:val="5"/>
+        </w:numPr>
+        <w:spacing w:after="240" w:before="0" w:beforeAutospacing="0" w:line="240" w:lineRule="auto"/>
+        <w:ind w:left="720" w:hanging="360"/>
+      </w:pPr>
+      <w:r>
+        <w:rPr>
+          <w:rtl w:val="0"/>
+        </w:rPr>
+        <w:t xml:space="preserve">auth – AuthContext (signed-in user state), ProtectedRoute and GuestOnlyRoute, and form validation.</w:t>
+      </w:r>
+    </w:p>
+    <w:p>
+      <w:pPr>
+        <w:widowControl w:val="0"/>
+        <w:spacing w:after="240" w:before="240" w:line="240" w:lineRule="auto"/>
+        <w:rPr/>
+      </w:pPr>
+      <w:r>
+        <w:rPr>
+          <w:rtl w:val="0"/>
+        </w:rPr>
+        <w:t xml:space="preserve">Planned for Iteration 3: a generation module (prompt building, provider client, output validation) and its blueprint, added to Figure 2 when built.</w:t>
+      </w:r>
+      <w:r>
+        <w:rPr>
+          <w:rtl w:val="0"/>
+        </w:rPr>
+      </w:r>
+    </w:p>
+    <w:p>
+      <w:pPr>
+        <w:widowControl w:val="0"/>
+        <w:spacing w:line="240" w:lineRule="auto"/>
+        <w:rPr/>
+      </w:pPr>
+      <w:r>
+        <w:rPr>
+          <w:rtl w:val="0"/>
+        </w:rPr>
+      </w:r>
+    </w:p>
+    <w:p>
+      <w:pPr>
+        <w:pStyle w:val="Heading1"/>
+        <w:keepNext w:val="0"/>
+        <w:keepLines w:val="0"/>
+        <w:widowControl w:val="0"/>
+        <w:numPr>
+          <w:ilvl w:val="0"/>
+          <w:numId w:val="7"/>
+        </w:numPr>
+        <w:ind w:left="720" w:hanging="360"/>
+        <w:rPr>
+          <w:u w:val="none"/>
+        </w:rPr>
+      </w:pPr>
+      <w:bookmarkStart w:colFirst="0" w:colLast="0" w:name="_7ucksmkf6rzx" w:id="7"/>
+      <w:bookmarkEnd w:id="7"/>
+      <w:r>
+        <w:rPr>
+          <w:rtl w:val="0"/>
+        </w:rPr>
+        <w:t xml:space="preserve">UI Design (if applicable)</w:t>
+      </w:r>
+    </w:p>
+    <w:p>
+      <w:pPr>
+        <w:ind w:left="1440" w:firstLine="0"/>
+        <w:rPr/>
+      </w:pPr>
+      <w:r>
+        <w:rPr>
+          <w:rtl w:val="0"/>
+        </w:rPr>
+      </w:r>
+    </w:p>
+    <w:p>
+      <w:pPr>
+        <w:widowControl w:val="0"/>
+        <w:spacing w:line="240" w:lineRule="auto"/>
+        <w:ind w:left="720" w:firstLine="0"/>
+        <w:rPr/>
+      </w:pPr>
+      <w:r>
+        <w:rPr>
+          <w:rtl w:val="0"/>
+        </w:rPr>
+        <w:t xml:space="preserve">The UI is a single-page application with client-side routing. Signed-out users can only reach Login and Signup; all other routes are wrapped in ProtectedRoute, which redirects to Login when /api/auth/me returns 401.</w:t>
+      </w:r>
+    </w:p>
+    <w:p>
+      <w:pPr>
+        <w:widowControl w:val="0"/>
+        <w:spacing w:line="240" w:lineRule="auto"/>
+        <w:ind w:left="720" w:firstLine="0"/>
+        <w:rPr/>
+      </w:pPr>
+      <w:r>
+        <w:rPr>
+          <w:rtl w:val="0"/>
+        </w:rPr>
+      </w:r>
+    </w:p>
+    <w:p>
+      <w:pPr>
+        <w:widowControl w:val="0"/>
+        <w:spacing w:line="240" w:lineRule="auto"/>
+        <w:ind w:left="720" w:firstLine="0"/>
+        <w:rPr/>
+      </w:pPr>
+      <w:r>
+        <w:rPr/>
+        <w:drawing>
+          <wp:inline distB="114300" distT="114300" distL="114300" distR="114300">
+            <wp:extent cx="5943600" cy="3340100"/>
+            <wp:effectExtent b="0" l="0" r="0" t="0"/>
+            <wp:docPr id="4" name="image4.png"/>
+            <a:graphic>
+              <a:graphicData uri="http://schemas.openxmlformats.org/drawingml/2006/picture">
+                <pic:pic>
+                  <pic:nvPicPr>
+                    <pic:cNvPr id="0" name="image4.png"/>
+                    <pic:cNvPicPr preferRelativeResize="0"/>
+                  </pic:nvPicPr>
+                  <pic:blipFill>
+                    <a:blip r:embed="rId10"/>
+                    <a:srcRect b="0" l="0" r="0" t="0"/>
+                    <a:stretch>
+                      <a:fillRect/>
+                    </a:stretch>
+                  </pic:blipFill>
+                  <pic:spPr>
+                    <a:xfrm>
+                      <a:off x="0" y="0"/>
+                      <a:ext cx="5943600" cy="3340100"/>
+                    </a:xfrm>
+                    <a:prstGeom prst="rect"/>
+                    <a:ln/>
+                  </pic:spPr>
+                </pic:pic>
+              </a:graphicData>
+            </a:graphic>
+          </wp:inline>
+        </w:drawing>
+      </w:r>
+      <w:r>
+        <w:rPr>
+          <w:rtl w:val="0"/>
+        </w:rPr>
+      </w:r>
+    </w:p>
+    <w:p>
+      <w:pPr>
+        <w:widowControl w:val="0"/>
+        <w:spacing w:line="240" w:lineRule="auto"/>
+        <w:ind w:left="720" w:firstLine="0"/>
+        <w:rPr/>
+      </w:pPr>
+      <w:r>
+        <w:rPr>
+          <w:rtl w:val="0"/>
+        </w:rPr>
+      </w:r>
+    </w:p>
+    <w:p>
+      <w:pPr>
+        <w:widowControl w:val="0"/>
+        <w:spacing w:line="240" w:lineRule="auto"/>
+        <w:ind w:left="720" w:firstLine="0"/>
+        <w:rPr/>
+      </w:pPr>
+      <w:r>
+        <w:rPr>
+          <w:rtl w:val="0"/>
+        </w:rPr>
+        <w:t xml:space="preserve">Every page uses one design system, defined in styles.css: Inter for text and Plus Jakarta Sans for headings, navy text, blue for anything clickable, and gold as an accent, with shared classes for buttons, fields, panels, badges, alerts, and empty, loading, and error states. Every text color meets WCAG AA contrast, and every interactive element has a visible focus ring. AI generation (/decks/:id/generate) is planned for Iteration 3.</w:t>
       </w:r>
     </w:p>
     <w:p>
@@ -5771,8 +4650,8 @@
           <w:u w:val="none"/>
         </w:rPr>
       </w:pPr>
-      <w:bookmarkStart w:colFirst="0" w:colLast="0" w:name="_tcmuor4nl1kz" w:id="4"/>
-      <w:bookmarkEnd w:id="4"/>
+      <w:bookmarkStart w:colFirst="0" w:colLast="0" w:name="_tcmuor4nl1kz" w:id="8"/>
+      <w:bookmarkEnd w:id="8"/>
       <w:r>
         <w:rPr>
           <w:rtl w:val="0"/>
@@ -5791,7 +4670,6 @@
         <w:rPr>
           <w:rtl w:val="0"/>
         </w:rPr>
-        <w:t xml:space="preserve">(In this section, you shall describe any database schema if used in your software system.)</w:t>
       </w:r>
     </w:p>
     <w:p>
@@ -5811,19 +4689,20 @@
       <w:pPr>
         <w:widowControl w:val="0"/>
         <w:spacing w:line="240" w:lineRule="auto"/>
-        <w:rPr/>
-      </w:pPr>
-      <w:r>
-        <w:rPr>
-          <w:rtl w:val="0"/>
-        </w:rPr>
-        <w:t xml:space="preserve">PostgreSQL 18, accessed through SQLAlchemy and versioned with Alembic migrations. CI checks that migrations match the models.</w:t>
-      </w:r>
-    </w:p>
-    <w:p>
-      <w:pPr>
-        <w:widowControl w:val="0"/>
-        <w:spacing w:line="240" w:lineRule="auto"/>
+        <w:ind w:left="720" w:firstLine="0"/>
+        <w:rPr/>
+      </w:pPr>
+      <w:r>
+        <w:rPr>
+          <w:rtl w:val="0"/>
+        </w:rPr>
+        <w:t xml:space="preserve">PostgreSQL 18, accessed through SQLAlchemy and versioned with Alembic migrations: 0001 created the three tables and 0002 added the scheduling columns. CI applies the migrations to an empty database, checks that they match the models, and runs each downgrade.</w:t>
+      </w:r>
+    </w:p>
+    <w:p>
+      <w:pPr>
+        <w:widowControl w:val="0"/>
+        <w:spacing w:after="240" w:line="240" w:lineRule="auto"/>
         <w:rPr>
           <w:i w:val="1"/>
           <w:iCs w:val="1"/>
@@ -5835,454 +4714,76 @@
         </w:rPr>
       </w:r>
     </w:p>
-    <w:tbl>
-      <w:tblPr>
-        <w:tblStyle w:val="Table5"/>
-        <w:tblW w:w="9360.0" w:type="dxa"/>
-        <w:jc w:val="left"/>
-        <w:tblBorders>
-          <w:top w:color="000000" w:space="0" w:sz="6" w:val="single"/>
-          <w:left w:color="000000" w:space="0" w:sz="6" w:val="single"/>
-          <w:bottom w:color="000000" w:space="0" w:sz="6" w:val="single"/>
-          <w:right w:color="000000" w:space="0" w:sz="6" w:val="single"/>
-          <w:insideH w:color="000000" w:space="0" w:sz="6" w:val="single"/>
-          <w:insideV w:color="000000" w:space="0" w:sz="6" w:val="single"/>
-        </w:tblBorders>
-        <w:tblLayout w:type="fixed"/>
-        <w:tblLook w:val="0600"/>
-      </w:tblPr>
-      <w:tblGrid>
-        <w:gridCol w:w="3120"/>
-        <w:gridCol w:w="3120"/>
-        <w:gridCol w:w="3120"/>
-        <w:tblGridChange w:id="0">
-          <w:tblGrid>
-            <w:gridCol w:w="3120"/>
-            <w:gridCol w:w="3120"/>
-            <w:gridCol w:w="3120"/>
-          </w:tblGrid>
-        </w:tblGridChange>
-      </w:tblGrid>
-      <w:tr>
-        <w:trPr>
-          <w:cantSplit w:val="0"/>
-          <w:tblHeader w:val="1"/>
-        </w:trPr>
-        <w:tc>
-          <w:tcPr>
-            <w:shd w:fill="auto" w:val="clear"/>
-            <w:tcMar>
-              <w:top w:w="0.0" w:type="dxa"/>
-              <w:left w:w="0.0" w:type="dxa"/>
-              <w:bottom w:w="0.0" w:type="dxa"/>
-              <w:right w:w="0.0" w:type="dxa"/>
-            </w:tcMar>
-            <w:vAlign w:val="top"/>
-          </w:tcPr>
-          <w:p>
-            <w:pPr>
-              <w:widowControl w:val="0"/>
-              <w:spacing w:line="240" w:lineRule="auto"/>
-              <w:rPr/>
-            </w:pPr>
-            <w:r>
-              <w:rPr>
-                <w:rtl w:val="0"/>
-              </w:rPr>
-              <w:t xml:space="preserve">Table</w:t>
-            </w:r>
-          </w:p>
-        </w:tc>
-        <w:tc>
-          <w:tcPr>
-            <w:shd w:fill="auto" w:val="clear"/>
-            <w:tcMar>
-              <w:top w:w="0.0" w:type="dxa"/>
-              <w:left w:w="0.0" w:type="dxa"/>
-              <w:bottom w:w="0.0" w:type="dxa"/>
-              <w:right w:w="0.0" w:type="dxa"/>
-            </w:tcMar>
-            <w:vAlign w:val="top"/>
-          </w:tcPr>
-          <w:p>
-            <w:pPr>
-              <w:widowControl w:val="0"/>
-              <w:spacing w:line="240" w:lineRule="auto"/>
-              <w:rPr/>
-            </w:pPr>
-            <w:r>
-              <w:rPr>
-                <w:rtl w:val="0"/>
-              </w:rPr>
-              <w:t xml:space="preserve">Columns</w:t>
-            </w:r>
-          </w:p>
-        </w:tc>
-        <w:tc>
-          <w:tcPr>
-            <w:shd w:fill="auto" w:val="clear"/>
-            <w:tcMar>
-              <w:top w:w="0.0" w:type="dxa"/>
-              <w:left w:w="0.0" w:type="dxa"/>
-              <w:bottom w:w="0.0" w:type="dxa"/>
-              <w:right w:w="0.0" w:type="dxa"/>
-            </w:tcMar>
-            <w:vAlign w:val="top"/>
-          </w:tcPr>
-          <w:p>
-            <w:pPr>
-              <w:widowControl w:val="0"/>
-              <w:spacing w:line="240" w:lineRule="auto"/>
-              <w:rPr/>
-            </w:pPr>
-            <w:r>
-              <w:rPr>
-                <w:rtl w:val="0"/>
-              </w:rPr>
-              <w:t xml:space="preserve">Keys and constraints</w:t>
-            </w:r>
-          </w:p>
-        </w:tc>
-      </w:tr>
-      <w:tr>
-        <w:trPr>
-          <w:cantSplit w:val="0"/>
-          <w:tblHeader w:val="0"/>
-        </w:trPr>
-        <w:tc>
-          <w:tcPr>
-            <w:shd w:fill="auto" w:val="clear"/>
-            <w:tcMar>
-              <w:top w:w="0.0" w:type="dxa"/>
-              <w:left w:w="0.0" w:type="dxa"/>
-              <w:bottom w:w="0.0" w:type="dxa"/>
-              <w:right w:w="0.0" w:type="dxa"/>
-            </w:tcMar>
-            <w:vAlign w:val="top"/>
-          </w:tcPr>
-          <w:p>
-            <w:pPr>
-              <w:widowControl w:val="0"/>
-              <w:spacing w:line="240" w:lineRule="auto"/>
-              <w:rPr/>
-            </w:pPr>
-            <w:r>
-              <w:rPr>
-                <w:rtl w:val="0"/>
-              </w:rPr>
-              <w:t xml:space="preserve">users</w:t>
-            </w:r>
-          </w:p>
-        </w:tc>
-        <w:tc>
-          <w:tcPr>
-            <w:shd w:fill="auto" w:val="clear"/>
-            <w:tcMar>
-              <w:top w:w="0.0" w:type="dxa"/>
-              <w:left w:w="0.0" w:type="dxa"/>
-              <w:bottom w:w="0.0" w:type="dxa"/>
-              <w:right w:w="0.0" w:type="dxa"/>
-            </w:tcMar>
-            <w:vAlign w:val="top"/>
-          </w:tcPr>
-          <w:p>
-            <w:pPr>
-              <w:widowControl w:val="0"/>
-              <w:spacing w:line="240" w:lineRule="auto"/>
-              <w:rPr/>
-            </w:pPr>
-            <w:r>
-              <w:rPr>
-                <w:rtl w:val="0"/>
-              </w:rPr>
-              <w:t xml:space="preserve">id, email (255), password_hash (255), display_name (120), created_at</w:t>
-            </w:r>
-          </w:p>
-        </w:tc>
-        <w:tc>
-          <w:tcPr>
-            <w:shd w:fill="auto" w:val="clear"/>
-            <w:tcMar>
-              <w:top w:w="0.0" w:type="dxa"/>
-              <w:left w:w="0.0" w:type="dxa"/>
-              <w:bottom w:w="0.0" w:type="dxa"/>
-              <w:right w:w="0.0" w:type="dxa"/>
-            </w:tcMar>
-            <w:vAlign w:val="top"/>
-          </w:tcPr>
-          <w:p>
-            <w:pPr>
-              <w:widowControl w:val="0"/>
-              <w:spacing w:line="240" w:lineRule="auto"/>
-              <w:rPr/>
-            </w:pPr>
-            <w:r>
-              <w:rPr>
-                <w:rtl w:val="0"/>
-              </w:rPr>
-              <w:t xml:space="preserve">PK id; email unique, not null</w:t>
-            </w:r>
-          </w:p>
-        </w:tc>
-      </w:tr>
-      <w:tr>
-        <w:trPr>
-          <w:cantSplit w:val="0"/>
-          <w:tblHeader w:val="0"/>
-        </w:trPr>
-        <w:tc>
-          <w:tcPr>
-            <w:shd w:fill="auto" w:val="clear"/>
-            <w:tcMar>
-              <w:top w:w="0.0" w:type="dxa"/>
-              <w:left w:w="0.0" w:type="dxa"/>
-              <w:bottom w:w="0.0" w:type="dxa"/>
-              <w:right w:w="0.0" w:type="dxa"/>
-            </w:tcMar>
-            <w:vAlign w:val="top"/>
-          </w:tcPr>
-          <w:p>
-            <w:pPr>
-              <w:widowControl w:val="0"/>
-              <w:spacing w:line="240" w:lineRule="auto"/>
-              <w:rPr/>
-            </w:pPr>
-            <w:r>
-              <w:rPr>
-                <w:rtl w:val="0"/>
-              </w:rPr>
-              <w:t xml:space="preserve">decks</w:t>
-            </w:r>
-          </w:p>
-        </w:tc>
-        <w:tc>
-          <w:tcPr>
-            <w:shd w:fill="auto" w:val="clear"/>
-            <w:tcMar>
-              <w:top w:w="0.0" w:type="dxa"/>
-              <w:left w:w="0.0" w:type="dxa"/>
-              <w:bottom w:w="0.0" w:type="dxa"/>
-              <w:right w:w="0.0" w:type="dxa"/>
-            </w:tcMar>
-            <w:vAlign w:val="top"/>
-          </w:tcPr>
-          <w:p>
-            <w:pPr>
-              <w:widowControl w:val="0"/>
-              <w:spacing w:line="240" w:lineRule="auto"/>
-              <w:rPr/>
-            </w:pPr>
-            <w:r>
-              <w:rPr>
-                <w:rtl w:val="0"/>
-              </w:rPr>
-              <w:t xml:space="preserve">id, user_id, name (120), description (1000), created_at, updated_at</w:t>
-            </w:r>
-          </w:p>
-        </w:tc>
-        <w:tc>
-          <w:tcPr>
-            <w:shd w:fill="auto" w:val="clear"/>
-            <w:tcMar>
-              <w:top w:w="0.0" w:type="dxa"/>
-              <w:left w:w="0.0" w:type="dxa"/>
-              <w:bottom w:w="0.0" w:type="dxa"/>
-              <w:right w:w="0.0" w:type="dxa"/>
-            </w:tcMar>
-            <w:vAlign w:val="top"/>
-          </w:tcPr>
-          <w:p>
-            <w:pPr>
-              <w:widowControl w:val="0"/>
-              <w:spacing w:line="240" w:lineRule="auto"/>
-              <w:rPr/>
-            </w:pPr>
-            <w:r>
-              <w:rPr>
-                <w:rFonts w:ascii="Arial Unicode MS" w:cs="Arial Unicode MS" w:eastAsia="Arial Unicode MS" w:hAnsi="Arial Unicode MS"/>
-                <w:rtl w:val="0"/>
-              </w:rPr>
-              <w:t xml:space="preserve">PK id; FK user_id → users.id (cascade delete)</w:t>
-            </w:r>
-          </w:p>
-        </w:tc>
-      </w:tr>
-      <w:tr>
-        <w:trPr>
-          <w:cantSplit w:val="0"/>
-          <w:tblHeader w:val="0"/>
-        </w:trPr>
-        <w:tc>
-          <w:tcPr>
-            <w:shd w:fill="auto" w:val="clear"/>
-            <w:tcMar>
-              <w:top w:w="0.0" w:type="dxa"/>
-              <w:left w:w="0.0" w:type="dxa"/>
-              <w:bottom w:w="0.0" w:type="dxa"/>
-              <w:right w:w="0.0" w:type="dxa"/>
-            </w:tcMar>
-            <w:vAlign w:val="top"/>
-          </w:tcPr>
-          <w:p>
-            <w:pPr>
-              <w:widowControl w:val="0"/>
-              <w:spacing w:line="240" w:lineRule="auto"/>
-              <w:rPr/>
-            </w:pPr>
-            <w:r>
-              <w:rPr>
-                <w:rtl w:val="0"/>
-              </w:rPr>
-              <w:t xml:space="preserve">cards</w:t>
-            </w:r>
-          </w:p>
-        </w:tc>
-        <w:tc>
-          <w:tcPr>
-            <w:shd w:fill="auto" w:val="clear"/>
-            <w:tcMar>
-              <w:top w:w="0.0" w:type="dxa"/>
-              <w:left w:w="0.0" w:type="dxa"/>
-              <w:bottom w:w="0.0" w:type="dxa"/>
-              <w:right w:w="0.0" w:type="dxa"/>
-            </w:tcMar>
-            <w:vAlign w:val="top"/>
-          </w:tcPr>
-          <w:p>
-            <w:pPr>
-              <w:widowControl w:val="0"/>
-              <w:spacing w:line="240" w:lineRule="auto"/>
-              <w:rPr/>
-            </w:pPr>
-            <w:r>
-              <w:rPr>
-                <w:rtl w:val="0"/>
-              </w:rPr>
-              <w:t xml:space="preserve">id, deck_id, card_type (basic / typed / multiple_choice), front (2000), back (2000), choices (JSON), source (manual / ai), due_at, interval_days, ease_factor, repetitions, lapses, created_at, updated_at</w:t>
-            </w:r>
-          </w:p>
-        </w:tc>
-        <w:tc>
-          <w:tcPr>
-            <w:shd w:fill="auto" w:val="clear"/>
-            <w:tcMar>
-              <w:top w:w="0.0" w:type="dxa"/>
-              <w:left w:w="0.0" w:type="dxa"/>
-              <w:bottom w:w="0.0" w:type="dxa"/>
-              <w:right w:w="0.0" w:type="dxa"/>
-            </w:tcMar>
-            <w:vAlign w:val="top"/>
-          </w:tcPr>
-          <w:p>
-            <w:pPr>
-              <w:widowControl w:val="0"/>
-              <w:spacing w:line="240" w:lineRule="auto"/>
-              <w:rPr/>
-            </w:pPr>
-            <w:r>
-              <w:rPr>
-                <w:rFonts w:ascii="Arial Unicode MS" w:cs="Arial Unicode MS" w:eastAsia="Arial Unicode MS" w:hAnsi="Arial Unicode MS"/>
-                <w:rtl w:val="0"/>
-              </w:rPr>
-              <w:t xml:space="preserve">PK id; FK deck_id → decks.id (cascade delete); index on (deck_id, due_at)</w:t>
-            </w:r>
-          </w:p>
-        </w:tc>
-      </w:tr>
-      <w:tr>
-        <w:trPr>
-          <w:cantSplit w:val="0"/>
-          <w:tblHeader w:val="0"/>
-        </w:trPr>
-        <w:tc>
-          <w:tcPr>
-            <w:shd w:fill="auto" w:val="clear"/>
-            <w:tcMar>
-              <w:top w:w="0.0" w:type="dxa"/>
-              <w:left w:w="0.0" w:type="dxa"/>
-              <w:bottom w:w="0.0" w:type="dxa"/>
-              <w:right w:w="0.0" w:type="dxa"/>
-            </w:tcMar>
-            <w:vAlign w:val="top"/>
-          </w:tcPr>
-          <w:p>
-            <w:pPr>
-              <w:widowControl w:val="0"/>
-              <w:spacing w:line="240" w:lineRule="auto"/>
-              <w:rPr/>
-            </w:pPr>
-            <w:r>
-              <w:rPr>
-                <w:rtl w:val="0"/>
-              </w:rPr>
-              <w:t xml:space="preserve">review_logs</w:t>
-            </w:r>
-          </w:p>
-        </w:tc>
-        <w:tc>
-          <w:tcPr>
-            <w:shd w:fill="auto" w:val="clear"/>
-            <w:tcMar>
-              <w:top w:w="0.0" w:type="dxa"/>
-              <w:left w:w="0.0" w:type="dxa"/>
-              <w:bottom w:w="0.0" w:type="dxa"/>
-              <w:right w:w="0.0" w:type="dxa"/>
-            </w:tcMar>
-            <w:vAlign w:val="top"/>
-          </w:tcPr>
-          <w:p>
-            <w:pPr>
-              <w:widowControl w:val="0"/>
-              <w:spacing w:line="240" w:lineRule="auto"/>
-              <w:rPr/>
-            </w:pPr>
-            <w:r>
-              <w:rPr>
-                <w:rtl w:val="0"/>
-              </w:rPr>
-              <w:t xml:space="preserve">id, card_id, user_id, rating (1–4), answer_given, previous_interval, new_interval, reviewed_at</w:t>
-            </w:r>
-          </w:p>
-        </w:tc>
-        <w:tc>
-          <w:tcPr>
-            <w:shd w:fill="auto" w:val="clear"/>
-            <w:tcMar>
-              <w:top w:w="0.0" w:type="dxa"/>
-              <w:left w:w="0.0" w:type="dxa"/>
-              <w:bottom w:w="0.0" w:type="dxa"/>
-              <w:right w:w="0.0" w:type="dxa"/>
-            </w:tcMar>
-            <w:vAlign w:val="top"/>
-          </w:tcPr>
-          <w:p>
-            <w:pPr>
-              <w:widowControl w:val="0"/>
-              <w:spacing w:line="240" w:lineRule="auto"/>
-              <w:rPr/>
-            </w:pPr>
-            <w:r>
-              <w:rPr>
-                <w:rFonts w:ascii="Arial Unicode MS" w:cs="Arial Unicode MS" w:eastAsia="Arial Unicode MS" w:hAnsi="Arial Unicode MS"/>
-                <w:rtl w:val="0"/>
-              </w:rPr>
-              <w:t xml:space="preserve">PK id; FK card_id → cards.id (cascade delete); FK user_id → users.id</w:t>
-            </w:r>
-          </w:p>
-        </w:tc>
-      </w:tr>
-    </w:tbl>
     <w:p>
       <w:pPr>
         <w:widowControl w:val="0"/>
         <w:spacing w:after="240" w:line="240" w:lineRule="auto"/>
-        <w:rPr/>
-      </w:pPr>
-      <w:r>
-        <w:rPr>
-          <w:rtl w:val="0"/>
-        </w:rPr>
-        <w:t xml:space="preserve">New cards start with repetitions = 0, ease_factor = 2.5, and due_at = creation time, so they appear in the next study session.</w:t>
+        <w:rPr>
+          <w:i w:val="1"/>
+          <w:iCs w:val="1"/>
+        </w:rPr>
+      </w:pPr>
+      <w:r>
+        <w:rPr>
+          <w:i w:val="1"/>
+          <w:iCs w:val="1"/>
+        </w:rPr>
+        <w:drawing>
+          <wp:inline distB="114300" distT="114300" distL="114300" distR="114300">
+            <wp:extent cx="5943600" cy="2959100"/>
+            <wp:effectExtent b="0" l="0" r="0" t="0"/>
+            <wp:docPr id="3" name="image3.png"/>
+            <a:graphic>
+              <a:graphicData uri="http://schemas.openxmlformats.org/drawingml/2006/picture">
+                <pic:pic>
+                  <pic:nvPicPr>
+                    <pic:cNvPr id="0" name="image3.png"/>
+                    <pic:cNvPicPr preferRelativeResize="0"/>
+                  </pic:nvPicPr>
+                  <pic:blipFill>
+                    <a:blip r:embed="rId11"/>
+                    <a:srcRect b="0" l="0" r="0" t="0"/>
+                    <a:stretch>
+                      <a:fillRect/>
+                    </a:stretch>
+                  </pic:blipFill>
+                  <pic:spPr>
+                    <a:xfrm>
+                      <a:off x="0" y="0"/>
+                      <a:ext cx="5943600" cy="2959100"/>
+                    </a:xfrm>
+                    <a:prstGeom prst="rect"/>
+                    <a:ln/>
+                  </pic:spPr>
+                </pic:pic>
+              </a:graphicData>
+            </a:graphic>
+          </wp:inline>
+        </w:drawing>
+      </w:r>
+      <w:r>
+        <w:rPr>
+          <w:rtl w:val="0"/>
+        </w:rPr>
+      </w:r>
+    </w:p>
+    <w:p>
+      <w:pPr>
+        <w:widowControl w:val="0"/>
+        <w:spacing w:after="240" w:line="240" w:lineRule="auto"/>
+        <w:ind w:left="720" w:firstLine="0"/>
+        <w:rPr/>
+      </w:pPr>
+      <w:r>
+        <w:rPr>
+          <w:rtl w:val="0"/>
+        </w:rPr>
+        <w:t xml:space="preserve">A new card has state = new, due_at = null, ease_factor = 2500 (250%), and interval_days, step, and lapses = 0. It enters a study session through the new-card queue, not by due date. There is no review-history table yet; one would be needed for per-day limits and statistics.</w:t>
+      </w:r>
+      <w:r>
+        <w:rPr>
+          <w:rtl w:val="0"/>
+        </w:rPr>
       </w:r>
     </w:p>
     <w:p>
@@ -6298,8 +4799,8 @@
         </w:numPr>
         <w:ind w:left="720" w:hanging="360"/>
       </w:pPr>
-      <w:bookmarkStart w:colFirst="0" w:colLast="0" w:name="_x18fj36s1121" w:id="5"/>
-      <w:bookmarkEnd w:id="5"/>
+      <w:bookmarkStart w:colFirst="0" w:colLast="0" w:name="_x18fj36s1121" w:id="9"/>
+      <w:bookmarkEnd w:id="9"/>
       <w:r>
         <w:rPr>
           <w:rtl w:val="0"/>
@@ -6373,13 +4874,32 @@
           <w:bCs w:val="1"/>
           <w:rtl w:val="0"/>
         </w:rPr>
-        <w:t xml:space="preserve">Session cookies:</w:t>
-      </w:r>
-      <w:r>
-        <w:rPr>
-          <w:rtl w:val="0"/>
-        </w:rPr>
-        <w:t xml:space="preserve"> HttpOnly (scripts cannot read them), SameSite=Lax (limits cross-site requests), and Secure in production (HTTPS only).</w:t>
+        <w:t xml:space="preserve">Session cookies and HTTPS:</w:t>
+      </w:r>
+      <w:r>
+        <w:rPr>
+          <w:rtl w:val="0"/>
+        </w:rPr>
+        <w:t xml:space="preserve"> cookies are always HttpOnly and SameSite=Lax. Secure is set by SESSION_COOKIE_SECURE, which </w:t>
+      </w:r>
+      <w:r>
+        <w:rPr>
+          <w:rFonts w:ascii="Roboto Mono" w:cs="Roboto Mono" w:eastAsia="Roboto Mono" w:hAnsi="Roboto Mono"/>
+          <w:color w:val="188038"/>
+          <w:rtl w:val="0"/>
+        </w:rPr>
+        <w:t xml:space="preserve">render.yaml</w:t>
+      </w:r>
+      <w:r>
+        <w:rPr>
+          <w:rtl w:val="0"/>
+        </w:rPr>
+        <w:t xml:space="preserve"> sets to 1 because Render terminates TLS, so a deployed session cookie is only ever sent over HTTPS. Local Docker Compose runs over plain HTTP with Secure off. No hosted deployment is live yet (section 2).</w:t>
+      </w:r>
+      <w:r>
+        <w:rPr>
+          <w:rtl w:val="0"/>
+        </w:rPr>
       </w:r>
     </w:p>
     <w:p>
@@ -6416,6 +4936,9 @@
         </w:numPr>
         <w:spacing w:line="240" w:lineRule="auto"/>
         <w:ind w:left="600" w:hanging="360"/>
+        <w:rPr>
+          <w:u w:val="none"/>
+        </w:rPr>
       </w:pPr>
       <w:r>
         <w:rPr>
@@ -6423,13 +4946,13 @@
           <w:bCs w:val="1"/>
           <w:rtl w:val="0"/>
         </w:rPr>
-        <w:t xml:space="preserve">Authorization:</w:t>
-      </w:r>
-      <w:r>
-        <w:rPr>
-          <w:rtl w:val="0"/>
-        </w:rPr>
-        <w:t xml:space="preserve"> every deck, card, study, and generation route requires login and loads records through ownership helpers; another user's record returns 404, so its existence is not revealed.</w:t>
+        <w:t xml:space="preserve">Cross-site request forgery:</w:t>
+      </w:r>
+      <w:r>
+        <w:rPr>
+          <w:rtl w:val="0"/>
+        </w:rPr>
+        <w:t xml:space="preserve"> the app doesn’t use CSRF tokens. It relies on four things instead. SameSite=Lax stops the browser from sending the session cookie on cross-site POST, PATCH, and DELETE requests. Every endpoint that takes a body accepts only JSON (Content-Type: application/json), which an HTML form on another site cannot send. Another site’s script can only send JSON after a CORS preflight, and the backend sends no CORS headers, so the preflight fails. GET requests never change data. The frontend and API share one origin, so none of this restricts the app itself.</w:t>
       </w:r>
     </w:p>
     <w:p>
@@ -6448,13 +4971,18 @@
           <w:bCs w:val="1"/>
           <w:rtl w:val="0"/>
         </w:rPr>
-        <w:t xml:space="preserve">Input validation:</w:t>
-      </w:r>
-      <w:r>
-        <w:rPr>
-          <w:rtl w:val="0"/>
-        </w:rPr>
-        <w:t xml:space="preserve"> field types and lengths are checked on every request; request bodies are limited to 1 MB.</w:t>
+        <w:t xml:space="preserve">Authorization:</w:t>
+      </w:r>
+      <w:r>
+        <w:rPr>
+          <w:rtl w:val="0"/>
+        </w:rPr>
+        <w:t xml:space="preserve"> every deck, card, and study route requires login and loads records through _own_deck_or_404() or _own_card_or_404(). Another user’s record returns 404, so its existence isn’t revealed. Tests check this on every route, including that reviewing another user’s card changes nothing.</w:t>
+      </w:r>
+      <w:r>
+        <w:rPr>
+          <w:rtl w:val="0"/>
+        </w:rPr>
       </w:r>
     </w:p>
     <w:p>
@@ -6473,13 +5001,13 @@
           <w:bCs w:val="1"/>
           <w:rtl w:val="0"/>
         </w:rPr>
-        <w:t xml:space="preserve">SQL injection prevention:</w:t>
-      </w:r>
-      <w:r>
-        <w:rPr>
-          <w:rtl w:val="0"/>
-        </w:rPr>
-        <w:t xml:space="preserve"> all queries go through the SQLAlchemy ORM with bound parameters; no raw SQL string building.</w:t>
+        <w:t xml:space="preserve">Input validation:</w:t>
+      </w:r>
+      <w:r>
+        <w:rPr>
+          <w:rtl w:val="0"/>
+        </w:rPr>
+        <w:t xml:space="preserve"> field types and lengths are checked on every request, and ratings against the four allowed values. Request bodies are limited to 1 MB, and a malformed or non-JSON body gets a 400 in the standard error format.</w:t>
       </w:r>
     </w:p>
     <w:p>
@@ -6491,6 +5019,9 @@
         </w:numPr>
         <w:spacing w:line="240" w:lineRule="auto"/>
         <w:ind w:left="600" w:hanging="360"/>
+        <w:rPr>
+          <w:u w:val="none"/>
+        </w:rPr>
       </w:pPr>
       <w:r>
         <w:rPr>
@@ -6498,13 +5029,18 @@
           <w:bCs w:val="1"/>
           <w:rtl w:val="0"/>
         </w:rPr>
-        <w:t xml:space="preserve">AI safety:</w:t>
-      </w:r>
-      <w:r>
-        <w:rPr>
-          <w:rtl w:val="0"/>
-        </w:rPr>
-        <w:t xml:space="preserve"> the LLM API key is stored only in backend environment variables. LLM output is validated against a Pydantic schema, length-limited, and rendered as plain text (never as HTML). Generation requests are rate-limited per user to control cost and abuse.</w:t>
+        <w:t xml:space="preserve">Review integrity:</w:t>
+      </w:r>
+      <w:r>
+        <w:rPr>
+          <w:rtl w:val="0"/>
+        </w:rPr>
+        <w:t xml:space="preserve"> a card that isn’t due yet can’t be reviewed (409), and the study page sends one review per card shown, so a double click can’t push a card’s interval out twice.</w:t>
+      </w:r>
+      <w:r>
+        <w:rPr>
+          <w:rtl w:val="0"/>
+        </w:rPr>
       </w:r>
     </w:p>
     <w:p>
@@ -6523,13 +5059,13 @@
           <w:bCs w:val="1"/>
           <w:rtl w:val="0"/>
         </w:rPr>
-        <w:t xml:space="preserve">Secrets:</w:t>
-      </w:r>
-      <w:r>
-        <w:rPr>
-          <w:rtl w:val="0"/>
-        </w:rPr>
-        <w:t xml:space="preserve"> SECRET_KEY, DATABASE_URL, and the LLM key come from the environment (Render environment settings in deployment); .env is git-ignored and .env.example documents the variables.</w:t>
+        <w:t xml:space="preserve">SQL injection prevention:</w:t>
+      </w:r>
+      <w:r>
+        <w:rPr>
+          <w:rtl w:val="0"/>
+        </w:rPr>
+        <w:t xml:space="preserve"> all queries go through the SQLAlchemy ORM with bound parameters; no raw SQL string building.</w:t>
       </w:r>
     </w:p>
     <w:p>
@@ -6548,13 +5084,73 @@
           <w:bCs w:val="1"/>
           <w:rtl w:val="0"/>
         </w:rPr>
+        <w:t xml:space="preserve">AI safety (planned, Iteration 3):</w:t>
+      </w:r>
+      <w:r>
+        <w:rPr>
+          <w:rtl w:val="0"/>
+        </w:rPr>
+        <w:t xml:space="preserve"> the LLM API key is stored only in backend environment variables. LLM output is validated against a Pydantic schema, length-limited, and rendered as plain text (never as HTML). Generation requests are rate-limited per user to control cost and abuse.</w:t>
+      </w:r>
+    </w:p>
+    <w:p>
+      <w:pPr>
+        <w:widowControl w:val="0"/>
+        <w:numPr>
+          <w:ilvl w:val="0"/>
+          <w:numId w:val="9"/>
+        </w:numPr>
+        <w:spacing w:line="240" w:lineRule="auto"/>
+        <w:ind w:left="600" w:hanging="360"/>
+      </w:pPr>
+      <w:r>
+        <w:rPr>
+          <w:b w:val="1"/>
+          <w:bCs w:val="1"/>
+          <w:rtl w:val="0"/>
+        </w:rPr>
+        <w:t xml:space="preserve">Secrets:</w:t>
+      </w:r>
+      <w:r>
+        <w:rPr>
+          <w:rtl w:val="0"/>
+        </w:rPr>
+        <w:t xml:space="preserve"> SECRET_KEY and DATABASE_URL come from the environment, and Render generates SECRET_KEY on first deploy. .env is git-ignored, and .env.example documents the variables.</w:t>
+      </w:r>
+      <w:r>
+        <w:rPr>
+          <w:rtl w:val="0"/>
+        </w:rPr>
+      </w:r>
+    </w:p>
+    <w:p>
+      <w:pPr>
+        <w:widowControl w:val="0"/>
+        <w:numPr>
+          <w:ilvl w:val="0"/>
+          <w:numId w:val="9"/>
+        </w:numPr>
+        <w:spacing w:line="240" w:lineRule="auto"/>
+        <w:ind w:left="600" w:hanging="360"/>
+      </w:pPr>
+      <w:r>
+        <w:rPr>
+          <w:b w:val="1"/>
+          <w:bCs w:val="1"/>
+          <w:rtl w:val="0"/>
+        </w:rPr>
         <w:t xml:space="preserve">Tooling:</w:t>
       </w:r>
       <w:r>
         <w:rPr>
           <w:rtl w:val="0"/>
         </w:rPr>
-        <w:t xml:space="preserve"> GitHub CodeQL static analysis runs on pushes and pull requests; Dependabot security alerts are enabled; a SECURITY.md defines how to report vulnerabilities privately. OWASP ZAP dynamic scanning is run against the staging deployment.</w:t>
+        <w:t xml:space="preserve"> CodeQL static analysis on every push and pull request; Trivy scans both Docker images on every CI run and fails on any fixable HIGH or CRITICAL vulnerability; Dependabot security alerts are on; .github/SECURITY.md explains how to report a vulnerability privately.</w:t>
+      </w:r>
+      <w:r>
+        <w:rPr>
+          <w:rtl w:val="0"/>
+        </w:rPr>
       </w:r>
     </w:p>
     <w:p>
@@ -6581,8 +5177,8 @@
         </w:numPr>
         <w:ind w:left="720" w:hanging="360"/>
       </w:pPr>
-      <w:bookmarkStart w:colFirst="0" w:colLast="0" w:name="_mtfbusfb0eq3" w:id="6"/>
-      <w:bookmarkEnd w:id="6"/>
+      <w:bookmarkStart w:colFirst="0" w:colLast="0" w:name="_mtfbusfb0eq3" w:id="10"/>
+      <w:bookmarkEnd w:id="10"/>
       <w:r>
         <w:rPr>
           <w:rtl w:val="0"/>
@@ -6600,25 +5196,13 @@
         <w:rPr>
           <w:rtl w:val="0"/>
         </w:rPr>
-        <w:t xml:space="preserve">(In this section, you shall describe any key algorithms used in your software system, either in terms of pseudocode or flowchart, or sequence diagrams. )</w:t>
-      </w:r>
-    </w:p>
-    <w:p>
-      <w:pPr>
-        <w:widowControl w:val="0"/>
-        <w:ind w:left="810" w:firstLine="0"/>
-        <w:rPr/>
-      </w:pPr>
-      <w:r>
-        <w:rPr>
-          <w:rtl w:val="0"/>
-        </w:rPr>
-      </w:r>
-    </w:p>
-    <w:p>
-      <w:pPr>
-        <w:widowControl w:val="0"/>
-        <w:spacing w:line="240" w:lineRule="auto"/>
+      </w:r>
+    </w:p>
+    <w:p>
+      <w:pPr>
+        <w:widowControl w:val="0"/>
+        <w:spacing w:after="240" w:line="240" w:lineRule="auto"/>
+        <w:ind w:left="720" w:firstLine="0"/>
         <w:rPr>
           <w:b w:val="1"/>
           <w:bCs w:val="1"/>
@@ -6630,71 +5214,446 @@
           <w:bCs w:val="1"/>
           <w:rtl w:val="0"/>
         </w:rPr>
-        <w:t xml:space="preserve">7.1 Spaced-repetition scheduling (SM-2, as used by Anki)</w:t>
-      </w:r>
-    </w:p>
-    <w:p>
-      <w:pPr>
-        <w:widowControl w:val="0"/>
-        <w:spacing w:line="240" w:lineRule="auto"/>
-        <w:rPr/>
-      </w:pPr>
-      <w:r>
-        <w:rPr>
-          <w:rtl w:val="0"/>
-        </w:rPr>
-        <w:t xml:space="preserve">After each review the user (or the grader) gives a rating: 1 Again, 2 Hard, 3 Good, 4 Easy. The scheduler updates the card:</w:t>
-      </w:r>
-    </w:p>
-    <w:p>
-      <w:pPr>
-        <w:widowControl w:val="0"/>
-        <w:spacing w:line="240" w:lineRule="auto"/>
-        <w:rPr>
-          <w:rFonts w:ascii="Courier" w:cs="Courier" w:eastAsia="Courier" w:hAnsi="Courier"/>
-        </w:rPr>
-      </w:pPr>
-      <w:r>
-        <w:rPr>
-          <w:rFonts w:ascii="Courier" w:cs="Courier" w:eastAsia="Courier" w:hAnsi="Courier"/>
-          <w:rtl w:val="0"/>
-        </w:rPr>
-        <w:t xml:space="preserve">schedule(card, rating, now):</w:t>
-        <w:br w:type="textWrapping"/>
-        <w:t xml:space="preserve">    if rating == AGAIN:</w:t>
-        <w:br w:type="textWrapping"/>
-        <w:t xml:space="preserve">        card.repetitions = 0</w:t>
-        <w:br w:type="textWrapping"/>
-        <w:t xml:space="preserve">        card.lapses += 1</w:t>
-        <w:br w:type="textWrapping"/>
-        <w:t xml:space="preserve">        card.interval_days = 0          # show again in this session / after ~10 minutes</w:t>
-        <w:br w:type="textWrapping"/>
-        <w:t xml:space="preserve">        card.ease_factor = max(1.3, card.ease_factor - 0.20)</w:t>
-        <w:br w:type="textWrapping"/>
-        <w:t xml:space="preserve">    else:</w:t>
-        <w:br w:type="textWrapping"/>
-        <w:t xml:space="preserve">        if card.repetitions == 0:   card.interval_days = 1</w:t>
-        <w:br w:type="textWrapping"/>
-        <w:t xml:space="preserve">        elif card.repetitions == 1: card.interval_days = 6</w:t>
-        <w:br w:type="textWrapping"/>
-        <w:t xml:space="preserve">        else:                       card.interval_days = round(card.interval_days * card.ease_factor)</w:t>
-        <w:br w:type="textWrapping"/>
-        <w:t xml:space="preserve">        if rating == HARD: card.ease_factor = max(1.3, card.ease_factor - 0.15); card.interval_days = max(1, round(card.interval_days * 0.8))</w:t>
-        <w:br w:type="textWrapping"/>
-        <w:t xml:space="preserve">        if rating == EASY: card.ease_factor += 0.15; card.interval_days = round(card.interval_days * 1.3)</w:t>
-        <w:br w:type="textWrapping"/>
-        <w:t xml:space="preserve">        card.repetitions += 1</w:t>
-        <w:br w:type="textWrapping"/>
-        <w:t xml:space="preserve">    card.due_at = now + card.interval_days days (or +10 minutes for AGAIN)</w:t>
-        <w:br w:type="textWrapping"/>
-        <w:t xml:space="preserve">    save ReviewLog(card, rating, previous_interval, new_interval, now)</w:t>
-        <w:br w:type="textWrapping"/>
-      </w:r>
-    </w:p>
-    <w:p>
-      <w:pPr>
-        <w:widowControl w:val="0"/>
-        <w:spacing w:line="240" w:lineRule="auto"/>
+        <w:t xml:space="preserve">7.1 Spaced-repetition scheduling (Anki’s default algorithm)</w:t>
+      </w:r>
+    </w:p>
+    <w:p>
+      <w:pPr>
+        <w:widowControl w:val="0"/>
+        <w:spacing w:after="240" w:before="240" w:line="240" w:lineRule="auto"/>
+        <w:ind w:left="720" w:firstLine="0"/>
+        <w:rPr/>
+      </w:pPr>
+      <w:r>
+        <w:rPr>
+          <w:rtl w:val="0"/>
+        </w:rPr>
+        <w:t xml:space="preserve">The scheduler implements Anki’s default scheduler with Anki’s default settings. It leaves out the random “fuzz” Anki adds to review intervals, so every result is testable. It was written from Anki’s documented rules, not copied from Anki’s AGPL source. Settings: learning steps 1m and 10m; graduating interval 1 day; easy interval 4 days; relearning step 10m; starting ease 250%; minimum ease 130%; easy bonus 1.3; hard interval 1.2; maximum interval 36,500 days.</w:t>
+      </w:r>
+    </w:p>
+    <w:p>
+      <w:pPr>
+        <w:widowControl w:val="0"/>
+        <w:spacing w:line="240" w:lineRule="auto"/>
+        <w:ind w:left="720" w:firstLine="0"/>
+        <w:rPr/>
+      </w:pPr>
+      <w:r>
+        <w:rPr>
+          <w:rtl w:val="0"/>
+        </w:rPr>
+        <w:t xml:space="preserve">answer_card(card, rating, now):</w:t>
+      </w:r>
+    </w:p>
+    <w:p>
+      <w:pPr>
+        <w:widowControl w:val="0"/>
+        <w:spacing w:line="240" w:lineRule="auto"/>
+        <w:ind w:left="720" w:firstLine="0"/>
+        <w:rPr/>
+      </w:pPr>
+      <w:r>
+        <w:rPr>
+          <w:rtl w:val="0"/>
+        </w:rPr>
+        <w:t xml:space="preserve">    if card.state == REVIEW: return answer_review(card, rating, now)</w:t>
+      </w:r>
+    </w:p>
+    <w:p>
+      <w:pPr>
+        <w:widowControl w:val="0"/>
+        <w:spacing w:line="240" w:lineRule="auto"/>
+        <w:ind w:left="720" w:firstLine="0"/>
+        <w:rPr/>
+      </w:pPr>
+      <w:r>
+        <w:rPr>
+          <w:rtl w:val="0"/>
+        </w:rPr>
+        <w:t xml:space="preserve">    return answer_in_steps(card, rating, now)        # new, learning, relearning</w:t>
+      </w:r>
+    </w:p>
+    <w:p>
+      <w:pPr>
+        <w:widowControl w:val="0"/>
+        <w:spacing w:line="240" w:lineRule="auto"/>
+        <w:ind w:left="720" w:firstLine="0"/>
+        <w:rPr/>
+      </w:pPr>
+      <w:r>
+        <w:rPr>
+          <w:rtl w:val="0"/>
+        </w:rPr>
+      </w:r>
+    </w:p>
+    <w:p>
+      <w:pPr>
+        <w:widowControl w:val="0"/>
+        <w:spacing w:line="240" w:lineRule="auto"/>
+        <w:ind w:left="720" w:firstLine="0"/>
+        <w:rPr/>
+      </w:pPr>
+      <w:r>
+        <w:rPr>
+          <w:rtl w:val="0"/>
+        </w:rPr>
+        <w:t xml:space="preserve">answer_in_steps(card, rating, now):</w:t>
+      </w:r>
+    </w:p>
+    <w:p>
+      <w:pPr>
+        <w:widowControl w:val="0"/>
+        <w:spacing w:line="240" w:lineRule="auto"/>
+        <w:ind w:left="720" w:firstLine="0"/>
+        <w:rPr/>
+      </w:pPr>
+      <w:r>
+        <w:rPr>
+          <w:rtl w:val="0"/>
+        </w:rPr>
+        <w:t xml:space="preserve">    steps = [10m] if card.state == RELEARNING else [1m, 10m]</w:t>
+      </w:r>
+    </w:p>
+    <w:p>
+      <w:pPr>
+        <w:widowControl w:val="0"/>
+        <w:spacing w:line="240" w:lineRule="auto"/>
+        <w:ind w:left="720" w:firstLine="0"/>
+        <w:rPr/>
+      </w:pPr>
+      <w:r>
+        <w:rPr>
+          <w:rtl w:val="0"/>
+        </w:rPr>
+        <w:t xml:space="preserve">    AGAIN: step = 0; due = now + steps[0]</w:t>
+      </w:r>
+    </w:p>
+    <w:p>
+      <w:pPr>
+        <w:widowControl w:val="0"/>
+        <w:spacing w:line="240" w:lineRule="auto"/>
+        <w:ind w:left="720" w:firstLine="0"/>
+        <w:rPr/>
+      </w:pPr>
+      <w:r>
+        <w:rPr>
+          <w:rtl w:val="0"/>
+        </w:rPr>
+        <w:t xml:space="preserve">    HARD:  stay on this step; due = now + (this step, or on step 0 the average</w:t>
+      </w:r>
+    </w:p>
+    <w:p>
+      <w:pPr>
+        <w:widowControl w:val="0"/>
+        <w:spacing w:line="240" w:lineRule="auto"/>
+        <w:ind w:left="720" w:firstLine="0"/>
+        <w:rPr/>
+      </w:pPr>
+      <w:r>
+        <w:rPr>
+          <w:rtl w:val="0"/>
+        </w:rPr>
+        <w:t xml:space="preserve">           of the first two steps, or 1.5 x the only step)</w:t>
+      </w:r>
+    </w:p>
+    <w:p>
+      <w:pPr>
+        <w:widowControl w:val="0"/>
+        <w:spacing w:line="240" w:lineRule="auto"/>
+        <w:ind w:left="720" w:firstLine="0"/>
+        <w:rPr/>
+      </w:pPr>
+      <w:r>
+        <w:rPr>
+          <w:rtl w:val="0"/>
+        </w:rPr>
+        <w:t xml:space="preserve">    GOOD:  if another step remains: step += 1; due = now + steps[step]</w:t>
+      </w:r>
+    </w:p>
+    <w:p>
+      <w:pPr>
+        <w:widowControl w:val="0"/>
+        <w:spacing w:line="240" w:lineRule="auto"/>
+        <w:ind w:left="720" w:firstLine="0"/>
+        <w:rPr/>
+      </w:pPr>
+      <w:r>
+        <w:rPr>
+          <w:rtl w:val="0"/>
+        </w:rPr>
+        <w:t xml:space="preserve">           else graduate</w:t>
+      </w:r>
+    </w:p>
+    <w:p>
+      <w:pPr>
+        <w:widowControl w:val="0"/>
+        <w:spacing w:line="240" w:lineRule="auto"/>
+        <w:ind w:left="720" w:firstLine="0"/>
+        <w:rPr/>
+      </w:pPr>
+      <w:r>
+        <w:rPr>
+          <w:rtl w:val="0"/>
+        </w:rPr>
+        <w:t xml:space="preserve">    EASY:  graduate</w:t>
+      </w:r>
+    </w:p>
+    <w:p>
+      <w:pPr>
+        <w:widowControl w:val="0"/>
+        <w:spacing w:line="240" w:lineRule="auto"/>
+        <w:ind w:left="720" w:firstLine="0"/>
+        <w:rPr/>
+      </w:pPr>
+      <w:r>
+        <w:rPr>
+          <w:rtl w:val="0"/>
+        </w:rPr>
+        <w:t xml:space="preserve">    graduate: state = REVIEW</w:t>
+      </w:r>
+    </w:p>
+    <w:p>
+      <w:pPr>
+        <w:widowControl w:val="0"/>
+        <w:spacing w:line="240" w:lineRule="auto"/>
+        <w:ind w:left="720" w:firstLine="0"/>
+        <w:rPr/>
+      </w:pPr>
+      <w:r>
+        <w:rPr>
+          <w:rtl w:val="0"/>
+        </w:rPr>
+        <w:t xml:space="preserve">        new or learning card: interval = 1 day (GOOD) or 4 days (EASY); ease = 250%</w:t>
+      </w:r>
+    </w:p>
+    <w:p>
+      <w:pPr>
+        <w:widowControl w:val="0"/>
+        <w:spacing w:line="240" w:lineRule="auto"/>
+        <w:ind w:left="720" w:firstLine="0"/>
+        <w:rPr/>
+      </w:pPr>
+      <w:r>
+        <w:rPr>
+          <w:rtl w:val="0"/>
+        </w:rPr>
+        <w:t xml:space="preserve">        relearning card:      interval = interval set at the lapse (+1 day on EASY)</w:t>
+      </w:r>
+    </w:p>
+    <w:p>
+      <w:pPr>
+        <w:widowControl w:val="0"/>
+        <w:spacing w:line="240" w:lineRule="auto"/>
+        <w:ind w:left="720" w:firstLine="0"/>
+        <w:rPr/>
+      </w:pPr>
+      <w:r>
+        <w:rPr>
+          <w:rtl w:val="0"/>
+        </w:rPr>
+        <w:t xml:space="preserve">        due = now + interval</w:t>
+      </w:r>
+    </w:p>
+    <w:p>
+      <w:pPr>
+        <w:widowControl w:val="0"/>
+        <w:spacing w:line="240" w:lineRule="auto"/>
+        <w:ind w:left="720" w:firstLine="0"/>
+        <w:rPr/>
+      </w:pPr>
+      <w:r>
+        <w:rPr>
+          <w:rtl w:val="0"/>
+        </w:rPr>
+      </w:r>
+    </w:p>
+    <w:p>
+      <w:pPr>
+        <w:widowControl w:val="0"/>
+        <w:spacing w:line="240" w:lineRule="auto"/>
+        <w:ind w:left="720" w:firstLine="0"/>
+        <w:rPr/>
+      </w:pPr>
+      <w:r>
+        <w:rPr>
+          <w:rtl w:val="0"/>
+        </w:rPr>
+        <w:t xml:space="preserve">answer_review(card, rating, now):</w:t>
+      </w:r>
+    </w:p>
+    <w:p>
+      <w:pPr>
+        <w:widowControl w:val="0"/>
+        <w:spacing w:line="240" w:lineRule="auto"/>
+        <w:ind w:left="720" w:firstLine="0"/>
+        <w:rPr/>
+      </w:pPr>
+      <w:r>
+        <w:rPr>
+          <w:rtl w:val="0"/>
+        </w:rPr>
+        <w:t xml:space="preserve">    AGAIN: state = RELEARNING; step = 0; due = now + 10m</w:t>
+      </w:r>
+    </w:p>
+    <w:p>
+      <w:pPr>
+        <w:widowControl w:val="0"/>
+        <w:spacing w:line="240" w:lineRule="auto"/>
+        <w:ind w:left="720" w:firstLine="0"/>
+        <w:rPr/>
+      </w:pPr>
+      <w:r>
+        <w:rPr>
+          <w:rtl w:val="0"/>
+        </w:rPr>
+        <w:t xml:space="preserve">           lapses += 1; ease = max(130%, ease - 20%); interval to return to = 1 day</w:t>
+      </w:r>
+    </w:p>
+    <w:p>
+      <w:pPr>
+        <w:widowControl w:val="0"/>
+        <w:spacing w:line="240" w:lineRule="auto"/>
+        <w:ind w:left="720" w:firstLine="0"/>
+        <w:rPr/>
+      </w:pPr>
+      <w:r>
+        <w:rPr>
+          <w:rtl w:val="0"/>
+        </w:rPr>
+        <w:t xml:space="preserve">    late = days since due_at</w:t>
+      </w:r>
+    </w:p>
+    <w:p>
+      <w:pPr>
+        <w:widowControl w:val="0"/>
+        <w:spacing w:line="240" w:lineRule="auto"/>
+        <w:ind w:left="720" w:firstLine="0"/>
+        <w:rPr/>
+      </w:pPr>
+      <w:r>
+        <w:rPr>
+          <w:rtl w:val="0"/>
+        </w:rPr>
+        <w:t xml:space="preserve">    hard = max(round(interval x 1.2),                        interval + 1)</w:t>
+      </w:r>
+    </w:p>
+    <w:p>
+      <w:pPr>
+        <w:widowControl w:val="0"/>
+        <w:spacing w:line="240" w:lineRule="auto"/>
+        <w:ind w:left="720" w:firstLine="0"/>
+        <w:rPr/>
+      </w:pPr>
+      <w:r>
+        <w:rPr>
+          <w:rtl w:val="0"/>
+        </w:rPr>
+        <w:t xml:space="preserve">    good = max(round((interval + late / 2) x ease),          hard + 1)</w:t>
+      </w:r>
+    </w:p>
+    <w:p>
+      <w:pPr>
+        <w:widowControl w:val="0"/>
+        <w:spacing w:line="240" w:lineRule="auto"/>
+        <w:ind w:left="720" w:firstLine="0"/>
+        <w:rPr/>
+      </w:pPr>
+      <w:r>
+        <w:rPr>
+          <w:rtl w:val="0"/>
+        </w:rPr>
+        <w:t xml:space="preserve">    easy = max(round((interval + late) x ease x 1.3),        good + 1)</w:t>
+      </w:r>
+    </w:p>
+    <w:p>
+      <w:pPr>
+        <w:widowControl w:val="0"/>
+        <w:spacing w:line="240" w:lineRule="auto"/>
+        <w:ind w:left="720" w:firstLine="0"/>
+        <w:rPr/>
+      </w:pPr>
+      <w:r>
+        <w:rPr>
+          <w:rtl w:val="0"/>
+        </w:rPr>
+        <w:t xml:space="preserve">    HARD: ease = max(130%, ease - 15%); interval = hard</w:t>
+      </w:r>
+    </w:p>
+    <w:p>
+      <w:pPr>
+        <w:widowControl w:val="0"/>
+        <w:spacing w:line="240" w:lineRule="auto"/>
+        <w:ind w:left="720" w:firstLine="0"/>
+        <w:rPr/>
+      </w:pPr>
+      <w:r>
+        <w:rPr>
+          <w:rtl w:val="0"/>
+        </w:rPr>
+        <w:t xml:space="preserve">    GOOD: interval = good</w:t>
+      </w:r>
+    </w:p>
+    <w:p>
+      <w:pPr>
+        <w:widowControl w:val="0"/>
+        <w:spacing w:line="240" w:lineRule="auto"/>
+        <w:ind w:left="720" w:firstLine="0"/>
+        <w:rPr/>
+      </w:pPr>
+      <w:r>
+        <w:rPr>
+          <w:rtl w:val="0"/>
+        </w:rPr>
+        <w:t xml:space="preserve">    EASY: ease = ease + 15%; interval = easy</w:t>
+      </w:r>
+    </w:p>
+    <w:p>
+      <w:pPr>
+        <w:widowControl w:val="0"/>
+        <w:spacing w:line="240" w:lineRule="auto"/>
+        <w:ind w:left="720" w:firstLine="0"/>
+        <w:rPr/>
+      </w:pPr>
+      <w:r>
+        <w:rPr>
+          <w:rtl w:val="0"/>
+        </w:rPr>
+        <w:t xml:space="preserve">    due = now + min(interval, 36500) days</w:t>
+      </w:r>
+    </w:p>
+    <w:p>
+      <w:pPr>
+        <w:widowControl w:val="0"/>
+        <w:spacing w:line="240" w:lineRule="auto"/>
+        <w:ind w:left="720" w:firstLine="0"/>
+        <w:rPr/>
+      </w:pPr>
+      <w:r>
+        <w:rPr>
+          <w:rtl w:val="0"/>
+        </w:rPr>
+        <w:t xml:space="preserve">        </w:t>
+      </w:r>
+    </w:p>
+    <w:p>
+      <w:pPr>
+        <w:widowControl w:val="0"/>
+        <w:spacing w:after="240" w:before="240" w:line="240" w:lineRule="auto"/>
+        <w:ind w:left="720" w:firstLine="0"/>
+        <w:rPr/>
+      </w:pPr>
+      <w:r>
+        <w:rPr>
+          <w:rtl w:val="0"/>
+        </w:rPr>
+        <w:t xml:space="preserve">Example: a review card with a 10-day interval and 250% ease, answered 4 days late, gives Again 10m, Hard 12d, Good 30d, and Easy 46d. It is one of the unit tests’ reference cases. A review before the card is due is refused with 409, because Anki’s early-review formula isn’t implemented.</w:t>
+      </w:r>
+    </w:p>
+    <w:p>
+      <w:pPr>
+        <w:widowControl w:val="0"/>
+        <w:spacing w:after="240" w:before="240" w:line="240" w:lineRule="auto"/>
+        <w:ind w:left="720" w:firstLine="0"/>
         <w:rPr>
           <w:b w:val="1"/>
           <w:bCs w:val="1"/>
@@ -6712,77 +5671,176 @@
     <w:p>
       <w:pPr>
         <w:widowControl w:val="0"/>
-        <w:spacing w:line="240" w:lineRule="auto"/>
-        <w:rPr/>
-      </w:pPr>
-      <w:r>
-        <w:rPr>
-          <w:rtl w:val="0"/>
-        </w:rPr>
-        <w:t xml:space="preserve">GET /api/decks/{id}/study returns the deck's cards with due_at &lt;= now, ordered by due_at, plus a daily limit of new cards. For each card the frontend shows the prompt in its format, the user answers, and POST /api/cards/{id}/reviews sends the rating (or the typed / selected answer, which </w:t>
-      </w:r>
-      <w:r>
+        <w:spacing w:after="240" w:before="240" w:line="240" w:lineRule="auto"/>
+        <w:ind w:left="720" w:firstLine="0"/>
+        <w:rPr/>
+      </w:pPr>
+      <w:r>
+        <w:rPr>
+          <w:rtl w:val="0"/>
+        </w:rPr>
+        <w:t xml:space="preserve">GET /api/decks/{id}/due returns three lists, all computed at one moment: learning (learning and relearning cards due within the next 20 minutes, the learn-ahead window), review (review cards due now, at most 200), and new (at most 20). Each card carries </w:t>
+      </w:r>
+      <w:r>
+        <w:rPr>
+          <w:rFonts w:ascii="Roboto Mono" w:cs="Roboto Mono" w:eastAsia="Roboto Mono" w:hAnsi="Roboto Mono"/>
+          <w:color w:val="188038"/>
+          <w:rtl w:val="0"/>
+        </w:rPr>
+        <w:t xml:space="preserve">intervals</w:t>
+      </w:r>
+      <w:r>
+        <w:rPr>
+          <w:rtl w:val="0"/>
+        </w:rPr>
+        <w:t xml:space="preserve">, the seconds until it would be due for each rating, from preview_intervals(). The frontend only formats these numbers; it never computes an interval.</w:t>
+      </w:r>
+    </w:p>
+    <w:p>
+      <w:pPr>
+        <w:widowControl w:val="0"/>
+        <w:spacing w:after="240" w:before="240" w:line="240" w:lineRule="auto"/>
+        <w:ind w:left="720" w:firstLine="0"/>
+        <w:rPr/>
+      </w:pPr>
+      <w:r>
+        <w:rPr>
+          <w:rtl w:val="0"/>
+        </w:rPr>
+        <w:t xml:space="preserve">The study page keeps the session in sessionReducer, which shows due learning cards first, then reviews, then new cards. Space reveals the answer, and a click or keys 1–4 rate it. Each rating sends POST /api/cards/{id}/review. The response is the rescheduled card, which the reducer puts back into the session if it is a learning card due within the learn-ahead window. A 409 or 404 skips the card. When nothing is left, SessionSummary shows the count for each rating. Every answer is saved as it happens, so a refresh loses only the session’s counts.</w:t>
+      </w:r>
+    </w:p>
+    <w:p>
+      <w:pPr>
+        <w:widowControl w:val="0"/>
+        <w:spacing w:after="240" w:before="240" w:line="240" w:lineRule="auto"/>
+        <w:ind w:left="720" w:firstLine="0"/>
+        <w:rPr/>
+      </w:pPr>
+      <w:r>
+        <w:rPr>
+          <w:rtl w:val="0"/>
+        </w:rPr>
+        <w:t xml:space="preserve">The due_counts on each deck come from the same conditions and caps as these lists, so the number on the Study button is the number of cards the session serves.</w:t>
+      </w:r>
+    </w:p>
+    <w:p>
+      <w:pPr>
+        <w:widowControl w:val="0"/>
+        <w:spacing w:after="240" w:before="240" w:line="240" w:lineRule="auto"/>
+        <w:ind w:left="720" w:firstLine="0"/>
         <w:rPr>
           <w:b w:val="1"/>
           <w:bCs w:val="1"/>
-          <w:rtl w:val="0"/>
-        </w:rPr>
-        <w:t xml:space="preserve">AnswerGrader</w:t>
-      </w:r>
-      <w:r>
-        <w:rPr>
-          <w:rFonts w:ascii="Arial Unicode MS" w:cs="Arial Unicode MS" w:eastAsia="Arial Unicode MS" w:hAnsi="Arial Unicode MS"/>
-          <w:rtl w:val="0"/>
-        </w:rPr>
-        <w:t xml:space="preserve"> converts into a rating: exact or near-exact match after normalizing case, spacing, and punctuation → Good; otherwise → Again).</w:t>
-      </w:r>
-    </w:p>
-    <w:p>
-      <w:pPr>
-        <w:widowControl w:val="0"/>
-        <w:spacing w:line="240" w:lineRule="auto"/>
+        </w:rPr>
+      </w:pPr>
+      <w:r>
         <w:rPr>
           <w:b w:val="1"/>
           <w:bCs w:val="1"/>
-        </w:rPr>
-      </w:pPr>
-      <w:r>
+          <w:rtl w:val="0"/>
+        </w:rPr>
+        <w:t xml:space="preserve">7.3 Reviewing a card</w:t>
+      </w:r>
+    </w:p>
+    <w:p>
+      <w:pPr>
+        <w:widowControl w:val="0"/>
+        <w:spacing w:after="240" w:before="240" w:line="240" w:lineRule="auto"/>
+        <w:ind w:left="720" w:firstLine="0"/>
+        <w:rPr/>
+      </w:pPr>
+      <w:r>
+        <w:rPr>
+          <w:rtl w:val="0"/>
+        </w:rPr>
+        <w:t xml:space="preserve">Figure 4 shows one rating, from the key press to the next card.</w:t>
+      </w:r>
+    </w:p>
+    <w:p>
+      <w:pPr>
+        <w:widowControl w:val="0"/>
+        <w:spacing w:line="240" w:lineRule="auto"/>
         <w:rPr>
           <w:b w:val="1"/>
           <w:bCs w:val="1"/>
-          <w:rtl w:val="0"/>
-        </w:rPr>
-        <w:t xml:space="preserve">7.3 AI deck generation</w:t>
-      </w:r>
-    </w:p>
-    <w:p>
-      <w:pPr>
-        <w:widowControl w:val="0"/>
-        <w:spacing w:line="240" w:lineRule="auto"/>
-        <w:rPr>
-          <w:i w:val="1"/>
-          <w:iCs w:val="1"/>
-        </w:rPr>
-      </w:pPr>
-      <w:r>
-        <w:rPr>
-          <w:rFonts w:ascii="Arial Unicode MS" w:cs="Arial Unicode MS" w:eastAsia="Arial Unicode MS" w:hAnsi="Arial Unicode MS"/>
-          <w:i w:val="1"/>
-          <w:iCs w:val="1"/>
-          <w:rtl w:val="0"/>
-        </w:rPr>
-        <w:t xml:space="preserve">[Sequence diagram: User → GeneratePage → POST /api/decks/{id}/generate → CardGenerator → LLMClient → LLM API → validation → DuplicateDetector → candidates returned → user edits/accepts → POST /api/decks/{id}/cards/bulk → database]</w:t>
-      </w:r>
-    </w:p>
-    <w:p>
-      <w:pPr>
-        <w:widowControl w:val="0"/>
+        </w:rPr>
+      </w:pPr>
+      <w:r>
+        <w:rPr>
+          <w:b w:val="1"/>
+          <w:bCs w:val="1"/>
+        </w:rPr>
+        <w:drawing>
+          <wp:inline distB="114300" distT="114300" distL="114300" distR="114300">
+            <wp:extent cx="5943600" cy="4902200"/>
+            <wp:effectExtent b="0" l="0" r="0" t="0"/>
+            <wp:docPr id="7" name="image2.png"/>
+            <a:graphic>
+              <a:graphicData uri="http://schemas.openxmlformats.org/drawingml/2006/picture">
+                <pic:pic>
+                  <pic:nvPicPr>
+                    <pic:cNvPr id="0" name="image2.png"/>
+                    <pic:cNvPicPr preferRelativeResize="0"/>
+                  </pic:nvPicPr>
+                  <pic:blipFill>
+                    <a:blip r:embed="rId12"/>
+                    <a:srcRect b="0" l="0" r="0" t="0"/>
+                    <a:stretch>
+                      <a:fillRect/>
+                    </a:stretch>
+                  </pic:blipFill>
+                  <pic:spPr>
+                    <a:xfrm>
+                      <a:off x="0" y="0"/>
+                      <a:ext cx="5943600" cy="4902200"/>
+                    </a:xfrm>
+                    <a:prstGeom prst="rect"/>
+                    <a:ln/>
+                  </pic:spPr>
+                </pic:pic>
+              </a:graphicData>
+            </a:graphic>
+          </wp:inline>
+        </w:drawing>
+      </w:r>
+      <w:r>
+        <w:rPr>
+          <w:rtl w:val="0"/>
+        </w:rPr>
+      </w:r>
+    </w:p>
+    <w:p>
+      <w:pPr>
+        <w:widowControl w:val="0"/>
+        <w:spacing w:line="240" w:lineRule="auto"/>
+        <w:rPr/>
+      </w:pPr>
+      <w:r>
+        <w:rPr>
+          <w:rtl w:val="0"/>
+        </w:rPr>
+      </w:r>
+    </w:p>
+    <w:p>
+      <w:pPr>
+        <w:ind w:left="720" w:firstLine="0"/>
+        <w:rPr/>
+      </w:pPr>
+      <w:r>
+        <w:rPr>
+          <w:rtl w:val="0"/>
+        </w:rPr>
+        <w:t xml:space="preserve">7.4 AI deck generation</w:t>
+      </w:r>
+    </w:p>
+    <w:p>
+      <w:pPr>
         <w:numPr>
           <w:ilvl w:val="0"/>
           <w:numId w:val="8"/>
         </w:numPr>
-        <w:spacing w:line="240" w:lineRule="auto"/>
-        <w:ind w:left="600" w:hanging="360"/>
+        <w:ind w:left="1320" w:hanging="360"/>
       </w:pPr>
       <w:r>
         <w:rPr>
@@ -6793,52 +5851,26 @@
     </w:p>
     <w:p>
       <w:pPr>
-        <w:widowControl w:val="0"/>
         <w:numPr>
           <w:ilvl w:val="0"/>
           <w:numId w:val="8"/>
         </w:numPr>
-        <w:spacing w:line="240" w:lineRule="auto"/>
-        <w:ind w:left="600" w:hanging="360"/>
-      </w:pPr>
-      <w:r>
-        <w:rPr>
-          <w:b w:val="1"/>
-          <w:bCs w:val="1"/>
-          <w:rtl w:val="0"/>
-        </w:rPr>
-        <w:t xml:space="preserve">CardGenerator</w:t>
-      </w:r>
-      <w:r>
-        <w:rPr>
-          <w:rtl w:val="0"/>
-        </w:rPr>
-        <w:t xml:space="preserve"> builds a structured prompt that asks for JSON matching the </w:t>
-      </w:r>
-      <w:r>
-        <w:rPr>
-          <w:b w:val="1"/>
-          <w:bCs w:val="1"/>
-          <w:rtl w:val="0"/>
-        </w:rPr>
-        <w:t xml:space="preserve">GeneratedDeck</w:t>
-      </w:r>
-      <w:r>
-        <w:rPr>
-          <w:rtl w:val="0"/>
-        </w:rPr>
-        <w:t xml:space="preserve"> schema (front, back, card_type, choices).</w:t>
-      </w:r>
-    </w:p>
-    <w:p>
-      <w:pPr>
-        <w:widowControl w:val="0"/>
+        <w:ind w:left="1320" w:hanging="360"/>
+      </w:pPr>
+      <w:r>
+        <w:rPr>
+          <w:rtl w:val="0"/>
+        </w:rPr>
+        <w:t xml:space="preserve">CardGenerator builds a structured prompt that asks for JSON matching the GeneratedDeck schema (front, back, card_type, choices).</w:t>
+      </w:r>
+    </w:p>
+    <w:p>
+      <w:pPr>
         <w:numPr>
           <w:ilvl w:val="0"/>
           <w:numId w:val="8"/>
         </w:numPr>
-        <w:spacing w:line="240" w:lineRule="auto"/>
-        <w:ind w:left="600" w:hanging="360"/>
+        <w:ind w:left="1320" w:hanging="360"/>
       </w:pPr>
       <w:r>
         <w:rPr>
@@ -6849,58 +5881,32 @@
     </w:p>
     <w:p>
       <w:pPr>
-        <w:widowControl w:val="0"/>
         <w:numPr>
           <w:ilvl w:val="0"/>
           <w:numId w:val="8"/>
         </w:numPr>
-        <w:spacing w:line="240" w:lineRule="auto"/>
-        <w:ind w:left="600" w:hanging="360"/>
-      </w:pPr>
-      <w:r>
-        <w:rPr>
-          <w:b w:val="1"/>
-          <w:bCs w:val="1"/>
-          <w:rtl w:val="0"/>
-        </w:rPr>
-        <w:t xml:space="preserve">DuplicateDetector</w:t>
-      </w:r>
-      <w:r>
-        <w:rPr>
-          <w:rtl w:val="0"/>
-        </w:rPr>
-        <w:t xml:space="preserve"> normalizes text and compares each candidate with the deck's existing cards and the other candidates, flagging likely duplicates.</w:t>
-      </w:r>
-    </w:p>
-    <w:p>
-      <w:pPr>
-        <w:widowControl w:val="0"/>
+        <w:ind w:left="1320" w:hanging="360"/>
+      </w:pPr>
+      <w:r>
+        <w:rPr>
+          <w:rtl w:val="0"/>
+        </w:rPr>
+        <w:t xml:space="preserve">DuplicateDetector normalizes text and compares each candidate with the deck's existing cards and the other candidates, flagging likely duplicates.</w:t>
+      </w:r>
+    </w:p>
+    <w:p>
+      <w:pPr>
         <w:numPr>
           <w:ilvl w:val="0"/>
           <w:numId w:val="8"/>
         </w:numPr>
-        <w:spacing w:line="240" w:lineRule="auto"/>
-        <w:ind w:left="600" w:hanging="360"/>
-      </w:pPr>
-      <w:r>
-        <w:rPr>
-          <w:rtl w:val="0"/>
-        </w:rPr>
-        <w:t xml:space="preserve">Candidates are returned to the browser but </w:t>
-      </w:r>
-      <w:r>
-        <w:rPr>
-          <w:b w:val="1"/>
-          <w:bCs w:val="1"/>
-          <w:rtl w:val="0"/>
-        </w:rPr>
-        <w:t xml:space="preserve">not saved</w:t>
-      </w:r>
-      <w:r>
-        <w:rPr>
-          <w:rtl w:val="0"/>
-        </w:rPr>
-        <w:t xml:space="preserve">. The user edits, accepts, or discards each one, and only accepted cards are saved.</w:t>
+        <w:ind w:left="1320" w:hanging="360"/>
+      </w:pPr>
+      <w:r>
+        <w:rPr>
+          <w:rtl w:val="0"/>
+        </w:rPr>
+        <w:t xml:space="preserve">Candidates are returned to the browser but not saved. The user edits, accepts, or discards each one, and only accepted cards are saved.</w:t>
       </w:r>
     </w:p>
     <w:p>
@@ -6939,8 +5945,8 @@
           <w:u w:val="none"/>
         </w:rPr>
       </w:pPr>
-      <w:bookmarkStart w:colFirst="0" w:colLast="0" w:name="_9zvwkmc4luo5" w:id="7"/>
-      <w:bookmarkEnd w:id="7"/>
+      <w:bookmarkStart w:colFirst="0" w:colLast="0" w:name="_9zvwkmc4luo5" w:id="11"/>
+      <w:bookmarkEnd w:id="11"/>
       <w:r>
         <w:rPr>
           <w:rtl w:val="0"/>
@@ -6969,30 +5975,6 @@
         <w:rPr>
           <w:rtl w:val="0"/>
         </w:rPr>
-        <w:t xml:space="preserve">(In this section, you shall describe any design patterns used in your software system.)</w:t>
-      </w:r>
-    </w:p>
-    <w:p>
-      <w:pPr>
-        <w:keepNext w:val="0"/>
-        <w:keepLines w:val="0"/>
-        <w:pageBreakBefore w:val="0"/>
-        <w:widowControl w:val="0"/>
-        <w:pBdr>
-          <w:top w:space="0" w:sz="0" w:val="nil"/>
-          <w:left w:space="0" w:sz="0" w:val="nil"/>
-          <w:bottom w:space="0" w:sz="0" w:val="nil"/>
-          <w:right w:space="0" w:sz="0" w:val="nil"/>
-          <w:between w:space="0" w:sz="0" w:val="nil"/>
-        </w:pBdr>
-        <w:shd w:fill="auto" w:val="clear"/>
-        <w:ind w:left="720" w:firstLine="0"/>
-        <w:rPr/>
-      </w:pPr>
-      <w:r>
-        <w:rPr>
-          <w:rtl w:val="0"/>
-        </w:rPr>
       </w:r>
     </w:p>
     <w:p>
@@ -7000,7 +5982,7 @@
         <w:widowControl w:val="0"/>
         <w:numPr>
           <w:ilvl w:val="0"/>
-          <w:numId w:val="3"/>
+          <w:numId w:val="1"/>
         </w:numPr>
         <w:spacing w:line="240" w:lineRule="auto"/>
         <w:ind w:left="600" w:hanging="360"/>
@@ -7025,7 +6007,7 @@
         <w:widowControl w:val="0"/>
         <w:numPr>
           <w:ilvl w:val="0"/>
-          <w:numId w:val="3"/>
+          <w:numId w:val="1"/>
         </w:numPr>
         <w:spacing w:line="240" w:lineRule="auto"/>
         <w:ind w:left="600" w:hanging="360"/>
@@ -7042,7 +6024,7 @@
         <w:rPr>
           <w:rtl w:val="0"/>
         </w:rPr>
-        <w:t xml:space="preserve"> – auth, decks, cards, study, and generate routes are separate blueprints registered under /api.</w:t>
+        <w:t xml:space="preserve"> – auth, decks, and cards routes are separate blueprints registered under /api.</w:t>
       </w:r>
     </w:p>
     <w:p>
@@ -7050,7 +6032,7 @@
         <w:widowControl w:val="0"/>
         <w:numPr>
           <w:ilvl w:val="0"/>
-          <w:numId w:val="3"/>
+          <w:numId w:val="1"/>
         </w:numPr>
         <w:spacing w:line="240" w:lineRule="auto"/>
         <w:ind w:left="600" w:hanging="360"/>
@@ -7075,7 +6057,7 @@
         <w:widowControl w:val="0"/>
         <w:numPr>
           <w:ilvl w:val="0"/>
-          <w:numId w:val="3"/>
+          <w:numId w:val="1"/>
         </w:numPr>
         <w:spacing w:line="240" w:lineRule="auto"/>
         <w:ind w:left="600" w:hanging="360"/>
@@ -7100,7 +6082,7 @@
         <w:widowControl w:val="0"/>
         <w:numPr>
           <w:ilvl w:val="0"/>
-          <w:numId w:val="3"/>
+          <w:numId w:val="1"/>
         </w:numPr>
         <w:spacing w:line="240" w:lineRule="auto"/>
         <w:ind w:left="600" w:hanging="360"/>
@@ -7125,7 +6107,7 @@
         <w:widowControl w:val="0"/>
         <w:numPr>
           <w:ilvl w:val="0"/>
-          <w:numId w:val="3"/>
+          <w:numId w:val="1"/>
         </w:numPr>
         <w:spacing w:line="240" w:lineRule="auto"/>
         <w:ind w:left="600" w:hanging="360"/>
@@ -7136,13 +6118,13 @@
           <w:bCs w:val="1"/>
           <w:rtl w:val="0"/>
         </w:rPr>
-        <w:t xml:space="preserve">Strategy</w:t>
-      </w:r>
-      <w:r>
-        <w:rPr>
-          <w:rtl w:val="0"/>
-        </w:rPr>
-        <w:t xml:space="preserve"> – the scheduler and answer grader are interchangeable functions behind one interface, so the algorithm can change without touching routes; the frontend's createDecksApi(request) takes a request strategy (real HTTP or in-browser demo storage).</w:t>
+        <w:t xml:space="preserve">Provider / Context</w:t>
+      </w:r>
+      <w:r>
+        <w:rPr>
+          <w:rtl w:val="0"/>
+        </w:rPr>
+        <w:t xml:space="preserve"> – React AuthContext shares the signed-in user across components.</w:t>
       </w:r>
     </w:p>
     <w:p>
@@ -7150,7 +6132,7 @@
         <w:widowControl w:val="0"/>
         <w:numPr>
           <w:ilvl w:val="0"/>
-          <w:numId w:val="3"/>
+          <w:numId w:val="1"/>
         </w:numPr>
         <w:spacing w:line="240" w:lineRule="auto"/>
         <w:ind w:left="600" w:hanging="360"/>
@@ -7161,27 +6143,41 @@
           <w:bCs w:val="1"/>
           <w:rtl w:val="0"/>
         </w:rPr>
-        <w:t xml:space="preserve">Adapter</w:t>
-      </w:r>
-      <w:r>
-        <w:rPr>
-          <w:rtl w:val="0"/>
-        </w:rPr>
-        <w:t xml:space="preserve"> – </w:t>
-      </w:r>
+        <w:t xml:space="preserve">Factory Method</w:t>
+      </w:r>
+      <w:r>
+        <w:rPr>
+          <w:rtl w:val="0"/>
+        </w:rPr>
+        <w:t xml:space="preserve"> – error helpers (not_found(), validation_error(), etc.) create consistent ApiError objects.</w:t>
+      </w:r>
+    </w:p>
+    <w:p>
+      <w:pPr>
+        <w:widowControl w:val="0"/>
+        <w:numPr>
+          <w:ilvl w:val="0"/>
+          <w:numId w:val="1"/>
+        </w:numPr>
+        <w:spacing w:line="240" w:lineRule="auto"/>
+        <w:ind w:left="600" w:hanging="360"/>
+        <w:rPr>
+          <w:u w:val="none"/>
+        </w:rPr>
+      </w:pPr>
       <w:r>
         <w:rPr>
           <w:b w:val="1"/>
           <w:bCs w:val="1"/>
           <w:rtl w:val="0"/>
         </w:rPr>
-        <w:t xml:space="preserve">LLMClient</w:t>
-      </w:r>
-      <w:r>
-        <w:rPr>
-          <w:rtl w:val="0"/>
-        </w:rPr>
-        <w:t xml:space="preserve"> hides the provider's API behind one method, so the provider can be swapped.</w:t>
+        <w:t xml:space="preserve">Functional core, imperative shell</w:t>
+      </w:r>
+      <w:r>
+        <w:rPr>
+          <w:rtl w:val="0"/>
+        </w:rPr>
+        <w:t xml:space="preserve"> – the scheduler is pure functions over an immutable CardSchedule (a value object). The route does the I/O: it reads the card and the clock, calls the scheduler, and saves the result.</w:t>
       </w:r>
     </w:p>
     <w:p>
@@ -7189,10 +6185,13 @@
         <w:widowControl w:val="0"/>
         <w:numPr>
           <w:ilvl w:val="0"/>
-          <w:numId w:val="3"/>
+          <w:numId w:val="1"/>
         </w:numPr>
         <w:spacing w:line="240" w:lineRule="auto"/>
         <w:ind w:left="600" w:hanging="360"/>
+        <w:rPr>
+          <w:u w:val="none"/>
+        </w:rPr>
       </w:pPr>
       <w:r>
         <w:rPr>
@@ -7200,13 +6199,13 @@
           <w:bCs w:val="1"/>
           <w:rtl w:val="0"/>
         </w:rPr>
-        <w:t xml:space="preserve">Provider / Context</w:t>
-      </w:r>
-      <w:r>
-        <w:rPr>
-          <w:rtl w:val="0"/>
-        </w:rPr>
-        <w:t xml:space="preserve"> – React AuthContext shares the signed-in user across components.</w:t>
+        <w:t xml:space="preserve">Reducer (state machine)</w:t>
+      </w:r>
+      <w:r>
+        <w:rPr>
+          <w:rtl w:val="0"/>
+        </w:rPr>
+        <w:t xml:space="preserve"> – the study session is a pure reducer with three actions (reveal, answered, skipped), used through React’s useReducer.</w:t>
       </w:r>
     </w:p>
     <w:p>
@@ -7214,10 +6213,13 @@
         <w:widowControl w:val="0"/>
         <w:numPr>
           <w:ilvl w:val="0"/>
-          <w:numId w:val="3"/>
+          <w:numId w:val="1"/>
         </w:numPr>
         <w:spacing w:line="240" w:lineRule="auto"/>
         <w:ind w:left="600" w:hanging="360"/>
+        <w:rPr>
+          <w:u w:val="none"/>
+        </w:rPr>
       </w:pPr>
       <w:r>
         <w:rPr>
@@ -7225,13 +6227,69 @@
           <w:bCs w:val="1"/>
           <w:rtl w:val="0"/>
         </w:rPr>
-        <w:t xml:space="preserve">Factory Method</w:t>
-      </w:r>
-      <w:r>
-        <w:rPr>
-          <w:rtl w:val="0"/>
-        </w:rPr>
-        <w:t xml:space="preserve"> – error helpers (not_found(), validation_error(), etc.) create consistent ApiError objects.</w:t>
+        <w:t xml:space="preserve">Dependency injection / Strategy</w:t>
+      </w:r>
+      <w:r>
+        <w:rPr>
+          <w:rtl w:val="0"/>
+        </w:rPr>
+        <w:t xml:space="preserve"> – views take </w:t>
+      </w:r>
+      <w:r>
+        <w:rPr>
+          <w:rFonts w:ascii="Roboto Mono" w:cs="Roboto Mono" w:eastAsia="Roboto Mono" w:hAnsi="Roboto Mono"/>
+          <w:color w:val="188038"/>
+          <w:rtl w:val="0"/>
+        </w:rPr>
+        <w:t xml:space="preserve">api</w:t>
+      </w:r>
+      <w:r>
+        <w:rPr>
+          <w:rtl w:val="0"/>
+        </w:rPr>
+        <w:t xml:space="preserve"> as a prop, and StudyView takes a </w:t>
+      </w:r>
+      <w:r>
+        <w:rPr>
+          <w:rFonts w:ascii="Roboto Mono" w:cs="Roboto Mono" w:eastAsia="Roboto Mono" w:hAnsi="Roboto Mono"/>
+          <w:color w:val="188038"/>
+          <w:rtl w:val="0"/>
+        </w:rPr>
+        <w:t xml:space="preserve">now</w:t>
+      </w:r>
+      <w:r>
+        <w:rPr>
+          <w:rtl w:val="0"/>
+        </w:rPr>
+        <w:t xml:space="preserve"> clock, so tests pass fakes instead of mocking fetch or time. createDecksApi(request) and createStudyApi(request) take the request function as a strategy: real HTTP, or in-browser demo storage.</w:t>
+      </w:r>
+    </w:p>
+    <w:p>
+      <w:pPr>
+        <w:widowControl w:val="0"/>
+        <w:numPr>
+          <w:ilvl w:val="0"/>
+          <w:numId w:val="1"/>
+        </w:numPr>
+        <w:spacing w:line="240" w:lineRule="auto"/>
+        <w:ind w:left="600" w:hanging="360"/>
+        <w:rPr>
+          <w:u w:val="none"/>
+        </w:rPr>
+      </w:pPr>
+      <w:r>
+        <w:rPr>
+          <w:b w:val="1"/>
+          <w:bCs w:val="1"/>
+          <w:rtl w:val="0"/>
+        </w:rPr>
+        <w:t xml:space="preserve">Adapter (planned, Iteration 3)</w:t>
+      </w:r>
+      <w:r>
+        <w:rPr>
+          <w:rtl w:val="0"/>
+        </w:rPr>
+        <w:t xml:space="preserve"> – the LLM client will hide the provider’s API behind one method.</w:t>
       </w:r>
     </w:p>
     <w:p>
@@ -7281,8 +6339,8 @@
           <w:u w:val="none"/>
         </w:rPr>
       </w:pPr>
-      <w:bookmarkStart w:colFirst="0" w:colLast="0" w:name="_9a2dvlqtk0j2" w:id="8"/>
-      <w:bookmarkEnd w:id="8"/>
+      <w:bookmarkStart w:colFirst="0" w:colLast="0" w:name="_9a2dvlqtk0j2" w:id="12"/>
+      <w:bookmarkEnd w:id="12"/>
       <w:r>
         <w:rPr>
           <w:rtl w:val="0"/>
@@ -7290,23 +6348,11 @@
         <w:t xml:space="preserve">Rest APIs</w:t>
         <w:br w:type="textWrapping"/>
       </w:r>
-      <w:r>
-        <w:rPr>
-          <w:rFonts w:ascii="Arial" w:cs="Arial" w:eastAsia="Arial" w:hAnsi="Arial"/>
-          <w:sz w:val="22"/>
-          <w:szCs w:val="22"/>
-          <w:rtl w:val="0"/>
-        </w:rPr>
-        <w:t xml:space="preserve">(In this section, you shall describe any REST APIs defined or used in your software system.)</w:t>
-      </w:r>
-      <w:r>
-        <w:rPr>
-          <w:rtl w:val="0"/>
-        </w:rPr>
-      </w:r>
-    </w:p>
-    <w:p>
-      <w:pPr>
+    </w:p>
+    <w:p>
+      <w:pPr>
+        <w:widowControl w:val="0"/>
+        <w:spacing w:line="240" w:lineRule="auto"/>
         <w:ind w:left="720" w:firstLine="0"/>
         <w:rPr/>
       </w:pPr>
@@ -7314,1759 +6360,107 @@
         <w:rPr>
           <w:rtl w:val="0"/>
         </w:rPr>
-      </w:r>
-    </w:p>
-    <w:p>
-      <w:pPr>
-        <w:widowControl w:val="0"/>
-        <w:spacing w:line="240" w:lineRule="auto"/>
-        <w:rPr/>
-      </w:pPr>
-      <w:r>
-        <w:rPr>
-          <w:rtl w:val="0"/>
-        </w:rPr>
         <w:t xml:space="preserve">All endpoints are under /api, accept and return JSON, and use the session cookie for authentication. Errors use {"error": {"code", "message", "field"}} with status 400, 401, 404, 409, or 422.</w:t>
       </w:r>
     </w:p>
-    <w:tbl>
-      <w:tblPr>
-        <w:tblStyle w:val="Table6"/>
-        <w:tblW w:w="9360.0" w:type="dxa"/>
-        <w:jc w:val="left"/>
-        <w:tblBorders>
-          <w:top w:color="000000" w:space="0" w:sz="6" w:val="single"/>
-          <w:left w:color="000000" w:space="0" w:sz="6" w:val="single"/>
-          <w:bottom w:color="000000" w:space="0" w:sz="6" w:val="single"/>
-          <w:right w:color="000000" w:space="0" w:sz="6" w:val="single"/>
-          <w:insideH w:color="000000" w:space="0" w:sz="6" w:val="single"/>
-          <w:insideV w:color="000000" w:space="0" w:sz="6" w:val="single"/>
-        </w:tblBorders>
-        <w:tblLayout w:type="fixed"/>
-        <w:tblLook w:val="0600"/>
-      </w:tblPr>
-      <w:tblGrid>
-        <w:gridCol w:w="2340"/>
-        <w:gridCol w:w="2340"/>
-        <w:gridCol w:w="2340"/>
-        <w:gridCol w:w="2340"/>
-        <w:tblGridChange w:id="0">
-          <w:tblGrid>
-            <w:gridCol w:w="2340"/>
-            <w:gridCol w:w="2340"/>
-            <w:gridCol w:w="2340"/>
-            <w:gridCol w:w="2340"/>
-          </w:tblGrid>
-        </w:tblGridChange>
-      </w:tblGrid>
-      <w:tr>
-        <w:trPr>
-          <w:cantSplit w:val="0"/>
-          <w:tblHeader w:val="1"/>
-        </w:trPr>
-        <w:tc>
-          <w:tcPr>
-            <w:shd w:fill="auto" w:val="clear"/>
-            <w:tcMar>
-              <w:top w:w="0.0" w:type="dxa"/>
-              <w:left w:w="0.0" w:type="dxa"/>
-              <w:bottom w:w="0.0" w:type="dxa"/>
-              <w:right w:w="0.0" w:type="dxa"/>
-            </w:tcMar>
-            <w:vAlign w:val="top"/>
-          </w:tcPr>
-          <w:p>
-            <w:pPr>
-              <w:widowControl w:val="0"/>
-              <w:spacing w:line="240" w:lineRule="auto"/>
-              <w:rPr/>
-            </w:pPr>
-            <w:r>
-              <w:rPr>
-                <w:rtl w:val="0"/>
-              </w:rPr>
-              <w:t xml:space="preserve">Method</w:t>
-            </w:r>
-          </w:p>
-        </w:tc>
-        <w:tc>
-          <w:tcPr>
-            <w:shd w:fill="auto" w:val="clear"/>
-            <w:tcMar>
-              <w:top w:w="0.0" w:type="dxa"/>
-              <w:left w:w="0.0" w:type="dxa"/>
-              <w:bottom w:w="0.0" w:type="dxa"/>
-              <w:right w:w="0.0" w:type="dxa"/>
-            </w:tcMar>
-            <w:vAlign w:val="top"/>
-          </w:tcPr>
-          <w:p>
-            <w:pPr>
-              <w:widowControl w:val="0"/>
-              <w:spacing w:line="240" w:lineRule="auto"/>
-              <w:rPr/>
-            </w:pPr>
-            <w:r>
-              <w:rPr>
-                <w:rtl w:val="0"/>
-              </w:rPr>
-              <w:t xml:space="preserve">Path</w:t>
-            </w:r>
-          </w:p>
-        </w:tc>
-        <w:tc>
-          <w:tcPr>
-            <w:shd w:fill="auto" w:val="clear"/>
-            <w:tcMar>
-              <w:top w:w="0.0" w:type="dxa"/>
-              <w:left w:w="0.0" w:type="dxa"/>
-              <w:bottom w:w="0.0" w:type="dxa"/>
-              <w:right w:w="0.0" w:type="dxa"/>
-            </w:tcMar>
-            <w:vAlign w:val="top"/>
-          </w:tcPr>
-          <w:p>
-            <w:pPr>
-              <w:widowControl w:val="0"/>
-              <w:spacing w:line="240" w:lineRule="auto"/>
-              <w:rPr/>
-            </w:pPr>
-            <w:r>
-              <w:rPr>
-                <w:rtl w:val="0"/>
-              </w:rPr>
-              <w:t xml:space="preserve">Body</w:t>
-            </w:r>
-          </w:p>
-        </w:tc>
-        <w:tc>
-          <w:tcPr>
-            <w:shd w:fill="auto" w:val="clear"/>
-            <w:tcMar>
-              <w:top w:w="0.0" w:type="dxa"/>
-              <w:left w:w="0.0" w:type="dxa"/>
-              <w:bottom w:w="0.0" w:type="dxa"/>
-              <w:right w:w="0.0" w:type="dxa"/>
-            </w:tcMar>
-            <w:vAlign w:val="top"/>
-          </w:tcPr>
-          <w:p>
-            <w:pPr>
-              <w:widowControl w:val="0"/>
-              <w:spacing w:line="240" w:lineRule="auto"/>
-              <w:rPr/>
-            </w:pPr>
-            <w:r>
-              <w:rPr>
-                <w:rtl w:val="0"/>
-              </w:rPr>
-              <w:t xml:space="preserve">Success</w:t>
-            </w:r>
-          </w:p>
-        </w:tc>
-      </w:tr>
-      <w:tr>
-        <w:trPr>
-          <w:cantSplit w:val="0"/>
-          <w:tblHeader w:val="0"/>
-        </w:trPr>
-        <w:tc>
-          <w:tcPr>
-            <w:shd w:fill="auto" w:val="clear"/>
-            <w:tcMar>
-              <w:top w:w="0.0" w:type="dxa"/>
-              <w:left w:w="0.0" w:type="dxa"/>
-              <w:bottom w:w="0.0" w:type="dxa"/>
-              <w:right w:w="0.0" w:type="dxa"/>
-            </w:tcMar>
-            <w:vAlign w:val="top"/>
-          </w:tcPr>
-          <w:p>
-            <w:pPr>
-              <w:widowControl w:val="0"/>
-              <w:spacing w:line="240" w:lineRule="auto"/>
-              <w:rPr/>
-            </w:pPr>
-            <w:r>
-              <w:rPr>
-                <w:rtl w:val="0"/>
-              </w:rPr>
-              <w:t xml:space="preserve">GET</w:t>
-            </w:r>
-          </w:p>
-        </w:tc>
-        <w:tc>
-          <w:tcPr>
-            <w:shd w:fill="auto" w:val="clear"/>
-            <w:tcMar>
-              <w:top w:w="0.0" w:type="dxa"/>
-              <w:left w:w="0.0" w:type="dxa"/>
-              <w:bottom w:w="0.0" w:type="dxa"/>
-              <w:right w:w="0.0" w:type="dxa"/>
-            </w:tcMar>
-            <w:vAlign w:val="top"/>
-          </w:tcPr>
-          <w:p>
-            <w:pPr>
-              <w:widowControl w:val="0"/>
-              <w:spacing w:line="240" w:lineRule="auto"/>
-              <w:rPr/>
-            </w:pPr>
-            <w:r>
-              <w:rPr>
-                <w:rtl w:val="0"/>
-              </w:rPr>
-              <w:t xml:space="preserve">/api/health</w:t>
-            </w:r>
-          </w:p>
-        </w:tc>
-        <w:tc>
-          <w:tcPr>
-            <w:shd w:fill="auto" w:val="clear"/>
-            <w:tcMar>
-              <w:top w:w="0.0" w:type="dxa"/>
-              <w:left w:w="0.0" w:type="dxa"/>
-              <w:bottom w:w="0.0" w:type="dxa"/>
-              <w:right w:w="0.0" w:type="dxa"/>
-            </w:tcMar>
-            <w:vAlign w:val="top"/>
-          </w:tcPr>
-          <w:p>
-            <w:pPr>
-              <w:widowControl w:val="0"/>
-              <w:spacing w:line="240" w:lineRule="auto"/>
-              <w:rPr/>
-            </w:pPr>
-            <w:r>
-              <w:rPr>
-                <w:rtl w:val="0"/>
-              </w:rPr>
-              <w:t xml:space="preserve">–</w:t>
-            </w:r>
-          </w:p>
-        </w:tc>
-        <w:tc>
-          <w:tcPr>
-            <w:shd w:fill="auto" w:val="clear"/>
-            <w:tcMar>
-              <w:top w:w="0.0" w:type="dxa"/>
-              <w:left w:w="0.0" w:type="dxa"/>
-              <w:bottom w:w="0.0" w:type="dxa"/>
-              <w:right w:w="0.0" w:type="dxa"/>
-            </w:tcMar>
-            <w:vAlign w:val="top"/>
-          </w:tcPr>
-          <w:p>
-            <w:pPr>
-              <w:widowControl w:val="0"/>
-              <w:spacing w:line="240" w:lineRule="auto"/>
-              <w:rPr/>
-            </w:pPr>
-            <w:r>
-              <w:rPr>
-                <w:rtl w:val="0"/>
-              </w:rPr>
-              <w:t xml:space="preserve">200 service status</w:t>
-            </w:r>
-          </w:p>
-        </w:tc>
-      </w:tr>
-      <w:tr>
-        <w:trPr>
-          <w:cantSplit w:val="0"/>
-          <w:tblHeader w:val="0"/>
-        </w:trPr>
-        <w:tc>
-          <w:tcPr>
-            <w:shd w:fill="auto" w:val="clear"/>
-            <w:tcMar>
-              <w:top w:w="0.0" w:type="dxa"/>
-              <w:left w:w="0.0" w:type="dxa"/>
-              <w:bottom w:w="0.0" w:type="dxa"/>
-              <w:right w:w="0.0" w:type="dxa"/>
-            </w:tcMar>
-            <w:vAlign w:val="top"/>
-          </w:tcPr>
-          <w:p>
-            <w:pPr>
-              <w:widowControl w:val="0"/>
-              <w:spacing w:line="240" w:lineRule="auto"/>
-              <w:rPr/>
-            </w:pPr>
-            <w:r>
-              <w:rPr>
-                <w:rtl w:val="0"/>
-              </w:rPr>
-              <w:t xml:space="preserve">POST</w:t>
-            </w:r>
-          </w:p>
-        </w:tc>
-        <w:tc>
-          <w:tcPr>
-            <w:shd w:fill="auto" w:val="clear"/>
-            <w:tcMar>
-              <w:top w:w="0.0" w:type="dxa"/>
-              <w:left w:w="0.0" w:type="dxa"/>
-              <w:bottom w:w="0.0" w:type="dxa"/>
-              <w:right w:w="0.0" w:type="dxa"/>
-            </w:tcMar>
-            <w:vAlign w:val="top"/>
-          </w:tcPr>
-          <w:p>
-            <w:pPr>
-              <w:widowControl w:val="0"/>
-              <w:spacing w:line="240" w:lineRule="auto"/>
-              <w:rPr/>
-            </w:pPr>
-            <w:r>
-              <w:rPr>
-                <w:rtl w:val="0"/>
-              </w:rPr>
-              <w:t xml:space="preserve">/api/auth/register</w:t>
-            </w:r>
-          </w:p>
-        </w:tc>
-        <w:tc>
-          <w:tcPr>
-            <w:shd w:fill="auto" w:val="clear"/>
-            <w:tcMar>
-              <w:top w:w="0.0" w:type="dxa"/>
-              <w:left w:w="0.0" w:type="dxa"/>
-              <w:bottom w:w="0.0" w:type="dxa"/>
-              <w:right w:w="0.0" w:type="dxa"/>
-            </w:tcMar>
-            <w:vAlign w:val="top"/>
-          </w:tcPr>
-          <w:p>
-            <w:pPr>
-              <w:widowControl w:val="0"/>
-              <w:spacing w:line="240" w:lineRule="auto"/>
-              <w:rPr/>
-            </w:pPr>
-            <w:r>
-              <w:rPr>
-                <w:rtl w:val="0"/>
-              </w:rPr>
-              <w:t xml:space="preserve">email, password, display_name?</w:t>
-            </w:r>
-          </w:p>
-        </w:tc>
-        <w:tc>
-          <w:tcPr>
-            <w:shd w:fill="auto" w:val="clear"/>
-            <w:tcMar>
-              <w:top w:w="0.0" w:type="dxa"/>
-              <w:left w:w="0.0" w:type="dxa"/>
-              <w:bottom w:w="0.0" w:type="dxa"/>
-              <w:right w:w="0.0" w:type="dxa"/>
-            </w:tcMar>
-            <w:vAlign w:val="top"/>
-          </w:tcPr>
-          <w:p>
-            <w:pPr>
-              <w:widowControl w:val="0"/>
-              <w:spacing w:line="240" w:lineRule="auto"/>
-              <w:rPr/>
-            </w:pPr>
-            <w:r>
-              <w:rPr>
-                <w:rtl w:val="0"/>
-              </w:rPr>
-              <w:t xml:space="preserve">201 User</w:t>
-            </w:r>
-          </w:p>
-        </w:tc>
-      </w:tr>
-      <w:tr>
-        <w:trPr>
-          <w:cantSplit w:val="0"/>
-          <w:tblHeader w:val="0"/>
-        </w:trPr>
-        <w:tc>
-          <w:tcPr>
-            <w:shd w:fill="auto" w:val="clear"/>
-            <w:tcMar>
-              <w:top w:w="0.0" w:type="dxa"/>
-              <w:left w:w="0.0" w:type="dxa"/>
-              <w:bottom w:w="0.0" w:type="dxa"/>
-              <w:right w:w="0.0" w:type="dxa"/>
-            </w:tcMar>
-            <w:vAlign w:val="top"/>
-          </w:tcPr>
-          <w:p>
-            <w:pPr>
-              <w:widowControl w:val="0"/>
-              <w:spacing w:line="240" w:lineRule="auto"/>
-              <w:rPr/>
-            </w:pPr>
-            <w:r>
-              <w:rPr>
-                <w:rtl w:val="0"/>
-              </w:rPr>
-              <w:t xml:space="preserve">POST</w:t>
-            </w:r>
-          </w:p>
-        </w:tc>
-        <w:tc>
-          <w:tcPr>
-            <w:shd w:fill="auto" w:val="clear"/>
-            <w:tcMar>
-              <w:top w:w="0.0" w:type="dxa"/>
-              <w:left w:w="0.0" w:type="dxa"/>
-              <w:bottom w:w="0.0" w:type="dxa"/>
-              <w:right w:w="0.0" w:type="dxa"/>
-            </w:tcMar>
-            <w:vAlign w:val="top"/>
-          </w:tcPr>
-          <w:p>
-            <w:pPr>
-              <w:widowControl w:val="0"/>
-              <w:spacing w:line="240" w:lineRule="auto"/>
-              <w:rPr/>
-            </w:pPr>
-            <w:r>
-              <w:rPr>
-                <w:rtl w:val="0"/>
-              </w:rPr>
-              <w:t xml:space="preserve">/api/auth/login</w:t>
-            </w:r>
-          </w:p>
-        </w:tc>
-        <w:tc>
-          <w:tcPr>
-            <w:shd w:fill="auto" w:val="clear"/>
-            <w:tcMar>
-              <w:top w:w="0.0" w:type="dxa"/>
-              <w:left w:w="0.0" w:type="dxa"/>
-              <w:bottom w:w="0.0" w:type="dxa"/>
-              <w:right w:w="0.0" w:type="dxa"/>
-            </w:tcMar>
-            <w:vAlign w:val="top"/>
-          </w:tcPr>
-          <w:p>
-            <w:pPr>
-              <w:widowControl w:val="0"/>
-              <w:spacing w:line="240" w:lineRule="auto"/>
-              <w:rPr/>
-            </w:pPr>
-            <w:r>
-              <w:rPr>
-                <w:rtl w:val="0"/>
-              </w:rPr>
-              <w:t xml:space="preserve">email, password</w:t>
-            </w:r>
-          </w:p>
-        </w:tc>
-        <w:tc>
-          <w:tcPr>
-            <w:shd w:fill="auto" w:val="clear"/>
-            <w:tcMar>
-              <w:top w:w="0.0" w:type="dxa"/>
-              <w:left w:w="0.0" w:type="dxa"/>
-              <w:bottom w:w="0.0" w:type="dxa"/>
-              <w:right w:w="0.0" w:type="dxa"/>
-            </w:tcMar>
-            <w:vAlign w:val="top"/>
-          </w:tcPr>
-          <w:p>
-            <w:pPr>
-              <w:widowControl w:val="0"/>
-              <w:spacing w:line="240" w:lineRule="auto"/>
-              <w:rPr/>
-            </w:pPr>
-            <w:r>
-              <w:rPr>
-                <w:rtl w:val="0"/>
-              </w:rPr>
-              <w:t xml:space="preserve">200 User</w:t>
-            </w:r>
-          </w:p>
-        </w:tc>
-      </w:tr>
-      <w:tr>
-        <w:trPr>
-          <w:cantSplit w:val="0"/>
-          <w:tblHeader w:val="0"/>
-        </w:trPr>
-        <w:tc>
-          <w:tcPr>
-            <w:shd w:fill="auto" w:val="clear"/>
-            <w:tcMar>
-              <w:top w:w="0.0" w:type="dxa"/>
-              <w:left w:w="0.0" w:type="dxa"/>
-              <w:bottom w:w="0.0" w:type="dxa"/>
-              <w:right w:w="0.0" w:type="dxa"/>
-            </w:tcMar>
-            <w:vAlign w:val="top"/>
-          </w:tcPr>
-          <w:p>
-            <w:pPr>
-              <w:widowControl w:val="0"/>
-              <w:spacing w:line="240" w:lineRule="auto"/>
-              <w:rPr/>
-            </w:pPr>
-            <w:r>
-              <w:rPr>
-                <w:rtl w:val="0"/>
-              </w:rPr>
-              <w:t xml:space="preserve">POST</w:t>
-            </w:r>
-          </w:p>
-        </w:tc>
-        <w:tc>
-          <w:tcPr>
-            <w:shd w:fill="auto" w:val="clear"/>
-            <w:tcMar>
-              <w:top w:w="0.0" w:type="dxa"/>
-              <w:left w:w="0.0" w:type="dxa"/>
-              <w:bottom w:w="0.0" w:type="dxa"/>
-              <w:right w:w="0.0" w:type="dxa"/>
-            </w:tcMar>
-            <w:vAlign w:val="top"/>
-          </w:tcPr>
-          <w:p>
-            <w:pPr>
-              <w:widowControl w:val="0"/>
-              <w:spacing w:line="240" w:lineRule="auto"/>
-              <w:rPr/>
-            </w:pPr>
-            <w:r>
-              <w:rPr>
-                <w:rtl w:val="0"/>
-              </w:rPr>
-              <w:t xml:space="preserve">/api/auth/logout</w:t>
-            </w:r>
-          </w:p>
-        </w:tc>
-        <w:tc>
-          <w:tcPr>
-            <w:shd w:fill="auto" w:val="clear"/>
-            <w:tcMar>
-              <w:top w:w="0.0" w:type="dxa"/>
-              <w:left w:w="0.0" w:type="dxa"/>
-              <w:bottom w:w="0.0" w:type="dxa"/>
-              <w:right w:w="0.0" w:type="dxa"/>
-            </w:tcMar>
-            <w:vAlign w:val="top"/>
-          </w:tcPr>
-          <w:p>
-            <w:pPr>
-              <w:widowControl w:val="0"/>
-              <w:spacing w:line="240" w:lineRule="auto"/>
-              <w:rPr/>
-            </w:pPr>
-            <w:r>
-              <w:rPr>
-                <w:rtl w:val="0"/>
-              </w:rPr>
-              <w:t xml:space="preserve">–</w:t>
-            </w:r>
-          </w:p>
-        </w:tc>
-        <w:tc>
-          <w:tcPr>
-            <w:shd w:fill="auto" w:val="clear"/>
-            <w:tcMar>
-              <w:top w:w="0.0" w:type="dxa"/>
-              <w:left w:w="0.0" w:type="dxa"/>
-              <w:bottom w:w="0.0" w:type="dxa"/>
-              <w:right w:w="0.0" w:type="dxa"/>
-            </w:tcMar>
-            <w:vAlign w:val="top"/>
-          </w:tcPr>
-          <w:p>
-            <w:pPr>
-              <w:widowControl w:val="0"/>
-              <w:spacing w:line="240" w:lineRule="auto"/>
-              <w:rPr/>
-            </w:pPr>
-            <w:r>
-              <w:rPr>
-                <w:rtl w:val="0"/>
-              </w:rPr>
-              <w:t xml:space="preserve">204</w:t>
-            </w:r>
-          </w:p>
-        </w:tc>
-      </w:tr>
-      <w:tr>
-        <w:trPr>
-          <w:cantSplit w:val="0"/>
-          <w:tblHeader w:val="0"/>
-        </w:trPr>
-        <w:tc>
-          <w:tcPr>
-            <w:shd w:fill="auto" w:val="clear"/>
-            <w:tcMar>
-              <w:top w:w="0.0" w:type="dxa"/>
-              <w:left w:w="0.0" w:type="dxa"/>
-              <w:bottom w:w="0.0" w:type="dxa"/>
-              <w:right w:w="0.0" w:type="dxa"/>
-            </w:tcMar>
-            <w:vAlign w:val="top"/>
-          </w:tcPr>
-          <w:p>
-            <w:pPr>
-              <w:widowControl w:val="0"/>
-              <w:spacing w:line="240" w:lineRule="auto"/>
-              <w:rPr/>
-            </w:pPr>
-            <w:r>
-              <w:rPr>
-                <w:rtl w:val="0"/>
-              </w:rPr>
-              <w:t xml:space="preserve">GET</w:t>
-            </w:r>
-          </w:p>
-        </w:tc>
-        <w:tc>
-          <w:tcPr>
-            <w:shd w:fill="auto" w:val="clear"/>
-            <w:tcMar>
-              <w:top w:w="0.0" w:type="dxa"/>
-              <w:left w:w="0.0" w:type="dxa"/>
-              <w:bottom w:w="0.0" w:type="dxa"/>
-              <w:right w:w="0.0" w:type="dxa"/>
-            </w:tcMar>
-            <w:vAlign w:val="top"/>
-          </w:tcPr>
-          <w:p>
-            <w:pPr>
-              <w:widowControl w:val="0"/>
-              <w:spacing w:line="240" w:lineRule="auto"/>
-              <w:rPr/>
-            </w:pPr>
-            <w:r>
-              <w:rPr>
-                <w:rtl w:val="0"/>
-              </w:rPr>
-              <w:t xml:space="preserve">/api/auth/me</w:t>
-            </w:r>
-          </w:p>
-        </w:tc>
-        <w:tc>
-          <w:tcPr>
-            <w:shd w:fill="auto" w:val="clear"/>
-            <w:tcMar>
-              <w:top w:w="0.0" w:type="dxa"/>
-              <w:left w:w="0.0" w:type="dxa"/>
-              <w:bottom w:w="0.0" w:type="dxa"/>
-              <w:right w:w="0.0" w:type="dxa"/>
-            </w:tcMar>
-            <w:vAlign w:val="top"/>
-          </w:tcPr>
-          <w:p>
-            <w:pPr>
-              <w:widowControl w:val="0"/>
-              <w:spacing w:line="240" w:lineRule="auto"/>
-              <w:rPr/>
-            </w:pPr>
-            <w:r>
-              <w:rPr>
-                <w:rtl w:val="0"/>
-              </w:rPr>
-              <w:t xml:space="preserve">–</w:t>
-            </w:r>
-          </w:p>
-        </w:tc>
-        <w:tc>
-          <w:tcPr>
-            <w:shd w:fill="auto" w:val="clear"/>
-            <w:tcMar>
-              <w:top w:w="0.0" w:type="dxa"/>
-              <w:left w:w="0.0" w:type="dxa"/>
-              <w:bottom w:w="0.0" w:type="dxa"/>
-              <w:right w:w="0.0" w:type="dxa"/>
-            </w:tcMar>
-            <w:vAlign w:val="top"/>
-          </w:tcPr>
-          <w:p>
-            <w:pPr>
-              <w:widowControl w:val="0"/>
-              <w:spacing w:line="240" w:lineRule="auto"/>
-              <w:rPr/>
-            </w:pPr>
-            <w:r>
-              <w:rPr>
-                <w:rtl w:val="0"/>
-              </w:rPr>
-              <w:t xml:space="preserve">200 User / 401</w:t>
-            </w:r>
-          </w:p>
-        </w:tc>
-      </w:tr>
-      <w:tr>
-        <w:trPr>
-          <w:cantSplit w:val="0"/>
-          <w:tblHeader w:val="0"/>
-        </w:trPr>
-        <w:tc>
-          <w:tcPr>
-            <w:shd w:fill="auto" w:val="clear"/>
-            <w:tcMar>
-              <w:top w:w="0.0" w:type="dxa"/>
-              <w:left w:w="0.0" w:type="dxa"/>
-              <w:bottom w:w="0.0" w:type="dxa"/>
-              <w:right w:w="0.0" w:type="dxa"/>
-            </w:tcMar>
-            <w:vAlign w:val="top"/>
-          </w:tcPr>
-          <w:p>
-            <w:pPr>
-              <w:widowControl w:val="0"/>
-              <w:spacing w:line="240" w:lineRule="auto"/>
-              <w:rPr/>
-            </w:pPr>
-            <w:r>
-              <w:rPr>
-                <w:rtl w:val="0"/>
-              </w:rPr>
-              <w:t xml:space="preserve">GET</w:t>
-            </w:r>
-          </w:p>
-        </w:tc>
-        <w:tc>
-          <w:tcPr>
-            <w:shd w:fill="auto" w:val="clear"/>
-            <w:tcMar>
-              <w:top w:w="0.0" w:type="dxa"/>
-              <w:left w:w="0.0" w:type="dxa"/>
-              <w:bottom w:w="0.0" w:type="dxa"/>
-              <w:right w:w="0.0" w:type="dxa"/>
-            </w:tcMar>
-            <w:vAlign w:val="top"/>
-          </w:tcPr>
-          <w:p>
-            <w:pPr>
-              <w:widowControl w:val="0"/>
-              <w:spacing w:line="240" w:lineRule="auto"/>
-              <w:rPr/>
-            </w:pPr>
-            <w:r>
-              <w:rPr>
-                <w:rtl w:val="0"/>
-              </w:rPr>
-              <w:t xml:space="preserve">/api/decks</w:t>
-            </w:r>
-          </w:p>
-        </w:tc>
-        <w:tc>
-          <w:tcPr>
-            <w:shd w:fill="auto" w:val="clear"/>
-            <w:tcMar>
-              <w:top w:w="0.0" w:type="dxa"/>
-              <w:left w:w="0.0" w:type="dxa"/>
-              <w:bottom w:w="0.0" w:type="dxa"/>
-              <w:right w:w="0.0" w:type="dxa"/>
-            </w:tcMar>
-            <w:vAlign w:val="top"/>
-          </w:tcPr>
-          <w:p>
-            <w:pPr>
-              <w:widowControl w:val="0"/>
-              <w:spacing w:line="240" w:lineRule="auto"/>
-              <w:rPr/>
-            </w:pPr>
-            <w:r>
-              <w:rPr>
-                <w:rtl w:val="0"/>
-              </w:rPr>
-              <w:t xml:space="preserve">–</w:t>
-            </w:r>
-          </w:p>
-        </w:tc>
-        <w:tc>
-          <w:tcPr>
-            <w:shd w:fill="auto" w:val="clear"/>
-            <w:tcMar>
-              <w:top w:w="0.0" w:type="dxa"/>
-              <w:left w:w="0.0" w:type="dxa"/>
-              <w:bottom w:w="0.0" w:type="dxa"/>
-              <w:right w:w="0.0" w:type="dxa"/>
-            </w:tcMar>
-            <w:vAlign w:val="top"/>
-          </w:tcPr>
-          <w:p>
-            <w:pPr>
-              <w:widowControl w:val="0"/>
-              <w:spacing w:line="240" w:lineRule="auto"/>
-              <w:rPr/>
-            </w:pPr>
-            <w:r>
-              <w:rPr>
-                <w:rtl w:val="0"/>
-              </w:rPr>
-              <w:t xml:space="preserve">200 list of the user's decks</w:t>
-            </w:r>
-          </w:p>
-        </w:tc>
-      </w:tr>
-      <w:tr>
-        <w:trPr>
-          <w:cantSplit w:val="0"/>
-          <w:tblHeader w:val="0"/>
-        </w:trPr>
-        <w:tc>
-          <w:tcPr>
-            <w:shd w:fill="auto" w:val="clear"/>
-            <w:tcMar>
-              <w:top w:w="0.0" w:type="dxa"/>
-              <w:left w:w="0.0" w:type="dxa"/>
-              <w:bottom w:w="0.0" w:type="dxa"/>
-              <w:right w:w="0.0" w:type="dxa"/>
-            </w:tcMar>
-            <w:vAlign w:val="top"/>
-          </w:tcPr>
-          <w:p>
-            <w:pPr>
-              <w:widowControl w:val="0"/>
-              <w:spacing w:line="240" w:lineRule="auto"/>
-              <w:rPr/>
-            </w:pPr>
-            <w:r>
-              <w:rPr>
-                <w:rtl w:val="0"/>
-              </w:rPr>
-              <w:t xml:space="preserve">POST</w:t>
-            </w:r>
-          </w:p>
-        </w:tc>
-        <w:tc>
-          <w:tcPr>
-            <w:shd w:fill="auto" w:val="clear"/>
-            <w:tcMar>
-              <w:top w:w="0.0" w:type="dxa"/>
-              <w:left w:w="0.0" w:type="dxa"/>
-              <w:bottom w:w="0.0" w:type="dxa"/>
-              <w:right w:w="0.0" w:type="dxa"/>
-            </w:tcMar>
-            <w:vAlign w:val="top"/>
-          </w:tcPr>
-          <w:p>
-            <w:pPr>
-              <w:widowControl w:val="0"/>
-              <w:spacing w:line="240" w:lineRule="auto"/>
-              <w:rPr/>
-            </w:pPr>
-            <w:r>
-              <w:rPr>
-                <w:rtl w:val="0"/>
-              </w:rPr>
-              <w:t xml:space="preserve">/api/decks</w:t>
-            </w:r>
-          </w:p>
-        </w:tc>
-        <w:tc>
-          <w:tcPr>
-            <w:shd w:fill="auto" w:val="clear"/>
-            <w:tcMar>
-              <w:top w:w="0.0" w:type="dxa"/>
-              <w:left w:w="0.0" w:type="dxa"/>
-              <w:bottom w:w="0.0" w:type="dxa"/>
-              <w:right w:w="0.0" w:type="dxa"/>
-            </w:tcMar>
-            <w:vAlign w:val="top"/>
-          </w:tcPr>
-          <w:p>
-            <w:pPr>
-              <w:widowControl w:val="0"/>
-              <w:spacing w:line="240" w:lineRule="auto"/>
-              <w:rPr/>
-            </w:pPr>
-            <w:r>
-              <w:rPr>
-                <w:rtl w:val="0"/>
-              </w:rPr>
-              <w:t xml:space="preserve">name, description?</w:t>
-            </w:r>
-          </w:p>
-        </w:tc>
-        <w:tc>
-          <w:tcPr>
-            <w:shd w:fill="auto" w:val="clear"/>
-            <w:tcMar>
-              <w:top w:w="0.0" w:type="dxa"/>
-              <w:left w:w="0.0" w:type="dxa"/>
-              <w:bottom w:w="0.0" w:type="dxa"/>
-              <w:right w:w="0.0" w:type="dxa"/>
-            </w:tcMar>
-            <w:vAlign w:val="top"/>
-          </w:tcPr>
-          <w:p>
-            <w:pPr>
-              <w:widowControl w:val="0"/>
-              <w:spacing w:line="240" w:lineRule="auto"/>
-              <w:rPr/>
-            </w:pPr>
-            <w:r>
-              <w:rPr>
-                <w:rtl w:val="0"/>
-              </w:rPr>
-              <w:t xml:space="preserve">201 Deck</w:t>
-            </w:r>
-          </w:p>
-        </w:tc>
-      </w:tr>
-      <w:tr>
-        <w:trPr>
-          <w:cantSplit w:val="0"/>
-          <w:tblHeader w:val="0"/>
-        </w:trPr>
-        <w:tc>
-          <w:tcPr>
-            <w:shd w:fill="auto" w:val="clear"/>
-            <w:tcMar>
-              <w:top w:w="0.0" w:type="dxa"/>
-              <w:left w:w="0.0" w:type="dxa"/>
-              <w:bottom w:w="0.0" w:type="dxa"/>
-              <w:right w:w="0.0" w:type="dxa"/>
-            </w:tcMar>
-            <w:vAlign w:val="top"/>
-          </w:tcPr>
-          <w:p>
-            <w:pPr>
-              <w:widowControl w:val="0"/>
-              <w:spacing w:line="240" w:lineRule="auto"/>
-              <w:rPr/>
-            </w:pPr>
-            <w:r>
-              <w:rPr>
-                <w:rtl w:val="0"/>
-              </w:rPr>
-              <w:t xml:space="preserve">GET / PATCH / DELETE</w:t>
-            </w:r>
-          </w:p>
-        </w:tc>
-        <w:tc>
-          <w:tcPr>
-            <w:shd w:fill="auto" w:val="clear"/>
-            <w:tcMar>
-              <w:top w:w="0.0" w:type="dxa"/>
-              <w:left w:w="0.0" w:type="dxa"/>
-              <w:bottom w:w="0.0" w:type="dxa"/>
-              <w:right w:w="0.0" w:type="dxa"/>
-            </w:tcMar>
-            <w:vAlign w:val="top"/>
-          </w:tcPr>
-          <w:p>
-            <w:pPr>
-              <w:widowControl w:val="0"/>
-              <w:spacing w:line="240" w:lineRule="auto"/>
-              <w:rPr/>
-            </w:pPr>
-            <w:r>
-              <w:rPr>
-                <w:rtl w:val="0"/>
-              </w:rPr>
-              <w:t xml:space="preserve">/api/decks/{id}</w:t>
-            </w:r>
-          </w:p>
-        </w:tc>
-        <w:tc>
-          <w:tcPr>
-            <w:shd w:fill="auto" w:val="clear"/>
-            <w:tcMar>
-              <w:top w:w="0.0" w:type="dxa"/>
-              <w:left w:w="0.0" w:type="dxa"/>
-              <w:bottom w:w="0.0" w:type="dxa"/>
-              <w:right w:w="0.0" w:type="dxa"/>
-            </w:tcMar>
-            <w:vAlign w:val="top"/>
-          </w:tcPr>
-          <w:p>
-            <w:pPr>
-              <w:widowControl w:val="0"/>
-              <w:spacing w:line="240" w:lineRule="auto"/>
-              <w:rPr/>
-            </w:pPr>
-            <w:r>
-              <w:rPr>
-                <w:rtl w:val="0"/>
-              </w:rPr>
-              <w:t xml:space="preserve">name?, description?</w:t>
-            </w:r>
-          </w:p>
-        </w:tc>
-        <w:tc>
-          <w:tcPr>
-            <w:shd w:fill="auto" w:val="clear"/>
-            <w:tcMar>
-              <w:top w:w="0.0" w:type="dxa"/>
-              <w:left w:w="0.0" w:type="dxa"/>
-              <w:bottom w:w="0.0" w:type="dxa"/>
-              <w:right w:w="0.0" w:type="dxa"/>
-            </w:tcMar>
-            <w:vAlign w:val="top"/>
-          </w:tcPr>
-          <w:p>
-            <w:pPr>
-              <w:widowControl w:val="0"/>
-              <w:spacing w:line="240" w:lineRule="auto"/>
-              <w:rPr/>
-            </w:pPr>
-            <w:r>
-              <w:rPr>
-                <w:rtl w:val="0"/>
-              </w:rPr>
-              <w:t xml:space="preserve">200 Deck / 200 Deck / 204</w:t>
-            </w:r>
-          </w:p>
-        </w:tc>
-      </w:tr>
-      <w:tr>
-        <w:trPr>
-          <w:cantSplit w:val="0"/>
-          <w:tblHeader w:val="0"/>
-        </w:trPr>
-        <w:tc>
-          <w:tcPr>
-            <w:shd w:fill="auto" w:val="clear"/>
-            <w:tcMar>
-              <w:top w:w="0.0" w:type="dxa"/>
-              <w:left w:w="0.0" w:type="dxa"/>
-              <w:bottom w:w="0.0" w:type="dxa"/>
-              <w:right w:w="0.0" w:type="dxa"/>
-            </w:tcMar>
-            <w:vAlign w:val="top"/>
-          </w:tcPr>
-          <w:p>
-            <w:pPr>
-              <w:widowControl w:val="0"/>
-              <w:spacing w:line="240" w:lineRule="auto"/>
-              <w:rPr/>
-            </w:pPr>
-            <w:r>
-              <w:rPr>
-                <w:rtl w:val="0"/>
-              </w:rPr>
-              <w:t xml:space="preserve">GET</w:t>
-            </w:r>
-          </w:p>
-        </w:tc>
-        <w:tc>
-          <w:tcPr>
-            <w:shd w:fill="auto" w:val="clear"/>
-            <w:tcMar>
-              <w:top w:w="0.0" w:type="dxa"/>
-              <w:left w:w="0.0" w:type="dxa"/>
-              <w:bottom w:w="0.0" w:type="dxa"/>
-              <w:right w:w="0.0" w:type="dxa"/>
-            </w:tcMar>
-            <w:vAlign w:val="top"/>
-          </w:tcPr>
-          <w:p>
-            <w:pPr>
-              <w:widowControl w:val="0"/>
-              <w:spacing w:line="240" w:lineRule="auto"/>
-              <w:rPr/>
-            </w:pPr>
-            <w:r>
-              <w:rPr>
-                <w:rtl w:val="0"/>
-              </w:rPr>
-              <w:t xml:space="preserve">/api/decks/{id}/cards</w:t>
-            </w:r>
-          </w:p>
-        </w:tc>
-        <w:tc>
-          <w:tcPr>
-            <w:shd w:fill="auto" w:val="clear"/>
-            <w:tcMar>
-              <w:top w:w="0.0" w:type="dxa"/>
-              <w:left w:w="0.0" w:type="dxa"/>
-              <w:bottom w:w="0.0" w:type="dxa"/>
-              <w:right w:w="0.0" w:type="dxa"/>
-            </w:tcMar>
-            <w:vAlign w:val="top"/>
-          </w:tcPr>
-          <w:p>
-            <w:pPr>
-              <w:widowControl w:val="0"/>
-              <w:spacing w:line="240" w:lineRule="auto"/>
-              <w:rPr/>
-            </w:pPr>
-            <w:r>
-              <w:rPr>
-                <w:rtl w:val="0"/>
-              </w:rPr>
-              <w:t xml:space="preserve">–</w:t>
-            </w:r>
-          </w:p>
-        </w:tc>
-        <w:tc>
-          <w:tcPr>
-            <w:shd w:fill="auto" w:val="clear"/>
-            <w:tcMar>
-              <w:top w:w="0.0" w:type="dxa"/>
-              <w:left w:w="0.0" w:type="dxa"/>
-              <w:bottom w:w="0.0" w:type="dxa"/>
-              <w:right w:w="0.0" w:type="dxa"/>
-            </w:tcMar>
-            <w:vAlign w:val="top"/>
-          </w:tcPr>
-          <w:p>
-            <w:pPr>
-              <w:widowControl w:val="0"/>
-              <w:spacing w:line="240" w:lineRule="auto"/>
-              <w:rPr/>
-            </w:pPr>
-            <w:r>
-              <w:rPr>
-                <w:rtl w:val="0"/>
-              </w:rPr>
-              <w:t xml:space="preserve">200 list of cards</w:t>
-            </w:r>
-          </w:p>
-        </w:tc>
-      </w:tr>
-      <w:tr>
-        <w:trPr>
-          <w:cantSplit w:val="0"/>
-          <w:tblHeader w:val="0"/>
-        </w:trPr>
-        <w:tc>
-          <w:tcPr>
-            <w:shd w:fill="auto" w:val="clear"/>
-            <w:tcMar>
-              <w:top w:w="0.0" w:type="dxa"/>
-              <w:left w:w="0.0" w:type="dxa"/>
-              <w:bottom w:w="0.0" w:type="dxa"/>
-              <w:right w:w="0.0" w:type="dxa"/>
-            </w:tcMar>
-            <w:vAlign w:val="top"/>
-          </w:tcPr>
-          <w:p>
-            <w:pPr>
-              <w:widowControl w:val="0"/>
-              <w:spacing w:line="240" w:lineRule="auto"/>
-              <w:rPr/>
-            </w:pPr>
-            <w:r>
-              <w:rPr>
-                <w:rtl w:val="0"/>
-              </w:rPr>
-              <w:t xml:space="preserve">POST</w:t>
-            </w:r>
-          </w:p>
-        </w:tc>
-        <w:tc>
-          <w:tcPr>
-            <w:shd w:fill="auto" w:val="clear"/>
-            <w:tcMar>
-              <w:top w:w="0.0" w:type="dxa"/>
-              <w:left w:w="0.0" w:type="dxa"/>
-              <w:bottom w:w="0.0" w:type="dxa"/>
-              <w:right w:w="0.0" w:type="dxa"/>
-            </w:tcMar>
-            <w:vAlign w:val="top"/>
-          </w:tcPr>
-          <w:p>
-            <w:pPr>
-              <w:widowControl w:val="0"/>
-              <w:spacing w:line="240" w:lineRule="auto"/>
-              <w:rPr/>
-            </w:pPr>
-            <w:r>
-              <w:rPr>
-                <w:rtl w:val="0"/>
-              </w:rPr>
-              <w:t xml:space="preserve">/api/decks/{id}/cards</w:t>
-            </w:r>
-          </w:p>
-        </w:tc>
-        <w:tc>
-          <w:tcPr>
-            <w:shd w:fill="auto" w:val="clear"/>
-            <w:tcMar>
-              <w:top w:w="0.0" w:type="dxa"/>
-              <w:left w:w="0.0" w:type="dxa"/>
-              <w:bottom w:w="0.0" w:type="dxa"/>
-              <w:right w:w="0.0" w:type="dxa"/>
-            </w:tcMar>
-            <w:vAlign w:val="top"/>
-          </w:tcPr>
-          <w:p>
-            <w:pPr>
-              <w:widowControl w:val="0"/>
-              <w:spacing w:line="240" w:lineRule="auto"/>
-              <w:rPr/>
-            </w:pPr>
-            <w:r>
-              <w:rPr>
-                <w:rtl w:val="0"/>
-              </w:rPr>
-              <w:t xml:space="preserve">front, back, card_type?, choices?</w:t>
-            </w:r>
-          </w:p>
-        </w:tc>
-        <w:tc>
-          <w:tcPr>
-            <w:shd w:fill="auto" w:val="clear"/>
-            <w:tcMar>
-              <w:top w:w="0.0" w:type="dxa"/>
-              <w:left w:w="0.0" w:type="dxa"/>
-              <w:bottom w:w="0.0" w:type="dxa"/>
-              <w:right w:w="0.0" w:type="dxa"/>
-            </w:tcMar>
-            <w:vAlign w:val="top"/>
-          </w:tcPr>
-          <w:p>
-            <w:pPr>
-              <w:widowControl w:val="0"/>
-              <w:spacing w:line="240" w:lineRule="auto"/>
-              <w:rPr/>
-            </w:pPr>
-            <w:r>
-              <w:rPr>
-                <w:rtl w:val="0"/>
-              </w:rPr>
-              <w:t xml:space="preserve">201 Card</w:t>
-            </w:r>
-          </w:p>
-        </w:tc>
-      </w:tr>
-      <w:tr>
-        <w:trPr>
-          <w:cantSplit w:val="0"/>
-          <w:tblHeader w:val="0"/>
-        </w:trPr>
-        <w:tc>
-          <w:tcPr>
-            <w:shd w:fill="auto" w:val="clear"/>
-            <w:tcMar>
-              <w:top w:w="0.0" w:type="dxa"/>
-              <w:left w:w="0.0" w:type="dxa"/>
-              <w:bottom w:w="0.0" w:type="dxa"/>
-              <w:right w:w="0.0" w:type="dxa"/>
-            </w:tcMar>
-            <w:vAlign w:val="top"/>
-          </w:tcPr>
-          <w:p>
-            <w:pPr>
-              <w:widowControl w:val="0"/>
-              <w:spacing w:line="240" w:lineRule="auto"/>
-              <w:rPr/>
-            </w:pPr>
-            <w:r>
-              <w:rPr>
-                <w:rtl w:val="0"/>
-              </w:rPr>
-              <w:t xml:space="preserve">PATCH / DELETE</w:t>
-            </w:r>
-          </w:p>
-        </w:tc>
-        <w:tc>
-          <w:tcPr>
-            <w:shd w:fill="auto" w:val="clear"/>
-            <w:tcMar>
-              <w:top w:w="0.0" w:type="dxa"/>
-              <w:left w:w="0.0" w:type="dxa"/>
-              <w:bottom w:w="0.0" w:type="dxa"/>
-              <w:right w:w="0.0" w:type="dxa"/>
-            </w:tcMar>
-            <w:vAlign w:val="top"/>
-          </w:tcPr>
-          <w:p>
-            <w:pPr>
-              <w:widowControl w:val="0"/>
-              <w:spacing w:line="240" w:lineRule="auto"/>
-              <w:rPr/>
-            </w:pPr>
-            <w:r>
-              <w:rPr>
-                <w:rtl w:val="0"/>
-              </w:rPr>
-              <w:t xml:space="preserve">/api/cards/{id}</w:t>
-            </w:r>
-          </w:p>
-        </w:tc>
-        <w:tc>
-          <w:tcPr>
-            <w:shd w:fill="auto" w:val="clear"/>
-            <w:tcMar>
-              <w:top w:w="0.0" w:type="dxa"/>
-              <w:left w:w="0.0" w:type="dxa"/>
-              <w:bottom w:w="0.0" w:type="dxa"/>
-              <w:right w:w="0.0" w:type="dxa"/>
-            </w:tcMar>
-            <w:vAlign w:val="top"/>
-          </w:tcPr>
-          <w:p>
-            <w:pPr>
-              <w:widowControl w:val="0"/>
-              <w:spacing w:line="240" w:lineRule="auto"/>
-              <w:rPr/>
-            </w:pPr>
-            <w:r>
-              <w:rPr>
-                <w:rtl w:val="0"/>
-              </w:rPr>
-              <w:t xml:space="preserve">front?, back?, card_type?, choices?</w:t>
-            </w:r>
-          </w:p>
-        </w:tc>
-        <w:tc>
-          <w:tcPr>
-            <w:shd w:fill="auto" w:val="clear"/>
-            <w:tcMar>
-              <w:top w:w="0.0" w:type="dxa"/>
-              <w:left w:w="0.0" w:type="dxa"/>
-              <w:bottom w:w="0.0" w:type="dxa"/>
-              <w:right w:w="0.0" w:type="dxa"/>
-            </w:tcMar>
-            <w:vAlign w:val="top"/>
-          </w:tcPr>
-          <w:p>
-            <w:pPr>
-              <w:widowControl w:val="0"/>
-              <w:spacing w:line="240" w:lineRule="auto"/>
-              <w:rPr/>
-            </w:pPr>
-            <w:r>
-              <w:rPr>
-                <w:rtl w:val="0"/>
-              </w:rPr>
-              <w:t xml:space="preserve">200 Card / 204</w:t>
-            </w:r>
-          </w:p>
-        </w:tc>
-      </w:tr>
-      <w:tr>
-        <w:trPr>
-          <w:cantSplit w:val="0"/>
-          <w:tblHeader w:val="0"/>
-        </w:trPr>
-        <w:tc>
-          <w:tcPr>
-            <w:shd w:fill="auto" w:val="clear"/>
-            <w:tcMar>
-              <w:top w:w="0.0" w:type="dxa"/>
-              <w:left w:w="0.0" w:type="dxa"/>
-              <w:bottom w:w="0.0" w:type="dxa"/>
-              <w:right w:w="0.0" w:type="dxa"/>
-            </w:tcMar>
-            <w:vAlign w:val="top"/>
-          </w:tcPr>
-          <w:p>
-            <w:pPr>
-              <w:widowControl w:val="0"/>
-              <w:spacing w:line="240" w:lineRule="auto"/>
-              <w:rPr/>
-            </w:pPr>
-            <w:r>
-              <w:rPr>
-                <w:rtl w:val="0"/>
-              </w:rPr>
-              <w:t xml:space="preserve">GET</w:t>
-            </w:r>
-          </w:p>
-        </w:tc>
-        <w:tc>
-          <w:tcPr>
-            <w:shd w:fill="auto" w:val="clear"/>
-            <w:tcMar>
-              <w:top w:w="0.0" w:type="dxa"/>
-              <w:left w:w="0.0" w:type="dxa"/>
-              <w:bottom w:w="0.0" w:type="dxa"/>
-              <w:right w:w="0.0" w:type="dxa"/>
-            </w:tcMar>
-            <w:vAlign w:val="top"/>
-          </w:tcPr>
-          <w:p>
-            <w:pPr>
-              <w:widowControl w:val="0"/>
-              <w:spacing w:line="240" w:lineRule="auto"/>
-              <w:rPr/>
-            </w:pPr>
-            <w:r>
-              <w:rPr>
-                <w:rtl w:val="0"/>
-              </w:rPr>
-              <w:t xml:space="preserve">/api/decks/{id}/study</w:t>
-            </w:r>
-          </w:p>
-        </w:tc>
-        <w:tc>
-          <w:tcPr>
-            <w:shd w:fill="auto" w:val="clear"/>
-            <w:tcMar>
-              <w:top w:w="0.0" w:type="dxa"/>
-              <w:left w:w="0.0" w:type="dxa"/>
-              <w:bottom w:w="0.0" w:type="dxa"/>
-              <w:right w:w="0.0" w:type="dxa"/>
-            </w:tcMar>
-            <w:vAlign w:val="top"/>
-          </w:tcPr>
-          <w:p>
-            <w:pPr>
-              <w:widowControl w:val="0"/>
-              <w:spacing w:line="240" w:lineRule="auto"/>
-              <w:rPr/>
-            </w:pPr>
-            <w:r>
-              <w:rPr>
-                <w:rtl w:val="0"/>
-              </w:rPr>
-              <w:t xml:space="preserve">–</w:t>
-            </w:r>
-          </w:p>
-        </w:tc>
-        <w:tc>
-          <w:tcPr>
-            <w:shd w:fill="auto" w:val="clear"/>
-            <w:tcMar>
-              <w:top w:w="0.0" w:type="dxa"/>
-              <w:left w:w="0.0" w:type="dxa"/>
-              <w:bottom w:w="0.0" w:type="dxa"/>
-              <w:right w:w="0.0" w:type="dxa"/>
-            </w:tcMar>
-            <w:vAlign w:val="top"/>
-          </w:tcPr>
-          <w:p>
-            <w:pPr>
-              <w:widowControl w:val="0"/>
-              <w:spacing w:line="240" w:lineRule="auto"/>
-              <w:rPr/>
-            </w:pPr>
-            <w:r>
-              <w:rPr>
-                <w:rtl w:val="0"/>
-              </w:rPr>
-              <w:t xml:space="preserve">200 due cards for the session</w:t>
-            </w:r>
-          </w:p>
-        </w:tc>
-      </w:tr>
-      <w:tr>
-        <w:trPr>
-          <w:cantSplit w:val="0"/>
-          <w:tblHeader w:val="0"/>
-        </w:trPr>
-        <w:tc>
-          <w:tcPr>
-            <w:shd w:fill="auto" w:val="clear"/>
-            <w:tcMar>
-              <w:top w:w="0.0" w:type="dxa"/>
-              <w:left w:w="0.0" w:type="dxa"/>
-              <w:bottom w:w="0.0" w:type="dxa"/>
-              <w:right w:w="0.0" w:type="dxa"/>
-            </w:tcMar>
-            <w:vAlign w:val="top"/>
-          </w:tcPr>
-          <w:p>
-            <w:pPr>
-              <w:widowControl w:val="0"/>
-              <w:spacing w:line="240" w:lineRule="auto"/>
-              <w:rPr/>
-            </w:pPr>
-            <w:r>
-              <w:rPr>
-                <w:rtl w:val="0"/>
-              </w:rPr>
-              <w:t xml:space="preserve">POST</w:t>
-            </w:r>
-          </w:p>
-        </w:tc>
-        <w:tc>
-          <w:tcPr>
-            <w:shd w:fill="auto" w:val="clear"/>
-            <w:tcMar>
-              <w:top w:w="0.0" w:type="dxa"/>
-              <w:left w:w="0.0" w:type="dxa"/>
-              <w:bottom w:w="0.0" w:type="dxa"/>
-              <w:right w:w="0.0" w:type="dxa"/>
-            </w:tcMar>
-            <w:vAlign w:val="top"/>
-          </w:tcPr>
-          <w:p>
-            <w:pPr>
-              <w:widowControl w:val="0"/>
-              <w:spacing w:line="240" w:lineRule="auto"/>
-              <w:rPr/>
-            </w:pPr>
-            <w:r>
-              <w:rPr>
-                <w:rtl w:val="0"/>
-              </w:rPr>
-              <w:t xml:space="preserve">/api/cards/{id}/reviews</w:t>
-            </w:r>
-          </w:p>
-        </w:tc>
-        <w:tc>
-          <w:tcPr>
-            <w:shd w:fill="auto" w:val="clear"/>
-            <w:tcMar>
-              <w:top w:w="0.0" w:type="dxa"/>
-              <w:left w:w="0.0" w:type="dxa"/>
-              <w:bottom w:w="0.0" w:type="dxa"/>
-              <w:right w:w="0.0" w:type="dxa"/>
-            </w:tcMar>
-            <w:vAlign w:val="top"/>
-          </w:tcPr>
-          <w:p>
-            <w:pPr>
-              <w:widowControl w:val="0"/>
-              <w:spacing w:line="240" w:lineRule="auto"/>
-              <w:rPr/>
-            </w:pPr>
-            <w:r>
-              <w:rPr>
-                <w:rtl w:val="0"/>
-              </w:rPr>
-              <w:t xml:space="preserve">rating or answer</w:t>
-            </w:r>
-          </w:p>
-        </w:tc>
-        <w:tc>
-          <w:tcPr>
-            <w:shd w:fill="auto" w:val="clear"/>
-            <w:tcMar>
-              <w:top w:w="0.0" w:type="dxa"/>
-              <w:left w:w="0.0" w:type="dxa"/>
-              <w:bottom w:w="0.0" w:type="dxa"/>
-              <w:right w:w="0.0" w:type="dxa"/>
-            </w:tcMar>
-            <w:vAlign w:val="top"/>
-          </w:tcPr>
-          <w:p>
-            <w:pPr>
-              <w:widowControl w:val="0"/>
-              <w:spacing w:line="240" w:lineRule="auto"/>
-              <w:rPr/>
-            </w:pPr>
-            <w:r>
-              <w:rPr>
-                <w:rtl w:val="0"/>
-              </w:rPr>
-              <w:t xml:space="preserve">201 review result and next due date</w:t>
-            </w:r>
-          </w:p>
-        </w:tc>
-      </w:tr>
-      <w:tr>
-        <w:trPr>
-          <w:cantSplit w:val="0"/>
-          <w:tblHeader w:val="0"/>
-        </w:trPr>
-        <w:tc>
-          <w:tcPr>
-            <w:shd w:fill="auto" w:val="clear"/>
-            <w:tcMar>
-              <w:top w:w="0.0" w:type="dxa"/>
-              <w:left w:w="0.0" w:type="dxa"/>
-              <w:bottom w:w="0.0" w:type="dxa"/>
-              <w:right w:w="0.0" w:type="dxa"/>
-            </w:tcMar>
-            <w:vAlign w:val="top"/>
-          </w:tcPr>
-          <w:p>
-            <w:pPr>
-              <w:widowControl w:val="0"/>
-              <w:spacing w:line="240" w:lineRule="auto"/>
-              <w:rPr/>
-            </w:pPr>
-            <w:r>
-              <w:rPr>
-                <w:rtl w:val="0"/>
-              </w:rPr>
-              <w:t xml:space="preserve">POST</w:t>
-            </w:r>
-          </w:p>
-        </w:tc>
-        <w:tc>
-          <w:tcPr>
-            <w:shd w:fill="auto" w:val="clear"/>
-            <w:tcMar>
-              <w:top w:w="0.0" w:type="dxa"/>
-              <w:left w:w="0.0" w:type="dxa"/>
-              <w:bottom w:w="0.0" w:type="dxa"/>
-              <w:right w:w="0.0" w:type="dxa"/>
-            </w:tcMar>
-            <w:vAlign w:val="top"/>
-          </w:tcPr>
-          <w:p>
-            <w:pPr>
-              <w:widowControl w:val="0"/>
-              <w:spacing w:line="240" w:lineRule="auto"/>
-              <w:rPr/>
-            </w:pPr>
-            <w:r>
-              <w:rPr>
-                <w:rtl w:val="0"/>
-              </w:rPr>
-              <w:t xml:space="preserve">/api/decks/{id}/generate</w:t>
-            </w:r>
-          </w:p>
-        </w:tc>
-        <w:tc>
-          <w:tcPr>
-            <w:shd w:fill="auto" w:val="clear"/>
-            <w:tcMar>
-              <w:top w:w="0.0" w:type="dxa"/>
-              <w:left w:w="0.0" w:type="dxa"/>
-              <w:bottom w:w="0.0" w:type="dxa"/>
-              <w:right w:w="0.0" w:type="dxa"/>
-            </w:tcMar>
-            <w:vAlign w:val="top"/>
-          </w:tcPr>
-          <w:p>
-            <w:pPr>
-              <w:widowControl w:val="0"/>
-              <w:spacing w:line="240" w:lineRule="auto"/>
-              <w:rPr/>
-            </w:pPr>
-            <w:r>
-              <w:rPr>
-                <w:rtl w:val="0"/>
-              </w:rPr>
-              <w:t xml:space="preserve">prompt, count</w:t>
-            </w:r>
-          </w:p>
-        </w:tc>
-        <w:tc>
-          <w:tcPr>
-            <w:shd w:fill="auto" w:val="clear"/>
-            <w:tcMar>
-              <w:top w:w="0.0" w:type="dxa"/>
-              <w:left w:w="0.0" w:type="dxa"/>
-              <w:bottom w:w="0.0" w:type="dxa"/>
-              <w:right w:w="0.0" w:type="dxa"/>
-            </w:tcMar>
-            <w:vAlign w:val="top"/>
-          </w:tcPr>
-          <w:p>
-            <w:pPr>
-              <w:widowControl w:val="0"/>
-              <w:spacing w:line="240" w:lineRule="auto"/>
-              <w:rPr/>
-            </w:pPr>
-            <w:r>
-              <w:rPr>
-                <w:rtl w:val="0"/>
-              </w:rPr>
-              <w:t xml:space="preserve">200 candidate cards (not saved), duplicate flags</w:t>
-            </w:r>
-          </w:p>
-        </w:tc>
-      </w:tr>
-      <w:tr>
-        <w:trPr>
-          <w:cantSplit w:val="0"/>
-          <w:tblHeader w:val="0"/>
-        </w:trPr>
-        <w:tc>
-          <w:tcPr>
-            <w:shd w:fill="auto" w:val="clear"/>
-            <w:tcMar>
-              <w:top w:w="0.0" w:type="dxa"/>
-              <w:left w:w="0.0" w:type="dxa"/>
-              <w:bottom w:w="0.0" w:type="dxa"/>
-              <w:right w:w="0.0" w:type="dxa"/>
-            </w:tcMar>
-            <w:vAlign w:val="top"/>
-          </w:tcPr>
-          <w:p>
-            <w:pPr>
-              <w:widowControl w:val="0"/>
-              <w:spacing w:line="240" w:lineRule="auto"/>
-              <w:rPr/>
-            </w:pPr>
-            <w:r>
-              <w:rPr>
-                <w:rtl w:val="0"/>
-              </w:rPr>
-              <w:t xml:space="preserve">POST</w:t>
-            </w:r>
-          </w:p>
-        </w:tc>
-        <w:tc>
-          <w:tcPr>
-            <w:shd w:fill="auto" w:val="clear"/>
-            <w:tcMar>
-              <w:top w:w="0.0" w:type="dxa"/>
-              <w:left w:w="0.0" w:type="dxa"/>
-              <w:bottom w:w="0.0" w:type="dxa"/>
-              <w:right w:w="0.0" w:type="dxa"/>
-            </w:tcMar>
-            <w:vAlign w:val="top"/>
-          </w:tcPr>
-          <w:p>
-            <w:pPr>
-              <w:widowControl w:val="0"/>
-              <w:spacing w:line="240" w:lineRule="auto"/>
-              <w:rPr/>
-            </w:pPr>
-            <w:r>
-              <w:rPr>
-                <w:rtl w:val="0"/>
-              </w:rPr>
-              <w:t xml:space="preserve">/api/decks/{id}/cards/bulk</w:t>
-            </w:r>
-          </w:p>
-        </w:tc>
-        <w:tc>
-          <w:tcPr>
-            <w:shd w:fill="auto" w:val="clear"/>
-            <w:tcMar>
-              <w:top w:w="0.0" w:type="dxa"/>
-              <w:left w:w="0.0" w:type="dxa"/>
-              <w:bottom w:w="0.0" w:type="dxa"/>
-              <w:right w:w="0.0" w:type="dxa"/>
-            </w:tcMar>
-            <w:vAlign w:val="top"/>
-          </w:tcPr>
-          <w:p>
-            <w:pPr>
-              <w:widowControl w:val="0"/>
-              <w:spacing w:line="240" w:lineRule="auto"/>
-              <w:rPr/>
-            </w:pPr>
-            <w:r>
-              <w:rPr>
-                <w:rtl w:val="0"/>
-              </w:rPr>
-              <w:t xml:space="preserve">list of accepted cards</w:t>
-            </w:r>
-          </w:p>
-        </w:tc>
-        <w:tc>
-          <w:tcPr>
-            <w:shd w:fill="auto" w:val="clear"/>
-            <w:tcMar>
-              <w:top w:w="0.0" w:type="dxa"/>
-              <w:left w:w="0.0" w:type="dxa"/>
-              <w:bottom w:w="0.0" w:type="dxa"/>
-              <w:right w:w="0.0" w:type="dxa"/>
-            </w:tcMar>
-            <w:vAlign w:val="top"/>
-          </w:tcPr>
-          <w:p>
-            <w:pPr>
-              <w:widowControl w:val="0"/>
-              <w:spacing w:line="240" w:lineRule="auto"/>
-              <w:rPr/>
-            </w:pPr>
-            <w:r>
-              <w:rPr>
-                <w:rtl w:val="0"/>
-              </w:rPr>
-              <w:t xml:space="preserve">201 saved cards</w:t>
-            </w:r>
-          </w:p>
-        </w:tc>
-      </w:tr>
-    </w:tbl>
+    <w:p>
+      <w:pPr>
+        <w:widowControl w:val="0"/>
+        <w:spacing w:line="240" w:lineRule="auto"/>
+        <w:rPr/>
+      </w:pPr>
+      <w:r>
+        <w:rPr/>
+        <w:drawing>
+          <wp:inline distB="114300" distT="114300" distL="114300" distR="114300">
+            <wp:extent cx="5943600" cy="6756400"/>
+            <wp:effectExtent b="0" l="0" r="0" t="0"/>
+            <wp:docPr id="2" name="image5.png"/>
+            <a:graphic>
+              <a:graphicData uri="http://schemas.openxmlformats.org/drawingml/2006/picture">
+                <pic:pic>
+                  <pic:nvPicPr>
+                    <pic:cNvPr id="0" name="image5.png"/>
+                    <pic:cNvPicPr preferRelativeResize="0"/>
+                  </pic:nvPicPr>
+                  <pic:blipFill>
+                    <a:blip r:embed="rId13"/>
+                    <a:srcRect b="0" l="0" r="0" t="0"/>
+                    <a:stretch>
+                      <a:fillRect/>
+                    </a:stretch>
+                  </pic:blipFill>
+                  <pic:spPr>
+                    <a:xfrm>
+                      <a:off x="0" y="0"/>
+                      <a:ext cx="5943600" cy="6756400"/>
+                    </a:xfrm>
+                    <a:prstGeom prst="rect"/>
+                    <a:ln/>
+                  </pic:spPr>
+                </pic:pic>
+              </a:graphicData>
+            </a:graphic>
+          </wp:inline>
+        </w:drawing>
+      </w:r>
+      <w:r>
+        <w:rPr>
+          <w:rtl w:val="0"/>
+        </w:rPr>
+      </w:r>
+    </w:p>
+    <w:p>
+      <w:pPr>
+        <w:widowControl w:val="0"/>
+        <w:spacing w:line="240" w:lineRule="auto"/>
+        <w:ind w:left="720" w:firstLine="0"/>
+        <w:rPr/>
+      </w:pPr>
+      <w:r>
+        <w:rPr>
+          <w:rtl w:val="0"/>
+        </w:rPr>
+      </w:r>
+    </w:p>
     <w:p>
       <w:pPr>
         <w:widowControl w:val="0"/>
         <w:spacing w:after="240" w:line="240" w:lineRule="auto"/>
-        <w:rPr/>
-      </w:pPr>
-      <w:r>
-        <w:rPr>
-          <w:rtl w:val="0"/>
-        </w:rPr>
-        <w:t xml:space="preserve">External API used: the LLM provider's text-generation API, called only from the backend.</w:t>
+        <w:ind w:left="720" w:firstLine="0"/>
+        <w:rPr/>
+      </w:pPr>
+      <w:r>
+        <w:rPr>
+          <w:rtl w:val="0"/>
+        </w:rPr>
+        <w:t xml:space="preserve">Deck: id, name, description, card_count, due_counts {learning, review, new}, created_at, updated_at. Card: id, deck_id, front, back, state, due_at, created_at, updated_at. A study card adds intervals {again, hard, good, easy}, in seconds.</w:t>
+      </w:r>
+    </w:p>
+    <w:p>
+      <w:pPr>
+        <w:widowControl w:val="0"/>
+        <w:spacing w:after="240" w:before="240" w:line="240" w:lineRule="auto"/>
+        <w:ind w:left="720" w:firstLine="0"/>
+        <w:rPr/>
+      </w:pPr>
+      <w:r>
+        <w:rPr>
+          <w:rtl w:val="0"/>
+        </w:rPr>
+        <w:t xml:space="preserve">Planned for Iteration 3: POST /api/decks/{id}/generate (returns candidate cards without saving them) and POST /api/decks/{id}/cards/bulk (saves accepted cards). The LLM provider’s API will be called only from the backend.</w:t>
+      </w:r>
+    </w:p>
+    <w:p>
+      <w:pPr>
+        <w:widowControl w:val="0"/>
+        <w:spacing w:line="240" w:lineRule="auto"/>
+        <w:rPr/>
+      </w:pPr>
+      <w:r>
+        <w:rPr>
+          <w:rtl w:val="0"/>
+        </w:rPr>
       </w:r>
     </w:p>
     <w:p>
@@ -9093,8 +6487,8 @@
           <w:u w:val="none"/>
         </w:rPr>
       </w:pPr>
-      <w:bookmarkStart w:colFirst="0" w:colLast="0" w:name="_15tmymhipvdv" w:id="9"/>
-      <w:bookmarkEnd w:id="9"/>
+      <w:bookmarkStart w:colFirst="0" w:colLast="0" w:name="_15tmymhipvdv" w:id="13"/>
+      <w:bookmarkEnd w:id="13"/>
       <w:r>
         <w:rPr>
           <w:rtl w:val="0"/>
@@ -9125,13 +6519,49 @@
           <w:bCs w:val="1"/>
           <w:rtl w:val="0"/>
         </w:rPr>
-        <w:t xml:space="preserve">Configuration and environments:</w:t>
-      </w:r>
-      <w:r>
-        <w:rPr>
-          <w:rtl w:val="0"/>
-        </w:rPr>
-        <w:t xml:space="preserve"> development (Docker Compose), CI (GitHub Actions with SQLite and PostgreSQL test jobs), staging (Render, from develop), and production (Render, from main). Configuration is read from environment variables in config.py.</w:t>
+        <w:t xml:space="preserve">Configuration and environments: </w:t>
+      </w:r>
+      <w:r>
+        <w:rPr>
+          <w:rtl w:val="0"/>
+        </w:rPr>
+        <w:t xml:space="preserve">development (Docker Compose); CI (GitHub Actions, with SQLite and PostgreSQL test jobs); staging (from develop) and production (from main) on Render, defined in render.yaml but not yet deployed. Configuration is read from environment variables in</w:t>
+      </w:r>
+      <w:hyperlink r:id="rId14">
+        <w:r>
+          <w:rPr>
+            <w:rtl w:val="0"/>
+          </w:rPr>
+          <w:t xml:space="preserve"> </w:t>
+        </w:r>
+      </w:hyperlink>
+      <w:hyperlink r:id="rId15">
+        <w:r>
+          <w:rPr>
+            <w:color w:val="1155cc"/>
+            <w:u w:val="single"/>
+            <w:rtl w:val="0"/>
+          </w:rPr>
+          <w:t xml:space="preserve">config.py</w:t>
+        </w:r>
+      </w:hyperlink>
+      <w:r>
+        <w:rPr>
+          <w:rtl w:val="0"/>
+        </w:rPr>
+        <w:t xml:space="preserve">.</w:t>
+      </w:r>
+    </w:p>
+    <w:p>
+      <w:pPr>
+        <w:widowControl w:val="0"/>
+        <w:spacing w:line="240" w:lineRule="auto"/>
+        <w:rPr/>
+      </w:pPr>
+      <w:r>
+        <w:rPr>
+          <w:rtl w:val="0"/>
+        </w:rPr>
       </w:r>
     </w:p>
     <w:p>
@@ -9167,8 +6597,8 @@
         </w:numPr>
         <w:ind w:left="720" w:hanging="360"/>
       </w:pPr>
-      <w:bookmarkStart w:colFirst="0" w:colLast="0" w:name="_161vmjht87fy" w:id="10"/>
-      <w:bookmarkEnd w:id="10"/>
+      <w:bookmarkStart w:colFirst="0" w:colLast="0" w:name="_161vmjht87fy" w:id="14"/>
+      <w:bookmarkEnd w:id="14"/>
       <w:r>
         <w:rPr>
           <w:rtl w:val="0"/>
@@ -9203,7 +6633,7 @@
     </w:p>
     <w:tbl>
       <w:tblPr>
-        <w:tblStyle w:val="Table7"/>
+        <w:tblStyle w:val="Table4"/>
         <w:tblW w:w="9360.0" w:type="dxa"/>
         <w:jc w:val="left"/>
         <w:tblBorders>
@@ -9489,6 +6919,137 @@
               <w:rPr>
                 <w:rtl w:val="0"/>
               </w:rPr>
+              <w:t xml:space="preserve">Duc</w:t>
+            </w:r>
+          </w:p>
+        </w:tc>
+      </w:tr>
+      <w:tr>
+        <w:trPr>
+          <w:cantSplit w:val="0"/>
+          <w:tblHeader w:val="0"/>
+        </w:trPr>
+        <w:tc>
+          <w:tcPr>
+            <w:shd w:fill="auto" w:val="clear"/>
+            <w:tcMar>
+              <w:top w:w="0.0" w:type="dxa"/>
+              <w:left w:w="0.0" w:type="dxa"/>
+              <w:bottom w:w="0.0" w:type="dxa"/>
+              <w:right w:w="0.0" w:type="dxa"/>
+            </w:tcMar>
+            <w:vAlign w:val="top"/>
+          </w:tcPr>
+          <w:p>
+            <w:pPr>
+              <w:widowControl w:val="0"/>
+              <w:spacing w:line="240" w:lineRule="auto"/>
+              <w:rPr/>
+            </w:pPr>
+            <w:r>
+              <w:rPr>
+                <w:rtl w:val="0"/>
+              </w:rPr>
+              <w:t xml:space="preserve">Iteration 2 revision (figures 1–4, sections 1–9)</w:t>
+            </w:r>
+          </w:p>
+        </w:tc>
+        <w:tc>
+          <w:tcPr>
+            <w:shd w:fill="auto" w:val="clear"/>
+            <w:tcMar>
+              <w:top w:w="0.0" w:type="dxa"/>
+              <w:left w:w="0.0" w:type="dxa"/>
+              <w:bottom w:w="0.0" w:type="dxa"/>
+              <w:right w:w="0.0" w:type="dxa"/>
+            </w:tcMar>
+            <w:vAlign w:val="top"/>
+          </w:tcPr>
+          <w:p>
+            <w:pPr>
+              <w:widowControl w:val="0"/>
+              <w:spacing w:line="240" w:lineRule="auto"/>
+              <w:rPr/>
+            </w:pPr>
+            <w:r>
+              <w:rPr>
+                <w:rtl w:val="0"/>
+              </w:rPr>
+              <w:t xml:space="preserve">Miles</w:t>
+            </w:r>
+          </w:p>
+        </w:tc>
+        <w:tc>
+          <w:tcPr>
+            <w:shd w:fill="auto" w:val="clear"/>
+            <w:tcMar>
+              <w:top w:w="0.0" w:type="dxa"/>
+              <w:left w:w="0.0" w:type="dxa"/>
+              <w:bottom w:w="0.0" w:type="dxa"/>
+              <w:right w:w="0.0" w:type="dxa"/>
+            </w:tcMar>
+            <w:vAlign w:val="top"/>
+          </w:tcPr>
+          <w:p>
+            <w:pPr>
+              <w:widowControl w:val="0"/>
+              <w:spacing w:line="240" w:lineRule="auto"/>
+              <w:rPr/>
+            </w:pPr>
+            <w:r>
+              <w:rPr>
+                <w:rtl w:val="0"/>
+              </w:rPr>
+              <w:t xml:space="preserve">80%</w:t>
+            </w:r>
+          </w:p>
+        </w:tc>
+        <w:tc>
+          <w:tcPr>
+            <w:shd w:fill="auto" w:val="clear"/>
+            <w:tcMar>
+              <w:top w:w="0.0" w:type="dxa"/>
+              <w:left w:w="0.0" w:type="dxa"/>
+              <w:bottom w:w="0.0" w:type="dxa"/>
+              <w:right w:w="0.0" w:type="dxa"/>
+            </w:tcMar>
+            <w:vAlign w:val="top"/>
+          </w:tcPr>
+          <w:p>
+            <w:pPr>
+              <w:widowControl w:val="0"/>
+              <w:spacing w:line="240" w:lineRule="auto"/>
+              <w:rPr/>
+            </w:pPr>
+            <w:r>
+              <w:rPr>
+                <w:rtl w:val="0"/>
+              </w:rPr>
+              <w:t xml:space="preserve">Claude Code read the code, CI workflows, and Iteration 2 plan, listed where the SDD no longer matched the code, drafted replacement sections, and drew Figures 1–4 as Mermaid diagrams (sources in doc/diagrams).</w:t>
+            </w:r>
+          </w:p>
+        </w:tc>
+        <w:tc>
+          <w:tcPr>
+            <w:shd w:fill="auto" w:val="clear"/>
+            <w:tcMar>
+              <w:top w:w="0.0" w:type="dxa"/>
+              <w:left w:w="0.0" w:type="dxa"/>
+              <w:bottom w:w="0.0" w:type="dxa"/>
+              <w:right w:w="0.0" w:type="dxa"/>
+            </w:tcMar>
+            <w:vAlign w:val="top"/>
+          </w:tcPr>
+          <w:p>
+            <w:pPr>
+              <w:widowControl w:val="0"/>
+              <w:rPr/>
+            </w:pPr>
+            <w:r>
+              <w:rPr>
+                <w:rtl w:val="0"/>
+              </w:rPr>
+              <w:t xml:space="preserve">Miles</w:t>
             </w:r>
           </w:p>
         </w:tc>
@@ -9530,8 +7091,8 @@
           <w:u w:val="none"/>
         </w:rPr>
       </w:pPr>
-      <w:bookmarkStart w:colFirst="0" w:colLast="0" w:name="_50ojo9i46ytq" w:id="11"/>
-      <w:bookmarkEnd w:id="11"/>
+      <w:bookmarkStart w:colFirst="0" w:colLast="0" w:name="_50ojo9i46ytq" w:id="15"/>
+      <w:bookmarkEnd w:id="15"/>
       <w:r>
         <w:rPr>
           <w:rFonts w:ascii="Trebuchet MS" w:cs="Trebuchet MS" w:eastAsia="Trebuchet MS" w:hAnsi="Trebuchet MS"/>
@@ -9575,7 +7136,7 @@
         <w:widowControl w:val="0"/>
         <w:numPr>
           <w:ilvl w:val="0"/>
-          <w:numId w:val="5"/>
+          <w:numId w:val="6"/>
         </w:numPr>
         <w:spacing w:line="240" w:lineRule="auto"/>
         <w:ind w:left="1440" w:hanging="360"/>
@@ -9592,7 +7153,7 @@
         <w:widowControl w:val="0"/>
         <w:numPr>
           <w:ilvl w:val="0"/>
-          <w:numId w:val="5"/>
+          <w:numId w:val="6"/>
         </w:numPr>
         <w:spacing w:line="240" w:lineRule="auto"/>
         <w:ind w:left="1440" w:hanging="360"/>
@@ -9609,7 +7170,7 @@
         <w:widowControl w:val="0"/>
         <w:numPr>
           <w:ilvl w:val="0"/>
-          <w:numId w:val="5"/>
+          <w:numId w:val="6"/>
         </w:numPr>
         <w:spacing w:line="240" w:lineRule="auto"/>
         <w:ind w:left="1440" w:hanging="360"/>
@@ -9626,7 +7187,7 @@
         <w:widowControl w:val="0"/>
         <w:numPr>
           <w:ilvl w:val="0"/>
-          <w:numId w:val="5"/>
+          <w:numId w:val="6"/>
         </w:numPr>
         <w:spacing w:line="240" w:lineRule="auto"/>
         <w:ind w:left="1440" w:hanging="360"/>
@@ -9643,7 +7204,7 @@
         <w:widowControl w:val="0"/>
         <w:numPr>
           <w:ilvl w:val="0"/>
-          <w:numId w:val="5"/>
+          <w:numId w:val="6"/>
         </w:numPr>
         <w:spacing w:line="240" w:lineRule="auto"/>
         <w:ind w:left="1440" w:hanging="360"/>
@@ -9660,7 +7221,7 @@
         <w:widowControl w:val="0"/>
         <w:numPr>
           <w:ilvl w:val="0"/>
-          <w:numId w:val="5"/>
+          <w:numId w:val="6"/>
         </w:numPr>
         <w:spacing w:line="240" w:lineRule="auto"/>
         <w:ind w:left="1440" w:hanging="360"/>
@@ -9677,7 +7238,7 @@
         <w:widowControl w:val="0"/>
         <w:numPr>
           <w:ilvl w:val="0"/>
-          <w:numId w:val="5"/>
+          <w:numId w:val="6"/>
         </w:numPr>
         <w:spacing w:line="240" w:lineRule="auto"/>
         <w:ind w:left="1440" w:hanging="360"/>
@@ -9694,7 +7255,7 @@
         <w:widowControl w:val="0"/>
         <w:numPr>
           <w:ilvl w:val="0"/>
-          <w:numId w:val="5"/>
+          <w:numId w:val="6"/>
         </w:numPr>
         <w:spacing w:line="240" w:lineRule="auto"/>
         <w:ind w:left="1440" w:hanging="360"/>
@@ -9711,7 +7272,7 @@
         <w:widowControl w:val="0"/>
         <w:numPr>
           <w:ilvl w:val="0"/>
-          <w:numId w:val="5"/>
+          <w:numId w:val="6"/>
         </w:numPr>
         <w:spacing w:line="240" w:lineRule="auto"/>
         <w:ind w:left="1440" w:hanging="360"/>
@@ -9770,8 +7331,8 @@
           <w:u w:val="none"/>
         </w:rPr>
       </w:pPr>
-      <w:bookmarkStart w:colFirst="0" w:colLast="0" w:name="_8n34lvocupub" w:id="12"/>
-      <w:bookmarkEnd w:id="12"/>
+      <w:bookmarkStart w:colFirst="0" w:colLast="0" w:name="_8n34lvocupub" w:id="16"/>
+      <w:bookmarkEnd w:id="16"/>
       <w:r>
         <w:rPr>
           <w:rFonts w:ascii="Trebuchet MS" w:cs="Trebuchet MS" w:eastAsia="Trebuchet MS" w:hAnsi="Trebuchet MS"/>
@@ -9790,7 +7351,7 @@
         <w:widowControl w:val="0"/>
         <w:numPr>
           <w:ilvl w:val="0"/>
-          <w:numId w:val="10"/>
+          <w:numId w:val="11"/>
         </w:numPr>
         <w:pBdr>
           <w:top w:space="0" w:sz="0" w:val="nil"/>
@@ -9825,7 +7386,7 @@
         <w:widowControl w:val="0"/>
         <w:numPr>
           <w:ilvl w:val="0"/>
-          <w:numId w:val="10"/>
+          <w:numId w:val="11"/>
         </w:numPr>
         <w:spacing w:line="240" w:lineRule="auto"/>
         <w:ind w:left="720" w:hanging="360"/>
@@ -9850,7 +7411,7 @@
         <w:widowControl w:val="0"/>
         <w:numPr>
           <w:ilvl w:val="0"/>
-          <w:numId w:val="10"/>
+          <w:numId w:val="11"/>
         </w:numPr>
         <w:spacing w:line="240" w:lineRule="auto"/>
         <w:ind w:left="720" w:hanging="360"/>
@@ -9875,7 +7436,7 @@
         <w:widowControl w:val="0"/>
         <w:numPr>
           <w:ilvl w:val="0"/>
-          <w:numId w:val="10"/>
+          <w:numId w:val="11"/>
         </w:numPr>
         <w:spacing w:line="240" w:lineRule="auto"/>
         <w:ind w:left="720" w:hanging="360"/>
@@ -9900,7 +7461,7 @@
         <w:widowControl w:val="0"/>
         <w:numPr>
           <w:ilvl w:val="0"/>
-          <w:numId w:val="10"/>
+          <w:numId w:val="11"/>
         </w:numPr>
         <w:spacing w:line="240" w:lineRule="auto"/>
         <w:ind w:left="720" w:hanging="360"/>
@@ -9925,7 +7486,7 @@
         <w:widowControl w:val="0"/>
         <w:numPr>
           <w:ilvl w:val="0"/>
-          <w:numId w:val="10"/>
+          <w:numId w:val="11"/>
         </w:numPr>
         <w:spacing w:line="240" w:lineRule="auto"/>
         <w:ind w:left="720" w:hanging="360"/>
@@ -9950,7 +7511,7 @@
         <w:widowControl w:val="0"/>
         <w:numPr>
           <w:ilvl w:val="0"/>
-          <w:numId w:val="10"/>
+          <w:numId w:val="11"/>
         </w:numPr>
         <w:spacing w:line="240" w:lineRule="auto"/>
         <w:ind w:left="720" w:hanging="360"/>
@@ -9975,7 +7536,7 @@
         <w:widowControl w:val="0"/>
         <w:numPr>
           <w:ilvl w:val="0"/>
-          <w:numId w:val="10"/>
+          <w:numId w:val="11"/>
         </w:numPr>
         <w:spacing w:line="240" w:lineRule="auto"/>
         <w:ind w:left="720" w:hanging="360"/>
@@ -10000,7 +7561,7 @@
         <w:widowControl w:val="0"/>
         <w:numPr>
           <w:ilvl w:val="0"/>
-          <w:numId w:val="10"/>
+          <w:numId w:val="11"/>
         </w:numPr>
         <w:spacing w:line="240" w:lineRule="auto"/>
         <w:ind w:left="720" w:hanging="360"/>
@@ -10025,7 +7586,7 @@
         <w:widowControl w:val="0"/>
         <w:numPr>
           <w:ilvl w:val="0"/>
-          <w:numId w:val="10"/>
+          <w:numId w:val="11"/>
         </w:numPr>
         <w:spacing w:line="240" w:lineRule="auto"/>
         <w:ind w:left="720" w:hanging="360"/>
@@ -10050,7 +7611,7 @@
         <w:widowControl w:val="0"/>
         <w:numPr>
           <w:ilvl w:val="0"/>
-          <w:numId w:val="10"/>
+          <w:numId w:val="11"/>
         </w:numPr>
         <w:spacing w:line="240" w:lineRule="auto"/>
         <w:ind w:left="720" w:hanging="360"/>
@@ -10075,7 +7636,7 @@
         <w:widowControl w:val="0"/>
         <w:numPr>
           <w:ilvl w:val="0"/>
-          <w:numId w:val="10"/>
+          <w:numId w:val="11"/>
         </w:numPr>
         <w:spacing w:line="240" w:lineRule="auto"/>
         <w:ind w:left="720" w:hanging="360"/>
@@ -10119,7 +7680,7 @@
       </w:r>
     </w:p>
     <w:sectPr>
-      <w:headerReference r:id="rId7" w:type="default"/>
+      <w:headerReference r:id="rId16" w:type="default"/>
       <w:pgSz w:h="15840" w:w="12240" w:orient="portrait"/>
       <w:pgMar w:bottom="1440" w:top="1440" w:left="1440" w:right="1440" w:header="0" w:footer="720"/>
       <w:pgNumType w:start="1"/>
@@ -10282,7 +7843,7 @@
       <w:lvlText w:val="●"/>
       <w:lvlJc w:val="left"/>
       <w:pPr>
-        <w:ind w:left="600" w:hanging="360"/>
+        <w:ind w:left="720" w:hanging="360"/>
       </w:pPr>
       <w:rPr>
         <w:u w:val="none"/>
@@ -10315,7 +7876,7 @@
     <w:lvl w:ilvl="3">
       <w:start w:val="1"/>
       <w:numFmt w:val="bullet"/>
-      <w:lvlText w:val="■"/>
+      <w:lvlText w:val="●"/>
       <w:lvlJc w:val="left"/>
       <w:pPr>
         <w:ind w:left="2880" w:hanging="360"/>
@@ -10325,45 +7886,45 @@
       </w:rPr>
     </w:lvl>
     <w:lvl w:ilvl="4">
+      <w:start w:val="1"/>
+      <w:numFmt w:val="bullet"/>
+      <w:lvlText w:val="○"/>
+      <w:lvlJc w:val="left"/>
+      <w:pPr>
+        <w:ind w:left="3600" w:hanging="360"/>
+      </w:pPr>
+      <w:rPr>
+        <w:u w:val="none"/>
+      </w:rPr>
+    </w:lvl>
+    <w:lvl w:ilvl="5">
       <w:start w:val="1"/>
       <w:numFmt w:val="bullet"/>
       <w:lvlText w:val="■"/>
       <w:lvlJc w:val="left"/>
       <w:pPr>
-        <w:ind w:left="3600" w:hanging="360"/>
-      </w:pPr>
-      <w:rPr>
-        <w:u w:val="none"/>
-      </w:rPr>
-    </w:lvl>
-    <w:lvl w:ilvl="5">
+        <w:ind w:left="4320" w:hanging="360"/>
+      </w:pPr>
+      <w:rPr>
+        <w:u w:val="none"/>
+      </w:rPr>
+    </w:lvl>
+    <w:lvl w:ilvl="6">
       <w:start w:val="1"/>
       <w:numFmt w:val="bullet"/>
-      <w:lvlText w:val="■"/>
-      <w:lvlJc w:val="left"/>
-      <w:pPr>
-        <w:ind w:left="4320" w:hanging="360"/>
-      </w:pPr>
-      <w:rPr>
-        <w:u w:val="none"/>
-      </w:rPr>
-    </w:lvl>
-    <w:lvl w:ilvl="6">
+      <w:lvlText w:val="●"/>
+      <w:lvlJc w:val="left"/>
+      <w:pPr>
+        <w:ind w:left="5040" w:hanging="360"/>
+      </w:pPr>
+      <w:rPr>
+        <w:u w:val="none"/>
+      </w:rPr>
+    </w:lvl>
+    <w:lvl w:ilvl="7">
       <w:start w:val="1"/>
       <w:numFmt w:val="bullet"/>
-      <w:lvlText w:val="■"/>
-      <w:lvlJc w:val="left"/>
-      <w:pPr>
-        <w:ind w:left="5040" w:hanging="360"/>
-      </w:pPr>
-      <w:rPr>
-        <w:u w:val="none"/>
-      </w:rPr>
-    </w:lvl>
-    <w:lvl w:ilvl="7">
-      <w:start w:val="1"/>
-      <w:numFmt w:val="bullet"/>
-      <w:lvlText w:val="■"/>
+      <w:lvlText w:val="○"/>
       <w:lvlJc w:val="left"/>
       <w:pPr>
         <w:ind w:left="5760" w:hanging="360"/>
@@ -10392,7 +7953,7 @@
       <w:lvlText w:val="●"/>
       <w:lvlJc w:val="left"/>
       <w:pPr>
-        <w:ind w:left="600" w:hanging="360"/>
+        <w:ind w:left="720" w:hanging="360"/>
       </w:pPr>
       <w:rPr>
         <w:u w:val="none"/>
@@ -10425,7 +7986,7 @@
     <w:lvl w:ilvl="3">
       <w:start w:val="1"/>
       <w:numFmt w:val="bullet"/>
-      <w:lvlText w:val="■"/>
+      <w:lvlText w:val="●"/>
       <w:lvlJc w:val="left"/>
       <w:pPr>
         <w:ind w:left="2880" w:hanging="360"/>
@@ -10435,45 +7996,45 @@
       </w:rPr>
     </w:lvl>
     <w:lvl w:ilvl="4">
+      <w:start w:val="1"/>
+      <w:numFmt w:val="bullet"/>
+      <w:lvlText w:val="○"/>
+      <w:lvlJc w:val="left"/>
+      <w:pPr>
+        <w:ind w:left="3600" w:hanging="360"/>
+      </w:pPr>
+      <w:rPr>
+        <w:u w:val="none"/>
+      </w:rPr>
+    </w:lvl>
+    <w:lvl w:ilvl="5">
       <w:start w:val="1"/>
       <w:numFmt w:val="bullet"/>
       <w:lvlText w:val="■"/>
       <w:lvlJc w:val="left"/>
       <w:pPr>
-        <w:ind w:left="3600" w:hanging="360"/>
-      </w:pPr>
-      <w:rPr>
-        <w:u w:val="none"/>
-      </w:rPr>
-    </w:lvl>
-    <w:lvl w:ilvl="5">
+        <w:ind w:left="4320" w:hanging="360"/>
+      </w:pPr>
+      <w:rPr>
+        <w:u w:val="none"/>
+      </w:rPr>
+    </w:lvl>
+    <w:lvl w:ilvl="6">
       <w:start w:val="1"/>
       <w:numFmt w:val="bullet"/>
-      <w:lvlText w:val="■"/>
-      <w:lvlJc w:val="left"/>
-      <w:pPr>
-        <w:ind w:left="4320" w:hanging="360"/>
-      </w:pPr>
-      <w:rPr>
-        <w:u w:val="none"/>
-      </w:rPr>
-    </w:lvl>
-    <w:lvl w:ilvl="6">
+      <w:lvlText w:val="●"/>
+      <w:lvlJc w:val="left"/>
+      <w:pPr>
+        <w:ind w:left="5040" w:hanging="360"/>
+      </w:pPr>
+      <w:rPr>
+        <w:u w:val="none"/>
+      </w:rPr>
+    </w:lvl>
+    <w:lvl w:ilvl="7">
       <w:start w:val="1"/>
       <w:numFmt w:val="bullet"/>
-      <w:lvlText w:val="■"/>
-      <w:lvlJc w:val="left"/>
-      <w:pPr>
-        <w:ind w:left="5040" w:hanging="360"/>
-      </w:pPr>
-      <w:rPr>
-        <w:u w:val="none"/>
-      </w:rPr>
-    </w:lvl>
-    <w:lvl w:ilvl="7">
-      <w:start w:val="1"/>
-      <w:numFmt w:val="bullet"/>
-      <w:lvlText w:val="■"/>
+      <w:lvlText w:val="○"/>
       <w:lvlJc w:val="left"/>
       <w:pPr>
         <w:ind w:left="5760" w:hanging="360"/>
@@ -10612,7 +8173,7 @@
       <w:lvlText w:val="●"/>
       <w:lvlJc w:val="left"/>
       <w:pPr>
-        <w:ind w:left="1440" w:hanging="360"/>
+        <w:ind w:left="720" w:hanging="360"/>
       </w:pPr>
       <w:rPr>
         <w:u w:val="none"/>
@@ -10624,7 +8185,7 @@
       <w:lvlText w:val="○"/>
       <w:lvlJc w:val="left"/>
       <w:pPr>
-        <w:ind w:left="2160" w:hanging="360"/>
+        <w:ind w:left="1440" w:hanging="360"/>
       </w:pPr>
       <w:rPr>
         <w:u w:val="none"/>
@@ -10636,7 +8197,7 @@
       <w:lvlText w:val="■"/>
       <w:lvlJc w:val="left"/>
       <w:pPr>
-        <w:ind w:left="2880" w:hanging="360"/>
+        <w:ind w:left="2160" w:hanging="360"/>
       </w:pPr>
       <w:rPr>
         <w:u w:val="none"/>
@@ -10648,7 +8209,7 @@
       <w:lvlText w:val="●"/>
       <w:lvlJc w:val="left"/>
       <w:pPr>
-        <w:ind w:left="3600" w:hanging="360"/>
+        <w:ind w:left="2880" w:hanging="360"/>
       </w:pPr>
       <w:rPr>
         <w:u w:val="none"/>
@@ -10660,7 +8221,7 @@
       <w:lvlText w:val="○"/>
       <w:lvlJc w:val="left"/>
       <w:pPr>
-        <w:ind w:left="4320" w:hanging="360"/>
+        <w:ind w:left="3600" w:hanging="360"/>
       </w:pPr>
       <w:rPr>
         <w:u w:val="none"/>
@@ -10672,7 +8233,7 @@
       <w:lvlText w:val="■"/>
       <w:lvlJc w:val="left"/>
       <w:pPr>
-        <w:ind w:left="5040" w:hanging="360"/>
+        <w:ind w:left="4320" w:hanging="360"/>
       </w:pPr>
       <w:rPr>
         <w:u w:val="none"/>
@@ -10684,7 +8245,7 @@
       <w:lvlText w:val="●"/>
       <w:lvlJc w:val="left"/>
       <w:pPr>
-        <w:ind w:left="5760" w:hanging="360"/>
+        <w:ind w:left="5040" w:hanging="360"/>
       </w:pPr>
       <w:rPr>
         <w:u w:val="none"/>
@@ -10696,7 +8257,7 @@
       <w:lvlText w:val="○"/>
       <w:lvlJc w:val="left"/>
       <w:pPr>
-        <w:ind w:left="6480" w:hanging="360"/>
+        <w:ind w:left="5760" w:hanging="360"/>
       </w:pPr>
       <w:rPr>
         <w:u w:val="none"/>
@@ -10708,7 +8269,7 @@
       <w:lvlText w:val="■"/>
       <w:lvlJc w:val="left"/>
       <w:pPr>
-        <w:ind w:left="7200" w:hanging="360"/>
+        <w:ind w:left="6480" w:hanging="360"/>
       </w:pPr>
       <w:rPr>
         <w:u w:val="none"/>
@@ -10722,7 +8283,7 @@
       <w:lvlText w:val="●"/>
       <w:lvlJc w:val="left"/>
       <w:pPr>
-        <w:ind w:left="600" w:hanging="360"/>
+        <w:ind w:left="1440" w:hanging="360"/>
       </w:pPr>
       <w:rPr>
         <w:u w:val="none"/>
@@ -10734,7 +8295,7 @@
       <w:lvlText w:val="○"/>
       <w:lvlJc w:val="left"/>
       <w:pPr>
-        <w:ind w:left="1440" w:hanging="360"/>
+        <w:ind w:left="2160" w:hanging="360"/>
       </w:pPr>
       <w:rPr>
         <w:u w:val="none"/>
@@ -10746,79 +8307,79 @@
       <w:lvlText w:val="■"/>
       <w:lvlJc w:val="left"/>
       <w:pPr>
-        <w:ind w:left="2160" w:hanging="360"/>
+        <w:ind w:left="2880" w:hanging="360"/>
       </w:pPr>
       <w:rPr>
         <w:u w:val="none"/>
       </w:rPr>
     </w:lvl>
     <w:lvl w:ilvl="3">
+      <w:start w:val="1"/>
+      <w:numFmt w:val="bullet"/>
+      <w:lvlText w:val="●"/>
+      <w:lvlJc w:val="left"/>
+      <w:pPr>
+        <w:ind w:left="3600" w:hanging="360"/>
+      </w:pPr>
+      <w:rPr>
+        <w:u w:val="none"/>
+      </w:rPr>
+    </w:lvl>
+    <w:lvl w:ilvl="4">
+      <w:start w:val="1"/>
+      <w:numFmt w:val="bullet"/>
+      <w:lvlText w:val="○"/>
+      <w:lvlJc w:val="left"/>
+      <w:pPr>
+        <w:ind w:left="4320" w:hanging="360"/>
+      </w:pPr>
+      <w:rPr>
+        <w:u w:val="none"/>
+      </w:rPr>
+    </w:lvl>
+    <w:lvl w:ilvl="5">
       <w:start w:val="1"/>
       <w:numFmt w:val="bullet"/>
       <w:lvlText w:val="■"/>
       <w:lvlJc w:val="left"/>
       <w:pPr>
-        <w:ind w:left="2880" w:hanging="360"/>
-      </w:pPr>
-      <w:rPr>
-        <w:u w:val="none"/>
-      </w:rPr>
-    </w:lvl>
-    <w:lvl w:ilvl="4">
+        <w:ind w:left="5040" w:hanging="360"/>
+      </w:pPr>
+      <w:rPr>
+        <w:u w:val="none"/>
+      </w:rPr>
+    </w:lvl>
+    <w:lvl w:ilvl="6">
+      <w:start w:val="1"/>
+      <w:numFmt w:val="bullet"/>
+      <w:lvlText w:val="●"/>
+      <w:lvlJc w:val="left"/>
+      <w:pPr>
+        <w:ind w:left="5760" w:hanging="360"/>
+      </w:pPr>
+      <w:rPr>
+        <w:u w:val="none"/>
+      </w:rPr>
+    </w:lvl>
+    <w:lvl w:ilvl="7">
+      <w:start w:val="1"/>
+      <w:numFmt w:val="bullet"/>
+      <w:lvlText w:val="○"/>
+      <w:lvlJc w:val="left"/>
+      <w:pPr>
+        <w:ind w:left="6480" w:hanging="360"/>
+      </w:pPr>
+      <w:rPr>
+        <w:u w:val="none"/>
+      </w:rPr>
+    </w:lvl>
+    <w:lvl w:ilvl="8">
       <w:start w:val="1"/>
       <w:numFmt w:val="bullet"/>
       <w:lvlText w:val="■"/>
       <w:lvlJc w:val="left"/>
       <w:pPr>
-        <w:ind w:left="3600" w:hanging="360"/>
-      </w:pPr>
-      <w:rPr>
-        <w:u w:val="none"/>
-      </w:rPr>
-    </w:lvl>
-    <w:lvl w:ilvl="5">
-      <w:start w:val="1"/>
-      <w:numFmt w:val="bullet"/>
-      <w:lvlText w:val="■"/>
-      <w:lvlJc w:val="left"/>
-      <w:pPr>
-        <w:ind w:left="4320" w:hanging="360"/>
-      </w:pPr>
-      <w:rPr>
-        <w:u w:val="none"/>
-      </w:rPr>
-    </w:lvl>
-    <w:lvl w:ilvl="6">
-      <w:start w:val="1"/>
-      <w:numFmt w:val="bullet"/>
-      <w:lvlText w:val="■"/>
-      <w:lvlJc w:val="left"/>
-      <w:pPr>
-        <w:ind w:left="5040" w:hanging="360"/>
-      </w:pPr>
-      <w:rPr>
-        <w:u w:val="none"/>
-      </w:rPr>
-    </w:lvl>
-    <w:lvl w:ilvl="7">
-      <w:start w:val="1"/>
-      <w:numFmt w:val="bullet"/>
-      <w:lvlText w:val="■"/>
-      <w:lvlJc w:val="left"/>
-      <w:pPr>
-        <w:ind w:left="5760" w:hanging="360"/>
-      </w:pPr>
-      <w:rPr>
-        <w:u w:val="none"/>
-      </w:rPr>
-    </w:lvl>
-    <w:lvl w:ilvl="8">
-      <w:start w:val="1"/>
-      <w:numFmt w:val="bullet"/>
-      <w:lvlText w:val="■"/>
-      <w:lvlJc w:val="left"/>
-      <w:pPr>
-        <w:ind w:left="6480" w:hanging="360"/>
+        <w:ind w:left="7200" w:hanging="360"/>
       </w:pPr>
       <w:rPr>
         <w:u w:val="none"/>
@@ -11272,7 +8833,7 @@
       <w:lvlText w:val="●"/>
       <w:lvlJc w:val="left"/>
       <w:pPr>
-        <w:ind w:left="600" w:hanging="360"/>
+        <w:ind w:left="720" w:hanging="360"/>
       </w:pPr>
       <w:rPr>
         <w:u w:val="none"/>
@@ -11305,7 +8866,7 @@
     <w:lvl w:ilvl="3">
       <w:start w:val="1"/>
       <w:numFmt w:val="bullet"/>
-      <w:lvlText w:val="■"/>
+      <w:lvlText w:val="●"/>
       <w:lvlJc w:val="left"/>
       <w:pPr>
         <w:ind w:left="2880" w:hanging="360"/>
@@ -11315,45 +8876,45 @@
       </w:rPr>
     </w:lvl>
     <w:lvl w:ilvl="4">
+      <w:start w:val="1"/>
+      <w:numFmt w:val="bullet"/>
+      <w:lvlText w:val="○"/>
+      <w:lvlJc w:val="left"/>
+      <w:pPr>
+        <w:ind w:left="3600" w:hanging="360"/>
+      </w:pPr>
+      <w:rPr>
+        <w:u w:val="none"/>
+      </w:rPr>
+    </w:lvl>
+    <w:lvl w:ilvl="5">
       <w:start w:val="1"/>
       <w:numFmt w:val="bullet"/>
       <w:lvlText w:val="■"/>
       <w:lvlJc w:val="left"/>
       <w:pPr>
-        <w:ind w:left="3600" w:hanging="360"/>
-      </w:pPr>
-      <w:rPr>
-        <w:u w:val="none"/>
-      </w:rPr>
-    </w:lvl>
-    <w:lvl w:ilvl="5">
+        <w:ind w:left="4320" w:hanging="360"/>
+      </w:pPr>
+      <w:rPr>
+        <w:u w:val="none"/>
+      </w:rPr>
+    </w:lvl>
+    <w:lvl w:ilvl="6">
       <w:start w:val="1"/>
       <w:numFmt w:val="bullet"/>
-      <w:lvlText w:val="■"/>
-      <w:lvlJc w:val="left"/>
-      <w:pPr>
-        <w:ind w:left="4320" w:hanging="360"/>
-      </w:pPr>
-      <w:rPr>
-        <w:u w:val="none"/>
-      </w:rPr>
-    </w:lvl>
-    <w:lvl w:ilvl="6">
+      <w:lvlText w:val="●"/>
+      <w:lvlJc w:val="left"/>
+      <w:pPr>
+        <w:ind w:left="5040" w:hanging="360"/>
+      </w:pPr>
+      <w:rPr>
+        <w:u w:val="none"/>
+      </w:rPr>
+    </w:lvl>
+    <w:lvl w:ilvl="7">
       <w:start w:val="1"/>
       <w:numFmt w:val="bullet"/>
-      <w:lvlText w:val="■"/>
-      <w:lvlJc w:val="left"/>
-      <w:pPr>
-        <w:ind w:left="5040" w:hanging="360"/>
-      </w:pPr>
-      <w:rPr>
-        <w:u w:val="none"/>
-      </w:rPr>
-    </w:lvl>
-    <w:lvl w:ilvl="7">
-      <w:start w:val="1"/>
-      <w:numFmt w:val="bullet"/>
-      <w:lvlText w:val="■"/>
+      <w:lvlText w:val="○"/>
       <w:lvlJc w:val="left"/>
       <w:pPr>
         <w:ind w:left="5760" w:hanging="360"/>
@@ -11606,27 +9167,6 @@
     </w:tblPr>
   </w:style>
   <w:style w:type="table" w:styleId="Table4">
-    <w:basedOn w:val="TableNormal"/>
-    <w:tblPr>
-      <w:tblStyleRowBandSize w:val="1"/>
-      <w:tblStyleColBandSize w:val="1"/>
-    </w:tblPr>
-  </w:style>
-  <w:style w:type="table" w:styleId="Table5">
-    <w:basedOn w:val="TableNormal"/>
-    <w:tblPr>
-      <w:tblStyleRowBandSize w:val="1"/>
-      <w:tblStyleColBandSize w:val="1"/>
-    </w:tblPr>
-  </w:style>
-  <w:style w:type="table" w:styleId="Table6">
-    <w:basedOn w:val="TableNormal"/>
-    <w:tblPr>
-      <w:tblStyleRowBandSize w:val="1"/>
-      <w:tblStyleColBandSize w:val="1"/>
-    </w:tblPr>
-  </w:style>
-  <w:style w:type="table" w:styleId="Table7">
     <w:basedOn w:val="TableNormal"/>
     <w:tblPr>
       <w:tblStyleRowBandSize w:val="1"/>

--- a/doc/CS673_SDD_team2.docx
+++ b/doc/CS673_SDD_team2.docx
@@ -558,7 +558,7 @@
                 <w:u w:val="single"/>
                 <w:rtl w:val="0"/>
               </w:rPr>
-              <w:t xml:space="preserve">9/21/26</w:t>
+              <w:t xml:space="preserve">10/12/26</w:t>
             </w:r>
           </w:p>
         </w:tc>
@@ -712,20 +712,8 @@
           </w:tcPr>
           <w:p>
             <w:pPr>
-              <w:keepNext w:val="0"/>
-              <w:keepLines w:val="0"/>
-              <w:pageBreakBefore w:val="0"/>
               <w:widowControl w:val="0"/>
-              <w:pBdr>
-                <w:top w:space="0" w:sz="0" w:val="nil"/>
-                <w:left w:space="0" w:sz="0" w:val="nil"/>
-                <w:bottom w:space="0" w:sz="0" w:val="nil"/>
-                <w:right w:space="0" w:sz="0" w:val="nil"/>
-                <w:between w:space="0" w:sz="0" w:val="nil"/>
-              </w:pBdr>
-              <w:shd w:fill="auto" w:val="clear"/>
-              <w:spacing w:after="0" w:before="0" w:line="240" w:lineRule="auto"/>
-              <w:ind w:left="0" w:firstLine="0"/>
+              <w:spacing w:line="240" w:lineRule="auto"/>
               <w:rPr>
                 <w:sz w:val="24"/>
                 <w:szCs w:val="24"/>
@@ -739,7 +727,7 @@
                 <w:u w:val="single"/>
                 <w:rtl w:val="0"/>
               </w:rPr>
-              <w:t xml:space="preserve">9/21/26</w:t>
+              <w:t xml:space="preserve">10/12/26</w:t>
             </w:r>
           </w:p>
         </w:tc>
@@ -893,20 +881,8 @@
           </w:tcPr>
           <w:p>
             <w:pPr>
-              <w:keepNext w:val="0"/>
-              <w:keepLines w:val="0"/>
-              <w:pageBreakBefore w:val="0"/>
               <w:widowControl w:val="0"/>
-              <w:pBdr>
-                <w:top w:space="0" w:sz="0" w:val="nil"/>
-                <w:left w:space="0" w:sz="0" w:val="nil"/>
-                <w:bottom w:space="0" w:sz="0" w:val="nil"/>
-                <w:right w:space="0" w:sz="0" w:val="nil"/>
-                <w:between w:space="0" w:sz="0" w:val="nil"/>
-              </w:pBdr>
-              <w:shd w:fill="auto" w:val="clear"/>
-              <w:spacing w:after="0" w:before="0" w:line="240" w:lineRule="auto"/>
-              <w:ind w:left="0" w:firstLine="0"/>
+              <w:spacing w:line="240" w:lineRule="auto"/>
               <w:rPr>
                 <w:sz w:val="24"/>
                 <w:szCs w:val="24"/>
@@ -920,7 +896,7 @@
                 <w:u w:val="single"/>
                 <w:rtl w:val="0"/>
               </w:rPr>
-              <w:t xml:space="preserve">9/21/26</w:t>
+              <w:t xml:space="preserve">10/12/26</w:t>
             </w:r>
           </w:p>
         </w:tc>
@@ -1074,20 +1050,8 @@
           </w:tcPr>
           <w:p>
             <w:pPr>
-              <w:keepNext w:val="0"/>
-              <w:keepLines w:val="0"/>
-              <w:pageBreakBefore w:val="0"/>
               <w:widowControl w:val="0"/>
-              <w:pBdr>
-                <w:top w:space="0" w:sz="0" w:val="nil"/>
-                <w:left w:space="0" w:sz="0" w:val="nil"/>
-                <w:bottom w:space="0" w:sz="0" w:val="nil"/>
-                <w:right w:space="0" w:sz="0" w:val="nil"/>
-                <w:between w:space="0" w:sz="0" w:val="nil"/>
-              </w:pBdr>
-              <w:shd w:fill="auto" w:val="clear"/>
-              <w:spacing w:after="0" w:before="0" w:line="240" w:lineRule="auto"/>
-              <w:ind w:left="0" w:firstLine="0"/>
+              <w:spacing w:line="240" w:lineRule="auto"/>
               <w:rPr>
                 <w:sz w:val="24"/>
                 <w:szCs w:val="24"/>
@@ -1098,14 +1062,10 @@
               <w:rPr>
                 <w:sz w:val="24"/>
                 <w:szCs w:val="24"/>
+                <w:u w:val="single"/>
                 <w:rtl w:val="0"/>
               </w:rPr>
-              <w:t xml:space="preserve">9/21/26</w:t>
-            </w:r>
-            <w:r>
-              <w:rPr>
-                <w:rtl w:val="0"/>
-              </w:rPr>
+              <w:t xml:space="preserve">10/12/26</w:t>
             </w:r>
           </w:p>
         </w:tc>
@@ -1188,16 +1148,16 @@
         <w:tblLook w:val="0600"/>
       </w:tblPr>
       <w:tblGrid>
-        <w:gridCol w:w="2340"/>
-        <w:gridCol w:w="2340"/>
-        <w:gridCol w:w="2340"/>
-        <w:gridCol w:w="2340"/>
+        <w:gridCol w:w="1260"/>
+        <w:gridCol w:w="2355"/>
+        <w:gridCol w:w="1380"/>
+        <w:gridCol w:w="4365"/>
         <w:tblGridChange w:id="0">
           <w:tblGrid>
-            <w:gridCol w:w="2340"/>
-            <w:gridCol w:w="2340"/>
-            <w:gridCol w:w="2340"/>
-            <w:gridCol w:w="2340"/>
+            <w:gridCol w:w="1260"/>
+            <w:gridCol w:w="2355"/>
+            <w:gridCol w:w="1380"/>
+            <w:gridCol w:w="4365"/>
           </w:tblGrid>
         </w:tblGridChange>
       </w:tblGrid>
@@ -1793,6 +1753,204 @@
           </w:p>
         </w:tc>
       </w:tr>
+      <w:tr>
+        <w:trPr>
+          <w:cantSplit w:val="0"/>
+          <w:tblHeader w:val="0"/>
+        </w:trPr>
+        <w:tc>
+          <w:tcPr>
+            <w:shd w:fill="auto" w:val="clear"/>
+            <w:tcMar>
+              <w:top w:w="100.0" w:type="dxa"/>
+              <w:left w:w="100.0" w:type="dxa"/>
+              <w:bottom w:w="100.0" w:type="dxa"/>
+              <w:right w:w="100.0" w:type="dxa"/>
+            </w:tcMar>
+            <w:vAlign w:val="top"/>
+          </w:tcPr>
+          <w:p>
+            <w:pPr>
+              <w:keepNext w:val="0"/>
+              <w:keepLines w:val="0"/>
+              <w:pageBreakBefore w:val="0"/>
+              <w:widowControl w:val="0"/>
+              <w:pBdr>
+                <w:top w:space="0" w:sz="0" w:val="nil"/>
+                <w:left w:space="0" w:sz="0" w:val="nil"/>
+                <w:bottom w:space="0" w:sz="0" w:val="nil"/>
+                <w:right w:space="0" w:sz="0" w:val="nil"/>
+                <w:between w:space="0" w:sz="0" w:val="nil"/>
+              </w:pBdr>
+              <w:shd w:fill="auto" w:val="clear"/>
+              <w:spacing w:after="0" w:before="0" w:line="240" w:lineRule="auto"/>
+              <w:ind w:left="0" w:firstLine="0"/>
+              <w:rPr>
+                <w:b w:val="1"/>
+                <w:bCs w:val="1"/>
+                <w:sz w:val="24"/>
+                <w:szCs w:val="24"/>
+                <w:u w:val="single"/>
+              </w:rPr>
+            </w:pPr>
+            <w:r>
+              <w:rPr>
+                <w:b w:val="1"/>
+                <w:bCs w:val="1"/>
+                <w:sz w:val="24"/>
+                <w:szCs w:val="24"/>
+                <w:u w:val="single"/>
+                <w:rtl w:val="0"/>
+              </w:rPr>
+              <w:t xml:space="preserve">3</w:t>
+            </w:r>
+          </w:p>
+        </w:tc>
+        <w:tc>
+          <w:tcPr>
+            <w:shd w:fill="auto" w:val="clear"/>
+            <w:tcMar>
+              <w:top w:w="100.0" w:type="dxa"/>
+              <w:left w:w="100.0" w:type="dxa"/>
+              <w:bottom w:w="100.0" w:type="dxa"/>
+              <w:right w:w="100.0" w:type="dxa"/>
+            </w:tcMar>
+            <w:vAlign w:val="top"/>
+          </w:tcPr>
+          <w:p>
+            <w:pPr>
+              <w:keepNext w:val="0"/>
+              <w:keepLines w:val="0"/>
+              <w:pageBreakBefore w:val="0"/>
+              <w:widowControl w:val="0"/>
+              <w:pBdr>
+                <w:top w:space="0" w:sz="0" w:val="nil"/>
+                <w:left w:space="0" w:sz="0" w:val="nil"/>
+                <w:bottom w:space="0" w:sz="0" w:val="nil"/>
+                <w:right w:space="0" w:sz="0" w:val="nil"/>
+                <w:between w:space="0" w:sz="0" w:val="nil"/>
+              </w:pBdr>
+              <w:shd w:fill="auto" w:val="clear"/>
+              <w:spacing w:after="0" w:before="0" w:line="240" w:lineRule="auto"/>
+              <w:ind w:left="0" w:firstLine="0"/>
+              <w:rPr>
+                <w:b w:val="1"/>
+                <w:bCs w:val="1"/>
+                <w:sz w:val="24"/>
+                <w:szCs w:val="24"/>
+                <w:u w:val="single"/>
+              </w:rPr>
+            </w:pPr>
+            <w:r>
+              <w:rPr>
+                <w:b w:val="1"/>
+                <w:bCs w:val="1"/>
+                <w:sz w:val="24"/>
+                <w:szCs w:val="24"/>
+                <w:u w:val="single"/>
+                <w:rtl w:val="0"/>
+              </w:rPr>
+              <w:t xml:space="preserve">Miles Cameron</w:t>
+            </w:r>
+          </w:p>
+        </w:tc>
+        <w:tc>
+          <w:tcPr>
+            <w:shd w:fill="auto" w:val="clear"/>
+            <w:tcMar>
+              <w:top w:w="100.0" w:type="dxa"/>
+              <w:left w:w="100.0" w:type="dxa"/>
+              <w:bottom w:w="100.0" w:type="dxa"/>
+              <w:right w:w="100.0" w:type="dxa"/>
+            </w:tcMar>
+            <w:vAlign w:val="top"/>
+          </w:tcPr>
+          <w:p>
+            <w:pPr>
+              <w:keepNext w:val="0"/>
+              <w:keepLines w:val="0"/>
+              <w:pageBreakBefore w:val="0"/>
+              <w:widowControl w:val="0"/>
+              <w:pBdr>
+                <w:top w:space="0" w:sz="0" w:val="nil"/>
+                <w:left w:space="0" w:sz="0" w:val="nil"/>
+                <w:bottom w:space="0" w:sz="0" w:val="nil"/>
+                <w:right w:space="0" w:sz="0" w:val="nil"/>
+                <w:between w:space="0" w:sz="0" w:val="nil"/>
+              </w:pBdr>
+              <w:shd w:fill="auto" w:val="clear"/>
+              <w:spacing w:after="0" w:before="0" w:line="240" w:lineRule="auto"/>
+              <w:ind w:left="0" w:firstLine="0"/>
+              <w:rPr>
+                <w:b w:val="1"/>
+                <w:bCs w:val="1"/>
+                <w:sz w:val="24"/>
+                <w:szCs w:val="24"/>
+                <w:u w:val="single"/>
+              </w:rPr>
+            </w:pPr>
+            <w:r>
+              <w:rPr>
+                <w:b w:val="1"/>
+                <w:bCs w:val="1"/>
+                <w:sz w:val="24"/>
+                <w:szCs w:val="24"/>
+                <w:u w:val="single"/>
+                <w:rtl w:val="0"/>
+              </w:rPr>
+              <w:t xml:space="preserve">10/12/26</w:t>
+            </w:r>
+          </w:p>
+        </w:tc>
+        <w:tc>
+          <w:tcPr>
+            <w:shd w:fill="auto" w:val="clear"/>
+            <w:tcMar>
+              <w:top w:w="100.0" w:type="dxa"/>
+              <w:left w:w="100.0" w:type="dxa"/>
+              <w:bottom w:w="100.0" w:type="dxa"/>
+              <w:right w:w="100.0" w:type="dxa"/>
+            </w:tcMar>
+            <w:vAlign w:val="top"/>
+          </w:tcPr>
+          <w:p>
+            <w:pPr>
+              <w:keepNext w:val="0"/>
+              <w:keepLines w:val="0"/>
+              <w:pageBreakBefore w:val="0"/>
+              <w:widowControl w:val="0"/>
+              <w:pBdr>
+                <w:top w:space="0" w:sz="0" w:val="nil"/>
+                <w:left w:space="0" w:sz="0" w:val="nil"/>
+                <w:bottom w:space="0" w:sz="0" w:val="nil"/>
+                <w:right w:space="0" w:sz="0" w:val="nil"/>
+                <w:between w:space="0" w:sz="0" w:val="nil"/>
+              </w:pBdr>
+              <w:shd w:fill="auto" w:val="clear"/>
+              <w:spacing w:after="0" w:before="0" w:line="240" w:lineRule="auto"/>
+              <w:ind w:left="0" w:firstLine="0"/>
+              <w:rPr>
+                <w:b w:val="1"/>
+                <w:bCs w:val="1"/>
+                <w:sz w:val="20"/>
+                <w:szCs w:val="20"/>
+                <w:u w:val="single"/>
+              </w:rPr>
+            </w:pPr>
+            <w:r>
+              <w:rPr>
+                <w:b w:val="1"/>
+                <w:bCs w:val="1"/>
+                <w:sz w:val="20"/>
+                <w:szCs w:val="20"/>
+                <w:u w:val="single"/>
+                <w:rtl w:val="0"/>
+              </w:rPr>
+              <w:t xml:space="preserve">Iteration 3: AI card generation with Gemini (pending batches, accept and reject, daily caps), typed answers, and the live Render deployment; Figures 1–3 updated and Figure 5 added; multiple choice removed.</w:t>
+            </w:r>
+          </w:p>
+        </w:tc>
+      </w:tr>
     </w:tbl>
     <w:p>
       <w:pPr>
@@ -1844,7 +2002,7 @@
     </w:p>
     <w:sdt>
       <w:sdtPr>
-        <w:id w:val="642446800"/>
+        <w:id w:val="1050575847"/>
         <w:docPartObj>
           <w:docPartGallery w:val="Table of Contents"/>
           <w:docPartUnique w:val="1"/>
@@ -2382,7 +2540,7 @@
         <w:widowControl w:val="0"/>
         <w:numPr>
           <w:ilvl w:val="0"/>
-          <w:numId w:val="7"/>
+          <w:numId w:val="9"/>
         </w:numPr>
         <w:pBdr>
           <w:top w:space="0" w:sz="0" w:val="nil"/>
@@ -2458,7 +2616,7 @@
         <w:rPr>
           <w:rtl w:val="0"/>
         </w:rPr>
-        <w:t xml:space="preserve">Cadence keeps Anki's proven scheduling model and addresses two of its limitations: the effort of building decks by hand, and the rigid reveal-and-self-grade review format. Users sign in, manage personal decks and cards, generate candidate cards from a prompt with an LLM, review and edit those candidates before saving, and study with a scheduler that shows each card when reinforcement is most valuable.</w:t>
+        <w:t xml:space="preserve">Cadence keeps Anki's proven scheduling model and addresses two of its limitations: the effort of building decks by hand, and the rigid reveal-and-self-grade review format. Users sign in, manage personal decks and cards, generate candidate cards with Google’s Gemini from a prompt, an uploaded file, or the deck itself, accept or reject each candidate before it is saved, and study with a scheduler that shows each card when reinforcement is most valuable, either flipping cards or typing their answers.</w:t>
       </w:r>
     </w:p>
     <w:p>
@@ -2525,20 +2683,20 @@
         <w:rPr>
           <w:rtl w:val="0"/>
         </w:rPr>
-        <w:t xml:space="preserve">Isolated, testable business logic: the scheduler is a pure module that imports nothing from Flask or the database and never reads the clock, so it can be unit tested without HTTP, a database, or waiting. AI generation will follow the same rule.</w:t>
-      </w:r>
-    </w:p>
-    <w:p>
-      <w:pPr>
-        <w:widowControl w:val="0"/>
-        <w:ind w:left="720" w:firstLine="0"/>
-        <w:rPr/>
-      </w:pPr>
-      <w:r>
-        <w:rPr>
-          <w:rtl w:val="0"/>
-        </w:rPr>
-        <w:t xml:space="preserve">Safe AI integration (Iteration 3): LLM output is treated as untrusted input, validated against a schema, and never saved without the user's review.</w:t>
+        <w:t xml:space="preserve">Isolated, testable business logic: the scheduler is a pure module that imports nothing from Flask or the database and never reads the clock, so it can be unit tested without HTTP, a database, or waiting. So are the AI prompt builder and output cleanup (app/ai/prompts.py and cleanup.py) and the typed-answer checker.</w:t>
+      </w:r>
+    </w:p>
+    <w:p>
+      <w:pPr>
+        <w:widowControl w:val="0"/>
+        <w:ind w:left="720" w:firstLine="0"/>
+        <w:rPr/>
+      </w:pPr>
+      <w:r>
+        <w:rPr>
+          <w:rtl w:val="0"/>
+        </w:rPr>
+        <w:t xml:space="preserve">Safe AI integration: Gemini’s output is treated as untrusted input, checked against a JSON schema and cleaned, and never saved until the learner accepts it.</w:t>
       </w:r>
     </w:p>
     <w:p>
@@ -2564,8 +2722,7 @@
         <w:rPr>
           <w:rtl w:val="0"/>
         </w:rPr>
-        <w:t xml:space="preserve">Secure by default: hashed passwords, hardened session cookies, ownership checks on every operation, and no secrets in source code.</w:t>
-        <w:br w:type="textWrapping"/>
+        <w:t xml:space="preserve">Status at Iteration 3: accounts, deck and card management, study mode with typed answers, and AI card generation are built and tested, and the application is deployed at Cadence is live at https://cadence-frontend-jufj.onrender.com. Multiple-choice cards, planned earlier, were cut.</w:t>
         <w:br w:type="textWrapping"/>
         <w:t xml:space="preserve">Status at Iteration 2: accounts, deck and card management, and study mode are built and tested. AI card generation is designed but not yet built. It is planned for Iteration 3 and is marked as planned wherever it appears below.</w:t>
       </w:r>
@@ -2575,7 +2732,7 @@
         <w:pStyle w:val="Heading1"/>
         <w:numPr>
           <w:ilvl w:val="0"/>
-          <w:numId w:val="7"/>
+          <w:numId w:val="9"/>
         </w:numPr>
         <w:ind w:left="720" w:hanging="360"/>
       </w:pPr>
@@ -2664,14 +2821,14 @@
         </w:rPr>
         <w:drawing>
           <wp:inline distB="114300" distT="114300" distL="114300" distR="114300">
-            <wp:extent cx="5426808" cy="5557838"/>
+            <wp:extent cx="5576888" cy="5317705"/>
             <wp:effectExtent b="0" l="0" r="0" t="0"/>
-            <wp:docPr id="6" name="image7.png"/>
+            <wp:docPr id="2" name="image10.png"/>
             <a:graphic>
               <a:graphicData uri="http://schemas.openxmlformats.org/drawingml/2006/picture">
                 <pic:pic>
                   <pic:nvPicPr>
-                    <pic:cNvPr id="0" name="image7.png"/>
+                    <pic:cNvPr id="0" name="image10.png"/>
                     <pic:cNvPicPr preferRelativeResize="0"/>
                   </pic:nvPicPr>
                   <pic:blipFill>
@@ -2684,7 +2841,7 @@
                   <pic:spPr>
                     <a:xfrm>
                       <a:off x="0" y="0"/>
-                      <a:ext cx="5426808" cy="5557838"/>
+                      <a:ext cx="5576888" cy="5317705"/>
                     </a:xfrm>
                     <a:prstGeom prst="rect"/>
                     <a:ln/>
@@ -2701,1228 +2858,30 @@
         </w:rPr>
       </w:r>
     </w:p>
-    <w:tbl>
-      <w:tblPr>
-        <w:tblStyle w:val="Table3"/>
-        <w:tblW w:w="9360.0" w:type="dxa"/>
-        <w:jc w:val="left"/>
-        <w:tblBorders>
-          <w:top w:color="000000" w:space="0" w:sz="6" w:val="single"/>
-          <w:left w:color="000000" w:space="0" w:sz="6" w:val="single"/>
-          <w:bottom w:color="000000" w:space="0" w:sz="6" w:val="single"/>
-          <w:right w:color="000000" w:space="0" w:sz="6" w:val="single"/>
-          <w:insideH w:color="000000" w:space="0" w:sz="6" w:val="single"/>
-          <w:insideV w:color="000000" w:space="0" w:sz="6" w:val="single"/>
-        </w:tblBorders>
-        <w:tblLayout w:type="fixed"/>
-        <w:tblLook w:val="0600"/>
-      </w:tblPr>
-      <w:tblGrid>
-        <w:gridCol w:w="2340"/>
-        <w:gridCol w:w="2340"/>
-        <w:gridCol w:w="2340"/>
-        <w:gridCol w:w="2340"/>
-        <w:tblGridChange w:id="0">
-          <w:tblGrid>
-            <w:gridCol w:w="2340"/>
-            <w:gridCol w:w="2340"/>
-            <w:gridCol w:w="2340"/>
-            <w:gridCol w:w="2340"/>
-          </w:tblGrid>
-        </w:tblGridChange>
-      </w:tblGrid>
-      <w:tr>
-        <w:trPr>
-          <w:cantSplit w:val="0"/>
-          <w:tblHeader w:val="1"/>
-        </w:trPr>
-        <w:tc>
-          <w:tcPr>
-            <w:shd w:fill="auto" w:val="clear"/>
-            <w:tcMar>
-              <w:top w:w="0.0" w:type="dxa"/>
-              <w:left w:w="0.0" w:type="dxa"/>
-              <w:bottom w:w="0.0" w:type="dxa"/>
-              <w:right w:w="0.0" w:type="dxa"/>
-            </w:tcMar>
-            <w:vAlign w:val="top"/>
-          </w:tcPr>
-          <w:p>
-            <w:pPr>
-              <w:widowControl w:val="0"/>
-              <w:spacing w:line="240" w:lineRule="auto"/>
-              <w:rPr>
-                <w:b w:val="1"/>
-                <w:bCs w:val="1"/>
-              </w:rPr>
-            </w:pPr>
-            <w:r>
-              <w:rPr>
-                <w:b w:val="1"/>
-                <w:bCs w:val="1"/>
-                <w:rtl w:val="0"/>
-              </w:rPr>
-              <w:t xml:space="preserve">Component</w:t>
-            </w:r>
-          </w:p>
-        </w:tc>
-        <w:tc>
-          <w:tcPr>
-            <w:shd w:fill="auto" w:val="clear"/>
-            <w:tcMar>
-              <w:top w:w="0.0" w:type="dxa"/>
-              <w:left w:w="0.0" w:type="dxa"/>
-              <w:bottom w:w="0.0" w:type="dxa"/>
-              <w:right w:w="0.0" w:type="dxa"/>
-            </w:tcMar>
-            <w:vAlign w:val="top"/>
-          </w:tcPr>
-          <w:p>
-            <w:pPr>
-              <w:widowControl w:val="0"/>
-              <w:spacing w:line="240" w:lineRule="auto"/>
-              <w:rPr>
-                <w:b w:val="1"/>
-                <w:bCs w:val="1"/>
-              </w:rPr>
-            </w:pPr>
-            <w:r>
-              <w:rPr>
-                <w:b w:val="1"/>
-                <w:bCs w:val="1"/>
-                <w:rtl w:val="0"/>
-              </w:rPr>
-              <w:t xml:space="preserve">Location</w:t>
-            </w:r>
-          </w:p>
-        </w:tc>
-        <w:tc>
-          <w:tcPr>
-            <w:shd w:fill="auto" w:val="clear"/>
-            <w:tcMar>
-              <w:top w:w="0.0" w:type="dxa"/>
-              <w:left w:w="0.0" w:type="dxa"/>
-              <w:bottom w:w="0.0" w:type="dxa"/>
-              <w:right w:w="0.0" w:type="dxa"/>
-            </w:tcMar>
-            <w:vAlign w:val="top"/>
-          </w:tcPr>
-          <w:p>
-            <w:pPr>
-              <w:widowControl w:val="0"/>
-              <w:spacing w:line="240" w:lineRule="auto"/>
-              <w:rPr>
-                <w:b w:val="1"/>
-                <w:bCs w:val="1"/>
-              </w:rPr>
-            </w:pPr>
-            <w:r>
-              <w:rPr>
-                <w:b w:val="1"/>
-                <w:bCs w:val="1"/>
-                <w:rtl w:val="0"/>
-              </w:rPr>
-              <w:t xml:space="preserve">Responsibility</w:t>
-            </w:r>
-          </w:p>
-        </w:tc>
-        <w:tc>
-          <w:tcPr>
-            <w:shd w:fill="auto" w:val="clear"/>
-            <w:tcMar>
-              <w:top w:w="0.0" w:type="dxa"/>
-              <w:left w:w="0.0" w:type="dxa"/>
-              <w:bottom w:w="0.0" w:type="dxa"/>
-              <w:right w:w="0.0" w:type="dxa"/>
-            </w:tcMar>
-            <w:vAlign w:val="top"/>
-          </w:tcPr>
-          <w:p>
-            <w:pPr>
-              <w:widowControl w:val="0"/>
-              <w:spacing w:line="240" w:lineRule="auto"/>
-              <w:rPr>
-                <w:b w:val="1"/>
-                <w:bCs w:val="1"/>
-              </w:rPr>
-            </w:pPr>
-            <w:r>
-              <w:rPr>
-                <w:b w:val="1"/>
-                <w:bCs w:val="1"/>
-                <w:rtl w:val="0"/>
-              </w:rPr>
-              <w:t xml:space="preserve">Framework / technology</w:t>
-            </w:r>
-          </w:p>
-        </w:tc>
-      </w:tr>
-      <w:tr>
-        <w:trPr>
-          <w:cantSplit w:val="0"/>
-          <w:tblHeader w:val="0"/>
-        </w:trPr>
-        <w:tc>
-          <w:tcPr>
-            <w:shd w:fill="auto" w:val="clear"/>
-            <w:tcMar>
-              <w:top w:w="0.0" w:type="dxa"/>
-              <w:left w:w="0.0" w:type="dxa"/>
-              <w:bottom w:w="0.0" w:type="dxa"/>
-              <w:right w:w="0.0" w:type="dxa"/>
-            </w:tcMar>
-            <w:vAlign w:val="top"/>
-          </w:tcPr>
-          <w:p>
-            <w:pPr>
-              <w:widowControl w:val="0"/>
-              <w:spacing w:line="240" w:lineRule="auto"/>
-              <w:rPr/>
-            </w:pPr>
-            <w:r>
-              <w:rPr>
-                <w:rtl w:val="0"/>
-              </w:rPr>
-              <w:t xml:space="preserve">Frontend</w:t>
-            </w:r>
-          </w:p>
-        </w:tc>
-        <w:tc>
-          <w:tcPr>
-            <w:shd w:fill="auto" w:val="clear"/>
-            <w:tcMar>
-              <w:top w:w="0.0" w:type="dxa"/>
-              <w:left w:w="0.0" w:type="dxa"/>
-              <w:bottom w:w="0.0" w:type="dxa"/>
-              <w:right w:w="0.0" w:type="dxa"/>
-            </w:tcMar>
-            <w:vAlign w:val="top"/>
-          </w:tcPr>
-          <w:p>
-            <w:pPr>
-              <w:widowControl w:val="0"/>
-              <w:spacing w:line="240" w:lineRule="auto"/>
-              <w:rPr/>
-            </w:pPr>
-            <w:r>
-              <w:rPr>
-                <w:rtl w:val="0"/>
-              </w:rPr>
-              <w:t xml:space="preserve">code/frontend/src</w:t>
-            </w:r>
-          </w:p>
-        </w:tc>
-        <w:tc>
-          <w:tcPr>
-            <w:shd w:fill="auto" w:val="clear"/>
-            <w:tcMar>
-              <w:top w:w="0.0" w:type="dxa"/>
-              <w:left w:w="0.0" w:type="dxa"/>
-              <w:bottom w:w="0.0" w:type="dxa"/>
-              <w:right w:w="0.0" w:type="dxa"/>
-            </w:tcMar>
-            <w:vAlign w:val="top"/>
-          </w:tcPr>
-          <w:p>
-            <w:pPr>
-              <w:widowControl w:val="0"/>
-              <w:spacing w:line="240" w:lineRule="auto"/>
-              <w:rPr/>
-            </w:pPr>
-            <w:r>
-              <w:rPr>
-                <w:rtl w:val="0"/>
-              </w:rPr>
-              <w:t xml:space="preserve">Screens, forms, client-side routing, signed-in state, study-session state, API calls</w:t>
-            </w:r>
-          </w:p>
-        </w:tc>
-        <w:tc>
-          <w:tcPr>
-            <w:shd w:fill="auto" w:val="clear"/>
-            <w:tcMar>
-              <w:top w:w="0.0" w:type="dxa"/>
-              <w:left w:w="0.0" w:type="dxa"/>
-              <w:bottom w:w="0.0" w:type="dxa"/>
-              <w:right w:w="0.0" w:type="dxa"/>
-            </w:tcMar>
-            <w:vAlign w:val="top"/>
-          </w:tcPr>
-          <w:p>
-            <w:pPr>
-              <w:widowControl w:val="0"/>
-              <w:spacing w:line="240" w:lineRule="auto"/>
-              <w:rPr/>
-            </w:pPr>
-            <w:r>
-              <w:rPr>
-                <w:rtl w:val="0"/>
-              </w:rPr>
-              <w:t xml:space="preserve">React 19, React Router 7, Vite 7; nginx serves the production build</w:t>
-            </w:r>
-          </w:p>
-        </w:tc>
-      </w:tr>
-      <w:tr>
-        <w:trPr>
-          <w:cantSplit w:val="0"/>
-          <w:tblHeader w:val="0"/>
-        </w:trPr>
-        <w:tc>
-          <w:tcPr>
-            <w:shd w:fill="auto" w:val="clear"/>
-            <w:tcMar>
-              <w:top w:w="0.0" w:type="dxa"/>
-              <w:left w:w="0.0" w:type="dxa"/>
-              <w:bottom w:w="0.0" w:type="dxa"/>
-              <w:right w:w="0.0" w:type="dxa"/>
-            </w:tcMar>
-            <w:vAlign w:val="top"/>
-          </w:tcPr>
-          <w:p>
-            <w:pPr>
-              <w:widowControl w:val="0"/>
-              <w:spacing w:line="240" w:lineRule="auto"/>
-              <w:rPr/>
-            </w:pPr>
-            <w:r>
-              <w:rPr>
-                <w:rtl w:val="0"/>
-              </w:rPr>
-              <w:t xml:space="preserve">API layer</w:t>
-            </w:r>
-          </w:p>
-        </w:tc>
-        <w:tc>
-          <w:tcPr>
-            <w:shd w:fill="auto" w:val="clear"/>
-            <w:tcMar>
-              <w:top w:w="0.0" w:type="dxa"/>
-              <w:left w:w="0.0" w:type="dxa"/>
-              <w:bottom w:w="0.0" w:type="dxa"/>
-              <w:right w:w="0.0" w:type="dxa"/>
-            </w:tcMar>
-            <w:vAlign w:val="top"/>
-          </w:tcPr>
-          <w:p>
-            <w:pPr>
-              <w:widowControl w:val="0"/>
-              <w:spacing w:line="240" w:lineRule="auto"/>
-              <w:rPr/>
-            </w:pPr>
-            <w:r>
-              <w:rPr>
-                <w:rtl w:val="0"/>
-              </w:rPr>
-              <w:t xml:space="preserve">code/backend/app/api</w:t>
-            </w:r>
-          </w:p>
-        </w:tc>
-        <w:tc>
-          <w:tcPr>
-            <w:shd w:fill="auto" w:val="clear"/>
-            <w:tcMar>
-              <w:top w:w="0.0" w:type="dxa"/>
-              <w:left w:w="0.0" w:type="dxa"/>
-              <w:bottom w:w="0.0" w:type="dxa"/>
-              <w:right w:w="0.0" w:type="dxa"/>
-            </w:tcMar>
-            <w:vAlign w:val="top"/>
-          </w:tcPr>
-          <w:p>
-            <w:pPr>
-              <w:widowControl w:val="0"/>
-              <w:spacing w:line="240" w:lineRule="auto"/>
-              <w:rPr/>
-            </w:pPr>
-            <w:r>
-              <w:rPr>
-                <w:rtl w:val="0"/>
-              </w:rPr>
-              <w:t xml:space="preserve">HTTP routes, request validation, authentication and ownership checks, JSON responses</w:t>
-            </w:r>
-          </w:p>
-        </w:tc>
-        <w:tc>
-          <w:tcPr>
-            <w:shd w:fill="auto" w:val="clear"/>
-            <w:tcMar>
-              <w:top w:w="0.0" w:type="dxa"/>
-              <w:left w:w="0.0" w:type="dxa"/>
-              <w:bottom w:w="0.0" w:type="dxa"/>
-              <w:right w:w="0.0" w:type="dxa"/>
-            </w:tcMar>
-            <w:vAlign w:val="top"/>
-          </w:tcPr>
-          <w:p>
-            <w:pPr>
-              <w:widowControl w:val="0"/>
-              <w:spacing w:line="240" w:lineRule="auto"/>
-              <w:rPr/>
-            </w:pPr>
-            <w:r>
-              <w:rPr>
-                <w:rtl w:val="0"/>
-              </w:rPr>
-              <w:t xml:space="preserve">Flask 3.1 blueprints, Flask-Login</w:t>
-            </w:r>
-          </w:p>
-        </w:tc>
-      </w:tr>
-      <w:tr>
-        <w:trPr>
-          <w:cantSplit w:val="0"/>
-          <w:tblHeader w:val="0"/>
-        </w:trPr>
-        <w:tc>
-          <w:tcPr>
-            <w:shd w:fill="auto" w:val="clear"/>
-            <w:tcMar>
-              <w:top w:w="0.0" w:type="dxa"/>
-              <w:left w:w="0.0" w:type="dxa"/>
-              <w:bottom w:w="0.0" w:type="dxa"/>
-              <w:right w:w="0.0" w:type="dxa"/>
-            </w:tcMar>
-            <w:vAlign w:val="top"/>
-          </w:tcPr>
-          <w:p>
-            <w:pPr>
-              <w:widowControl w:val="0"/>
-              <w:spacing w:line="240" w:lineRule="auto"/>
-              <w:rPr/>
-            </w:pPr>
-            <w:r>
-              <w:rPr>
-                <w:rtl w:val="0"/>
-              </w:rPr>
-              <w:t xml:space="preserve">Scheduler</w:t>
-            </w:r>
-          </w:p>
-        </w:tc>
-        <w:tc>
-          <w:tcPr>
-            <w:shd w:fill="auto" w:val="clear"/>
-            <w:tcMar>
-              <w:top w:w="0.0" w:type="dxa"/>
-              <w:left w:w="0.0" w:type="dxa"/>
-              <w:bottom w:w="0.0" w:type="dxa"/>
-              <w:right w:w="0.0" w:type="dxa"/>
-            </w:tcMar>
-            <w:vAlign w:val="top"/>
-          </w:tcPr>
-          <w:p>
-            <w:pPr>
-              <w:widowControl w:val="0"/>
-              <w:spacing w:line="240" w:lineRule="auto"/>
-              <w:rPr/>
-            </w:pPr>
-            <w:r>
-              <w:rPr>
-                <w:rtl w:val="0"/>
-              </w:rPr>
-              <w:t xml:space="preserve">code/backend/app/scheduler.py</w:t>
-            </w:r>
-          </w:p>
-        </w:tc>
-        <w:tc>
-          <w:tcPr>
-            <w:shd w:fill="auto" w:val="clear"/>
-            <w:tcMar>
-              <w:top w:w="0.0" w:type="dxa"/>
-              <w:left w:w="0.0" w:type="dxa"/>
-              <w:bottom w:w="0.0" w:type="dxa"/>
-              <w:right w:w="0.0" w:type="dxa"/>
-            </w:tcMar>
-            <w:vAlign w:val="top"/>
-          </w:tcPr>
-          <w:p>
-            <w:pPr>
-              <w:widowControl w:val="0"/>
-              <w:spacing w:line="240" w:lineRule="auto"/>
-              <w:rPr/>
-            </w:pPr>
-            <w:r>
-              <w:rPr>
-                <w:rtl w:val="0"/>
-              </w:rPr>
-              <w:t xml:space="preserve">Anki’s default scheduling algorithm and the interval previews on study cards. Pure: no Flask, database, or clock</w:t>
-            </w:r>
-          </w:p>
-        </w:tc>
-        <w:tc>
-          <w:tcPr>
-            <w:shd w:fill="auto" w:val="clear"/>
-            <w:tcMar>
-              <w:top w:w="0.0" w:type="dxa"/>
-              <w:left w:w="0.0" w:type="dxa"/>
-              <w:bottom w:w="0.0" w:type="dxa"/>
-              <w:right w:w="0.0" w:type="dxa"/>
-            </w:tcMar>
-            <w:vAlign w:val="top"/>
-          </w:tcPr>
-          <w:p>
-            <w:pPr>
-              <w:widowControl w:val="0"/>
-              <w:spacing w:line="240" w:lineRule="auto"/>
-              <w:rPr/>
-            </w:pPr>
-            <w:r>
-              <w:rPr>
-                <w:rtl w:val="0"/>
-              </w:rPr>
-              <w:t xml:space="preserve">Python standard library</w:t>
-            </w:r>
-          </w:p>
-        </w:tc>
-      </w:tr>
-      <w:tr>
-        <w:trPr>
-          <w:cantSplit w:val="0"/>
-          <w:tblHeader w:val="0"/>
-        </w:trPr>
-        <w:tc>
-          <w:tcPr>
-            <w:shd w:fill="auto" w:val="clear"/>
-            <w:tcMar>
-              <w:top w:w="0.0" w:type="dxa"/>
-              <w:left w:w="0.0" w:type="dxa"/>
-              <w:bottom w:w="0.0" w:type="dxa"/>
-              <w:right w:w="0.0" w:type="dxa"/>
-            </w:tcMar>
-            <w:vAlign w:val="top"/>
-          </w:tcPr>
-          <w:p>
-            <w:pPr>
-              <w:widowControl w:val="0"/>
-              <w:spacing w:line="240" w:lineRule="auto"/>
-              <w:rPr/>
-            </w:pPr>
-            <w:r>
-              <w:rPr>
-                <w:rtl w:val="0"/>
-              </w:rPr>
-              <w:t xml:space="preserve">Data layer</w:t>
-            </w:r>
-          </w:p>
-        </w:tc>
-        <w:tc>
-          <w:tcPr>
-            <w:shd w:fill="auto" w:val="clear"/>
-            <w:tcMar>
-              <w:top w:w="0.0" w:type="dxa"/>
-              <w:left w:w="0.0" w:type="dxa"/>
-              <w:bottom w:w="0.0" w:type="dxa"/>
-              <w:right w:w="0.0" w:type="dxa"/>
-            </w:tcMar>
-            <w:vAlign w:val="top"/>
-          </w:tcPr>
-          <w:p>
-            <w:pPr>
-              <w:widowControl w:val="0"/>
-              <w:spacing w:line="240" w:lineRule="auto"/>
-              <w:rPr/>
-            </w:pPr>
-            <w:r>
-              <w:rPr>
-                <w:rtl w:val="0"/>
-              </w:rPr>
-              <w:t xml:space="preserve">code/backend/app/models, migrations</w:t>
-            </w:r>
-          </w:p>
-        </w:tc>
-        <w:tc>
-          <w:tcPr>
-            <w:shd w:fill="auto" w:val="clear"/>
-            <w:tcMar>
-              <w:top w:w="0.0" w:type="dxa"/>
-              <w:left w:w="0.0" w:type="dxa"/>
-              <w:bottom w:w="0.0" w:type="dxa"/>
-              <w:right w:w="0.0" w:type="dxa"/>
-            </w:tcMar>
-            <w:vAlign w:val="top"/>
-          </w:tcPr>
-          <w:p>
-            <w:pPr>
-              <w:widowControl w:val="0"/>
-              <w:spacing w:line="240" w:lineRule="auto"/>
-              <w:rPr/>
-            </w:pPr>
-            <w:r>
-              <w:rPr>
-                <w:rtl w:val="0"/>
-              </w:rPr>
-              <w:t xml:space="preserve">ORM models, relationships, schema migrations</w:t>
-            </w:r>
-          </w:p>
-        </w:tc>
-        <w:tc>
-          <w:tcPr>
-            <w:shd w:fill="auto" w:val="clear"/>
-            <w:tcMar>
-              <w:top w:w="0.0" w:type="dxa"/>
-              <w:left w:w="0.0" w:type="dxa"/>
-              <w:bottom w:w="0.0" w:type="dxa"/>
-              <w:right w:w="0.0" w:type="dxa"/>
-            </w:tcMar>
-            <w:vAlign w:val="top"/>
-          </w:tcPr>
-          <w:p>
-            <w:pPr>
-              <w:widowControl w:val="0"/>
-              <w:spacing w:line="240" w:lineRule="auto"/>
-              <w:rPr/>
-            </w:pPr>
-            <w:r>
-              <w:rPr>
-                <w:rtl w:val="0"/>
-              </w:rPr>
-              <w:t xml:space="preserve">Flask-SQLAlchemy, Alembic (Flask-Migrate)</w:t>
-            </w:r>
-          </w:p>
-        </w:tc>
-      </w:tr>
-      <w:tr>
-        <w:trPr>
-          <w:cantSplit w:val="0"/>
-          <w:tblHeader w:val="0"/>
-        </w:trPr>
-        <w:tc>
-          <w:tcPr>
-            <w:shd w:fill="auto" w:val="clear"/>
-            <w:tcMar>
-              <w:top w:w="0.0" w:type="dxa"/>
-              <w:left w:w="0.0" w:type="dxa"/>
-              <w:bottom w:w="0.0" w:type="dxa"/>
-              <w:right w:w="0.0" w:type="dxa"/>
-            </w:tcMar>
-            <w:vAlign w:val="top"/>
-          </w:tcPr>
-          <w:p>
-            <w:pPr>
-              <w:widowControl w:val="0"/>
-              <w:spacing w:line="240" w:lineRule="auto"/>
-              <w:rPr/>
-            </w:pPr>
-            <w:r>
-              <w:rPr>
-                <w:rtl w:val="0"/>
-              </w:rPr>
-              <w:t xml:space="preserve">Error handling</w:t>
-            </w:r>
-          </w:p>
-        </w:tc>
-        <w:tc>
-          <w:tcPr>
-            <w:shd w:fill="auto" w:val="clear"/>
-            <w:tcMar>
-              <w:top w:w="0.0" w:type="dxa"/>
-              <w:left w:w="0.0" w:type="dxa"/>
-              <w:bottom w:w="0.0" w:type="dxa"/>
-              <w:right w:w="0.0" w:type="dxa"/>
-            </w:tcMar>
-            <w:vAlign w:val="top"/>
-          </w:tcPr>
-          <w:p>
-            <w:pPr>
-              <w:widowControl w:val="0"/>
-              <w:spacing w:line="240" w:lineRule="auto"/>
-              <w:rPr/>
-            </w:pPr>
-            <w:r>
-              <w:rPr>
-                <w:rtl w:val="0"/>
-              </w:rPr>
-              <w:t xml:space="preserve">code/backend/app/errors.py</w:t>
-            </w:r>
-          </w:p>
-        </w:tc>
-        <w:tc>
-          <w:tcPr>
-            <w:shd w:fill="auto" w:val="clear"/>
-            <w:tcMar>
-              <w:top w:w="0.0" w:type="dxa"/>
-              <w:left w:w="0.0" w:type="dxa"/>
-              <w:bottom w:w="0.0" w:type="dxa"/>
-              <w:right w:w="0.0" w:type="dxa"/>
-            </w:tcMar>
-            <w:vAlign w:val="top"/>
-          </w:tcPr>
-          <w:p>
-            <w:pPr>
-              <w:widowControl w:val="0"/>
-              <w:spacing w:line="240" w:lineRule="auto"/>
-              <w:rPr/>
-            </w:pPr>
-            <w:r>
-              <w:rPr>
-                <w:rtl w:val="0"/>
-              </w:rPr>
-              <w:t xml:space="preserve">One JSON error format and HTTP status mapping for the whole API</w:t>
-            </w:r>
-          </w:p>
-        </w:tc>
-        <w:tc>
-          <w:tcPr>
-            <w:shd w:fill="auto" w:val="clear"/>
-            <w:tcMar>
-              <w:top w:w="0.0" w:type="dxa"/>
-              <w:left w:w="0.0" w:type="dxa"/>
-              <w:bottom w:w="0.0" w:type="dxa"/>
-              <w:right w:w="0.0" w:type="dxa"/>
-            </w:tcMar>
-            <w:vAlign w:val="top"/>
-          </w:tcPr>
-          <w:p>
-            <w:pPr>
-              <w:widowControl w:val="0"/>
-              <w:spacing w:line="240" w:lineRule="auto"/>
-              <w:rPr/>
-            </w:pPr>
-            <w:r>
-              <w:rPr>
-                <w:rtl w:val="0"/>
-              </w:rPr>
-              <w:t xml:space="preserve">Flask error handlers</w:t>
-            </w:r>
-          </w:p>
-        </w:tc>
-      </w:tr>
-      <w:tr>
-        <w:trPr>
-          <w:cantSplit w:val="0"/>
-          <w:tblHeader w:val="0"/>
-        </w:trPr>
-        <w:tc>
-          <w:tcPr>
-            <w:shd w:fill="auto" w:val="clear"/>
-            <w:tcMar>
-              <w:top w:w="0.0" w:type="dxa"/>
-              <w:left w:w="0.0" w:type="dxa"/>
-              <w:bottom w:w="0.0" w:type="dxa"/>
-              <w:right w:w="0.0" w:type="dxa"/>
-            </w:tcMar>
-            <w:vAlign w:val="top"/>
-          </w:tcPr>
-          <w:p>
-            <w:pPr>
-              <w:widowControl w:val="0"/>
-              <w:spacing w:line="240" w:lineRule="auto"/>
-              <w:rPr/>
-            </w:pPr>
-            <w:r>
-              <w:rPr>
-                <w:rtl w:val="0"/>
-              </w:rPr>
-              <w:t xml:space="preserve">Database</w:t>
-            </w:r>
-          </w:p>
-        </w:tc>
-        <w:tc>
-          <w:tcPr>
-            <w:shd w:fill="auto" w:val="clear"/>
-            <w:tcMar>
-              <w:top w:w="0.0" w:type="dxa"/>
-              <w:left w:w="0.0" w:type="dxa"/>
-              <w:bottom w:w="0.0" w:type="dxa"/>
-              <w:right w:w="0.0" w:type="dxa"/>
-            </w:tcMar>
-            <w:vAlign w:val="top"/>
-          </w:tcPr>
-          <w:p>
-            <w:pPr>
-              <w:widowControl w:val="0"/>
-              <w:spacing w:line="240" w:lineRule="auto"/>
-              <w:rPr/>
-            </w:pPr>
-            <w:r>
-              <w:rPr>
-                <w:rtl w:val="0"/>
-              </w:rPr>
-              <w:t xml:space="preserve">PostgreSQL service</w:t>
-            </w:r>
-          </w:p>
-        </w:tc>
-        <w:tc>
-          <w:tcPr>
-            <w:shd w:fill="auto" w:val="clear"/>
-            <w:tcMar>
-              <w:top w:w="0.0" w:type="dxa"/>
-              <w:left w:w="0.0" w:type="dxa"/>
-              <w:bottom w:w="0.0" w:type="dxa"/>
-              <w:right w:w="0.0" w:type="dxa"/>
-            </w:tcMar>
-            <w:vAlign w:val="top"/>
-          </w:tcPr>
-          <w:p>
-            <w:pPr>
-              <w:widowControl w:val="0"/>
-              <w:spacing w:line="240" w:lineRule="auto"/>
-              <w:rPr/>
-            </w:pPr>
-            <w:r>
-              <w:rPr>
-                <w:rtl w:val="0"/>
-              </w:rPr>
-              <w:t xml:space="preserve">Persistent storage of users, decks, cards, and review history</w:t>
-            </w:r>
-          </w:p>
-        </w:tc>
-        <w:tc>
-          <w:tcPr>
-            <w:shd w:fill="auto" w:val="clear"/>
-            <w:tcMar>
-              <w:top w:w="0.0" w:type="dxa"/>
-              <w:left w:w="0.0" w:type="dxa"/>
-              <w:bottom w:w="0.0" w:type="dxa"/>
-              <w:right w:w="0.0" w:type="dxa"/>
-            </w:tcMar>
-            <w:vAlign w:val="top"/>
-          </w:tcPr>
-          <w:p>
-            <w:pPr>
-              <w:widowControl w:val="0"/>
-              <w:spacing w:line="240" w:lineRule="auto"/>
-              <w:rPr/>
-            </w:pPr>
-            <w:r>
-              <w:rPr>
-                <w:rtl w:val="0"/>
-              </w:rPr>
-              <w:t xml:space="preserve">PostgreSQL 18</w:t>
-            </w:r>
-          </w:p>
-        </w:tc>
-      </w:tr>
-      <w:tr>
-        <w:trPr>
-          <w:cantSplit w:val="0"/>
-          <w:tblHeader w:val="0"/>
-        </w:trPr>
-        <w:tc>
-          <w:tcPr>
-            <w:shd w:fill="auto" w:val="clear"/>
-            <w:tcMar>
-              <w:top w:w="0.0" w:type="dxa"/>
-              <w:left w:w="0.0" w:type="dxa"/>
-              <w:bottom w:w="0.0" w:type="dxa"/>
-              <w:right w:w="0.0" w:type="dxa"/>
-            </w:tcMar>
-            <w:vAlign w:val="top"/>
-          </w:tcPr>
-          <w:p>
-            <w:pPr>
-              <w:widowControl w:val="0"/>
-              <w:spacing w:line="240" w:lineRule="auto"/>
-              <w:rPr/>
-            </w:pPr>
-            <w:r>
-              <w:rPr>
-                <w:rtl w:val="0"/>
-              </w:rPr>
-              <w:t xml:space="preserve">Third-party API (planned, Iteration 3)</w:t>
-            </w:r>
-          </w:p>
-        </w:tc>
-        <w:tc>
-          <w:tcPr>
-            <w:shd w:fill="auto" w:val="clear"/>
-            <w:tcMar>
-              <w:top w:w="0.0" w:type="dxa"/>
-              <w:left w:w="0.0" w:type="dxa"/>
-              <w:bottom w:w="0.0" w:type="dxa"/>
-              <w:right w:w="0.0" w:type="dxa"/>
-            </w:tcMar>
-            <w:vAlign w:val="top"/>
-          </w:tcPr>
-          <w:p>
-            <w:pPr>
-              <w:widowControl w:val="0"/>
-              <w:spacing w:line="240" w:lineRule="auto"/>
-              <w:rPr/>
-            </w:pPr>
-            <w:r>
-              <w:rPr>
-                <w:rtl w:val="0"/>
-              </w:rPr>
-              <w:t xml:space="preserve">Third-party API</w:t>
-            </w:r>
-          </w:p>
-        </w:tc>
-        <w:tc>
-          <w:tcPr>
-            <w:shd w:fill="auto" w:val="clear"/>
-            <w:tcMar>
-              <w:top w:w="0.0" w:type="dxa"/>
-              <w:left w:w="0.0" w:type="dxa"/>
-              <w:bottom w:w="0.0" w:type="dxa"/>
-              <w:right w:w="0.0" w:type="dxa"/>
-            </w:tcMar>
-            <w:vAlign w:val="top"/>
-          </w:tcPr>
-          <w:p>
-            <w:pPr>
-              <w:widowControl w:val="0"/>
-              <w:spacing w:line="240" w:lineRule="auto"/>
-              <w:rPr/>
-            </w:pPr>
-            <w:r>
-              <w:rPr>
-                <w:rtl w:val="0"/>
-              </w:rPr>
-              <w:t xml:space="preserve">Will generate candidate flashcards from a user prompt</w:t>
-            </w:r>
-          </w:p>
-        </w:tc>
-        <w:tc>
-          <w:tcPr>
-            <w:shd w:fill="auto" w:val="clear"/>
-            <w:tcMar>
-              <w:top w:w="0.0" w:type="dxa"/>
-              <w:left w:w="0.0" w:type="dxa"/>
-              <w:bottom w:w="0.0" w:type="dxa"/>
-              <w:right w:w="0.0" w:type="dxa"/>
-            </w:tcMar>
-            <w:vAlign w:val="top"/>
-          </w:tcPr>
-          <w:p>
-            <w:pPr>
-              <w:widowControl w:val="0"/>
-              <w:spacing w:line="240" w:lineRule="auto"/>
-              <w:rPr/>
-            </w:pPr>
-            <w:r>
-              <w:rPr>
-                <w:rtl w:val="0"/>
-              </w:rPr>
-              <w:t xml:space="preserve">LLM provider configured by environment variable</w:t>
-            </w:r>
-          </w:p>
-        </w:tc>
-      </w:tr>
-      <w:tr>
-        <w:trPr>
-          <w:cantSplit w:val="0"/>
-          <w:tblHeader w:val="0"/>
-        </w:trPr>
-        <w:tc>
-          <w:tcPr>
-            <w:shd w:fill="auto" w:val="clear"/>
-            <w:tcMar>
-              <w:top w:w="0.0" w:type="dxa"/>
-              <w:left w:w="0.0" w:type="dxa"/>
-              <w:bottom w:w="0.0" w:type="dxa"/>
-              <w:right w:w="0.0" w:type="dxa"/>
-            </w:tcMar>
-            <w:vAlign w:val="top"/>
-          </w:tcPr>
-          <w:p>
-            <w:pPr>
-              <w:widowControl w:val="0"/>
-              <w:spacing w:line="240" w:lineRule="auto"/>
-              <w:rPr/>
-            </w:pPr>
-            <w:r>
-              <w:rPr>
-                <w:rtl w:val="0"/>
-              </w:rPr>
-              <w:t xml:space="preserve">Demo data</w:t>
-            </w:r>
-          </w:p>
-        </w:tc>
-        <w:tc>
-          <w:tcPr>
-            <w:shd w:fill="auto" w:val="clear"/>
-            <w:tcMar>
-              <w:top w:w="0.0" w:type="dxa"/>
-              <w:left w:w="0.0" w:type="dxa"/>
-              <w:bottom w:w="0.0" w:type="dxa"/>
-              <w:right w:w="0.0" w:type="dxa"/>
-            </w:tcMar>
-            <w:vAlign w:val="top"/>
-          </w:tcPr>
-          <w:p>
-            <w:pPr>
-              <w:widowControl w:val="0"/>
-              <w:spacing w:line="240" w:lineRule="auto"/>
-              <w:rPr/>
-            </w:pPr>
-            <w:r>
-              <w:rPr>
-                <w:rtl w:val="0"/>
-              </w:rPr>
-              <w:t xml:space="preserve">code/backend/app/seed.py</w:t>
-            </w:r>
-          </w:p>
-        </w:tc>
-        <w:tc>
-          <w:tcPr>
-            <w:shd w:fill="auto" w:val="clear"/>
-            <w:tcMar>
-              <w:top w:w="0.0" w:type="dxa"/>
-              <w:left w:w="0.0" w:type="dxa"/>
-              <w:bottom w:w="0.0" w:type="dxa"/>
-              <w:right w:w="0.0" w:type="dxa"/>
-            </w:tcMar>
-            <w:vAlign w:val="top"/>
-          </w:tcPr>
-          <w:p>
-            <w:pPr>
-              <w:widowControl w:val="0"/>
-              <w:spacing w:line="240" w:lineRule="auto"/>
-              <w:rPr/>
-            </w:pPr>
-            <w:r>
-              <w:rPr>
-                <w:rtl w:val="0"/>
-              </w:rPr>
-              <w:t xml:space="preserve">flask seed [--reset] loads a demo user and two decks with cards in every state; flask time-travel moves due dates for demos</w:t>
-            </w:r>
-          </w:p>
-        </w:tc>
-        <w:tc>
-          <w:tcPr>
-            <w:shd w:fill="auto" w:val="clear"/>
-            <w:tcMar>
-              <w:top w:w="0.0" w:type="dxa"/>
-              <w:left w:w="0.0" w:type="dxa"/>
-              <w:bottom w:w="0.0" w:type="dxa"/>
-              <w:right w:w="0.0" w:type="dxa"/>
-            </w:tcMar>
-            <w:vAlign w:val="top"/>
-          </w:tcPr>
-          <w:p>
-            <w:pPr>
-              <w:widowControl w:val="0"/>
-              <w:spacing w:line="240" w:lineRule="auto"/>
-              <w:rPr/>
-            </w:pPr>
-            <w:r>
-              <w:rPr>
-                <w:rtl w:val="0"/>
-              </w:rPr>
-              <w:t xml:space="preserve">Flask CLI</w:t>
-            </w:r>
-          </w:p>
-        </w:tc>
-      </w:tr>
-    </w:tbl>
-    <w:p>
-      <w:pPr>
-        <w:pStyle w:val="Heading3"/>
-        <w:widowControl w:val="0"/>
-        <w:spacing w:line="240" w:lineRule="auto"/>
-        <w:rPr/>
-      </w:pPr>
-      <w:bookmarkStart w:colFirst="0" w:colLast="0" w:name="_e5yggez5ng6h" w:id="3"/>
-      <w:bookmarkEnd w:id="3"/>
-      <w:r>
-        <w:rPr>
-          <w:rtl w:val="0"/>
-        </w:rPr>
-      </w:r>
-    </w:p>
-    <w:p>
-      <w:pPr>
-        <w:pStyle w:val="Heading3"/>
-        <w:widowControl w:val="0"/>
-        <w:spacing w:line="240" w:lineRule="auto"/>
-        <w:ind w:left="720" w:firstLine="0"/>
-        <w:rPr/>
-      </w:pPr>
-      <w:bookmarkStart w:colFirst="0" w:colLast="0" w:name="_wqdjgo2su7jy" w:id="4"/>
-      <w:bookmarkEnd w:id="4"/>
-      <w:r>
-        <w:rPr>
-          <w:rtl w:val="0"/>
-        </w:rPr>
-        <w:t xml:space="preserve">Interfaces and dependencies</w:t>
-      </w:r>
-    </w:p>
-    <w:p>
-      <w:pPr>
-        <w:widowControl w:val="0"/>
-        <w:numPr>
-          <w:ilvl w:val="0"/>
-          <w:numId w:val="4"/>
-        </w:numPr>
-        <w:spacing w:line="240" w:lineRule="auto"/>
-        <w:ind w:left="1320" w:hanging="360"/>
-      </w:pPr>
-      <w:r>
-        <w:rPr>
-          <w:rtl w:val="0"/>
-        </w:rPr>
-        <w:t xml:space="preserve">The frontend depends only on the REST API under /api. In development the Vite dev server proxies /api to Flask; in production nginx serves the built files and proxies /api to Flask, so the browser sees a single origin</w:t>
-      </w:r>
-    </w:p>
-    <w:p>
-      <w:pPr>
-        <w:widowControl w:val="0"/>
-        <w:numPr>
-          <w:ilvl w:val="0"/>
-          <w:numId w:val="4"/>
-        </w:numPr>
-        <w:spacing w:line="240" w:lineRule="auto"/>
-        <w:ind w:left="1320" w:hanging="360"/>
-      </w:pPr>
-      <w:r>
-        <w:rPr>
-          <w:rtl w:val="0"/>
-        </w:rPr>
-        <w:t xml:space="preserve">The API layer depends on the models and the scheduler. The models use the scheduler to compute interval previews. The scheduler depends on nothing else in the application.</w:t>
-      </w:r>
-    </w:p>
-    <w:p>
-      <w:pPr>
-        <w:widowControl w:val="0"/>
-        <w:numPr>
-          <w:ilvl w:val="0"/>
-          <w:numId w:val="4"/>
-        </w:numPr>
-        <w:spacing w:line="240" w:lineRule="auto"/>
-        <w:ind w:left="1320" w:hanging="360"/>
-      </w:pPr>
-      <w:r>
-        <w:rPr>
-          <w:rtl w:val="0"/>
-        </w:rPr>
-        <w:t xml:space="preserve">Only the backend talks to the database and the LLM API. API keys never reach the browser.</w:t>
-      </w:r>
-    </w:p>
-    <w:p>
-      <w:pPr>
-        <w:widowControl w:val="0"/>
-        <w:numPr>
-          <w:ilvl w:val="0"/>
-          <w:numId w:val="4"/>
-        </w:numPr>
-        <w:spacing w:line="240" w:lineRule="auto"/>
-        <w:ind w:left="1320" w:hanging="360"/>
-      </w:pPr>
-      <w:r>
-        <w:rPr>
-          <w:rtl w:val="0"/>
-        </w:rPr>
-        <w:t xml:space="preserve">The frontend and backend share a contract of paths, JSON field names, and error codes ({"error": {"code", "message", "field"}}).</w:t>
-      </w:r>
-    </w:p>
-    <w:p>
-      <w:pPr>
-        <w:widowControl w:val="0"/>
-        <w:spacing w:line="240" w:lineRule="auto"/>
-        <w:ind w:left="720" w:firstLine="0"/>
-        <w:rPr>
-          <w:b w:val="1"/>
-          <w:bCs w:val="1"/>
-        </w:rPr>
-      </w:pPr>
-      <w:r>
-        <w:rPr>
-          <w:rtl w:val="0"/>
-        </w:rPr>
-      </w:r>
-    </w:p>
-    <w:p>
-      <w:pPr>
-        <w:pStyle w:val="Heading3"/>
-        <w:widowControl w:val="0"/>
-        <w:spacing w:line="240" w:lineRule="auto"/>
-        <w:ind w:left="720" w:firstLine="0"/>
-        <w:rPr/>
-      </w:pPr>
-      <w:bookmarkStart w:colFirst="0" w:colLast="0" w:name="_8degl9bwe7lb" w:id="5"/>
-      <w:bookmarkEnd w:id="5"/>
-      <w:r>
-        <w:rPr>
-          <w:rtl w:val="0"/>
-        </w:rPr>
-        <w:t xml:space="preserve">Deployment</w:t>
-      </w:r>
-    </w:p>
-    <w:p>
-      <w:pPr>
-        <w:widowControl w:val="0"/>
-        <w:spacing w:after="240" w:line="240" w:lineRule="auto"/>
-        <w:ind w:left="720" w:firstLine="0"/>
-        <w:rPr/>
-      </w:pPr>
-      <w:r>
-        <w:rPr>
-          <w:rtl w:val="0"/>
-        </w:rPr>
-        <w:t xml:space="preserve">Both tiers are packaged as Docker images (multi-stage Dockerfiles with a prod target) and run locally with Docker Compose. GitHub Actions runs CI on every push and pull request. After CI passes on develop or main, the CD workflow publishes both images to GitHub Container Registry, tagged with the commit SHA. render.yaml and the CD workflow define a Render staging environment (from develop) and production (from main), where Render runs flask db upgrade on each deploy and CD waits for /api/health. The Render deploy hooks are not configured yet, so the deploy step is skipped and the application is demonstrated locally.</w:t>
-      </w:r>
-    </w:p>
-    <w:p>
-      <w:pPr>
-        <w:pStyle w:val="Heading1"/>
-        <w:numPr>
-          <w:ilvl w:val="0"/>
-          <w:numId w:val="7"/>
-        </w:numPr>
-        <w:ind w:left="720" w:hanging="360"/>
-      </w:pPr>
-      <w:bookmarkStart w:colFirst="0" w:colLast="0" w:name="_ky60nv8suxxm" w:id="6"/>
-      <w:bookmarkEnd w:id="6"/>
-      <w:r>
-        <w:rPr>
-          <w:rtl w:val="0"/>
-        </w:rPr>
-        <w:t xml:space="preserve">Class Diagram</w:t>
-      </w:r>
-    </w:p>
-    <w:p>
-      <w:pPr>
-        <w:ind w:left="720" w:firstLine="0"/>
-        <w:rPr/>
-      </w:pPr>
-      <w:r>
-        <w:rPr>
-          <w:rtl w:val="0"/>
-        </w:rPr>
-      </w:r>
-    </w:p>
-    <w:p>
-      <w:pPr>
-        <w:ind w:left="720" w:firstLine="0"/>
-        <w:rPr/>
-      </w:pPr>
-      <w:r>
-        <w:rPr>
-          <w:rtl w:val="0"/>
-        </w:rPr>
-        <w:t xml:space="preserve">Figure 2 shows the backend’s classes and their relationships. Figure 3 shows the frontend’s main modules.</w:t>
-      </w:r>
-    </w:p>
-    <w:p>
-      <w:pPr>
-        <w:ind w:left="720" w:firstLine="0"/>
-        <w:rPr/>
-      </w:pPr>
-      <w:r>
-        <w:rPr>
-          <w:rtl w:val="0"/>
-        </w:rPr>
-      </w:r>
-      <w:r>
+    <w:p>
+      <w:pPr>
+        <w:widowControl w:val="0"/>
+        <w:spacing w:line="240" w:lineRule="auto"/>
+        <w:rPr>
+          <w:i w:val="1"/>
+          <w:iCs w:val="1"/>
+        </w:rPr>
+      </w:pPr>
+      <w:r>
+        <w:rPr>
+          <w:i w:val="1"/>
+          <w:iCs w:val="1"/>
+        </w:rPr>
         <w:drawing>
-          <wp:anchor allowOverlap="1" behindDoc="0" distB="0" distT="0" distL="0" distR="0" hidden="0" layoutInCell="1" locked="0" relativeHeight="0" simplePos="0">
-            <wp:simplePos x="0" y="0"/>
-            <wp:positionH relativeFrom="column">
-              <wp:posOffset>-523874</wp:posOffset>
-            </wp:positionH>
-            <wp:positionV relativeFrom="paragraph">
-              <wp:posOffset>161925</wp:posOffset>
-            </wp:positionV>
-            <wp:extent cx="6992606" cy="2871788"/>
+          <wp:inline distB="114300" distT="114300" distL="114300" distR="114300">
+            <wp:extent cx="5943600" cy="4724400"/>
             <wp:effectExtent b="0" l="0" r="0" t="0"/>
-            <wp:wrapTopAndBottom distB="0" distT="0"/>
-            <wp:docPr id="5" name="image1.png"/>
+            <wp:docPr id="1" name="image8.png"/>
             <a:graphic>
               <a:graphicData uri="http://schemas.openxmlformats.org/drawingml/2006/picture">
                 <pic:pic>
                   <pic:nvPicPr>
-                    <pic:cNvPr id="0" name="image1.png"/>
+                    <pic:cNvPr id="0" name="image8.png"/>
                     <pic:cNvPicPr preferRelativeResize="0"/>
                   </pic:nvPicPr>
                   <pic:blipFill>
@@ -3935,7 +2894,7 @@
                   <pic:spPr>
                     <a:xfrm>
                       <a:off x="0" y="0"/>
-                      <a:ext cx="6992606" cy="2871788"/>
+                      <a:ext cx="5943600" cy="4724400"/>
                     </a:xfrm>
                     <a:prstGeom prst="rect"/>
                     <a:ln/>
@@ -3943,8 +2902,231 @@
                 </pic:pic>
               </a:graphicData>
             </a:graphic>
-          </wp:anchor>
+          </wp:inline>
         </w:drawing>
+      </w:r>
+      <w:r>
+        <w:rPr>
+          <w:rtl w:val="0"/>
+        </w:rPr>
+      </w:r>
+    </w:p>
+    <w:p>
+      <w:pPr>
+        <w:pStyle w:val="Heading3"/>
+        <w:widowControl w:val="0"/>
+        <w:spacing w:line="240" w:lineRule="auto"/>
+        <w:ind w:left="720" w:firstLine="0"/>
+        <w:rPr/>
+      </w:pPr>
+      <w:bookmarkStart w:colFirst="0" w:colLast="0" w:name="_wqdjgo2su7jy" w:id="3"/>
+      <w:bookmarkEnd w:id="3"/>
+      <w:r>
+        <w:rPr>
+          <w:rtl w:val="0"/>
+        </w:rPr>
+        <w:t xml:space="preserve">Interfaces and dependencies</w:t>
+      </w:r>
+    </w:p>
+    <w:p>
+      <w:pPr>
+        <w:widowControl w:val="0"/>
+        <w:numPr>
+          <w:ilvl w:val="0"/>
+          <w:numId w:val="5"/>
+        </w:numPr>
+        <w:spacing w:line="240" w:lineRule="auto"/>
+        <w:ind w:left="1320" w:hanging="360"/>
+      </w:pPr>
+      <w:r>
+        <w:rPr>
+          <w:rtl w:val="0"/>
+        </w:rPr>
+        <w:t xml:space="preserve">The frontend depends only on the REST API under /api. In development the Vite dev server proxies /api to Flask; in production nginx serves the built files and proxies /api to Flask, so the browser sees a single origin</w:t>
+      </w:r>
+    </w:p>
+    <w:p>
+      <w:pPr>
+        <w:widowControl w:val="0"/>
+        <w:numPr>
+          <w:ilvl w:val="0"/>
+          <w:numId w:val="5"/>
+        </w:numPr>
+        <w:spacing w:line="240" w:lineRule="auto"/>
+        <w:ind w:left="1320" w:hanging="360"/>
+      </w:pPr>
+      <w:r>
+        <w:rPr>
+          <w:rtl w:val="0"/>
+        </w:rPr>
+        <w:t xml:space="preserve">The API layer depends on the models and the scheduler. The models use the scheduler to compute interval previews. The scheduler depends on nothing else in the application.</w:t>
+      </w:r>
+    </w:p>
+    <w:p>
+      <w:pPr>
+        <w:widowControl w:val="0"/>
+        <w:numPr>
+          <w:ilvl w:val="0"/>
+          <w:numId w:val="5"/>
+        </w:numPr>
+        <w:spacing w:line="240" w:lineRule="auto"/>
+        <w:ind w:left="1320" w:hanging="360"/>
+      </w:pPr>
+      <w:r>
+        <w:rPr>
+          <w:rtl w:val="0"/>
+        </w:rPr>
+        <w:t xml:space="preserve">Only the backend talks to the database and to Gemini, and only app/ai/provider.py imports Google’s SDK. The API key never reaches the browser.</w:t>
+      </w:r>
+    </w:p>
+    <w:p>
+      <w:pPr>
+        <w:widowControl w:val="0"/>
+        <w:numPr>
+          <w:ilvl w:val="0"/>
+          <w:numId w:val="5"/>
+        </w:numPr>
+        <w:spacing w:line="240" w:lineRule="auto"/>
+        <w:ind w:left="1320" w:hanging="360"/>
+      </w:pPr>
+      <w:r>
+        <w:rPr>
+          <w:rtl w:val="0"/>
+        </w:rPr>
+        <w:t xml:space="preserve">The frontend and backend share a contract of paths, JSON field names, and error codes ({"error": {"code", "message", "field"}}).</w:t>
+      </w:r>
+    </w:p>
+    <w:p>
+      <w:pPr>
+        <w:widowControl w:val="0"/>
+        <w:spacing w:line="240" w:lineRule="auto"/>
+        <w:ind w:left="720" w:firstLine="0"/>
+        <w:rPr>
+          <w:b w:val="1"/>
+          <w:bCs w:val="1"/>
+        </w:rPr>
+      </w:pPr>
+      <w:r>
+        <w:rPr>
+          <w:rtl w:val="0"/>
+        </w:rPr>
+      </w:r>
+    </w:p>
+    <w:p>
+      <w:pPr>
+        <w:pStyle w:val="Heading3"/>
+        <w:widowControl w:val="0"/>
+        <w:spacing w:line="240" w:lineRule="auto"/>
+        <w:ind w:left="720" w:firstLine="0"/>
+        <w:rPr/>
+      </w:pPr>
+      <w:bookmarkStart w:colFirst="0" w:colLast="0" w:name="_8degl9bwe7lb" w:id="4"/>
+      <w:bookmarkEnd w:id="4"/>
+      <w:r>
+        <w:rPr>
+          <w:rtl w:val="0"/>
+        </w:rPr>
+        <w:t xml:space="preserve">Deployment</w:t>
+      </w:r>
+    </w:p>
+    <w:p>
+      <w:pPr>
+        <w:widowControl w:val="0"/>
+        <w:spacing w:after="240" w:line="240" w:lineRule="auto"/>
+        <w:ind w:left="720" w:firstLine="0"/>
+        <w:rPr/>
+      </w:pPr>
+      <w:r>
+        <w:rPr>
+          <w:rtl w:val="0"/>
+        </w:rPr>
+        <w:t xml:space="preserve">Both tiers are packaged as Docker images (multi-stage Dockerfiles with a prod target) and run locally with Docker Compose. GitHub Actions runs CI on every push and pull request. After CI passes on develop or main, the CD workflow publishes both images to GitHub Container Registry, tagged with the commit SHA, and on main it triggers Render’s deploy hooks and waits for /api/health. Cadence runs on Render’s free tier at Cadence is live at https://cadence-frontend-jufj.onrender.com: one PostgreSQL database and two web services, deployed from main only, since the free tier allows one database. Render runs flask db upgrade before each new version starts. nginx in the frontend service proxies /api to the backend’s public HTTPS address, because free services can’t receive traffic on Render’s private network. The Gemini key and model are entered by hand in the backend’s environment, and setting AI_PROVIDER=fake switches the site to sample cards if Google’s quota runs out.</w:t>
+      </w:r>
+    </w:p>
+    <w:p>
+      <w:pPr>
+        <w:pStyle w:val="Heading1"/>
+        <w:numPr>
+          <w:ilvl w:val="0"/>
+          <w:numId w:val="9"/>
+        </w:numPr>
+        <w:ind w:left="720" w:hanging="360"/>
+      </w:pPr>
+      <w:bookmarkStart w:colFirst="0" w:colLast="0" w:name="_ky60nv8suxxm" w:id="5"/>
+      <w:bookmarkEnd w:id="5"/>
+      <w:r>
+        <w:rPr>
+          <w:rtl w:val="0"/>
+        </w:rPr>
+        <w:t xml:space="preserve">Class Diagram</w:t>
+      </w:r>
+    </w:p>
+    <w:p>
+      <w:pPr>
+        <w:ind w:left="720" w:firstLine="0"/>
+        <w:rPr/>
+      </w:pPr>
+      <w:r>
+        <w:rPr>
+          <w:rtl w:val="0"/>
+        </w:rPr>
+      </w:r>
+    </w:p>
+    <w:p>
+      <w:pPr>
+        <w:ind w:left="720" w:firstLine="0"/>
+        <w:rPr/>
+      </w:pPr>
+      <w:r>
+        <w:rPr>
+          <w:rtl w:val="0"/>
+        </w:rPr>
+        <w:t xml:space="preserve">Figure 2 shows the backend’s classes and their relationships. Figure 3 shows the frontend’s main modules.</w:t>
+      </w:r>
+    </w:p>
+    <w:p>
+      <w:pPr>
+        <w:rPr/>
+      </w:pPr>
+      <w:r>
+        <w:rPr/>
+        <w:drawing>
+          <wp:inline distB="114300" distT="114300" distL="114300" distR="114300">
+            <wp:extent cx="6691313" cy="4331387"/>
+            <wp:effectExtent b="0" l="0" r="0" t="0"/>
+            <wp:docPr id="9" name="image3.png"/>
+            <a:graphic>
+              <a:graphicData uri="http://schemas.openxmlformats.org/drawingml/2006/picture">
+                <pic:pic>
+                  <pic:nvPicPr>
+                    <pic:cNvPr id="0" name="image3.png"/>
+                    <pic:cNvPicPr preferRelativeResize="0"/>
+                  </pic:nvPicPr>
+                  <pic:blipFill>
+                    <a:blip r:embed="rId8"/>
+                    <a:srcRect b="0" l="0" r="0" t="0"/>
+                    <a:stretch>
+                      <a:fillRect/>
+                    </a:stretch>
+                  </pic:blipFill>
+                  <pic:spPr>
+                    <a:xfrm>
+                      <a:off x="0" y="0"/>
+                      <a:ext cx="6691313" cy="4331387"/>
+                    </a:xfrm>
+                    <a:prstGeom prst="rect"/>
+                    <a:ln/>
+                  </pic:spPr>
+                </pic:pic>
+              </a:graphicData>
+            </a:graphic>
+          </wp:inline>
+        </w:drawing>
+      </w:r>
+      <w:r>
+        <w:rPr>
+          <w:rtl w:val="0"/>
+        </w:rPr>
       </w:r>
     </w:p>
     <w:p>
@@ -4061,14 +3243,34 @@
           <w:ilvl w:val="0"/>
           <w:numId w:val="2"/>
         </w:numPr>
+        <w:spacing w:after="0" w:afterAutospacing="0" w:before="0" w:beforeAutospacing="0" w:line="240" w:lineRule="auto"/>
+        <w:ind w:left="1440" w:hanging="360"/>
+      </w:pPr>
+      <w:r>
+        <w:rPr>
+          <w:rtl w:val="0"/>
+        </w:rPr>
+        <w:t xml:space="preserve">Card – front and back, plus Anki’s scheduling fields: state, due_at (null while new), interval_days, ease_factor (in thousandths: 2500 = 250%), step, and lapses. The schedule property converts these to and from a CardSchedule. to_study_dict(now) adds the interval previews, which only the study endpoints send. origin is manual or ai: only accepting an AI suggestion sets ai, and an edit never changes it. generation_id links an AI card to the batch it came from and is never sent to the browser.</w:t>
+      </w:r>
+    </w:p>
+    <w:p>
+      <w:pPr>
+        <w:widowControl w:val="0"/>
+        <w:numPr>
+          <w:ilvl w:val="0"/>
+          <w:numId w:val="2"/>
+        </w:numPr>
         <w:spacing w:after="240" w:before="0" w:beforeAutospacing="0" w:line="240" w:lineRule="auto"/>
         <w:ind w:left="1440" w:hanging="360"/>
-      </w:pPr>
-      <w:r>
-        <w:rPr>
-          <w:rtl w:val="0"/>
-        </w:rPr>
-        <w:t xml:space="preserve">Card – front and back, plus Anki’s scheduling fields: state, due_at (null while new), interval_days, ease_factor (in thousandths: 2500 = 250%), step, and lapses. The schedule property converts these to and from a CardSchedule. to_study_dict(now) adds the interval previews, which only the study endpoints send.</w:t>
+        <w:rPr>
+          <w:u w:val="none"/>
+        </w:rPr>
+      </w:pPr>
+      <w:r>
+        <w:rPr>
+          <w:rtl w:val="0"/>
+        </w:rPr>
+        <w:t xml:space="preserve">AiGeneration – one batch of AI suggestions: the user and deck, the mode (prompt, file, or suggest), the requested count, the model’s name, and the candidates, each a front, back, and status (pending, accepted, or rejected). Deleted with its deck or user. Each row also counts toward the daily caps.</w:t>
       </w:r>
     </w:p>
     <w:p>
@@ -4098,7 +3300,7 @@
         <w:widowControl w:val="0"/>
         <w:numPr>
           <w:ilvl w:val="0"/>
-          <w:numId w:val="10"/>
+          <w:numId w:val="11"/>
         </w:numPr>
         <w:spacing w:after="0" w:afterAutospacing="0" w:before="240" w:line="240" w:lineRule="auto"/>
         <w:ind w:left="1440" w:hanging="360"/>
@@ -4115,7 +3317,7 @@
         <w:widowControl w:val="0"/>
         <w:numPr>
           <w:ilvl w:val="0"/>
-          <w:numId w:val="10"/>
+          <w:numId w:val="11"/>
         </w:numPr>
         <w:spacing w:after="0" w:afterAutospacing="0" w:before="0" w:beforeAutospacing="0" w:line="240" w:lineRule="auto"/>
         <w:ind w:left="1440" w:hanging="360"/>
@@ -4132,7 +3334,7 @@
         <w:widowControl w:val="0"/>
         <w:numPr>
           <w:ilvl w:val="0"/>
-          <w:numId w:val="10"/>
+          <w:numId w:val="11"/>
         </w:numPr>
         <w:spacing w:after="0" w:afterAutospacing="0" w:before="0" w:beforeAutospacing="0" w:line="240" w:lineRule="auto"/>
         <w:ind w:left="1440" w:hanging="360"/>
@@ -4149,7 +3351,7 @@
         <w:widowControl w:val="0"/>
         <w:numPr>
           <w:ilvl w:val="0"/>
-          <w:numId w:val="10"/>
+          <w:numId w:val="11"/>
         </w:numPr>
         <w:spacing w:after="240" w:before="0" w:beforeAutospacing="0" w:line="240" w:lineRule="auto"/>
         <w:ind w:left="1440" w:hanging="360"/>
@@ -4164,7 +3366,7 @@
     <w:p>
       <w:pPr>
         <w:widowControl w:val="0"/>
-        <w:spacing w:after="240" w:before="240" w:line="240" w:lineRule="auto"/>
+        <w:spacing w:after="240" w:line="240" w:lineRule="auto"/>
         <w:ind w:left="720" w:firstLine="0"/>
         <w:rPr/>
       </w:pPr>
@@ -4174,13 +3376,13 @@
           <w:bCs w:val="1"/>
           <w:rtl w:val="0"/>
         </w:rPr>
-        <w:t xml:space="preserve">Backend: api</w:t>
-      </w:r>
-      <w:r>
-        <w:rPr>
-          <w:rtl w:val="0"/>
-        </w:rPr>
-        <w:t xml:space="preserve"> (code/backend/app/api)</w:t>
+        <w:t xml:space="preserve">Backend: ai</w:t>
+      </w:r>
+      <w:r>
+        <w:rPr>
+          <w:rtl w:val="0"/>
+        </w:rPr>
+        <w:t xml:space="preserve"> (code/backend/app/ai)</w:t>
       </w:r>
     </w:p>
     <w:p>
@@ -4193,11 +3395,21 @@
         <w:spacing w:after="0" w:afterAutospacing="0" w:before="240" w:line="240" w:lineRule="auto"/>
         <w:ind w:left="1440" w:hanging="360"/>
       </w:pPr>
-      <w:r>
-        <w:rPr>
-          <w:rtl w:val="0"/>
-        </w:rPr>
-        <w:t xml:space="preserve">auth – register, login, logout, me.</w:t>
+      <w:hyperlink r:id="rId9">
+        <w:r>
+          <w:rPr>
+            <w:color w:val="1155cc"/>
+            <w:u w:val="single"/>
+            <w:rtl w:val="0"/>
+          </w:rPr>
+          <w:t xml:space="preserve">provider.py</w:t>
+        </w:r>
+      </w:hyperlink>
+      <w:r>
+        <w:rPr>
+          <w:rtl w:val="0"/>
+        </w:rPr>
+        <w:t xml:space="preserve"> – the Provider interface, with GeminiProvider (the one call to Google’s SDK) and FakeProvider (numbered sample cards, for tests and development without a key). get_provider() picks one from the AI_PROVIDER setting. Failures become AIRateLimited (429) or AIUnavailable (503).</w:t>
       </w:r>
     </w:p>
     <w:p>
@@ -4210,28 +3422,21 @@
         <w:spacing w:after="0" w:afterAutospacing="0" w:before="0" w:beforeAutospacing="0" w:line="240" w:lineRule="auto"/>
         <w:ind w:left="1440" w:hanging="360"/>
       </w:pPr>
-      <w:r>
-        <w:rPr>
-          <w:rtl w:val="0"/>
-        </w:rPr>
-        <w:t xml:space="preserve">decks – deck CRUD; get_due_cards() for a study session; due_counts on every deck, computed by _due_counts() from the same _due_conditions() the session uses; _own_deck_or_404().</w:t>
-      </w:r>
-    </w:p>
-    <w:p>
-      <w:pPr>
-        <w:widowControl w:val="0"/>
-        <w:numPr>
-          <w:ilvl w:val="0"/>
-          <w:numId w:val="3"/>
-        </w:numPr>
-        <w:spacing w:after="0" w:afterAutospacing="0" w:before="0" w:beforeAutospacing="0" w:line="240" w:lineRule="auto"/>
-        <w:ind w:left="1440" w:hanging="360"/>
-      </w:pPr>
-      <w:r>
-        <w:rPr>
-          <w:rtl w:val="0"/>
-        </w:rPr>
-        <w:t xml:space="preserve">cards – card CRUD; review_card() saves a rating; _own_card_or_404().</w:t>
+      <w:hyperlink r:id="rId10">
+        <w:r>
+          <w:rPr>
+            <w:color w:val="1155cc"/>
+            <w:u w:val="single"/>
+            <w:rtl w:val="0"/>
+          </w:rPr>
+          <w:t xml:space="preserve">prompts.py</w:t>
+        </w:r>
+      </w:hyperlink>
+      <w:r>
+        <w:rPr>
+          <w:rtl w:val="0"/>
+        </w:rPr>
+        <w:t xml:space="preserve"> – build_prompt() assembles the rules, the deck, and the learner’s material into a Prompt. Pure.</w:t>
       </w:r>
     </w:p>
     <w:p>
@@ -4244,7 +3449,107 @@
         <w:spacing w:after="240" w:before="0" w:beforeAutospacing="0" w:line="240" w:lineRule="auto"/>
         <w:ind w:left="1440" w:hanging="360"/>
       </w:pPr>
-      <w:hyperlink r:id="rId8">
+      <w:hyperlink r:id="rId11">
+        <w:r>
+          <w:rPr>
+            <w:color w:val="1155cc"/>
+            <w:u w:val="single"/>
+            <w:rtl w:val="0"/>
+          </w:rPr>
+          <w:t xml:space="preserve">cleanup.py</w:t>
+        </w:r>
+      </w:hyperlink>
+      <w:r>
+        <w:rPr>
+          <w:rtl w:val="0"/>
+        </w:rPr>
+        <w:t xml:space="preserve"> – clean_drafts() checks and trims what the model returned, and drops duplicates of the deck’s existing cards. Pure.</w:t>
+      </w:r>
+    </w:p>
+    <w:p>
+      <w:pPr>
+        <w:widowControl w:val="0"/>
+        <w:spacing w:after="240" w:before="240" w:line="240" w:lineRule="auto"/>
+        <w:ind w:left="720" w:firstLine="0"/>
+        <w:rPr/>
+      </w:pPr>
+      <w:r>
+        <w:rPr>
+          <w:b w:val="1"/>
+          <w:bCs w:val="1"/>
+          <w:rtl w:val="0"/>
+        </w:rPr>
+        <w:t xml:space="preserve">Backend: api</w:t>
+      </w:r>
+      <w:r>
+        <w:rPr>
+          <w:rtl w:val="0"/>
+        </w:rPr>
+        <w:t xml:space="preserve"> (code/backend/app/api)</w:t>
+      </w:r>
+    </w:p>
+    <w:p>
+      <w:pPr>
+        <w:widowControl w:val="0"/>
+        <w:numPr>
+          <w:ilvl w:val="0"/>
+          <w:numId w:val="4"/>
+        </w:numPr>
+        <w:spacing w:after="0" w:afterAutospacing="0" w:before="240" w:line="240" w:lineRule="auto"/>
+        <w:ind w:left="1440" w:hanging="360"/>
+      </w:pPr>
+      <w:r>
+        <w:rPr>
+          <w:rtl w:val="0"/>
+        </w:rPr>
+        <w:t xml:space="preserve">auth – register, login, logout, me.</w:t>
+      </w:r>
+    </w:p>
+    <w:p>
+      <w:pPr>
+        <w:widowControl w:val="0"/>
+        <w:numPr>
+          <w:ilvl w:val="0"/>
+          <w:numId w:val="4"/>
+        </w:numPr>
+        <w:spacing w:after="0" w:afterAutospacing="0" w:before="0" w:beforeAutospacing="0" w:line="240" w:lineRule="auto"/>
+        <w:ind w:left="1440" w:hanging="360"/>
+      </w:pPr>
+      <w:r>
+        <w:rPr>
+          <w:rtl w:val="0"/>
+        </w:rPr>
+        <w:t xml:space="preserve">decks – deck CRUD; get_due_cards() for a study session; due_counts on every deck, computed by _due_counts() from the same _due_conditions() the session uses; _own_deck_or_404().</w:t>
+      </w:r>
+    </w:p>
+    <w:p>
+      <w:pPr>
+        <w:widowControl w:val="0"/>
+        <w:numPr>
+          <w:ilvl w:val="0"/>
+          <w:numId w:val="4"/>
+        </w:numPr>
+        <w:spacing w:after="0" w:afterAutospacing="0" w:before="0" w:beforeAutospacing="0" w:line="240" w:lineRule="auto"/>
+        <w:ind w:left="1440" w:hanging="360"/>
+      </w:pPr>
+      <w:r>
+        <w:rPr>
+          <w:rtl w:val="0"/>
+        </w:rPr>
+        <w:t xml:space="preserve">cards – card CRUD; review_card() saves a rating; _own_card_or_404().</w:t>
+      </w:r>
+    </w:p>
+    <w:p>
+      <w:pPr>
+        <w:widowControl w:val="0"/>
+        <w:numPr>
+          <w:ilvl w:val="0"/>
+          <w:numId w:val="4"/>
+        </w:numPr>
+        <w:spacing w:after="0" w:afterAutospacing="0" w:before="0" w:beforeAutospacing="0" w:line="240" w:lineRule="auto"/>
+        <w:ind w:left="1440" w:hanging="360"/>
+      </w:pPr>
+      <w:hyperlink r:id="rId12">
         <w:r>
           <w:rPr>
             <w:color w:val="1155cc"/>
@@ -4258,32 +3563,66 @@
         <w:rPr>
           <w:rtl w:val="0"/>
         </w:rPr>
-        <w:t xml:space="preserve"> – ApiError and the helpers (not_found(), validation_error(), conflict()) that produce the one JSON error format.</w:t>
-      </w:r>
-    </w:p>
-    <w:p>
-      <w:pPr>
-        <w:widowControl w:val="0"/>
-        <w:spacing w:line="240" w:lineRule="auto"/>
-        <w:ind w:left="600" w:firstLine="0"/>
+        <w:t xml:space="preserve"> – ApiError and the helpers (not_found(), validation_error(), conflict()) that produce the one JSON error format, including 429 rate_limited and 503 ai_unavailable for AI generation.</w:t>
+      </w:r>
+    </w:p>
+    <w:p>
+      <w:pPr>
+        <w:widowControl w:val="0"/>
+        <w:numPr>
+          <w:ilvl w:val="0"/>
+          <w:numId w:val="4"/>
+        </w:numPr>
+        <w:spacing w:after="0" w:afterAutospacing="0" w:before="0" w:beforeAutospacing="0" w:line="240" w:lineRule="auto"/>
+        <w:ind w:left="1440" w:hanging="360"/>
+      </w:pPr>
+      <w:r>
+        <w:rPr>
+          <w:rtl w:val="0"/>
+        </w:rPr>
+        <w:t xml:space="preserve">generate – POST /decks/{id}/generate: the checks, the daily caps, the prompt, the provider, the cleanup, and saving the pending batch.</w:t>
+      </w:r>
+    </w:p>
+    <w:p>
+      <w:pPr>
+        <w:widowControl w:val="0"/>
+        <w:numPr>
+          <w:ilvl w:val="0"/>
+          <w:numId w:val="4"/>
+        </w:numPr>
+        <w:spacing w:after="240" w:before="0" w:beforeAutospacing="0" w:line="240" w:lineRule="auto"/>
+        <w:ind w:left="1440" w:hanging="360"/>
+      </w:pPr>
+      <w:r>
+        <w:rPr>
+          <w:rtl w:val="0"/>
+        </w:rPr>
+        <w:t xml:space="preserve">generations – accept and reject. Accepting creates the cards.</w:t>
+      </w:r>
+    </w:p>
+    <w:p>
+      <w:pPr>
+        <w:widowControl w:val="0"/>
+        <w:spacing w:line="240" w:lineRule="auto"/>
+        <w:ind w:left="0" w:firstLine="0"/>
         <w:rPr/>
       </w:pPr>
       <w:r>
         <w:rPr/>
         <w:drawing>
           <wp:inline distB="114300" distT="114300" distL="114300" distR="114300">
-            <wp:extent cx="5943600" cy="6261100"/>
+            <wp:extent cx="6572250" cy="3081338"/>
             <wp:effectExtent b="0" l="0" r="0" t="0"/>
-            <wp:docPr id="1" name="image6.png"/>
+            <wp:docPr id="5" name="image1.png"/>
             <a:graphic>
               <a:graphicData uri="http://schemas.openxmlformats.org/drawingml/2006/picture">
                 <pic:pic>
                   <pic:nvPicPr>
-                    <pic:cNvPr id="0" name="image6.png"/>
+                    <pic:cNvPr id="0" name="image1.png"/>
                     <pic:cNvPicPr preferRelativeResize="0"/>
                   </pic:nvPicPr>
                   <pic:blipFill>
-                    <a:blip r:embed="rId9"/>
+                    <a:blip r:embed="rId13"/>
                     <a:srcRect b="0" l="0" r="0" t="0"/>
                     <a:stretch>
                       <a:fillRect/>
@@ -4292,7 +3631,7 @@
                   <pic:spPr>
                     <a:xfrm>
                       <a:off x="0" y="0"/>
-                      <a:ext cx="5943600" cy="6261100"/>
+                      <a:ext cx="6572250" cy="3081338"/>
                     </a:xfrm>
                     <a:prstGeom prst="rect"/>
                     <a:ln/>
@@ -4365,7 +3704,7 @@
         <w:widowControl w:val="0"/>
         <w:numPr>
           <w:ilvl w:val="0"/>
-          <w:numId w:val="5"/>
+          <w:numId w:val="6"/>
         </w:numPr>
         <w:spacing w:after="0" w:afterAutospacing="0" w:before="240" w:line="240" w:lineRule="auto"/>
         <w:ind w:left="720" w:hanging="360"/>
@@ -4374,21 +3713,7 @@
         <w:rPr>
           <w:rtl w:val="0"/>
         </w:rPr>
-        <w:t xml:space="preserve">pages – each route is a thin page that reads the router and hooks, and renders a view that takes </w:t>
-      </w:r>
-      <w:r>
-        <w:rPr>
-          <w:rFonts w:ascii="Roboto Mono" w:cs="Roboto Mono" w:eastAsia="Roboto Mono" w:hAnsi="Roboto Mono"/>
-          <w:color w:val="188038"/>
-          <w:rtl w:val="0"/>
-        </w:rPr>
-        <w:t xml:space="preserve">api</w:t>
-      </w:r>
-      <w:r>
-        <w:rPr>
-          <w:rtl w:val="0"/>
-        </w:rPr>
-        <w:t xml:space="preserve"> as a prop: DeckListView, DeckDetailView, and StudyView, plus LoginPage and SignupPage.</w:t>
+        <w:t xml:space="preserve">pages – each route is a thin page that reads the router and hooks, and renders a view that takes api as a prop: DeckListView, DeckDetailView, StudyView, and GenerateView, plus LoginPage and SignupPage.</w:t>
       </w:r>
     </w:p>
     <w:p>
@@ -4396,7 +3721,7 @@
         <w:widowControl w:val="0"/>
         <w:numPr>
           <w:ilvl w:val="0"/>
-          <w:numId w:val="5"/>
+          <w:numId w:val="6"/>
         </w:numPr>
         <w:spacing w:after="0" w:afterAutospacing="0" w:before="0" w:beforeAutospacing="0" w:line="240" w:lineRule="auto"/>
         <w:ind w:left="720" w:hanging="360"/>
@@ -4405,7 +3730,7 @@
         <w:rPr>
           <w:rtl w:val="0"/>
         </w:rPr>
-        <w:t xml:space="preserve">components – Header, DeckForm, CardForm, CardRow (with a schedule badge), and study/StudyCard, study/RatingButtons, and study/SessionSummary.</w:t>
+        <w:t xml:space="preserve">components – Header, DeckForm, CardForm, CardRow (with a schedule badge), AiBadge, study/StudyCard, study/RatingButtons (which can box a suggested rating), study/SessionSummary, study/StudyModeToggle, study/TypedAnswer, generate/GenerateForm, and generate/CandidateList.</w:t>
       </w:r>
     </w:p>
     <w:p>
@@ -4413,7 +3738,7 @@
         <w:widowControl w:val="0"/>
         <w:numPr>
           <w:ilvl w:val="0"/>
-          <w:numId w:val="5"/>
+          <w:numId w:val="6"/>
         </w:numPr>
         <w:spacing w:after="0" w:afterAutospacing="0" w:before="0" w:beforeAutospacing="0" w:line="240" w:lineRule="auto"/>
         <w:ind w:left="720" w:hanging="360"/>
@@ -4422,7 +3747,7 @@
         <w:rPr>
           <w:rtl w:val="0"/>
         </w:rPr>
-        <w:t xml:space="preserve">study – sessionReducer (card order, reveal, answered, skipped), formatInterval() (seconds to labels like 10m, 25d, 1.5mo), and describeSchedule() (badges like “Review · in 25d”). All pure.</w:t>
+        <w:t xml:space="preserve">study – sessionReducer (card order, reveal, answered, skipped; reveal can carry a graded answer), typedAnswer (normalizeAnswer() and checkTypedAnswer()), formatInterval() (seconds to labels like 10m, 25d, 1.5mo), and describeSchedule() (badges like “Review · in 25d”). All pure.</w:t>
       </w:r>
     </w:p>
     <w:p>
@@ -4430,7 +3755,7 @@
         <w:widowControl w:val="0"/>
         <w:numPr>
           <w:ilvl w:val="0"/>
-          <w:numId w:val="5"/>
+          <w:numId w:val="6"/>
         </w:numPr>
         <w:spacing w:after="0" w:afterAutospacing="0" w:before="0" w:beforeAutospacing="0" w:line="240" w:lineRule="auto"/>
         <w:ind w:left="720" w:hanging="360"/>
@@ -4439,7 +3764,7 @@
         <w:rPr>
           <w:rtl w:val="0"/>
         </w:rPr>
-        <w:t xml:space="preserve">api – client.js (the fetch wrapper and ApiError), request.js (transport and 401 handling), createDecksApi and createStudyApi (one function per endpoint), useDecksApi and useStudyApi (hooks that sign the user out on a 401), and auth.js.</w:t>
+        <w:t xml:space="preserve">api – client.js (the fetch wrapper and ApiError), request.js (transport and 401 handling), createDecksApi, createStudyApi, and createGenerateApi (one function per endpoint), useDecksApi, useStudyApi, and useGenerateApi (hooks that sign the user out on a 401), and auth.js.</w:t>
       </w:r>
     </w:p>
     <w:p>
@@ -4447,7 +3772,7 @@
         <w:widowControl w:val="0"/>
         <w:numPr>
           <w:ilvl w:val="0"/>
-          <w:numId w:val="5"/>
+          <w:numId w:val="6"/>
         </w:numPr>
         <w:spacing w:after="240" w:before="0" w:beforeAutospacing="0" w:line="240" w:lineRule="auto"/>
         <w:ind w:left="720" w:hanging="360"/>
@@ -4469,12 +3794,6 @@
         <w:rPr>
           <w:rtl w:val="0"/>
         </w:rPr>
-        <w:t xml:space="preserve">Planned for Iteration 3: a generation module (prompt building, provider client, output validation) and its blueprint, added to Figure 2 when built.</w:t>
-      </w:r>
-      <w:r>
-        <w:rPr>
-          <w:rtl w:val="0"/>
-        </w:rPr>
       </w:r>
     </w:p>
     <w:p>
@@ -4497,15 +3816,15 @@
         <w:widowControl w:val="0"/>
         <w:numPr>
           <w:ilvl w:val="0"/>
-          <w:numId w:val="7"/>
+          <w:numId w:val="9"/>
         </w:numPr>
         <w:ind w:left="720" w:hanging="360"/>
         <w:rPr>
           <w:u w:val="none"/>
         </w:rPr>
       </w:pPr>
-      <w:bookmarkStart w:colFirst="0" w:colLast="0" w:name="_7ucksmkf6rzx" w:id="7"/>
-      <w:bookmarkEnd w:id="7"/>
+      <w:bookmarkStart w:colFirst="0" w:colLast="0" w:name="_7ucksmkf6rzx" w:id="6"/>
+      <w:bookmarkEnd w:id="6"/>
       <w:r>
         <w:rPr>
           <w:rtl w:val="0"/>
@@ -4562,18 +3881,18 @@
         <w:rPr/>
         <w:drawing>
           <wp:inline distB="114300" distT="114300" distL="114300" distR="114300">
-            <wp:extent cx="5943600" cy="3340100"/>
+            <wp:extent cx="5424488" cy="2468837"/>
             <wp:effectExtent b="0" l="0" r="0" t="0"/>
-            <wp:docPr id="4" name="image4.png"/>
+            <wp:docPr id="6" name="image7.png"/>
             <a:graphic>
               <a:graphicData uri="http://schemas.openxmlformats.org/drawingml/2006/picture">
                 <pic:pic>
                   <pic:nvPicPr>
-                    <pic:cNvPr id="0" name="image4.png"/>
+                    <pic:cNvPr id="0" name="image7.png"/>
                     <pic:cNvPicPr preferRelativeResize="0"/>
                   </pic:nvPicPr>
                   <pic:blipFill>
-                    <a:blip r:embed="rId10"/>
+                    <a:blip r:embed="rId14"/>
                     <a:srcRect b="0" l="0" r="0" t="0"/>
                     <a:stretch>
                       <a:fillRect/>
@@ -4582,7 +3901,7 @@
                   <pic:spPr>
                     <a:xfrm>
                       <a:off x="0" y="0"/>
-                      <a:ext cx="5943600" cy="3340100"/>
+                      <a:ext cx="5424488" cy="2468837"/>
                     </a:xfrm>
                     <a:prstGeom prst="rect"/>
                     <a:ln/>
@@ -4623,7 +3942,7 @@
         <w:rPr>
           <w:rtl w:val="0"/>
         </w:rPr>
-        <w:t xml:space="preserve">Every page uses one design system, defined in styles.css: Inter for text and Plus Jakarta Sans for headings, navy text, blue for anything clickable, and gold as an accent, with shared classes for buttons, fields, panels, badges, alerts, and empty, loading, and error states. Every text color meets WCAG AA contrast, and every interactive element has a visible focus ring. AI generation (/decks/:id/generate) is planned for Iteration 3.</w:t>
+        <w:t xml:space="preserve">Every page uses one design system, defined in styles.css: Inter for text and Plus Jakarta Sans for headings, navy text, blue for anything clickable, and gold as an accent, with shared classes for buttons, fields, panels, badges, alerts, and empty, loading, and error states. Every text color meets WCAG AA contrast, and every interactive element has a visible focus ring. The AI-generated badge is deliberately quiet, a plain pill beside the card’s state badge, and the study and generate pages’ mode choices share one segmented-control style.</w:t>
       </w:r>
     </w:p>
     <w:p>
@@ -4635,7 +3954,7 @@
         <w:widowControl w:val="0"/>
         <w:numPr>
           <w:ilvl w:val="0"/>
-          <w:numId w:val="7"/>
+          <w:numId w:val="9"/>
         </w:numPr>
         <w:pBdr>
           <w:top w:space="0" w:sz="0" w:val="nil"/>
@@ -4650,8 +3969,8 @@
           <w:u w:val="none"/>
         </w:rPr>
       </w:pPr>
-      <w:bookmarkStart w:colFirst="0" w:colLast="0" w:name="_tcmuor4nl1kz" w:id="8"/>
-      <w:bookmarkEnd w:id="8"/>
+      <w:bookmarkStart w:colFirst="0" w:colLast="0" w:name="_tcmuor4nl1kz" w:id="7"/>
+      <w:bookmarkEnd w:id="7"/>
       <w:r>
         <w:rPr>
           <w:rtl w:val="0"/>
@@ -4674,35 +3993,36 @@
     </w:p>
     <w:p>
       <w:pPr>
-        <w:pageBreakBefore w:val="0"/>
-        <w:widowControl w:val="0"/>
-        <w:ind w:left="720" w:firstLine="0"/>
-        <w:rPr/>
-      </w:pPr>
-      <w:r>
-        <w:rPr>
-          <w:rtl w:val="0"/>
-        </w:rPr>
-      </w:r>
-    </w:p>
-    <w:p>
-      <w:pPr>
-        <w:widowControl w:val="0"/>
-        <w:spacing w:line="240" w:lineRule="auto"/>
-        <w:ind w:left="720" w:firstLine="0"/>
-        <w:rPr/>
-      </w:pPr>
-      <w:r>
-        <w:rPr>
-          <w:rtl w:val="0"/>
-        </w:rPr>
-        <w:t xml:space="preserve">PostgreSQL 18, accessed through SQLAlchemy and versioned with Alembic migrations: 0001 created the three tables and 0002 added the scheduling columns. CI applies the migrations to an empty database, checks that they match the models, and runs each downgrade.</w:t>
+        <w:widowControl w:val="0"/>
+        <w:spacing w:line="240" w:lineRule="auto"/>
+        <w:ind w:left="720" w:firstLine="0"/>
+        <w:rPr/>
+      </w:pPr>
+      <w:r>
+        <w:rPr>
+          <w:rtl w:val="0"/>
+        </w:rPr>
+        <w:t xml:space="preserve">PostgreSQL 18, accessed through SQLAlchemy and versioned with Alembic migrations: 0001 created the three tables, 0002 added the scheduling columns, and 0003 added the ai_generations table and the origin and generation_id columns on cards. CI applies the migrations to an empty database, checks that they match the models, and runs each downgrade.</w:t>
+      </w:r>
+    </w:p>
+    <w:p>
+      <w:pPr>
+        <w:widowControl w:val="0"/>
+        <w:spacing w:line="240" w:lineRule="auto"/>
+        <w:ind w:left="720" w:firstLine="0"/>
+        <w:rPr/>
+      </w:pPr>
+      <w:r>
+        <w:rPr>
+          <w:rtl w:val="0"/>
+        </w:rPr>
       </w:r>
     </w:p>
     <w:p>
       <w:pPr>
         <w:widowControl w:val="0"/>
         <w:spacing w:after="240" w:line="240" w:lineRule="auto"/>
+        <w:ind w:left="720" w:firstLine="0"/>
         <w:rPr>
           <w:i w:val="1"/>
           <w:iCs w:val="1"/>
@@ -4710,38 +4030,23 @@
       </w:pPr>
       <w:r>
         <w:rPr>
-          <w:rtl w:val="0"/>
-        </w:rPr>
-      </w:r>
-    </w:p>
-    <w:p>
-      <w:pPr>
-        <w:widowControl w:val="0"/>
-        <w:spacing w:after="240" w:line="240" w:lineRule="auto"/>
-        <w:rPr>
           <w:i w:val="1"/>
           <w:iCs w:val="1"/>
         </w:rPr>
-      </w:pPr>
-      <w:r>
-        <w:rPr>
-          <w:i w:val="1"/>
-          <w:iCs w:val="1"/>
-        </w:rPr>
         <w:drawing>
           <wp:inline distB="114300" distT="114300" distL="114300" distR="114300">
-            <wp:extent cx="5943600" cy="2959100"/>
+            <wp:extent cx="4986338" cy="1934039"/>
             <wp:effectExtent b="0" l="0" r="0" t="0"/>
-            <wp:docPr id="3" name="image3.png"/>
+            <wp:docPr id="10" name="image5.png"/>
             <a:graphic>
               <a:graphicData uri="http://schemas.openxmlformats.org/drawingml/2006/picture">
                 <pic:pic>
                   <pic:nvPicPr>
-                    <pic:cNvPr id="0" name="image3.png"/>
+                    <pic:cNvPr id="0" name="image5.png"/>
                     <pic:cNvPicPr preferRelativeResize="0"/>
                   </pic:nvPicPr>
                   <pic:blipFill>
-                    <a:blip r:embed="rId11"/>
+                    <a:blip r:embed="rId15"/>
                     <a:srcRect b="0" l="0" r="0" t="0"/>
                     <a:stretch>
                       <a:fillRect/>
@@ -4750,7 +4055,7 @@
                   <pic:spPr>
                     <a:xfrm>
                       <a:off x="0" y="0"/>
-                      <a:ext cx="5943600" cy="2959100"/>
+                      <a:ext cx="4986338" cy="1934039"/>
                     </a:xfrm>
                     <a:prstGeom prst="rect"/>
                     <a:ln/>
@@ -4778,7 +4083,7 @@
         <w:rPr>
           <w:rtl w:val="0"/>
         </w:rPr>
-        <w:t xml:space="preserve">A new card has state = new, due_at = null, ease_factor = 2500 (250%), and interval_days, step, and lapses = 0. It enters a study session through the new-card queue, not by due date. There is no review-history table yet; one would be needed for per-day limits and statistics.</w:t>
+        <w:t xml:space="preserve">ai_generations holds each batch of suggestions until the learner decides on every card, and the daily caps count its rows by created_at. It stores a file’s name, never its contents. Cards that existed before 0003 became manual through origin’s server default.</w:t>
       </w:r>
       <w:r>
         <w:rPr>
@@ -4795,12 +4100,12 @@
         <w:widowControl w:val="0"/>
         <w:numPr>
           <w:ilvl w:val="0"/>
-          <w:numId w:val="7"/>
+          <w:numId w:val="9"/>
         </w:numPr>
         <w:ind w:left="720" w:hanging="360"/>
       </w:pPr>
-      <w:bookmarkStart w:colFirst="0" w:colLast="0" w:name="_x18fj36s1121" w:id="9"/>
-      <w:bookmarkEnd w:id="9"/>
+      <w:bookmarkStart w:colFirst="0" w:colLast="0" w:name="_x18fj36s1121" w:id="8"/>
+      <w:bookmarkEnd w:id="8"/>
       <w:r>
         <w:rPr>
           <w:rtl w:val="0"/>
@@ -4818,7 +4123,379 @@
         <w:rPr>
           <w:rtl w:val="0"/>
         </w:rPr>
-        <w:t xml:space="preserve">(In this section, you shall describe any security design in your software system.)</w:t>
+      </w:r>
+    </w:p>
+    <w:p>
+      <w:pPr>
+        <w:widowControl w:val="0"/>
+        <w:numPr>
+          <w:ilvl w:val="0"/>
+          <w:numId w:val="10"/>
+        </w:numPr>
+        <w:spacing w:line="240" w:lineRule="auto"/>
+        <w:ind w:left="600" w:hanging="360"/>
+      </w:pPr>
+      <w:r>
+        <w:rPr>
+          <w:b w:val="1"/>
+          <w:bCs w:val="1"/>
+          <w:rtl w:val="0"/>
+        </w:rPr>
+        <w:t xml:space="preserve">Authentication:</w:t>
+      </w:r>
+      <w:r>
+        <w:rPr>
+          <w:rtl w:val="0"/>
+        </w:rPr>
+        <w:t xml:space="preserve"> session-based login with Flask-Login. Passwords are hashed with Werkzeug (salted, never stored or logged in plain text).</w:t>
+      </w:r>
+    </w:p>
+    <w:p>
+      <w:pPr>
+        <w:widowControl w:val="0"/>
+        <w:numPr>
+          <w:ilvl w:val="0"/>
+          <w:numId w:val="10"/>
+        </w:numPr>
+        <w:spacing w:line="240" w:lineRule="auto"/>
+        <w:ind w:left="600" w:hanging="360"/>
+      </w:pPr>
+      <w:r>
+        <w:rPr>
+          <w:b w:val="1"/>
+          <w:bCs w:val="1"/>
+          <w:rtl w:val="0"/>
+        </w:rPr>
+        <w:t xml:space="preserve">Session cookies and HTTPS:</w:t>
+      </w:r>
+      <w:r>
+        <w:rPr>
+          <w:rtl w:val="0"/>
+        </w:rPr>
+        <w:t xml:space="preserve"> cookies are always HttpOnly and SameSite=Lax. Secure is set by SESSION_COOKIE_SECURE, which </w:t>
+      </w:r>
+      <w:r>
+        <w:rPr>
+          <w:rFonts w:ascii="Roboto Mono" w:cs="Roboto Mono" w:eastAsia="Roboto Mono" w:hAnsi="Roboto Mono"/>
+          <w:color w:val="188038"/>
+          <w:rtl w:val="0"/>
+        </w:rPr>
+        <w:t xml:space="preserve">render.yaml</w:t>
+      </w:r>
+      <w:r>
+        <w:rPr>
+          <w:rtl w:val="0"/>
+        </w:rPr>
+        <w:t xml:space="preserve"> sets to 1 because Render terminates TLS, so a deployed session cookie is only ever sent over HTTPS. Local Docker Compose runs over plain HTTP with Secure off. The live site at Cadence is live at https://cadence-frontend-jufj.onrender.com is served only over HTTPS.</w:t>
+      </w:r>
+      <w:r>
+        <w:rPr>
+          <w:rtl w:val="0"/>
+        </w:rPr>
+      </w:r>
+    </w:p>
+    <w:p>
+      <w:pPr>
+        <w:widowControl w:val="0"/>
+        <w:numPr>
+          <w:ilvl w:val="0"/>
+          <w:numId w:val="10"/>
+        </w:numPr>
+        <w:spacing w:line="240" w:lineRule="auto"/>
+        <w:ind w:left="600" w:hanging="360"/>
+      </w:pPr>
+      <w:r>
+        <w:rPr>
+          <w:b w:val="1"/>
+          <w:bCs w:val="1"/>
+          <w:rtl w:val="0"/>
+        </w:rPr>
+        <w:t xml:space="preserve">Account enumeration protection:</w:t>
+      </w:r>
+      <w:r>
+        <w:rPr>
+          <w:rtl w:val="0"/>
+        </w:rPr>
+        <w:t xml:space="preserve"> login returns the same generic error for an unknown email or a wrong password, and checks a dummy hash so response time does not reveal which emails exist. Emails are trimmed and lowercased.</w:t>
+      </w:r>
+    </w:p>
+    <w:p>
+      <w:pPr>
+        <w:widowControl w:val="0"/>
+        <w:numPr>
+          <w:ilvl w:val="0"/>
+          <w:numId w:val="10"/>
+        </w:numPr>
+        <w:spacing w:line="240" w:lineRule="auto"/>
+        <w:ind w:left="600" w:hanging="360"/>
+        <w:rPr>
+          <w:u w:val="none"/>
+        </w:rPr>
+      </w:pPr>
+      <w:r>
+        <w:rPr>
+          <w:b w:val="1"/>
+          <w:bCs w:val="1"/>
+          <w:rtl w:val="0"/>
+        </w:rPr>
+        <w:t xml:space="preserve">Cross-site request forgery:</w:t>
+      </w:r>
+      <w:r>
+        <w:rPr>
+          <w:rtl w:val="0"/>
+        </w:rPr>
+        <w:t xml:space="preserve"> the app doesn’t use CSRF tokens. It relies on four things instead. SameSite=Lax stops the browser from sending the session cookie on cross-site POST, PATCH, and DELETE requests. Every endpoint that takes a body accepts only JSON (Content-Type: application/json), which an HTML form on another site cannot send. Another site’s script can only send JSON after a CORS preflight, and the backend sends no CORS headers, so the preflight fails. GET requests never change data. The frontend and API share one origin, so none of this restricts the app itself.</w:t>
+      </w:r>
+    </w:p>
+    <w:p>
+      <w:pPr>
+        <w:widowControl w:val="0"/>
+        <w:numPr>
+          <w:ilvl w:val="0"/>
+          <w:numId w:val="10"/>
+        </w:numPr>
+        <w:spacing w:line="240" w:lineRule="auto"/>
+        <w:ind w:left="600" w:hanging="360"/>
+      </w:pPr>
+      <w:r>
+        <w:rPr>
+          <w:b w:val="1"/>
+          <w:bCs w:val="1"/>
+          <w:rtl w:val="0"/>
+        </w:rPr>
+        <w:t xml:space="preserve">Authorization:</w:t>
+      </w:r>
+      <w:r>
+        <w:rPr>
+          <w:rtl w:val="0"/>
+        </w:rPr>
+        <w:t xml:space="preserve"> every deck, card, study, and generation route requires login. Decks and cards load through _own_deck_or_404() or _own_card_or_404(), and generations by id and user_id. Another user’s record returns 404, so its existence isn’t revealed. Tests check this on every route, including that reviewing another user’s card changes nothing.</w:t>
+      </w:r>
+      <w:r>
+        <w:rPr>
+          <w:rtl w:val="0"/>
+        </w:rPr>
+      </w:r>
+    </w:p>
+    <w:p>
+      <w:pPr>
+        <w:widowControl w:val="0"/>
+        <w:numPr>
+          <w:ilvl w:val="0"/>
+          <w:numId w:val="10"/>
+        </w:numPr>
+        <w:spacing w:line="240" w:lineRule="auto"/>
+        <w:ind w:left="600" w:hanging="360"/>
+      </w:pPr>
+      <w:r>
+        <w:rPr>
+          <w:b w:val="1"/>
+          <w:bCs w:val="1"/>
+          <w:rtl w:val="0"/>
+        </w:rPr>
+        <w:t xml:space="preserve">Input validation:</w:t>
+      </w:r>
+      <w:r>
+        <w:rPr>
+          <w:rtl w:val="0"/>
+        </w:rPr>
+        <w:t xml:space="preserve"> field types and lengths are checked on every request, and ratings against the four allowed values. Request bodies are limited to 1 MB, except 6 MB on the generate route, which can carry a file (nginx allows the same 6 MB)</w:t>
+      </w:r>
+    </w:p>
+    <w:p>
+      <w:pPr>
+        <w:widowControl w:val="0"/>
+        <w:numPr>
+          <w:ilvl w:val="0"/>
+          <w:numId w:val="10"/>
+        </w:numPr>
+        <w:spacing w:line="240" w:lineRule="auto"/>
+        <w:ind w:left="600" w:hanging="360"/>
+        <w:rPr>
+          <w:u w:val="none"/>
+        </w:rPr>
+      </w:pPr>
+      <w:r>
+        <w:rPr>
+          <w:b w:val="1"/>
+          <w:bCs w:val="1"/>
+          <w:rtl w:val="0"/>
+        </w:rPr>
+        <w:t xml:space="preserve">Review integrity:</w:t>
+      </w:r>
+      <w:r>
+        <w:rPr>
+          <w:rtl w:val="0"/>
+        </w:rPr>
+        <w:t xml:space="preserve"> a card that isn’t due yet can’t be reviewed (409), and the study page sends one review per card shown, so a double click can’t push a card’s interval out twice.</w:t>
+      </w:r>
+      <w:r>
+        <w:rPr>
+          <w:rtl w:val="0"/>
+        </w:rPr>
+      </w:r>
+    </w:p>
+    <w:p>
+      <w:pPr>
+        <w:widowControl w:val="0"/>
+        <w:numPr>
+          <w:ilvl w:val="0"/>
+          <w:numId w:val="10"/>
+        </w:numPr>
+        <w:spacing w:line="240" w:lineRule="auto"/>
+        <w:ind w:left="600" w:hanging="360"/>
+      </w:pPr>
+      <w:r>
+        <w:rPr>
+          <w:b w:val="1"/>
+          <w:bCs w:val="1"/>
+          <w:rtl w:val="0"/>
+        </w:rPr>
+        <w:t xml:space="preserve">SQL injection prevention:</w:t>
+      </w:r>
+      <w:r>
+        <w:rPr>
+          <w:rtl w:val="0"/>
+        </w:rPr>
+        <w:t xml:space="preserve"> all queries go through the SQLAlchemy ORM with bound parameters; no raw SQL string building.</w:t>
+      </w:r>
+    </w:p>
+    <w:p>
+      <w:pPr>
+        <w:widowControl w:val="0"/>
+        <w:numPr>
+          <w:ilvl w:val="0"/>
+          <w:numId w:val="10"/>
+        </w:numPr>
+        <w:spacing w:line="240" w:lineRule="auto"/>
+        <w:ind w:left="600" w:hanging="360"/>
+        <w:rPr/>
+      </w:pPr>
+      <w:r>
+        <w:rPr>
+          <w:b w:val="1"/>
+          <w:bCs w:val="1"/>
+          <w:rtl w:val="0"/>
+        </w:rPr>
+        <w:t xml:space="preserve">AI key and cost:</w:t>
+      </w:r>
+      <w:r>
+        <w:rPr>
+          <w:rtl w:val="0"/>
+        </w:rPr>
+        <w:t xml:space="preserve"> the Gemini API key lives only in the backend’s environment (a git-ignored .env locally, a Render secret in production) and never reaches the browser. Billing is never turned on for the Google project, so the free tier can’t run up a bill. Server logs record only the type and status of an AI failure, never prompts, files, generated cards, or the key.</w:t>
+      </w:r>
+    </w:p>
+    <w:p>
+      <w:pPr>
+        <w:widowControl w:val="0"/>
+        <w:numPr>
+          <w:ilvl w:val="0"/>
+          <w:numId w:val="10"/>
+        </w:numPr>
+        <w:spacing w:line="240" w:lineRule="auto"/>
+        <w:ind w:left="600" w:hanging="360"/>
+        <w:rPr/>
+      </w:pPr>
+      <w:r>
+        <w:rPr>
+          <w:b w:val="1"/>
+          <w:bCs w:val="1"/>
+          <w:rtl w:val="0"/>
+        </w:rPr>
+        <w:t xml:space="preserve">Untrusted material: </w:t>
+      </w:r>
+      <w:r>
+        <w:rPr>
+          <w:rtl w:val="0"/>
+        </w:rPr>
+        <w:t xml:space="preserve">everything the learner supplies reaches Gemini inside tags, with any closing tag in it escaped, and the rules tell the model to treat it as material, not instructions. The reply must match a JSON schema, is cleaned and length-limited by clean_drafts(), and is rendered as plain text, never as HTML. Gemini receives only what the feature needs: the deck’s name and description, the prompt or file, and for Suggest more content the deck’s cards, never the learner’s name, email, or ids. The generate page warns that this material goes to Google.</w:t>
+      </w:r>
+    </w:p>
+    <w:p>
+      <w:pPr>
+        <w:widowControl w:val="0"/>
+        <w:numPr>
+          <w:ilvl w:val="0"/>
+          <w:numId w:val="10"/>
+        </w:numPr>
+        <w:spacing w:line="240" w:lineRule="auto"/>
+        <w:ind w:left="600" w:hanging="360"/>
+        <w:rPr/>
+      </w:pPr>
+      <w:r>
+        <w:rPr>
+          <w:b w:val="1"/>
+          <w:bCs w:val="1"/>
+          <w:rtl w:val="0"/>
+        </w:rPr>
+        <w:t xml:space="preserve">Limits and integrity: </w:t>
+      </w:r>
+      <w:r>
+        <w:rPr>
+          <w:rtl w:val="0"/>
+        </w:rPr>
+        <w:t xml:space="preserve">1–25 cards per request; files must be PDF, TXT, or MD, up to 4 MB, are checked by their contents, and are never written to disk; 10 generations per user in any 24 hours and 18 a day for the whole site, under the free tier’s 20. Only the accept endpoint sets origin = ai, and accepting locks the batch’s row, so two simultaneous requests can’t add a card twice.</w:t>
+      </w:r>
+    </w:p>
+    <w:p>
+      <w:pPr>
+        <w:widowControl w:val="0"/>
+        <w:numPr>
+          <w:ilvl w:val="0"/>
+          <w:numId w:val="10"/>
+        </w:numPr>
+        <w:spacing w:line="240" w:lineRule="auto"/>
+        <w:ind w:left="600" w:hanging="360"/>
+      </w:pPr>
+      <w:r>
+        <w:rPr>
+          <w:b w:val="1"/>
+          <w:bCs w:val="1"/>
+          <w:rtl w:val="0"/>
+        </w:rPr>
+        <w:t xml:space="preserve">Secrets:</w:t>
+      </w:r>
+      <w:r>
+        <w:rPr>
+          <w:rtl w:val="0"/>
+        </w:rPr>
+        <w:t xml:space="preserve"> SECRET_KEY, DATABASE_URL, and GEMINI_API_KEY come from the environment. Render generates SECRET_KEY on first deploy, and the Gemini key is entered by hand as a secret. .env is git-ignored, and .env.example documents the variables.</w:t>
+      </w:r>
+      <w:r>
+        <w:rPr>
+          <w:rtl w:val="0"/>
+        </w:rPr>
+      </w:r>
+    </w:p>
+    <w:p>
+      <w:pPr>
+        <w:widowControl w:val="0"/>
+        <w:numPr>
+          <w:ilvl w:val="0"/>
+          <w:numId w:val="10"/>
+        </w:numPr>
+        <w:spacing w:line="240" w:lineRule="auto"/>
+        <w:ind w:left="600" w:hanging="360"/>
+      </w:pPr>
+      <w:r>
+        <w:rPr>
+          <w:b w:val="1"/>
+          <w:bCs w:val="1"/>
+          <w:rtl w:val="0"/>
+        </w:rPr>
+        <w:t xml:space="preserve">Tooling:</w:t>
+      </w:r>
+      <w:r>
+        <w:rPr>
+          <w:rtl w:val="0"/>
+        </w:rPr>
+        <w:t xml:space="preserve"> CodeQL static analysis on every push and pull request; Trivy scans both Docker images on every CI run and fails on any fixable HIGH or CRITICAL vulnerability; Dependabot security alerts are on; .github/SECURITY.md explains how to report a vulnerability privately.</w:t>
+      </w:r>
+      <w:r>
+        <w:rPr>
+          <w:rtl w:val="0"/>
+        </w:rPr>
       </w:r>
     </w:p>
     <w:p>
@@ -4835,38 +4512,46 @@
     </w:p>
     <w:p>
       <w:pPr>
+        <w:pStyle w:val="Heading1"/>
+        <w:keepNext w:val="0"/>
+        <w:keepLines w:val="0"/>
         <w:widowControl w:val="0"/>
         <w:numPr>
           <w:ilvl w:val="0"/>
           <w:numId w:val="9"/>
         </w:numPr>
-        <w:spacing w:line="240" w:lineRule="auto"/>
-        <w:ind w:left="600" w:hanging="360"/>
-      </w:pPr>
-      <w:r>
+        <w:ind w:left="720" w:hanging="360"/>
+      </w:pPr>
+      <w:bookmarkStart w:colFirst="0" w:colLast="0" w:name="_mtfbusfb0eq3" w:id="9"/>
+      <w:bookmarkEnd w:id="9"/>
+      <w:r>
+        <w:rPr>
+          <w:rtl w:val="0"/>
+        </w:rPr>
+        <w:t xml:space="preserve">Business Logic and/or Key Algorithms</w:t>
+      </w:r>
+    </w:p>
+    <w:p>
+      <w:pPr>
+        <w:widowControl w:val="0"/>
+        <w:ind w:left="810" w:firstLine="0"/>
+        <w:rPr/>
+      </w:pPr>
+      <w:r>
+        <w:rPr>
+          <w:rtl w:val="0"/>
+        </w:rPr>
+      </w:r>
+    </w:p>
+    <w:p>
+      <w:pPr>
+        <w:widowControl w:val="0"/>
+        <w:spacing w:after="240" w:line="240" w:lineRule="auto"/>
+        <w:ind w:left="720" w:firstLine="0"/>
         <w:rPr>
           <w:b w:val="1"/>
           <w:bCs w:val="1"/>
-          <w:rtl w:val="0"/>
-        </w:rPr>
-        <w:t xml:space="preserve">Authentication:</w:t>
-      </w:r>
-      <w:r>
-        <w:rPr>
-          <w:rtl w:val="0"/>
-        </w:rPr>
-        <w:t xml:space="preserve"> session-based login with Flask-Login. Passwords are hashed with Werkzeug (salted, never stored or logged in plain text).</w:t>
-      </w:r>
-    </w:p>
-    <w:p>
-      <w:pPr>
-        <w:widowControl w:val="0"/>
-        <w:numPr>
-          <w:ilvl w:val="0"/>
-          <w:numId w:val="9"/>
-        </w:numPr>
-        <w:spacing w:line="240" w:lineRule="auto"/>
-        <w:ind w:left="600" w:hanging="360"/>
+        </w:rPr>
       </w:pPr>
       <w:r>
         <w:rPr>
@@ -4874,13 +4559,472 @@
           <w:bCs w:val="1"/>
           <w:rtl w:val="0"/>
         </w:rPr>
-        <w:t xml:space="preserve">Session cookies and HTTPS:</w:t>
-      </w:r>
-      <w:r>
-        <w:rPr>
-          <w:rtl w:val="0"/>
-        </w:rPr>
-        <w:t xml:space="preserve"> cookies are always HttpOnly and SameSite=Lax. Secure is set by SESSION_COOKIE_SECURE, which </w:t>
+        <w:t xml:space="preserve">7.1 Spaced-repetition scheduling (Anki’s default algorithm)</w:t>
+      </w:r>
+    </w:p>
+    <w:p>
+      <w:pPr>
+        <w:widowControl w:val="0"/>
+        <w:spacing w:after="240" w:before="240" w:line="240" w:lineRule="auto"/>
+        <w:ind w:left="720" w:firstLine="0"/>
+        <w:rPr/>
+      </w:pPr>
+      <w:r>
+        <w:rPr>
+          <w:rtl w:val="0"/>
+        </w:rPr>
+        <w:t xml:space="preserve">The scheduler implements Anki’s default scheduler with Anki’s default settings. It leaves out the random “fuzz” Anki adds to review intervals, so every result is testable. It was written from Anki’s documented rules, not copied from Anki’s AGPL source. Settings: learning steps 1m and 10m; graduating interval 1 day; easy interval 4 days; relearning step 10m; starting ease 250%; minimum ease 130%; easy bonus 1.3; hard interval 1.2; maximum interval 36,500 days.</w:t>
+      </w:r>
+    </w:p>
+    <w:p>
+      <w:pPr>
+        <w:widowControl w:val="0"/>
+        <w:spacing w:line="240" w:lineRule="auto"/>
+        <w:ind w:left="720" w:firstLine="0"/>
+        <w:rPr/>
+      </w:pPr>
+      <w:r>
+        <w:rPr>
+          <w:rtl w:val="0"/>
+        </w:rPr>
+        <w:t xml:space="preserve">answer_card(card, rating, now):</w:t>
+      </w:r>
+    </w:p>
+    <w:p>
+      <w:pPr>
+        <w:widowControl w:val="0"/>
+        <w:spacing w:line="240" w:lineRule="auto"/>
+        <w:ind w:left="720" w:firstLine="0"/>
+        <w:rPr/>
+      </w:pPr>
+      <w:r>
+        <w:rPr>
+          <w:rtl w:val="0"/>
+        </w:rPr>
+        <w:t xml:space="preserve">    if card.state == REVIEW: return answer_review(card, rating, now)</w:t>
+      </w:r>
+    </w:p>
+    <w:p>
+      <w:pPr>
+        <w:widowControl w:val="0"/>
+        <w:spacing w:line="240" w:lineRule="auto"/>
+        <w:ind w:left="720" w:firstLine="0"/>
+        <w:rPr/>
+      </w:pPr>
+      <w:r>
+        <w:rPr>
+          <w:rtl w:val="0"/>
+        </w:rPr>
+        <w:t xml:space="preserve">    return answer_in_steps(card, rating, now)        # new, learning, relearning</w:t>
+      </w:r>
+    </w:p>
+    <w:p>
+      <w:pPr>
+        <w:widowControl w:val="0"/>
+        <w:spacing w:line="240" w:lineRule="auto"/>
+        <w:ind w:left="720" w:firstLine="0"/>
+        <w:rPr/>
+      </w:pPr>
+      <w:r>
+        <w:rPr>
+          <w:rtl w:val="0"/>
+        </w:rPr>
+      </w:r>
+    </w:p>
+    <w:p>
+      <w:pPr>
+        <w:widowControl w:val="0"/>
+        <w:spacing w:line="240" w:lineRule="auto"/>
+        <w:ind w:left="720" w:firstLine="0"/>
+        <w:rPr/>
+      </w:pPr>
+      <w:r>
+        <w:rPr>
+          <w:rtl w:val="0"/>
+        </w:rPr>
+        <w:t xml:space="preserve">answer_in_steps(card, rating, now):</w:t>
+      </w:r>
+    </w:p>
+    <w:p>
+      <w:pPr>
+        <w:widowControl w:val="0"/>
+        <w:spacing w:line="240" w:lineRule="auto"/>
+        <w:ind w:left="720" w:firstLine="0"/>
+        <w:rPr/>
+      </w:pPr>
+      <w:r>
+        <w:rPr>
+          <w:rtl w:val="0"/>
+        </w:rPr>
+        <w:t xml:space="preserve">    steps = [10m] if card.state == RELEARNING else [1m, 10m]</w:t>
+      </w:r>
+    </w:p>
+    <w:p>
+      <w:pPr>
+        <w:widowControl w:val="0"/>
+        <w:spacing w:line="240" w:lineRule="auto"/>
+        <w:ind w:left="720" w:firstLine="0"/>
+        <w:rPr/>
+      </w:pPr>
+      <w:r>
+        <w:rPr>
+          <w:rtl w:val="0"/>
+        </w:rPr>
+        <w:t xml:space="preserve">    AGAIN: step = 0; due = now + steps[0]</w:t>
+      </w:r>
+    </w:p>
+    <w:p>
+      <w:pPr>
+        <w:widowControl w:val="0"/>
+        <w:spacing w:line="240" w:lineRule="auto"/>
+        <w:ind w:left="720" w:firstLine="0"/>
+        <w:rPr/>
+      </w:pPr>
+      <w:r>
+        <w:rPr>
+          <w:rtl w:val="0"/>
+        </w:rPr>
+        <w:t xml:space="preserve">    HARD:  stay on this step; due = now + (this step, or on step 0 the average</w:t>
+      </w:r>
+    </w:p>
+    <w:p>
+      <w:pPr>
+        <w:widowControl w:val="0"/>
+        <w:spacing w:line="240" w:lineRule="auto"/>
+        <w:ind w:left="720" w:firstLine="0"/>
+        <w:rPr/>
+      </w:pPr>
+      <w:r>
+        <w:rPr>
+          <w:rtl w:val="0"/>
+        </w:rPr>
+        <w:t xml:space="preserve">           of the first two steps, or 1.5 x the only step)</w:t>
+      </w:r>
+    </w:p>
+    <w:p>
+      <w:pPr>
+        <w:widowControl w:val="0"/>
+        <w:spacing w:line="240" w:lineRule="auto"/>
+        <w:ind w:left="720" w:firstLine="0"/>
+        <w:rPr/>
+      </w:pPr>
+      <w:r>
+        <w:rPr>
+          <w:rtl w:val="0"/>
+        </w:rPr>
+        <w:t xml:space="preserve">    GOOD:  if another step remains: step += 1; due = now + steps[step]</w:t>
+      </w:r>
+    </w:p>
+    <w:p>
+      <w:pPr>
+        <w:widowControl w:val="0"/>
+        <w:spacing w:line="240" w:lineRule="auto"/>
+        <w:ind w:left="720" w:firstLine="0"/>
+        <w:rPr/>
+      </w:pPr>
+      <w:r>
+        <w:rPr>
+          <w:rtl w:val="0"/>
+        </w:rPr>
+        <w:t xml:space="preserve">           else graduate</w:t>
+      </w:r>
+    </w:p>
+    <w:p>
+      <w:pPr>
+        <w:widowControl w:val="0"/>
+        <w:spacing w:line="240" w:lineRule="auto"/>
+        <w:ind w:left="720" w:firstLine="0"/>
+        <w:rPr/>
+      </w:pPr>
+      <w:r>
+        <w:rPr>
+          <w:rtl w:val="0"/>
+        </w:rPr>
+        <w:t xml:space="preserve">    EASY:  graduate</w:t>
+      </w:r>
+    </w:p>
+    <w:p>
+      <w:pPr>
+        <w:widowControl w:val="0"/>
+        <w:spacing w:line="240" w:lineRule="auto"/>
+        <w:ind w:left="720" w:firstLine="0"/>
+        <w:rPr/>
+      </w:pPr>
+      <w:r>
+        <w:rPr>
+          <w:rtl w:val="0"/>
+        </w:rPr>
+        <w:t xml:space="preserve">    graduate: state = REVIEW</w:t>
+      </w:r>
+    </w:p>
+    <w:p>
+      <w:pPr>
+        <w:widowControl w:val="0"/>
+        <w:spacing w:line="240" w:lineRule="auto"/>
+        <w:ind w:left="720" w:firstLine="0"/>
+        <w:rPr/>
+      </w:pPr>
+      <w:r>
+        <w:rPr>
+          <w:rtl w:val="0"/>
+        </w:rPr>
+        <w:t xml:space="preserve">        new or learning card: interval = 1 day (GOOD) or 4 days (EASY); ease = 250%</w:t>
+      </w:r>
+    </w:p>
+    <w:p>
+      <w:pPr>
+        <w:widowControl w:val="0"/>
+        <w:spacing w:line="240" w:lineRule="auto"/>
+        <w:ind w:left="720" w:firstLine="0"/>
+        <w:rPr/>
+      </w:pPr>
+      <w:r>
+        <w:rPr>
+          <w:rtl w:val="0"/>
+        </w:rPr>
+        <w:t xml:space="preserve">        relearning card:      interval = interval set at the lapse (+1 day on EASY)</w:t>
+      </w:r>
+    </w:p>
+    <w:p>
+      <w:pPr>
+        <w:widowControl w:val="0"/>
+        <w:spacing w:line="240" w:lineRule="auto"/>
+        <w:ind w:left="720" w:firstLine="0"/>
+        <w:rPr/>
+      </w:pPr>
+      <w:r>
+        <w:rPr>
+          <w:rtl w:val="0"/>
+        </w:rPr>
+        <w:t xml:space="preserve">        due = now + interval</w:t>
+      </w:r>
+    </w:p>
+    <w:p>
+      <w:pPr>
+        <w:widowControl w:val="0"/>
+        <w:spacing w:line="240" w:lineRule="auto"/>
+        <w:ind w:left="720" w:firstLine="0"/>
+        <w:rPr/>
+      </w:pPr>
+      <w:r>
+        <w:rPr>
+          <w:rtl w:val="0"/>
+        </w:rPr>
+      </w:r>
+    </w:p>
+    <w:p>
+      <w:pPr>
+        <w:widowControl w:val="0"/>
+        <w:spacing w:line="240" w:lineRule="auto"/>
+        <w:ind w:left="720" w:firstLine="0"/>
+        <w:rPr/>
+      </w:pPr>
+      <w:r>
+        <w:rPr>
+          <w:rtl w:val="0"/>
+        </w:rPr>
+        <w:t xml:space="preserve">answer_review(card, rating, now):</w:t>
+      </w:r>
+    </w:p>
+    <w:p>
+      <w:pPr>
+        <w:widowControl w:val="0"/>
+        <w:spacing w:line="240" w:lineRule="auto"/>
+        <w:ind w:left="720" w:firstLine="0"/>
+        <w:rPr/>
+      </w:pPr>
+      <w:r>
+        <w:rPr>
+          <w:rtl w:val="0"/>
+        </w:rPr>
+        <w:t xml:space="preserve">    AGAIN: state = RELEARNING; step = 0; due = now + 10m</w:t>
+      </w:r>
+    </w:p>
+    <w:p>
+      <w:pPr>
+        <w:widowControl w:val="0"/>
+        <w:spacing w:line="240" w:lineRule="auto"/>
+        <w:ind w:left="720" w:firstLine="0"/>
+        <w:rPr/>
+      </w:pPr>
+      <w:r>
+        <w:rPr>
+          <w:rtl w:val="0"/>
+        </w:rPr>
+        <w:t xml:space="preserve">           lapses += 1; ease = max(130%, ease - 20%); interval to return to = 1 day</w:t>
+      </w:r>
+    </w:p>
+    <w:p>
+      <w:pPr>
+        <w:widowControl w:val="0"/>
+        <w:spacing w:line="240" w:lineRule="auto"/>
+        <w:ind w:left="720" w:firstLine="0"/>
+        <w:rPr/>
+      </w:pPr>
+      <w:r>
+        <w:rPr>
+          <w:rtl w:val="0"/>
+        </w:rPr>
+        <w:t xml:space="preserve">    late = days since due_at</w:t>
+      </w:r>
+    </w:p>
+    <w:p>
+      <w:pPr>
+        <w:widowControl w:val="0"/>
+        <w:spacing w:line="240" w:lineRule="auto"/>
+        <w:ind w:left="720" w:firstLine="0"/>
+        <w:rPr/>
+      </w:pPr>
+      <w:r>
+        <w:rPr>
+          <w:rtl w:val="0"/>
+        </w:rPr>
+        <w:t xml:space="preserve">    hard = max(round(interval x 1.2),                        interval + 1)</w:t>
+      </w:r>
+    </w:p>
+    <w:p>
+      <w:pPr>
+        <w:widowControl w:val="0"/>
+        <w:spacing w:line="240" w:lineRule="auto"/>
+        <w:ind w:left="720" w:firstLine="0"/>
+        <w:rPr/>
+      </w:pPr>
+      <w:r>
+        <w:rPr>
+          <w:rtl w:val="0"/>
+        </w:rPr>
+        <w:t xml:space="preserve">    good = max(round((interval + late / 2) x ease),          hard + 1)</w:t>
+      </w:r>
+    </w:p>
+    <w:p>
+      <w:pPr>
+        <w:widowControl w:val="0"/>
+        <w:spacing w:line="240" w:lineRule="auto"/>
+        <w:ind w:left="720" w:firstLine="0"/>
+        <w:rPr/>
+      </w:pPr>
+      <w:r>
+        <w:rPr>
+          <w:rtl w:val="0"/>
+        </w:rPr>
+        <w:t xml:space="preserve">    easy = max(round((interval + late) x ease x 1.3),        good + 1)</w:t>
+      </w:r>
+    </w:p>
+    <w:p>
+      <w:pPr>
+        <w:widowControl w:val="0"/>
+        <w:spacing w:line="240" w:lineRule="auto"/>
+        <w:ind w:left="720" w:firstLine="0"/>
+        <w:rPr/>
+      </w:pPr>
+      <w:r>
+        <w:rPr>
+          <w:rtl w:val="0"/>
+        </w:rPr>
+        <w:t xml:space="preserve">    HARD: ease = max(130%, ease - 15%); interval = hard</w:t>
+      </w:r>
+    </w:p>
+    <w:p>
+      <w:pPr>
+        <w:widowControl w:val="0"/>
+        <w:spacing w:line="240" w:lineRule="auto"/>
+        <w:ind w:left="720" w:firstLine="0"/>
+        <w:rPr/>
+      </w:pPr>
+      <w:r>
+        <w:rPr>
+          <w:rtl w:val="0"/>
+        </w:rPr>
+        <w:t xml:space="preserve">    GOOD: interval = good</w:t>
+      </w:r>
+    </w:p>
+    <w:p>
+      <w:pPr>
+        <w:widowControl w:val="0"/>
+        <w:spacing w:line="240" w:lineRule="auto"/>
+        <w:ind w:left="720" w:firstLine="0"/>
+        <w:rPr/>
+      </w:pPr>
+      <w:r>
+        <w:rPr>
+          <w:rtl w:val="0"/>
+        </w:rPr>
+        <w:t xml:space="preserve">    EASY: ease = ease + 15%; interval = easy</w:t>
+      </w:r>
+    </w:p>
+    <w:p>
+      <w:pPr>
+        <w:widowControl w:val="0"/>
+        <w:spacing w:line="240" w:lineRule="auto"/>
+        <w:ind w:left="720" w:firstLine="0"/>
+        <w:rPr/>
+      </w:pPr>
+      <w:r>
+        <w:rPr>
+          <w:rtl w:val="0"/>
+        </w:rPr>
+        <w:t xml:space="preserve">    due = now + min(interval, 36500) days</w:t>
+      </w:r>
+    </w:p>
+    <w:p>
+      <w:pPr>
+        <w:widowControl w:val="0"/>
+        <w:spacing w:line="240" w:lineRule="auto"/>
+        <w:ind w:left="720" w:firstLine="0"/>
+        <w:rPr/>
+      </w:pPr>
+      <w:r>
+        <w:rPr>
+          <w:rtl w:val="0"/>
+        </w:rPr>
+        <w:t xml:space="preserve">        </w:t>
+      </w:r>
+    </w:p>
+    <w:p>
+      <w:pPr>
+        <w:widowControl w:val="0"/>
+        <w:spacing w:after="240" w:before="240" w:line="240" w:lineRule="auto"/>
+        <w:ind w:left="720" w:firstLine="0"/>
+        <w:rPr/>
+      </w:pPr>
+      <w:r>
+        <w:rPr>
+          <w:rtl w:val="0"/>
+        </w:rPr>
+        <w:t xml:space="preserve">Example: a review card with a 10-day interval and 250% ease, answered 4 days late, gives Again 10m, Hard 12d, Good 30d, and Easy 46d. It is one of the unit tests’ reference cases. A review before the card is due is refused with 409, because Anki’s early-review formula isn’t implemented.</w:t>
+      </w:r>
+    </w:p>
+    <w:p>
+      <w:pPr>
+        <w:widowControl w:val="0"/>
+        <w:spacing w:after="240" w:before="240" w:line="240" w:lineRule="auto"/>
+        <w:ind w:left="720" w:firstLine="0"/>
+        <w:rPr>
+          <w:b w:val="1"/>
+          <w:bCs w:val="1"/>
+        </w:rPr>
+      </w:pPr>
+      <w:r>
+        <w:rPr>
+          <w:b w:val="1"/>
+          <w:bCs w:val="1"/>
+          <w:rtl w:val="0"/>
+        </w:rPr>
+        <w:t xml:space="preserve">7.2 Study session</w:t>
+      </w:r>
+    </w:p>
+    <w:p>
+      <w:pPr>
+        <w:widowControl w:val="0"/>
+        <w:spacing w:after="240" w:before="240" w:line="240" w:lineRule="auto"/>
+        <w:ind w:left="720" w:firstLine="0"/>
+        <w:rPr/>
+      </w:pPr>
+      <w:r>
+        <w:rPr>
+          <w:rtl w:val="0"/>
+        </w:rPr>
+        <w:t xml:space="preserve">GET /api/decks/{id}/due returns three lists, all computed at one moment: learning (learning and relearning cards due within the next 20 minutes, the learn-ahead window), review (review cards due now, at most 200), and new (at most 20). Each card carries </w:t>
       </w:r>
       <w:r>
         <w:rPr>
@@ -4888,56 +5032,51 @@
           <w:color w:val="188038"/>
           <w:rtl w:val="0"/>
         </w:rPr>
-        <w:t xml:space="preserve">render.yaml</w:t>
-      </w:r>
-      <w:r>
-        <w:rPr>
-          <w:rtl w:val="0"/>
-        </w:rPr>
-        <w:t xml:space="preserve"> sets to 1 because Render terminates TLS, so a deployed session cookie is only ever sent over HTTPS. Local Docker Compose runs over plain HTTP with Secure off. No hosted deployment is live yet (section 2).</w:t>
-      </w:r>
-      <w:r>
-        <w:rPr>
-          <w:rtl w:val="0"/>
-        </w:rPr>
-      </w:r>
-    </w:p>
-    <w:p>
-      <w:pPr>
-        <w:widowControl w:val="0"/>
-        <w:numPr>
-          <w:ilvl w:val="0"/>
-          <w:numId w:val="9"/>
-        </w:numPr>
-        <w:spacing w:line="240" w:lineRule="auto"/>
-        <w:ind w:left="600" w:hanging="360"/>
-      </w:pPr>
-      <w:r>
+        <w:t xml:space="preserve">intervals</w:t>
+      </w:r>
+      <w:r>
+        <w:rPr>
+          <w:rtl w:val="0"/>
+        </w:rPr>
+        <w:t xml:space="preserve">, the seconds until it would be due for each rating, from preview_intervals(). The frontend only formats these numbers; it never computes an interval.</w:t>
+      </w:r>
+    </w:p>
+    <w:p>
+      <w:pPr>
+        <w:widowControl w:val="0"/>
+        <w:spacing w:after="240" w:before="240" w:line="240" w:lineRule="auto"/>
+        <w:ind w:left="720" w:firstLine="0"/>
+        <w:rPr/>
+      </w:pPr>
+      <w:r>
+        <w:rPr>
+          <w:rtl w:val="0"/>
+        </w:rPr>
+        <w:t xml:space="preserve">The study page keeps the session in sessionReducer, which shows due learning cards first, then reviews, then new cards. Space reveals the answer, and a click or keys 1–4 rate it. Each rating sends POST /api/cards/{id}/review. The response is the rescheduled card, which the reducer puts back into the session if it is a learning card due within the learn-ahead window. A 409 or 404 skips the card. When nothing is left, SessionSummary shows the count for each rating. Every answer is saved as it happens, so a refresh loses only the session’s counts. A toggle switches the page between Flashcard and Typed answer at any time (section 7.5). Typed mode changes only how a rating is chosen, not what is sent.</w:t>
+      </w:r>
+    </w:p>
+    <w:p>
+      <w:pPr>
+        <w:widowControl w:val="0"/>
+        <w:spacing w:after="240" w:before="240" w:line="240" w:lineRule="auto"/>
+        <w:ind w:left="720" w:firstLine="0"/>
+        <w:rPr/>
+      </w:pPr>
+      <w:r>
+        <w:rPr>
+          <w:rtl w:val="0"/>
+        </w:rPr>
+        <w:t xml:space="preserve">The due_counts on each deck come from the same conditions and caps as these lists, so the number on the Study button is the number of cards the session serves.</w:t>
+      </w:r>
+    </w:p>
+    <w:p>
+      <w:pPr>
+        <w:widowControl w:val="0"/>
+        <w:spacing w:after="240" w:before="240" w:line="240" w:lineRule="auto"/>
+        <w:ind w:left="720" w:firstLine="0"/>
         <w:rPr>
           <w:b w:val="1"/>
           <w:bCs w:val="1"/>
-          <w:rtl w:val="0"/>
-        </w:rPr>
-        <w:t xml:space="preserve">Account enumeration protection:</w:t>
-      </w:r>
-      <w:r>
-        <w:rPr>
-          <w:rtl w:val="0"/>
-        </w:rPr>
-        <w:t xml:space="preserve"> login returns the same generic error for an unknown email or a wrong password, and checks a dummy hash so response time does not reveal which emails exist. Emails are trimmed and lowercased.</w:t>
-      </w:r>
-    </w:p>
-    <w:p>
-      <w:pPr>
-        <w:widowControl w:val="0"/>
-        <w:numPr>
-          <w:ilvl w:val="0"/>
-          <w:numId w:val="9"/>
-        </w:numPr>
-        <w:spacing w:line="240" w:lineRule="auto"/>
-        <w:ind w:left="600" w:hanging="360"/>
-        <w:rPr>
-          <w:u w:val="none"/>
         </w:rPr>
       </w:pPr>
       <w:r>
@@ -4946,275 +5085,7 @@
           <w:bCs w:val="1"/>
           <w:rtl w:val="0"/>
         </w:rPr>
-        <w:t xml:space="preserve">Cross-site request forgery:</w:t>
-      </w:r>
-      <w:r>
-        <w:rPr>
-          <w:rtl w:val="0"/>
-        </w:rPr>
-        <w:t xml:space="preserve"> the app doesn’t use CSRF tokens. It relies on four things instead. SameSite=Lax stops the browser from sending the session cookie on cross-site POST, PATCH, and DELETE requests. Every endpoint that takes a body accepts only JSON (Content-Type: application/json), which an HTML form on another site cannot send. Another site’s script can only send JSON after a CORS preflight, and the backend sends no CORS headers, so the preflight fails. GET requests never change data. The frontend and API share one origin, so none of this restricts the app itself.</w:t>
-      </w:r>
-    </w:p>
-    <w:p>
-      <w:pPr>
-        <w:widowControl w:val="0"/>
-        <w:numPr>
-          <w:ilvl w:val="0"/>
-          <w:numId w:val="9"/>
-        </w:numPr>
-        <w:spacing w:line="240" w:lineRule="auto"/>
-        <w:ind w:left="600" w:hanging="360"/>
-      </w:pPr>
-      <w:r>
-        <w:rPr>
-          <w:b w:val="1"/>
-          <w:bCs w:val="1"/>
-          <w:rtl w:val="0"/>
-        </w:rPr>
-        <w:t xml:space="preserve">Authorization:</w:t>
-      </w:r>
-      <w:r>
-        <w:rPr>
-          <w:rtl w:val="0"/>
-        </w:rPr>
-        <w:t xml:space="preserve"> every deck, card, and study route requires login and loads records through _own_deck_or_404() or _own_card_or_404(). Another user’s record returns 404, so its existence isn’t revealed. Tests check this on every route, including that reviewing another user’s card changes nothing.</w:t>
-      </w:r>
-      <w:r>
-        <w:rPr>
-          <w:rtl w:val="0"/>
-        </w:rPr>
-      </w:r>
-    </w:p>
-    <w:p>
-      <w:pPr>
-        <w:widowControl w:val="0"/>
-        <w:numPr>
-          <w:ilvl w:val="0"/>
-          <w:numId w:val="9"/>
-        </w:numPr>
-        <w:spacing w:line="240" w:lineRule="auto"/>
-        <w:ind w:left="600" w:hanging="360"/>
-      </w:pPr>
-      <w:r>
-        <w:rPr>
-          <w:b w:val="1"/>
-          <w:bCs w:val="1"/>
-          <w:rtl w:val="0"/>
-        </w:rPr>
-        <w:t xml:space="preserve">Input validation:</w:t>
-      </w:r>
-      <w:r>
-        <w:rPr>
-          <w:rtl w:val="0"/>
-        </w:rPr>
-        <w:t xml:space="preserve"> field types and lengths are checked on every request, and ratings against the four allowed values. Request bodies are limited to 1 MB, and a malformed or non-JSON body gets a 400 in the standard error format.</w:t>
-      </w:r>
-    </w:p>
-    <w:p>
-      <w:pPr>
-        <w:widowControl w:val="0"/>
-        <w:numPr>
-          <w:ilvl w:val="0"/>
-          <w:numId w:val="9"/>
-        </w:numPr>
-        <w:spacing w:line="240" w:lineRule="auto"/>
-        <w:ind w:left="600" w:hanging="360"/>
-        <w:rPr>
-          <w:u w:val="none"/>
-        </w:rPr>
-      </w:pPr>
-      <w:r>
-        <w:rPr>
-          <w:b w:val="1"/>
-          <w:bCs w:val="1"/>
-          <w:rtl w:val="0"/>
-        </w:rPr>
-        <w:t xml:space="preserve">Review integrity:</w:t>
-      </w:r>
-      <w:r>
-        <w:rPr>
-          <w:rtl w:val="0"/>
-        </w:rPr>
-        <w:t xml:space="preserve"> a card that isn’t due yet can’t be reviewed (409), and the study page sends one review per card shown, so a double click can’t push a card’s interval out twice.</w:t>
-      </w:r>
-      <w:r>
-        <w:rPr>
-          <w:rtl w:val="0"/>
-        </w:rPr>
-      </w:r>
-    </w:p>
-    <w:p>
-      <w:pPr>
-        <w:widowControl w:val="0"/>
-        <w:numPr>
-          <w:ilvl w:val="0"/>
-          <w:numId w:val="9"/>
-        </w:numPr>
-        <w:spacing w:line="240" w:lineRule="auto"/>
-        <w:ind w:left="600" w:hanging="360"/>
-      </w:pPr>
-      <w:r>
-        <w:rPr>
-          <w:b w:val="1"/>
-          <w:bCs w:val="1"/>
-          <w:rtl w:val="0"/>
-        </w:rPr>
-        <w:t xml:space="preserve">SQL injection prevention:</w:t>
-      </w:r>
-      <w:r>
-        <w:rPr>
-          <w:rtl w:val="0"/>
-        </w:rPr>
-        <w:t xml:space="preserve"> all queries go through the SQLAlchemy ORM with bound parameters; no raw SQL string building.</w:t>
-      </w:r>
-    </w:p>
-    <w:p>
-      <w:pPr>
-        <w:widowControl w:val="0"/>
-        <w:numPr>
-          <w:ilvl w:val="0"/>
-          <w:numId w:val="9"/>
-        </w:numPr>
-        <w:spacing w:line="240" w:lineRule="auto"/>
-        <w:ind w:left="600" w:hanging="360"/>
-      </w:pPr>
-      <w:r>
-        <w:rPr>
-          <w:b w:val="1"/>
-          <w:bCs w:val="1"/>
-          <w:rtl w:val="0"/>
-        </w:rPr>
-        <w:t xml:space="preserve">AI safety (planned, Iteration 3):</w:t>
-      </w:r>
-      <w:r>
-        <w:rPr>
-          <w:rtl w:val="0"/>
-        </w:rPr>
-        <w:t xml:space="preserve"> the LLM API key is stored only in backend environment variables. LLM output is validated against a Pydantic schema, length-limited, and rendered as plain text (never as HTML). Generation requests are rate-limited per user to control cost and abuse.</w:t>
-      </w:r>
-    </w:p>
-    <w:p>
-      <w:pPr>
-        <w:widowControl w:val="0"/>
-        <w:numPr>
-          <w:ilvl w:val="0"/>
-          <w:numId w:val="9"/>
-        </w:numPr>
-        <w:spacing w:line="240" w:lineRule="auto"/>
-        <w:ind w:left="600" w:hanging="360"/>
-      </w:pPr>
-      <w:r>
-        <w:rPr>
-          <w:b w:val="1"/>
-          <w:bCs w:val="1"/>
-          <w:rtl w:val="0"/>
-        </w:rPr>
-        <w:t xml:space="preserve">Secrets:</w:t>
-      </w:r>
-      <w:r>
-        <w:rPr>
-          <w:rtl w:val="0"/>
-        </w:rPr>
-        <w:t xml:space="preserve"> SECRET_KEY and DATABASE_URL come from the environment, and Render generates SECRET_KEY on first deploy. .env is git-ignored, and .env.example documents the variables.</w:t>
-      </w:r>
-      <w:r>
-        <w:rPr>
-          <w:rtl w:val="0"/>
-        </w:rPr>
-      </w:r>
-    </w:p>
-    <w:p>
-      <w:pPr>
-        <w:widowControl w:val="0"/>
-        <w:numPr>
-          <w:ilvl w:val="0"/>
-          <w:numId w:val="9"/>
-        </w:numPr>
-        <w:spacing w:line="240" w:lineRule="auto"/>
-        <w:ind w:left="600" w:hanging="360"/>
-      </w:pPr>
-      <w:r>
-        <w:rPr>
-          <w:b w:val="1"/>
-          <w:bCs w:val="1"/>
-          <w:rtl w:val="0"/>
-        </w:rPr>
-        <w:t xml:space="preserve">Tooling:</w:t>
-      </w:r>
-      <w:r>
-        <w:rPr>
-          <w:rtl w:val="0"/>
-        </w:rPr>
-        <w:t xml:space="preserve"> CodeQL static analysis on every push and pull request; Trivy scans both Docker images on every CI run and fails on any fixable HIGH or CRITICAL vulnerability; Dependabot security alerts are on; .github/SECURITY.md explains how to report a vulnerability privately.</w:t>
-      </w:r>
-      <w:r>
-        <w:rPr>
-          <w:rtl w:val="0"/>
-        </w:rPr>
-      </w:r>
-    </w:p>
-    <w:p>
-      <w:pPr>
-        <w:pageBreakBefore w:val="0"/>
-        <w:ind w:left="720" w:firstLine="0"/>
-        <w:rPr/>
-      </w:pPr>
-      <w:r>
-        <w:rPr>
-          <w:rtl w:val="0"/>
-        </w:rPr>
-      </w:r>
-    </w:p>
-    <w:p>
-      <w:pPr>
-        <w:pStyle w:val="Heading1"/>
-        <w:keepNext w:val="0"/>
-        <w:keepLines w:val="0"/>
-        <w:widowControl w:val="0"/>
-        <w:numPr>
-          <w:ilvl w:val="0"/>
-          <w:numId w:val="7"/>
-        </w:numPr>
-        <w:ind w:left="720" w:hanging="360"/>
-      </w:pPr>
-      <w:bookmarkStart w:colFirst="0" w:colLast="0" w:name="_mtfbusfb0eq3" w:id="10"/>
-      <w:bookmarkEnd w:id="10"/>
-      <w:r>
-        <w:rPr>
-          <w:rtl w:val="0"/>
-        </w:rPr>
-        <w:t xml:space="preserve">Business Logic and/or Key Algorithms</w:t>
-      </w:r>
-    </w:p>
-    <w:p>
-      <w:pPr>
-        <w:widowControl w:val="0"/>
-        <w:ind w:left="810" w:firstLine="0"/>
-        <w:rPr/>
-      </w:pPr>
-      <w:r>
-        <w:rPr>
-          <w:rtl w:val="0"/>
-        </w:rPr>
-      </w:r>
-    </w:p>
-    <w:p>
-      <w:pPr>
-        <w:widowControl w:val="0"/>
-        <w:spacing w:after="240" w:line="240" w:lineRule="auto"/>
-        <w:ind w:left="720" w:firstLine="0"/>
-        <w:rPr>
-          <w:b w:val="1"/>
-          <w:bCs w:val="1"/>
-        </w:rPr>
-      </w:pPr>
-      <w:r>
-        <w:rPr>
-          <w:b w:val="1"/>
-          <w:bCs w:val="1"/>
-          <w:rtl w:val="0"/>
-        </w:rPr>
-        <w:t xml:space="preserve">7.1 Spaced-repetition scheduling (Anki’s default algorithm)</w:t>
+        <w:t xml:space="preserve">7.3 Reviewing a card</w:t>
       </w:r>
     </w:p>
     <w:p>
@@ -5228,533 +5099,7 @@
         <w:rPr>
           <w:rtl w:val="0"/>
         </w:rPr>
-        <w:t xml:space="preserve">The scheduler implements Anki’s default scheduler with Anki’s default settings. It leaves out the random “fuzz” Anki adds to review intervals, so every result is testable. It was written from Anki’s documented rules, not copied from Anki’s AGPL source. Settings: learning steps 1m and 10m; graduating interval 1 day; easy interval 4 days; relearning step 10m; starting ease 250%; minimum ease 130%; easy bonus 1.3; hard interval 1.2; maximum interval 36,500 days.</w:t>
-      </w:r>
-    </w:p>
-    <w:p>
-      <w:pPr>
-        <w:widowControl w:val="0"/>
-        <w:spacing w:line="240" w:lineRule="auto"/>
-        <w:ind w:left="720" w:firstLine="0"/>
-        <w:rPr/>
-      </w:pPr>
-      <w:r>
-        <w:rPr>
-          <w:rtl w:val="0"/>
-        </w:rPr>
-        <w:t xml:space="preserve">answer_card(card, rating, now):</w:t>
-      </w:r>
-    </w:p>
-    <w:p>
-      <w:pPr>
-        <w:widowControl w:val="0"/>
-        <w:spacing w:line="240" w:lineRule="auto"/>
-        <w:ind w:left="720" w:firstLine="0"/>
-        <w:rPr/>
-      </w:pPr>
-      <w:r>
-        <w:rPr>
-          <w:rtl w:val="0"/>
-        </w:rPr>
-        <w:t xml:space="preserve">    if card.state == REVIEW: return answer_review(card, rating, now)</w:t>
-      </w:r>
-    </w:p>
-    <w:p>
-      <w:pPr>
-        <w:widowControl w:val="0"/>
-        <w:spacing w:line="240" w:lineRule="auto"/>
-        <w:ind w:left="720" w:firstLine="0"/>
-        <w:rPr/>
-      </w:pPr>
-      <w:r>
-        <w:rPr>
-          <w:rtl w:val="0"/>
-        </w:rPr>
-        <w:t xml:space="preserve">    return answer_in_steps(card, rating, now)        # new, learning, relearning</w:t>
-      </w:r>
-    </w:p>
-    <w:p>
-      <w:pPr>
-        <w:widowControl w:val="0"/>
-        <w:spacing w:line="240" w:lineRule="auto"/>
-        <w:ind w:left="720" w:firstLine="0"/>
-        <w:rPr/>
-      </w:pPr>
-      <w:r>
-        <w:rPr>
-          <w:rtl w:val="0"/>
-        </w:rPr>
-      </w:r>
-    </w:p>
-    <w:p>
-      <w:pPr>
-        <w:widowControl w:val="0"/>
-        <w:spacing w:line="240" w:lineRule="auto"/>
-        <w:ind w:left="720" w:firstLine="0"/>
-        <w:rPr/>
-      </w:pPr>
-      <w:r>
-        <w:rPr>
-          <w:rtl w:val="0"/>
-        </w:rPr>
-        <w:t xml:space="preserve">answer_in_steps(card, rating, now):</w:t>
-      </w:r>
-    </w:p>
-    <w:p>
-      <w:pPr>
-        <w:widowControl w:val="0"/>
-        <w:spacing w:line="240" w:lineRule="auto"/>
-        <w:ind w:left="720" w:firstLine="0"/>
-        <w:rPr/>
-      </w:pPr>
-      <w:r>
-        <w:rPr>
-          <w:rtl w:val="0"/>
-        </w:rPr>
-        <w:t xml:space="preserve">    steps = [10m] if card.state == RELEARNING else [1m, 10m]</w:t>
-      </w:r>
-    </w:p>
-    <w:p>
-      <w:pPr>
-        <w:widowControl w:val="0"/>
-        <w:spacing w:line="240" w:lineRule="auto"/>
-        <w:ind w:left="720" w:firstLine="0"/>
-        <w:rPr/>
-      </w:pPr>
-      <w:r>
-        <w:rPr>
-          <w:rtl w:val="0"/>
-        </w:rPr>
-        <w:t xml:space="preserve">    AGAIN: step = 0; due = now + steps[0]</w:t>
-      </w:r>
-    </w:p>
-    <w:p>
-      <w:pPr>
-        <w:widowControl w:val="0"/>
-        <w:spacing w:line="240" w:lineRule="auto"/>
-        <w:ind w:left="720" w:firstLine="0"/>
-        <w:rPr/>
-      </w:pPr>
-      <w:r>
-        <w:rPr>
-          <w:rtl w:val="0"/>
-        </w:rPr>
-        <w:t xml:space="preserve">    HARD:  stay on this step; due = now + (this step, or on step 0 the average</w:t>
-      </w:r>
-    </w:p>
-    <w:p>
-      <w:pPr>
-        <w:widowControl w:val="0"/>
-        <w:spacing w:line="240" w:lineRule="auto"/>
-        <w:ind w:left="720" w:firstLine="0"/>
-        <w:rPr/>
-      </w:pPr>
-      <w:r>
-        <w:rPr>
-          <w:rtl w:val="0"/>
-        </w:rPr>
-        <w:t xml:space="preserve">           of the first two steps, or 1.5 x the only step)</w:t>
-      </w:r>
-    </w:p>
-    <w:p>
-      <w:pPr>
-        <w:widowControl w:val="0"/>
-        <w:spacing w:line="240" w:lineRule="auto"/>
-        <w:ind w:left="720" w:firstLine="0"/>
-        <w:rPr/>
-      </w:pPr>
-      <w:r>
-        <w:rPr>
-          <w:rtl w:val="0"/>
-        </w:rPr>
-        <w:t xml:space="preserve">    GOOD:  if another step remains: step += 1; due = now + steps[step]</w:t>
-      </w:r>
-    </w:p>
-    <w:p>
-      <w:pPr>
-        <w:widowControl w:val="0"/>
-        <w:spacing w:line="240" w:lineRule="auto"/>
-        <w:ind w:left="720" w:firstLine="0"/>
-        <w:rPr/>
-      </w:pPr>
-      <w:r>
-        <w:rPr>
-          <w:rtl w:val="0"/>
-        </w:rPr>
-        <w:t xml:space="preserve">           else graduate</w:t>
-      </w:r>
-    </w:p>
-    <w:p>
-      <w:pPr>
-        <w:widowControl w:val="0"/>
-        <w:spacing w:line="240" w:lineRule="auto"/>
-        <w:ind w:left="720" w:firstLine="0"/>
-        <w:rPr/>
-      </w:pPr>
-      <w:r>
-        <w:rPr>
-          <w:rtl w:val="0"/>
-        </w:rPr>
-        <w:t xml:space="preserve">    EASY:  graduate</w:t>
-      </w:r>
-    </w:p>
-    <w:p>
-      <w:pPr>
-        <w:widowControl w:val="0"/>
-        <w:spacing w:line="240" w:lineRule="auto"/>
-        <w:ind w:left="720" w:firstLine="0"/>
-        <w:rPr/>
-      </w:pPr>
-      <w:r>
-        <w:rPr>
-          <w:rtl w:val="0"/>
-        </w:rPr>
-        <w:t xml:space="preserve">    graduate: state = REVIEW</w:t>
-      </w:r>
-    </w:p>
-    <w:p>
-      <w:pPr>
-        <w:widowControl w:val="0"/>
-        <w:spacing w:line="240" w:lineRule="auto"/>
-        <w:ind w:left="720" w:firstLine="0"/>
-        <w:rPr/>
-      </w:pPr>
-      <w:r>
-        <w:rPr>
-          <w:rtl w:val="0"/>
-        </w:rPr>
-        <w:t xml:space="preserve">        new or learning card: interval = 1 day (GOOD) or 4 days (EASY); ease = 250%</w:t>
-      </w:r>
-    </w:p>
-    <w:p>
-      <w:pPr>
-        <w:widowControl w:val="0"/>
-        <w:spacing w:line="240" w:lineRule="auto"/>
-        <w:ind w:left="720" w:firstLine="0"/>
-        <w:rPr/>
-      </w:pPr>
-      <w:r>
-        <w:rPr>
-          <w:rtl w:val="0"/>
-        </w:rPr>
-        <w:t xml:space="preserve">        relearning card:      interval = interval set at the lapse (+1 day on EASY)</w:t>
-      </w:r>
-    </w:p>
-    <w:p>
-      <w:pPr>
-        <w:widowControl w:val="0"/>
-        <w:spacing w:line="240" w:lineRule="auto"/>
-        <w:ind w:left="720" w:firstLine="0"/>
-        <w:rPr/>
-      </w:pPr>
-      <w:r>
-        <w:rPr>
-          <w:rtl w:val="0"/>
-        </w:rPr>
-        <w:t xml:space="preserve">        due = now + interval</w:t>
-      </w:r>
-    </w:p>
-    <w:p>
-      <w:pPr>
-        <w:widowControl w:val="0"/>
-        <w:spacing w:line="240" w:lineRule="auto"/>
-        <w:ind w:left="720" w:firstLine="0"/>
-        <w:rPr/>
-      </w:pPr>
-      <w:r>
-        <w:rPr>
-          <w:rtl w:val="0"/>
-        </w:rPr>
-      </w:r>
-    </w:p>
-    <w:p>
-      <w:pPr>
-        <w:widowControl w:val="0"/>
-        <w:spacing w:line="240" w:lineRule="auto"/>
-        <w:ind w:left="720" w:firstLine="0"/>
-        <w:rPr/>
-      </w:pPr>
-      <w:r>
-        <w:rPr>
-          <w:rtl w:val="0"/>
-        </w:rPr>
-        <w:t xml:space="preserve">answer_review(card, rating, now):</w:t>
-      </w:r>
-    </w:p>
-    <w:p>
-      <w:pPr>
-        <w:widowControl w:val="0"/>
-        <w:spacing w:line="240" w:lineRule="auto"/>
-        <w:ind w:left="720" w:firstLine="0"/>
-        <w:rPr/>
-      </w:pPr>
-      <w:r>
-        <w:rPr>
-          <w:rtl w:val="0"/>
-        </w:rPr>
-        <w:t xml:space="preserve">    AGAIN: state = RELEARNING; step = 0; due = now + 10m</w:t>
-      </w:r>
-    </w:p>
-    <w:p>
-      <w:pPr>
-        <w:widowControl w:val="0"/>
-        <w:spacing w:line="240" w:lineRule="auto"/>
-        <w:ind w:left="720" w:firstLine="0"/>
-        <w:rPr/>
-      </w:pPr>
-      <w:r>
-        <w:rPr>
-          <w:rtl w:val="0"/>
-        </w:rPr>
-        <w:t xml:space="preserve">           lapses += 1; ease = max(130%, ease - 20%); interval to return to = 1 day</w:t>
-      </w:r>
-    </w:p>
-    <w:p>
-      <w:pPr>
-        <w:widowControl w:val="0"/>
-        <w:spacing w:line="240" w:lineRule="auto"/>
-        <w:ind w:left="720" w:firstLine="0"/>
-        <w:rPr/>
-      </w:pPr>
-      <w:r>
-        <w:rPr>
-          <w:rtl w:val="0"/>
-        </w:rPr>
-        <w:t xml:space="preserve">    late = days since due_at</w:t>
-      </w:r>
-    </w:p>
-    <w:p>
-      <w:pPr>
-        <w:widowControl w:val="0"/>
-        <w:spacing w:line="240" w:lineRule="auto"/>
-        <w:ind w:left="720" w:firstLine="0"/>
-        <w:rPr/>
-      </w:pPr>
-      <w:r>
-        <w:rPr>
-          <w:rtl w:val="0"/>
-        </w:rPr>
-        <w:t xml:space="preserve">    hard = max(round(interval x 1.2),                        interval + 1)</w:t>
-      </w:r>
-    </w:p>
-    <w:p>
-      <w:pPr>
-        <w:widowControl w:val="0"/>
-        <w:spacing w:line="240" w:lineRule="auto"/>
-        <w:ind w:left="720" w:firstLine="0"/>
-        <w:rPr/>
-      </w:pPr>
-      <w:r>
-        <w:rPr>
-          <w:rtl w:val="0"/>
-        </w:rPr>
-        <w:t xml:space="preserve">    good = max(round((interval + late / 2) x ease),          hard + 1)</w:t>
-      </w:r>
-    </w:p>
-    <w:p>
-      <w:pPr>
-        <w:widowControl w:val="0"/>
-        <w:spacing w:line="240" w:lineRule="auto"/>
-        <w:ind w:left="720" w:firstLine="0"/>
-        <w:rPr/>
-      </w:pPr>
-      <w:r>
-        <w:rPr>
-          <w:rtl w:val="0"/>
-        </w:rPr>
-        <w:t xml:space="preserve">    easy = max(round((interval + late) x ease x 1.3),        good + 1)</w:t>
-      </w:r>
-    </w:p>
-    <w:p>
-      <w:pPr>
-        <w:widowControl w:val="0"/>
-        <w:spacing w:line="240" w:lineRule="auto"/>
-        <w:ind w:left="720" w:firstLine="0"/>
-        <w:rPr/>
-      </w:pPr>
-      <w:r>
-        <w:rPr>
-          <w:rtl w:val="0"/>
-        </w:rPr>
-        <w:t xml:space="preserve">    HARD: ease = max(130%, ease - 15%); interval = hard</w:t>
-      </w:r>
-    </w:p>
-    <w:p>
-      <w:pPr>
-        <w:widowControl w:val="0"/>
-        <w:spacing w:line="240" w:lineRule="auto"/>
-        <w:ind w:left="720" w:firstLine="0"/>
-        <w:rPr/>
-      </w:pPr>
-      <w:r>
-        <w:rPr>
-          <w:rtl w:val="0"/>
-        </w:rPr>
-        <w:t xml:space="preserve">    GOOD: interval = good</w:t>
-      </w:r>
-    </w:p>
-    <w:p>
-      <w:pPr>
-        <w:widowControl w:val="0"/>
-        <w:spacing w:line="240" w:lineRule="auto"/>
-        <w:ind w:left="720" w:firstLine="0"/>
-        <w:rPr/>
-      </w:pPr>
-      <w:r>
-        <w:rPr>
-          <w:rtl w:val="0"/>
-        </w:rPr>
-        <w:t xml:space="preserve">    EASY: ease = ease + 15%; interval = easy</w:t>
-      </w:r>
-    </w:p>
-    <w:p>
-      <w:pPr>
-        <w:widowControl w:val="0"/>
-        <w:spacing w:line="240" w:lineRule="auto"/>
-        <w:ind w:left="720" w:firstLine="0"/>
-        <w:rPr/>
-      </w:pPr>
-      <w:r>
-        <w:rPr>
-          <w:rtl w:val="0"/>
-        </w:rPr>
-        <w:t xml:space="preserve">    due = now + min(interval, 36500) days</w:t>
-      </w:r>
-    </w:p>
-    <w:p>
-      <w:pPr>
-        <w:widowControl w:val="0"/>
-        <w:spacing w:line="240" w:lineRule="auto"/>
-        <w:ind w:left="720" w:firstLine="0"/>
-        <w:rPr/>
-      </w:pPr>
-      <w:r>
-        <w:rPr>
-          <w:rtl w:val="0"/>
-        </w:rPr>
-        <w:t xml:space="preserve">        </w:t>
-      </w:r>
-    </w:p>
-    <w:p>
-      <w:pPr>
-        <w:widowControl w:val="0"/>
-        <w:spacing w:after="240" w:before="240" w:line="240" w:lineRule="auto"/>
-        <w:ind w:left="720" w:firstLine="0"/>
-        <w:rPr/>
-      </w:pPr>
-      <w:r>
-        <w:rPr>
-          <w:rtl w:val="0"/>
-        </w:rPr>
-        <w:t xml:space="preserve">Example: a review card with a 10-day interval and 250% ease, answered 4 days late, gives Again 10m, Hard 12d, Good 30d, and Easy 46d. It is one of the unit tests’ reference cases. A review before the card is due is refused with 409, because Anki’s early-review formula isn’t implemented.</w:t>
-      </w:r>
-    </w:p>
-    <w:p>
-      <w:pPr>
-        <w:widowControl w:val="0"/>
-        <w:spacing w:after="240" w:before="240" w:line="240" w:lineRule="auto"/>
-        <w:ind w:left="720" w:firstLine="0"/>
-        <w:rPr>
-          <w:b w:val="1"/>
-          <w:bCs w:val="1"/>
-        </w:rPr>
-      </w:pPr>
-      <w:r>
-        <w:rPr>
-          <w:b w:val="1"/>
-          <w:bCs w:val="1"/>
-          <w:rtl w:val="0"/>
-        </w:rPr>
-        <w:t xml:space="preserve">7.2 Study session</w:t>
-      </w:r>
-    </w:p>
-    <w:p>
-      <w:pPr>
-        <w:widowControl w:val="0"/>
-        <w:spacing w:after="240" w:before="240" w:line="240" w:lineRule="auto"/>
-        <w:ind w:left="720" w:firstLine="0"/>
-        <w:rPr/>
-      </w:pPr>
-      <w:r>
-        <w:rPr>
-          <w:rtl w:val="0"/>
-        </w:rPr>
-        <w:t xml:space="preserve">GET /api/decks/{id}/due returns three lists, all computed at one moment: learning (learning and relearning cards due within the next 20 minutes, the learn-ahead window), review (review cards due now, at most 200), and new (at most 20). Each card carries </w:t>
-      </w:r>
-      <w:r>
-        <w:rPr>
-          <w:rFonts w:ascii="Roboto Mono" w:cs="Roboto Mono" w:eastAsia="Roboto Mono" w:hAnsi="Roboto Mono"/>
-          <w:color w:val="188038"/>
-          <w:rtl w:val="0"/>
-        </w:rPr>
-        <w:t xml:space="preserve">intervals</w:t>
-      </w:r>
-      <w:r>
-        <w:rPr>
-          <w:rtl w:val="0"/>
-        </w:rPr>
-        <w:t xml:space="preserve">, the seconds until it would be due for each rating, from preview_intervals(). The frontend only formats these numbers; it never computes an interval.</w:t>
-      </w:r>
-    </w:p>
-    <w:p>
-      <w:pPr>
-        <w:widowControl w:val="0"/>
-        <w:spacing w:after="240" w:before="240" w:line="240" w:lineRule="auto"/>
-        <w:ind w:left="720" w:firstLine="0"/>
-        <w:rPr/>
-      </w:pPr>
-      <w:r>
-        <w:rPr>
-          <w:rtl w:val="0"/>
-        </w:rPr>
-        <w:t xml:space="preserve">The study page keeps the session in sessionReducer, which shows due learning cards first, then reviews, then new cards. Space reveals the answer, and a click or keys 1–4 rate it. Each rating sends POST /api/cards/{id}/review. The response is the rescheduled card, which the reducer puts back into the session if it is a learning card due within the learn-ahead window. A 409 or 404 skips the card. When nothing is left, SessionSummary shows the count for each rating. Every answer is saved as it happens, so a refresh loses only the session’s counts.</w:t>
-      </w:r>
-    </w:p>
-    <w:p>
-      <w:pPr>
-        <w:widowControl w:val="0"/>
-        <w:spacing w:after="240" w:before="240" w:line="240" w:lineRule="auto"/>
-        <w:ind w:left="720" w:firstLine="0"/>
-        <w:rPr/>
-      </w:pPr>
-      <w:r>
-        <w:rPr>
-          <w:rtl w:val="0"/>
-        </w:rPr>
-        <w:t xml:space="preserve">The due_counts on each deck come from the same conditions and caps as these lists, so the number on the Study button is the number of cards the session serves.</w:t>
-      </w:r>
-    </w:p>
-    <w:p>
-      <w:pPr>
-        <w:widowControl w:val="0"/>
-        <w:spacing w:after="240" w:before="240" w:line="240" w:lineRule="auto"/>
-        <w:ind w:left="720" w:firstLine="0"/>
-        <w:rPr>
-          <w:b w:val="1"/>
-          <w:bCs w:val="1"/>
-        </w:rPr>
-      </w:pPr>
-      <w:r>
-        <w:rPr>
-          <w:b w:val="1"/>
-          <w:bCs w:val="1"/>
-          <w:rtl w:val="0"/>
-        </w:rPr>
-        <w:t xml:space="preserve">7.3 Reviewing a card</w:t>
-      </w:r>
-    </w:p>
-    <w:p>
-      <w:pPr>
-        <w:widowControl w:val="0"/>
-        <w:spacing w:after="240" w:before="240" w:line="240" w:lineRule="auto"/>
-        <w:ind w:left="720" w:firstLine="0"/>
-        <w:rPr/>
-      </w:pPr>
-      <w:r>
-        <w:rPr>
-          <w:rtl w:val="0"/>
-        </w:rPr>
-        <w:t xml:space="preserve">Figure 4 shows one rating, from the key press to the next card.</w:t>
+        <w:t xml:space="preserve">Figure 4 shows one rating, from the key press to the next card. In typed mode, the reveal is replaced by typing the answer and pressing Enter; the review request is the same.</w:t>
       </w:r>
     </w:p>
     <w:p>
@@ -5775,7 +5120,7 @@
           <wp:inline distB="114300" distT="114300" distL="114300" distR="114300">
             <wp:extent cx="5943600" cy="4902200"/>
             <wp:effectExtent b="0" l="0" r="0" t="0"/>
-            <wp:docPr id="7" name="image2.png"/>
+            <wp:docPr id="3" name="image2.png"/>
             <a:graphic>
               <a:graphicData uri="http://schemas.openxmlformats.org/drawingml/2006/picture">
                 <pic:pic>
@@ -5784,7 +5129,7 @@
                     <pic:cNvPicPr preferRelativeResize="0"/>
                   </pic:nvPicPr>
                   <pic:blipFill>
-                    <a:blip r:embed="rId12"/>
+                    <a:blip r:embed="rId16"/>
                     <a:srcRect b="0" l="0" r="0" t="0"/>
                     <a:stretch>
                       <a:fillRect/>
@@ -5824,97 +5169,227 @@
     </w:p>
     <w:p>
       <w:pPr>
-        <w:ind w:left="720" w:firstLine="0"/>
-        <w:rPr/>
-      </w:pPr>
-      <w:r>
-        <w:rPr>
-          <w:rtl w:val="0"/>
-        </w:rPr>
-        <w:t xml:space="preserve">7.4 AI deck generation</w:t>
+        <w:spacing w:after="240" w:lineRule="auto"/>
+        <w:ind w:left="720" w:firstLine="0"/>
+        <w:rPr>
+          <w:b w:val="1"/>
+          <w:bCs w:val="1"/>
+        </w:rPr>
+      </w:pPr>
+      <w:r>
+        <w:rPr>
+          <w:b w:val="1"/>
+          <w:bCs w:val="1"/>
+          <w:rtl w:val="0"/>
+        </w:rPr>
+        <w:t xml:space="preserve">7.4 AI card generation</w:t>
+      </w:r>
+    </w:p>
+    <w:p>
+      <w:pPr>
+        <w:spacing w:after="240" w:before="240" w:lineRule="auto"/>
+        <w:ind w:left="720" w:firstLine="0"/>
+        <w:rPr/>
+      </w:pPr>
+      <w:r>
+        <w:rPr>
+          <w:rtl w:val="0"/>
+        </w:rPr>
+        <w:t xml:space="preserve">Figure 5 shows one generation, from the form to the accepted cards.</w:t>
+      </w:r>
+    </w:p>
+    <w:p>
+      <w:pPr>
+        <w:spacing w:after="240" w:before="240" w:lineRule="auto"/>
+        <w:ind w:left="720" w:firstLine="0"/>
+        <w:rPr/>
+      </w:pPr>
+      <w:r>
+        <w:rPr>
+          <w:rtl w:val="0"/>
+        </w:rPr>
+        <w:t xml:space="preserve">[</w:t>
+      </w:r>
+      <w:r>
+        <w:rPr>
+          <w:rFonts w:ascii="Roboto Mono" w:cs="Roboto Mono" w:eastAsia="Roboto Mono" w:hAnsi="Roboto Mono"/>
+          <w:color w:val="188038"/>
+          <w:rtl w:val="0"/>
+        </w:rPr>
+        <w:t xml:space="preserve">5-generate-sequence.png</w:t>
+      </w:r>
+      <w:r>
+        <w:rPr>
+          <w:rtl w:val="0"/>
+        </w:rPr>
+        <w:t xml:space="preserve">, captioned “Figure 5. Generating cards.”]</w:t>
       </w:r>
     </w:p>
     <w:p>
       <w:pPr>
         <w:numPr>
           <w:ilvl w:val="0"/>
-          <w:numId w:val="8"/>
+          <w:numId w:val="7"/>
         </w:numPr>
-        <w:ind w:left="1320" w:hanging="360"/>
-      </w:pPr>
-      <w:r>
-        <w:rPr>
-          <w:rtl w:val="0"/>
-        </w:rPr>
-        <w:t xml:space="preserve">The user enters a topic or prompt and a number of cards.</w:t>
+        <w:spacing w:after="0" w:afterAutospacing="0" w:before="240" w:lineRule="auto"/>
+        <w:ind w:left="1440" w:hanging="360"/>
+      </w:pPr>
+      <w:r>
+        <w:rPr>
+          <w:rtl w:val="0"/>
+        </w:rPr>
+        <w:t xml:space="preserve">Three modes, 1–25 cards each: Write a prompt; Upload a file (a PDF goes to Gemini as an attachment, while TXT and MD are sent as text); and Suggest more content, which needs at least 10 cards and sends the deck’s newest cards, up to 200 and 30,000 characters, asking for related ones.</w:t>
       </w:r>
     </w:p>
     <w:p>
       <w:pPr>
         <w:numPr>
           <w:ilvl w:val="0"/>
-          <w:numId w:val="8"/>
+          <w:numId w:val="7"/>
         </w:numPr>
-        <w:ind w:left="1320" w:hanging="360"/>
-      </w:pPr>
-      <w:r>
-        <w:rPr>
-          <w:rtl w:val="0"/>
-        </w:rPr>
-        <w:t xml:space="preserve">CardGenerator builds a structured prompt that asks for JSON matching the GeneratedDeck schema (front, back, card_type, choices).</w:t>
+        <w:spacing w:after="0" w:afterAutospacing="0" w:before="0" w:beforeAutospacing="0" w:lineRule="auto"/>
+        <w:ind w:left="1440" w:hanging="360"/>
+      </w:pPr>
+      <w:r>
+        <w:rPr>
+          <w:rtl w:val="0"/>
+        </w:rPr>
+        <w:t xml:space="preserve">The route checks, in order: ownership, the body, each field, then the daily caps (10 per user in any 24 hours, 18 a day for the site). Only then does it call the model. A failure at the model saves nothing and doesn’t count toward either cap.</w:t>
       </w:r>
     </w:p>
     <w:p>
       <w:pPr>
         <w:numPr>
           <w:ilvl w:val="0"/>
-          <w:numId w:val="8"/>
+          <w:numId w:val="7"/>
         </w:numPr>
-        <w:ind w:left="1320" w:hanging="360"/>
-      </w:pPr>
-      <w:r>
-        <w:rPr>
-          <w:rtl w:val="0"/>
-        </w:rPr>
-        <w:t xml:space="preserve">The response is parsed and validated with Pydantic. Invalid items are dropped; if nothing is valid, the request is retried once and then fails with a clear error.</w:t>
+        <w:spacing w:after="0" w:afterAutospacing="0" w:before="0" w:beforeAutospacing="0" w:lineRule="auto"/>
+        <w:ind w:left="1440" w:hanging="360"/>
+      </w:pPr>
+      <w:r>
+        <w:rPr>
+          <w:rtl w:val="0"/>
+        </w:rPr>
+        <w:t xml:space="preserve">build_prompt() sends fixed rules (one fact per card, an answer of five words or fewer spelled the way a learner would type it, nothing the deck already asks) with the learner’s material inside tags. GeminiProvider makes one call to gemini-3.5-flash with low thinking, a 45-second limit, and a JSON schema for the reply. It never retries, because a retry would spend the free quota twice.</w:t>
       </w:r>
     </w:p>
     <w:p>
       <w:pPr>
         <w:numPr>
           <w:ilvl w:val="0"/>
-          <w:numId w:val="8"/>
+          <w:numId w:val="7"/>
         </w:numPr>
-        <w:ind w:left="1320" w:hanging="360"/>
-      </w:pPr>
-      <w:r>
-        <w:rPr>
-          <w:rtl w:val="0"/>
-        </w:rPr>
-        <w:t xml:space="preserve">DuplicateDetector normalizes text and compares each candidate with the deck's existing cards and the other candidates, flagging likely duplicates.</w:t>
+        <w:spacing w:after="0" w:afterAutospacing="0" w:before="0" w:beforeAutospacing="0" w:lineRule="auto"/>
+        <w:ind w:left="1440" w:hanging="360"/>
+      </w:pPr>
+      <w:r>
+        <w:rPr>
+          <w:rtl w:val="0"/>
+        </w:rPr>
+        <w:t xml:space="preserve">clean_drafts() drops anything malformed, empty, over 2,000 characters, or whose front matches an existing card’s after normalization (section 7.5), then stops at the requested count.</w:t>
       </w:r>
     </w:p>
     <w:p>
       <w:pPr>
         <w:numPr>
           <w:ilvl w:val="0"/>
-          <w:numId w:val="8"/>
+          <w:numId w:val="7"/>
         </w:numPr>
-        <w:ind w:left="1320" w:hanging="360"/>
-      </w:pPr>
-      <w:r>
-        <w:rPr>
-          <w:rtl w:val="0"/>
-        </w:rPr>
-        <w:t xml:space="preserve">Candidates are returned to the browser but not saved. The user edits, accepts, or discards each one, and only accepted cards are saved.</w:t>
-      </w:r>
-    </w:p>
-    <w:p>
-      <w:pPr>
-        <w:widowControl w:val="0"/>
-        <w:ind w:left="810" w:firstLine="0"/>
-        <w:rPr/>
-      </w:pPr>
+        <w:spacing w:after="240" w:before="0" w:beforeAutospacing="0" w:lineRule="auto"/>
+        <w:ind w:left="1440" w:hanging="360"/>
+      </w:pPr>
+      <w:r>
+        <w:rPr>
+          <w:rtl w:val="0"/>
+        </w:rPr>
+        <w:t xml:space="preserve">The cleaned cards are saved as one ai_generations row, every card pending, and returned. The learner accepts or rejects each one, or all at once. Accepting creates the cards, with origin = ai, in one transaction. Decisions are final, and an accepted card can be edited later like any other.</w:t>
+      </w:r>
+    </w:p>
+    <w:p>
+      <w:pPr>
+        <w:spacing w:after="240" w:lineRule="auto"/>
+        <w:ind w:left="720" w:firstLine="0"/>
+        <w:rPr>
+          <w:b w:val="1"/>
+          <w:bCs w:val="1"/>
+        </w:rPr>
+      </w:pPr>
+      <w:r>
+        <w:rPr>
+          <w:b w:val="1"/>
+          <w:bCs w:val="1"/>
+          <w:rtl w:val="0"/>
+        </w:rPr>
+        <w:t xml:space="preserve">7.5 Typed answers</w:t>
+      </w:r>
+    </w:p>
+    <w:p>
+      <w:pPr>
+        <w:spacing w:after="240" w:before="240" w:lineRule="auto"/>
+        <w:ind w:left="720" w:firstLine="0"/>
+        <w:rPr/>
+      </w:pPr>
+      <w:r>
+        <w:rPr>
+          <w:rtl w:val="0"/>
+        </w:rPr>
+        <w:t xml:space="preserve">In typed mode the learner types the answer and presses Enter. The browser grades it, so nothing new is sent to the server. It shows the card’s answer exactly as written, and boxes a suggested rating: Good when the answer is correct, Again when it isn’t. The learner can choose any rating.</w:t>
+      </w:r>
+    </w:p>
+    <w:p>
+      <w:pPr>
+        <w:spacing w:after="240" w:before="240" w:lineRule="auto"/>
+        <w:ind w:left="720" w:firstLine="0"/>
+        <w:rPr/>
+      </w:pPr>
+      <w:r>
+        <w:rPr>
+          <w:rtl w:val="0"/>
+        </w:rPr>
+        <w:t xml:space="preserve">Both answers are normalized the same way before comparing: Unicode NFC, lowercase, runs of whitespace collapsed to one space, and whitespace and the marks . , ; : ! ? ¿ ¡ … ’ " ‘ ’ “ ” « » ( ) [ ] { } removed from both ends. Nothing else is forgiven: spelling, accents, numbers, and inner punctuation must match, and a blank answer is incorrect. clean_drafts() uses the same rule to find duplicate fronts.</w:t>
+      </w:r>
+    </w:p>
+    <w:p>
+      <w:pPr>
+        <w:spacing w:after="240" w:before="240" w:lineRule="auto"/>
+        <w:ind w:left="720" w:firstLine="0"/>
+        <w:rPr/>
+      </w:pPr>
+      <w:r>
+        <w:rPr/>
+        <w:drawing>
+          <wp:inline distB="114300" distT="114300" distL="114300" distR="114300">
+            <wp:extent cx="4708202" cy="1947863"/>
+            <wp:effectExtent b="0" l="0" r="0" t="0"/>
+            <wp:docPr id="8" name="image4.png"/>
+            <a:graphic>
+              <a:graphicData uri="http://schemas.openxmlformats.org/drawingml/2006/picture">
+                <pic:pic>
+                  <pic:nvPicPr>
+                    <pic:cNvPr id="0" name="image4.png"/>
+                    <pic:cNvPicPr preferRelativeResize="0"/>
+                  </pic:nvPicPr>
+                  <pic:blipFill>
+                    <a:blip r:embed="rId17"/>
+                    <a:srcRect b="0" l="0" r="0" t="0"/>
+                    <a:stretch>
+                      <a:fillRect/>
+                    </a:stretch>
+                  </pic:blipFill>
+                  <pic:spPr>
+                    <a:xfrm>
+                      <a:off x="0" y="0"/>
+                      <a:ext cx="4708202" cy="1947863"/>
+                    </a:xfrm>
+                    <a:prstGeom prst="rect"/>
+                    <a:ln/>
+                  </pic:spPr>
+                </pic:pic>
+              </a:graphicData>
+            </a:graphic>
+          </wp:inline>
+        </w:drawing>
+      </w:r>
       <w:r>
         <w:rPr>
           <w:rtl w:val="0"/>
@@ -5930,7 +5405,7 @@
         <w:widowControl w:val="0"/>
         <w:numPr>
           <w:ilvl w:val="0"/>
-          <w:numId w:val="7"/>
+          <w:numId w:val="9"/>
         </w:numPr>
         <w:pBdr>
           <w:top w:space="0" w:sz="0" w:val="nil"/>
@@ -5945,8 +5420,8 @@
           <w:u w:val="none"/>
         </w:rPr>
       </w:pPr>
-      <w:bookmarkStart w:colFirst="0" w:colLast="0" w:name="_9zvwkmc4luo5" w:id="11"/>
-      <w:bookmarkEnd w:id="11"/>
+      <w:bookmarkStart w:colFirst="0" w:colLast="0" w:name="_9zvwkmc4luo5" w:id="10"/>
+      <w:bookmarkEnd w:id="10"/>
       <w:r>
         <w:rPr>
           <w:rtl w:val="0"/>
@@ -6177,7 +5652,47 @@
         <w:rPr>
           <w:rtl w:val="0"/>
         </w:rPr>
-        <w:t xml:space="preserve"> – the scheduler is pure functions over an immutable CardSchedule (a value object). The route does the I/O: it reads the card and the clock, calls the scheduler, and saves the result.</w:t>
+        <w:t xml:space="preserve"> – the scheduler is pure functions over an immutable CardSchedule (a value object). The route does the I/O: it reads the card and the clock, calls the scheduler, and saves the result. </w:t>
+      </w:r>
+      <w:hyperlink r:id="rId18">
+        <w:r>
+          <w:rPr>
+            <w:color w:val="1155cc"/>
+            <w:u w:val="single"/>
+            <w:rtl w:val="0"/>
+          </w:rPr>
+          <w:t xml:space="preserve">prompts.py</w:t>
+        </w:r>
+      </w:hyperlink>
+      <w:r>
+        <w:rPr>
+          <w:rtl w:val="0"/>
+        </w:rPr>
+        <w:t xml:space="preserve">,</w:t>
+      </w:r>
+      <w:hyperlink r:id="rId19">
+        <w:r>
+          <w:rPr>
+            <w:rtl w:val="0"/>
+          </w:rPr>
+          <w:t xml:space="preserve"> </w:t>
+        </w:r>
+      </w:hyperlink>
+      <w:hyperlink r:id="rId20">
+        <w:r>
+          <w:rPr>
+            <w:color w:val="1155cc"/>
+            <w:u w:val="single"/>
+            <w:rtl w:val="0"/>
+          </w:rPr>
+          <w:t xml:space="preserve">cleanup.py</w:t>
+        </w:r>
+      </w:hyperlink>
+      <w:r>
+        <w:rPr>
+          <w:rtl w:val="0"/>
+        </w:rPr>
+        <w:t xml:space="preserve">, and typedAnswer.js follow the same rule.</w:t>
       </w:r>
     </w:p>
     <w:p>
@@ -6283,13 +5798,18 @@
           <w:bCs w:val="1"/>
           <w:rtl w:val="0"/>
         </w:rPr>
-        <w:t xml:space="preserve">Adapter (planned, Iteration 3)</w:t>
-      </w:r>
-      <w:r>
-        <w:rPr>
-          <w:rtl w:val="0"/>
-        </w:rPr>
-        <w:t xml:space="preserve"> – the LLM client will hide the provider’s API behind one method.</w:t>
+        <w:t xml:space="preserve">Adapter and Strategy – </w:t>
+      </w:r>
+      <w:r>
+        <w:rPr>
+          <w:rtl w:val="0"/>
+        </w:rPr>
+        <w:t xml:space="preserve">the Provider interface hides Google’s SDK behind one method, generate_cards(prompt). GeminiProvider and FakeProvider implement it, and the AI_PROVIDER setting picks one, so tests and development run without a key or a network.</w:t>
+      </w:r>
+      <w:r>
+        <w:rPr>
+          <w:rtl w:val="0"/>
+        </w:rPr>
       </w:r>
     </w:p>
     <w:p>
@@ -6324,7 +5844,7 @@
         <w:widowControl w:val="0"/>
         <w:numPr>
           <w:ilvl w:val="0"/>
-          <w:numId w:val="7"/>
+          <w:numId w:val="9"/>
         </w:numPr>
         <w:pBdr>
           <w:top w:space="0" w:sz="0" w:val="nil"/>
@@ -6339,52 +5859,52 @@
           <w:u w:val="none"/>
         </w:rPr>
       </w:pPr>
-      <w:bookmarkStart w:colFirst="0" w:colLast="0" w:name="_9a2dvlqtk0j2" w:id="12"/>
-      <w:bookmarkEnd w:id="12"/>
+      <w:bookmarkStart w:colFirst="0" w:colLast="0" w:name="_9a2dvlqtk0j2" w:id="11"/>
+      <w:bookmarkEnd w:id="11"/>
       <w:r>
         <w:rPr>
           <w:rtl w:val="0"/>
         </w:rPr>
         <w:t xml:space="preserve">Rest APIs</w:t>
-        <w:br w:type="textWrapping"/>
-      </w:r>
-    </w:p>
-    <w:p>
-      <w:pPr>
-        <w:widowControl w:val="0"/>
-        <w:spacing w:line="240" w:lineRule="auto"/>
-        <w:ind w:left="720" w:firstLine="0"/>
-        <w:rPr/>
-      </w:pPr>
-      <w:r>
-        <w:rPr>
-          <w:rtl w:val="0"/>
-        </w:rPr>
-        <w:t xml:space="preserve">All endpoints are under /api, accept and return JSON, and use the session cookie for authentication. Errors use {"error": {"code", "message", "field"}} with status 400, 401, 404, 409, or 422.</w:t>
-      </w:r>
-    </w:p>
-    <w:p>
-      <w:pPr>
-        <w:widowControl w:val="0"/>
-        <w:spacing w:line="240" w:lineRule="auto"/>
+      </w:r>
+    </w:p>
+    <w:p>
+      <w:pPr>
+        <w:widowControl w:val="0"/>
+        <w:spacing w:line="240" w:lineRule="auto"/>
+        <w:ind w:left="720" w:firstLine="0"/>
+        <w:rPr/>
+      </w:pPr>
+      <w:r>
+        <w:rPr>
+          <w:rtl w:val="0"/>
+        </w:rPr>
+        <w:t xml:space="preserve">All endpoints are under /api, accept and return JSON, and use the session cookie for authentication. Errors use {"error": {"code", "message", "field"}} with status 400, 401, 404, 409, 422, 429, or 503</w:t>
+      </w:r>
+    </w:p>
+    <w:p>
+      <w:pPr>
+        <w:widowControl w:val="0"/>
+        <w:spacing w:line="240" w:lineRule="auto"/>
+        <w:ind w:left="720" w:firstLine="0"/>
         <w:rPr/>
       </w:pPr>
       <w:r>
         <w:rPr/>
         <w:drawing>
           <wp:inline distB="114300" distT="114300" distL="114300" distR="114300">
-            <wp:extent cx="5943600" cy="6756400"/>
+            <wp:extent cx="4143447" cy="3843338"/>
             <wp:effectExtent b="0" l="0" r="0" t="0"/>
-            <wp:docPr id="2" name="image5.png"/>
+            <wp:docPr id="7" name="image9.png"/>
             <a:graphic>
               <a:graphicData uri="http://schemas.openxmlformats.org/drawingml/2006/picture">
                 <pic:pic>
                   <pic:nvPicPr>
-                    <pic:cNvPr id="0" name="image5.png"/>
+                    <pic:cNvPr id="0" name="image9.png"/>
                     <pic:cNvPicPr preferRelativeResize="0"/>
                   </pic:nvPicPr>
                   <pic:blipFill>
-                    <a:blip r:embed="rId13"/>
+                    <a:blip r:embed="rId21"/>
                     <a:srcRect b="0" l="0" r="0" t="0"/>
                     <a:stretch>
                       <a:fillRect/>
@@ -6393,7 +5913,7 @@
                   <pic:spPr>
                     <a:xfrm>
                       <a:off x="0" y="0"/>
-                      <a:ext cx="5943600" cy="6756400"/>
+                      <a:ext cx="4143447" cy="3843338"/>
                     </a:xfrm>
                     <a:prstGeom prst="rect"/>
                     <a:ln/>
@@ -6413,19 +5933,6 @@
     <w:p>
       <w:pPr>
         <w:widowControl w:val="0"/>
-        <w:spacing w:line="240" w:lineRule="auto"/>
-        <w:ind w:left="720" w:firstLine="0"/>
-        <w:rPr/>
-      </w:pPr>
-      <w:r>
-        <w:rPr>
-          <w:rtl w:val="0"/>
-        </w:rPr>
-      </w:r>
-    </w:p>
-    <w:p>
-      <w:pPr>
-        <w:widowControl w:val="0"/>
         <w:spacing w:after="240" w:line="240" w:lineRule="auto"/>
         <w:ind w:left="720" w:firstLine="0"/>
         <w:rPr/>
@@ -6434,7 +5941,7 @@
         <w:rPr>
           <w:rtl w:val="0"/>
         </w:rPr>
-        <w:t xml:space="preserve">Deck: id, name, description, card_count, due_counts {learning, review, new}, created_at, updated_at. Card: id, deck_id, front, back, state, due_at, created_at, updated_at. A study card adds intervals {again, hard, good, easy}, in seconds.</w:t>
+        <w:t xml:space="preserve">Deck: id, name, description, card_count, due_counts {learning, review, new}, created_at, updated_at. Card: id, deck_id, front, back, state, due_at, origin (manual or ai), created_at, updated_at. A study card adds intervals {again, hard, good, easy}, in seconds. Generation: id, deck_id, mode, requested_count, model, created_at, and cards, each {index, front, back, status}, where status is pending, accepted, or rejected.</w:t>
       </w:r>
     </w:p>
     <w:p>
@@ -6448,7 +5955,55 @@
         <w:rPr>
           <w:rtl w:val="0"/>
         </w:rPr>
-        <w:t xml:space="preserve">Planned for Iteration 3: POST /api/decks/{id}/generate (returns candidate cards without saving them) and POST /api/decks/{id}/cards/bulk (saves accepted cards). The LLM provider’s API will be called only from the backend.</w:t>
+        <w:t xml:space="preserve">AI generation answers with these messages, which the generate page shows as written:</w:t>
+      </w:r>
+    </w:p>
+    <w:p>
+      <w:pPr>
+        <w:widowControl w:val="0"/>
+        <w:spacing w:after="240" w:before="240" w:line="240" w:lineRule="auto"/>
+        <w:ind w:left="720" w:firstLine="0"/>
+        <w:rPr/>
+      </w:pPr>
+      <w:r>
+        <w:rPr/>
+        <w:drawing>
+          <wp:inline distB="114300" distT="114300" distL="114300" distR="114300">
+            <wp:extent cx="5943600" cy="2908300"/>
+            <wp:effectExtent b="0" l="0" r="0" t="0"/>
+            <wp:docPr id="4" name="image6.png"/>
+            <a:graphic>
+              <a:graphicData uri="http://schemas.openxmlformats.org/drawingml/2006/picture">
+                <pic:pic>
+                  <pic:nvPicPr>
+                    <pic:cNvPr id="0" name="image6.png"/>
+                    <pic:cNvPicPr preferRelativeResize="0"/>
+                  </pic:nvPicPr>
+                  <pic:blipFill>
+                    <a:blip r:embed="rId22"/>
+                    <a:srcRect b="0" l="0" r="0" t="0"/>
+                    <a:stretch>
+                      <a:fillRect/>
+                    </a:stretch>
+                  </pic:blipFill>
+                  <pic:spPr>
+                    <a:xfrm>
+                      <a:off x="0" y="0"/>
+                      <a:ext cx="5943600" cy="2908300"/>
+                    </a:xfrm>
+                    <a:prstGeom prst="rect"/>
+                    <a:ln/>
+                  </pic:spPr>
+                </pic:pic>
+              </a:graphicData>
+            </a:graphic>
+          </wp:inline>
+        </w:drawing>
+      </w:r>
+      <w:r>
+        <w:rPr>
+          <w:rtl w:val="0"/>
+        </w:rPr>
       </w:r>
     </w:p>
     <w:p>
@@ -6472,7 +6027,7 @@
         <w:widowControl w:val="0"/>
         <w:numPr>
           <w:ilvl w:val="0"/>
-          <w:numId w:val="7"/>
+          <w:numId w:val="9"/>
         </w:numPr>
         <w:pBdr>
           <w:top w:space="0" w:sz="0" w:val="nil"/>
@@ -6487,8 +6042,8 @@
           <w:u w:val="none"/>
         </w:rPr>
       </w:pPr>
-      <w:bookmarkStart w:colFirst="0" w:colLast="0" w:name="_15tmymhipvdv" w:id="13"/>
-      <w:bookmarkEnd w:id="13"/>
+      <w:bookmarkStart w:colFirst="0" w:colLast="0" w:name="_15tmymhipvdv" w:id="12"/>
+      <w:bookmarkEnd w:id="12"/>
       <w:r>
         <w:rPr>
           <w:rtl w:val="0"/>
@@ -6511,6 +6066,7 @@
       <w:pPr>
         <w:widowControl w:val="0"/>
         <w:spacing w:line="240" w:lineRule="auto"/>
+        <w:ind w:left="720" w:firstLine="0"/>
         <w:rPr/>
       </w:pPr>
       <w:r>
@@ -6519,15 +6075,15 @@
           <w:bCs w:val="1"/>
           <w:rtl w:val="0"/>
         </w:rPr>
-        <w:t xml:space="preserve">Configuration and environments: </w:t>
-      </w:r>
-      <w:r>
-        <w:rPr>
-          <w:rtl w:val="0"/>
-        </w:rPr>
-        <w:t xml:space="preserve">development (Docker Compose); CI (GitHub Actions, with SQLite and PostgreSQL test jobs); staging (from develop) and production (from main) on Render, defined in render.yaml but not yet deployed. Configuration is read from environment variables in</w:t>
-      </w:r>
-      <w:hyperlink r:id="rId14">
+        <w:t xml:space="preserve">Configuration and environments:</w:t>
+      </w:r>
+      <w:r>
+        <w:rPr>
+          <w:rtl w:val="0"/>
+        </w:rPr>
+        <w:t xml:space="preserve"> development (Docker Compose, with AI_PROVIDER=fake by default, so no key is needed); CI (GitHub Actions, with SQLite and PostgreSQL test jobs, and no network or API key); and production on Render’s free tier, deployed from main (Cadence is live at https://cadence-frontend-jufj.onrender.com). There is no separate staging environment, because the free tier allows one database. Configuration comes from environment variables in</w:t>
+      </w:r>
+      <w:hyperlink r:id="rId23">
         <w:r>
           <w:rPr>
             <w:rtl w:val="0"/>
@@ -6535,7 +6091,7 @@
           <w:t xml:space="preserve"> </w:t>
         </w:r>
       </w:hyperlink>
-      <w:hyperlink r:id="rId15">
+      <w:hyperlink r:id="rId24">
         <w:r>
           <w:rPr>
             <w:color w:val="1155cc"/>
@@ -6549,7 +6105,7 @@
         <w:rPr>
           <w:rtl w:val="0"/>
         </w:rPr>
-        <w:t xml:space="preserve">.</w:t>
+        <w:t xml:space="preserve">, including AI_PROVIDER, GEMINI_API_KEY, GEMINI_MODEL, AI_DAILY_LIMIT, and AI_SITE_DAILY_LIMIT.</w:t>
       </w:r>
     </w:p>
     <w:p>
@@ -6568,6 +6124,7 @@
       <w:pPr>
         <w:widowControl w:val="0"/>
         <w:spacing w:after="240" w:line="240" w:lineRule="auto"/>
+        <w:ind w:left="720" w:firstLine="0"/>
         <w:rPr/>
       </w:pPr>
       <w:r>
@@ -6582,7 +6139,12 @@
         <w:rPr>
           <w:rtl w:val="0"/>
         </w:rPr>
-        <w:t xml:space="preserve"> generated cards may be inaccurate or biased, so every card is reviewed by the user before it is saved, AI-generated cards are marked with source = ai, and user prompts are not used for any purpose other than generating that user's cards.</w:t>
+        <w:t xml:space="preserve"> generated cards may be inaccurate or biased, so nothing the AI writes enters a deck until the learner accepts it, and accepted cards keep a permanent AI-generated badge (origin = ai), even after an edit. On Gemini’s free tier Google may use what is sent, so the generate page warns before anything is sent, and only the material the feature needs is sent. The free tier is also limited to users 18 and over and isn’t available in the EEA, Switzerland, or the UK, which the README states.</w:t>
+      </w:r>
+      <w:r>
+        <w:rPr>
+          <w:rtl w:val="0"/>
+        </w:rPr>
       </w:r>
     </w:p>
     <w:p>
@@ -6593,12 +6155,12 @@
         <w:widowControl w:val="0"/>
         <w:numPr>
           <w:ilvl w:val="0"/>
-          <w:numId w:val="7"/>
+          <w:numId w:val="9"/>
         </w:numPr>
         <w:ind w:left="720" w:hanging="360"/>
       </w:pPr>
-      <w:bookmarkStart w:colFirst="0" w:colLast="0" w:name="_161vmjht87fy" w:id="14"/>
-      <w:bookmarkEnd w:id="14"/>
+      <w:bookmarkStart w:colFirst="0" w:colLast="0" w:name="_161vmjht87fy" w:id="13"/>
+      <w:bookmarkEnd w:id="13"/>
       <w:r>
         <w:rPr>
           <w:rtl w:val="0"/>
@@ -6633,7 +6195,7 @@
     </w:p>
     <w:tbl>
       <w:tblPr>
-        <w:tblStyle w:val="Table4"/>
+        <w:tblStyle w:val="Table3"/>
         <w:tblW w:w="9360.0" w:type="dxa"/>
         <w:jc w:val="left"/>
         <w:tblBorders>
@@ -6683,10 +6245,15 @@
             <w:pPr>
               <w:widowControl w:val="0"/>
               <w:spacing w:line="240" w:lineRule="auto"/>
-              <w:rPr/>
+              <w:rPr>
+                <w:sz w:val="20"/>
+                <w:szCs w:val="20"/>
+              </w:rPr>
             </w:pPr>
             <w:r>
               <w:rPr>
+                <w:sz w:val="20"/>
+                <w:szCs w:val="20"/>
                 <w:rtl w:val="0"/>
               </w:rPr>
               <w:t xml:space="preserve">Section</w:t>
@@ -6708,10 +6275,15 @@
             <w:pPr>
               <w:widowControl w:val="0"/>
               <w:spacing w:line="240" w:lineRule="auto"/>
-              <w:rPr/>
+              <w:rPr>
+                <w:sz w:val="20"/>
+                <w:szCs w:val="20"/>
+              </w:rPr>
             </w:pPr>
             <w:r>
               <w:rPr>
+                <w:sz w:val="20"/>
+                <w:szCs w:val="20"/>
                 <w:rtl w:val="0"/>
               </w:rPr>
               <w:t xml:space="preserve">Who</w:t>
@@ -6733,10 +6305,15 @@
             <w:pPr>
               <w:widowControl w:val="0"/>
               <w:spacing w:line="240" w:lineRule="auto"/>
-              <w:rPr/>
+              <w:rPr>
+                <w:sz w:val="20"/>
+                <w:szCs w:val="20"/>
+              </w:rPr>
             </w:pPr>
             <w:r>
               <w:rPr>
+                <w:sz w:val="20"/>
+                <w:szCs w:val="20"/>
                 <w:rtl w:val="0"/>
               </w:rPr>
               <w:t xml:space="preserve">AI contribution (%)</w:t>
@@ -6758,10 +6335,15 @@
             <w:pPr>
               <w:widowControl w:val="0"/>
               <w:spacing w:line="240" w:lineRule="auto"/>
-              <w:rPr/>
+              <w:rPr>
+                <w:sz w:val="20"/>
+                <w:szCs w:val="20"/>
+              </w:rPr>
             </w:pPr>
             <w:r>
               <w:rPr>
+                <w:sz w:val="20"/>
+                <w:szCs w:val="20"/>
                 <w:rtl w:val="0"/>
               </w:rPr>
               <w:t xml:space="preserve">Description</w:t>
@@ -6783,10 +6365,15 @@
             <w:pPr>
               <w:widowControl w:val="0"/>
               <w:spacing w:line="240" w:lineRule="auto"/>
-              <w:rPr/>
+              <w:rPr>
+                <w:sz w:val="20"/>
+                <w:szCs w:val="20"/>
+              </w:rPr>
             </w:pPr>
             <w:r>
               <w:rPr>
+                <w:sz w:val="20"/>
+                <w:szCs w:val="20"/>
                 <w:rtl w:val="0"/>
               </w:rPr>
               <w:t xml:space="preserve">Verified by</w:t>
@@ -6814,10 +6401,15 @@
             <w:pPr>
               <w:widowControl w:val="0"/>
               <w:spacing w:line="240" w:lineRule="auto"/>
-              <w:rPr/>
+              <w:rPr>
+                <w:sz w:val="20"/>
+                <w:szCs w:val="20"/>
+              </w:rPr>
             </w:pPr>
             <w:r>
               <w:rPr>
+                <w:sz w:val="20"/>
+                <w:szCs w:val="20"/>
                 <w:rtl w:val="0"/>
               </w:rPr>
               <w:t xml:space="preserve">All sections</w:t>
@@ -6839,10 +6431,15 @@
             <w:pPr>
               <w:widowControl w:val="0"/>
               <w:spacing w:line="240" w:lineRule="auto"/>
-              <w:rPr/>
+              <w:rPr>
+                <w:sz w:val="20"/>
+                <w:szCs w:val="20"/>
+              </w:rPr>
             </w:pPr>
             <w:r>
               <w:rPr>
+                <w:sz w:val="20"/>
+                <w:szCs w:val="20"/>
                 <w:rtl w:val="0"/>
               </w:rPr>
               <w:t xml:space="preserve">Duc Anh Nguyen</w:t>
@@ -6864,10 +6461,15 @@
             <w:pPr>
               <w:widowControl w:val="0"/>
               <w:spacing w:line="240" w:lineRule="auto"/>
-              <w:rPr/>
+              <w:rPr>
+                <w:sz w:val="20"/>
+                <w:szCs w:val="20"/>
+              </w:rPr>
             </w:pPr>
             <w:r>
               <w:rPr>
+                <w:sz w:val="20"/>
+                <w:szCs w:val="20"/>
                 <w:rtl w:val="0"/>
               </w:rPr>
               <w:t xml:space="preserve">80%</w:t>
@@ -6889,10 +6491,15 @@
             <w:pPr>
               <w:widowControl w:val="0"/>
               <w:spacing w:line="240" w:lineRule="auto"/>
-              <w:rPr/>
+              <w:rPr>
+                <w:sz w:val="20"/>
+                <w:szCs w:val="20"/>
+              </w:rPr>
             </w:pPr>
             <w:r>
               <w:rPr>
+                <w:sz w:val="20"/>
+                <w:szCs w:val="20"/>
                 <w:rtl w:val="0"/>
               </w:rPr>
               <w:t xml:space="preserve">Claude Code drafted the document from the repository code, CI results, SPPP, meeting minutes, and Iteration 1 presentation. Content was reviewed and edited against the code and team decisions.</w:t>
@@ -6913,10 +6520,15 @@
           <w:p>
             <w:pPr>
               <w:widowControl w:val="0"/>
-              <w:rPr/>
+              <w:rPr>
+                <w:sz w:val="20"/>
+                <w:szCs w:val="20"/>
+              </w:rPr>
             </w:pPr>
             <w:r>
               <w:rPr>
+                <w:sz w:val="20"/>
+                <w:szCs w:val="20"/>
                 <w:rtl w:val="0"/>
               </w:rPr>
               <w:t xml:space="preserve">Duc</w:t>
@@ -6944,10 +6556,15 @@
             <w:pPr>
               <w:widowControl w:val="0"/>
               <w:spacing w:line="240" w:lineRule="auto"/>
-              <w:rPr/>
+              <w:rPr>
+                <w:sz w:val="20"/>
+                <w:szCs w:val="20"/>
+              </w:rPr>
             </w:pPr>
             <w:r>
               <w:rPr>
+                <w:sz w:val="20"/>
+                <w:szCs w:val="20"/>
                 <w:rtl w:val="0"/>
               </w:rPr>
               <w:t xml:space="preserve">Iteration 2 revision (figures 1–4, sections 1–9)</w:t>
@@ -6969,10 +6586,15 @@
             <w:pPr>
               <w:widowControl w:val="0"/>
               <w:spacing w:line="240" w:lineRule="auto"/>
-              <w:rPr/>
+              <w:rPr>
+                <w:sz w:val="20"/>
+                <w:szCs w:val="20"/>
+              </w:rPr>
             </w:pPr>
             <w:r>
               <w:rPr>
+                <w:sz w:val="20"/>
+                <w:szCs w:val="20"/>
                 <w:rtl w:val="0"/>
               </w:rPr>
               <w:t xml:space="preserve">Miles</w:t>
@@ -6994,10 +6616,15 @@
             <w:pPr>
               <w:widowControl w:val="0"/>
               <w:spacing w:line="240" w:lineRule="auto"/>
-              <w:rPr/>
+              <w:rPr>
+                <w:sz w:val="20"/>
+                <w:szCs w:val="20"/>
+              </w:rPr>
             </w:pPr>
             <w:r>
               <w:rPr>
+                <w:sz w:val="20"/>
+                <w:szCs w:val="20"/>
                 <w:rtl w:val="0"/>
               </w:rPr>
               <w:t xml:space="preserve">80%</w:t>
@@ -7019,10 +6646,15 @@
             <w:pPr>
               <w:widowControl w:val="0"/>
               <w:spacing w:line="240" w:lineRule="auto"/>
-              <w:rPr/>
+              <w:rPr>
+                <w:sz w:val="20"/>
+                <w:szCs w:val="20"/>
+              </w:rPr>
             </w:pPr>
             <w:r>
               <w:rPr>
+                <w:sz w:val="20"/>
+                <w:szCs w:val="20"/>
                 <w:rtl w:val="0"/>
               </w:rPr>
               <w:t xml:space="preserve">Claude Code read the code, CI workflows, and Iteration 2 plan, listed where the SDD no longer matched the code, drafted replacement sections, and drew Figures 1–4 as Mermaid diagrams (sources in doc/diagrams).</w:t>
@@ -7043,10 +6675,170 @@
           <w:p>
             <w:pPr>
               <w:widowControl w:val="0"/>
-              <w:rPr/>
+              <w:rPr>
+                <w:sz w:val="20"/>
+                <w:szCs w:val="20"/>
+              </w:rPr>
             </w:pPr>
             <w:r>
               <w:rPr>
+                <w:sz w:val="20"/>
+                <w:szCs w:val="20"/>
+                <w:rtl w:val="0"/>
+              </w:rPr>
+              <w:t xml:space="preserve">Miles</w:t>
+            </w:r>
+          </w:p>
+        </w:tc>
+      </w:tr>
+      <w:tr>
+        <w:trPr>
+          <w:cantSplit w:val="0"/>
+          <w:tblHeader w:val="0"/>
+        </w:trPr>
+        <w:tc>
+          <w:tcPr>
+            <w:shd w:fill="auto" w:val="clear"/>
+            <w:tcMar>
+              <w:top w:w="0.0" w:type="dxa"/>
+              <w:left w:w="0.0" w:type="dxa"/>
+              <w:bottom w:w="0.0" w:type="dxa"/>
+              <w:right w:w="0.0" w:type="dxa"/>
+            </w:tcMar>
+            <w:vAlign w:val="top"/>
+          </w:tcPr>
+          <w:p>
+            <w:pPr>
+              <w:widowControl w:val="0"/>
+              <w:spacing w:line="240" w:lineRule="auto"/>
+              <w:rPr>
+                <w:sz w:val="20"/>
+                <w:szCs w:val="20"/>
+              </w:rPr>
+            </w:pPr>
+            <w:r>
+              <w:rPr>
+                <w:sz w:val="20"/>
+                <w:szCs w:val="20"/>
+                <w:rtl w:val="0"/>
+              </w:rPr>
+              <w:t xml:space="preserve">Iteration 3 revision (figures 1–3 and 5, sections 1–10)</w:t>
+            </w:r>
+          </w:p>
+        </w:tc>
+        <w:tc>
+          <w:tcPr>
+            <w:shd w:fill="auto" w:val="clear"/>
+            <w:tcMar>
+              <w:top w:w="0.0" w:type="dxa"/>
+              <w:left w:w="0.0" w:type="dxa"/>
+              <w:bottom w:w="0.0" w:type="dxa"/>
+              <w:right w:w="0.0" w:type="dxa"/>
+            </w:tcMar>
+            <w:vAlign w:val="top"/>
+          </w:tcPr>
+          <w:p>
+            <w:pPr>
+              <w:widowControl w:val="0"/>
+              <w:spacing w:line="240" w:lineRule="auto"/>
+              <w:rPr>
+                <w:sz w:val="20"/>
+                <w:szCs w:val="20"/>
+              </w:rPr>
+            </w:pPr>
+            <w:r>
+              <w:rPr>
+                <w:sz w:val="20"/>
+                <w:szCs w:val="20"/>
+                <w:rtl w:val="0"/>
+              </w:rPr>
+              <w:t xml:space="preserve">Miles</w:t>
+            </w:r>
+          </w:p>
+        </w:tc>
+        <w:tc>
+          <w:tcPr>
+            <w:shd w:fill="auto" w:val="clear"/>
+            <w:tcMar>
+              <w:top w:w="0.0" w:type="dxa"/>
+              <w:left w:w="0.0" w:type="dxa"/>
+              <w:bottom w:w="0.0" w:type="dxa"/>
+              <w:right w:w="0.0" w:type="dxa"/>
+            </w:tcMar>
+            <w:vAlign w:val="top"/>
+          </w:tcPr>
+          <w:p>
+            <w:pPr>
+              <w:widowControl w:val="0"/>
+              <w:spacing w:line="240" w:lineRule="auto"/>
+              <w:rPr>
+                <w:sz w:val="20"/>
+                <w:szCs w:val="20"/>
+              </w:rPr>
+            </w:pPr>
+            <w:r>
+              <w:rPr>
+                <w:sz w:val="20"/>
+                <w:szCs w:val="20"/>
+                <w:rtl w:val="0"/>
+              </w:rPr>
+              <w:t xml:space="preserve">80%</w:t>
+            </w:r>
+          </w:p>
+        </w:tc>
+        <w:tc>
+          <w:tcPr>
+            <w:shd w:fill="auto" w:val="clear"/>
+            <w:tcMar>
+              <w:top w:w="0.0" w:type="dxa"/>
+              <w:left w:w="0.0" w:type="dxa"/>
+              <w:bottom w:w="0.0" w:type="dxa"/>
+              <w:right w:w="0.0" w:type="dxa"/>
+            </w:tcMar>
+            <w:vAlign w:val="top"/>
+          </w:tcPr>
+          <w:p>
+            <w:pPr>
+              <w:widowControl w:val="0"/>
+              <w:spacing w:line="240" w:lineRule="auto"/>
+              <w:rPr>
+                <w:sz w:val="20"/>
+                <w:szCs w:val="20"/>
+              </w:rPr>
+            </w:pPr>
+            <w:r>
+              <w:rPr>
+                <w:sz w:val="20"/>
+                <w:szCs w:val="20"/>
+                <w:rtl w:val="0"/>
+              </w:rPr>
+              <w:t xml:space="preserve">Claude Code compared the SDD with the Iteration 3 plan and the team’s decisions on its review, listed the sections that changed, drafted the new text and tables, and updated the Mermaid figures. Used to keep the design document consistent with the contracts the team builds against.</w:t>
+            </w:r>
+          </w:p>
+        </w:tc>
+        <w:tc>
+          <w:tcPr>
+            <w:shd w:fill="auto" w:val="clear"/>
+            <w:tcMar>
+              <w:top w:w="0.0" w:type="dxa"/>
+              <w:left w:w="0.0" w:type="dxa"/>
+              <w:bottom w:w="0.0" w:type="dxa"/>
+              <w:right w:w="0.0" w:type="dxa"/>
+            </w:tcMar>
+            <w:vAlign w:val="top"/>
+          </w:tcPr>
+          <w:p>
+            <w:pPr>
+              <w:widowControl w:val="0"/>
+              <w:rPr>
+                <w:sz w:val="20"/>
+                <w:szCs w:val="20"/>
+              </w:rPr>
+            </w:pPr>
+            <w:r>
+              <w:rPr>
+                <w:sz w:val="20"/>
+                <w:szCs w:val="20"/>
                 <w:rtl w:val="0"/>
               </w:rPr>
               <w:t xml:space="preserve">Miles</w:t>
@@ -7076,7 +6868,7 @@
         <w:widowControl w:val="0"/>
         <w:numPr>
           <w:ilvl w:val="0"/>
-          <w:numId w:val="7"/>
+          <w:numId w:val="9"/>
         </w:numPr>
         <w:pBdr>
           <w:top w:space="0" w:sz="0" w:val="nil"/>
@@ -7091,8 +6883,8 @@
           <w:u w:val="none"/>
         </w:rPr>
       </w:pPr>
-      <w:bookmarkStart w:colFirst="0" w:colLast="0" w:name="_50ojo9i46ytq" w:id="15"/>
-      <w:bookmarkEnd w:id="15"/>
+      <w:bookmarkStart w:colFirst="0" w:colLast="0" w:name="_50ojo9i46ytq" w:id="14"/>
+      <w:bookmarkEnd w:id="14"/>
       <w:r>
         <w:rPr>
           <w:rFonts w:ascii="Trebuchet MS" w:cs="Trebuchet MS" w:eastAsia="Trebuchet MS" w:hAnsi="Trebuchet MS"/>
@@ -7136,7 +6928,7 @@
         <w:widowControl w:val="0"/>
         <w:numPr>
           <w:ilvl w:val="0"/>
-          <w:numId w:val="6"/>
+          <w:numId w:val="8"/>
         </w:numPr>
         <w:spacing w:line="240" w:lineRule="auto"/>
         <w:ind w:left="1440" w:hanging="360"/>
@@ -7153,7 +6945,7 @@
         <w:widowControl w:val="0"/>
         <w:numPr>
           <w:ilvl w:val="0"/>
-          <w:numId w:val="6"/>
+          <w:numId w:val="8"/>
         </w:numPr>
         <w:spacing w:line="240" w:lineRule="auto"/>
         <w:ind w:left="1440" w:hanging="360"/>
@@ -7170,7 +6962,7 @@
         <w:widowControl w:val="0"/>
         <w:numPr>
           <w:ilvl w:val="0"/>
-          <w:numId w:val="6"/>
+          <w:numId w:val="8"/>
         </w:numPr>
         <w:spacing w:line="240" w:lineRule="auto"/>
         <w:ind w:left="1440" w:hanging="360"/>
@@ -7187,7 +6979,7 @@
         <w:widowControl w:val="0"/>
         <w:numPr>
           <w:ilvl w:val="0"/>
-          <w:numId w:val="6"/>
+          <w:numId w:val="8"/>
         </w:numPr>
         <w:spacing w:line="240" w:lineRule="auto"/>
         <w:ind w:left="1440" w:hanging="360"/>
@@ -7204,7 +6996,7 @@
         <w:widowControl w:val="0"/>
         <w:numPr>
           <w:ilvl w:val="0"/>
-          <w:numId w:val="6"/>
+          <w:numId w:val="8"/>
         </w:numPr>
         <w:spacing w:line="240" w:lineRule="auto"/>
         <w:ind w:left="1440" w:hanging="360"/>
@@ -7221,7 +7013,7 @@
         <w:widowControl w:val="0"/>
         <w:numPr>
           <w:ilvl w:val="0"/>
-          <w:numId w:val="6"/>
+          <w:numId w:val="8"/>
         </w:numPr>
         <w:spacing w:line="240" w:lineRule="auto"/>
         <w:ind w:left="1440" w:hanging="360"/>
@@ -7230,7 +7022,7 @@
         <w:rPr>
           <w:rtl w:val="0"/>
         </w:rPr>
-        <w:t xml:space="preserve">Pydantic documentation. https://docs.pydantic.dev/</w:t>
+        <w:t xml:space="preserve">Render documentation – Deploy hooks. https://render.com/docs/deploy-hooks</w:t>
       </w:r>
     </w:p>
     <w:p>
@@ -7238,7 +7030,7 @@
         <w:widowControl w:val="0"/>
         <w:numPr>
           <w:ilvl w:val="0"/>
-          <w:numId w:val="6"/>
+          <w:numId w:val="8"/>
         </w:numPr>
         <w:spacing w:line="240" w:lineRule="auto"/>
         <w:ind w:left="1440" w:hanging="360"/>
@@ -7247,7 +7039,7 @@
         <w:rPr>
           <w:rtl w:val="0"/>
         </w:rPr>
-        <w:t xml:space="preserve">Render documentation – Deploy hooks. https://render.com/docs/deploy-hooks</w:t>
+        <w:t xml:space="preserve">OWASP Top 10. https://owasp.org/www-project-top-ten/</w:t>
       </w:r>
     </w:p>
     <w:p>
@@ -7255,7 +7047,7 @@
         <w:widowControl w:val="0"/>
         <w:numPr>
           <w:ilvl w:val="0"/>
-          <w:numId w:val="6"/>
+          <w:numId w:val="8"/>
         </w:numPr>
         <w:spacing w:line="240" w:lineRule="auto"/>
         <w:ind w:left="1440" w:hanging="360"/>
@@ -7264,7 +7056,7 @@
         <w:rPr>
           <w:rtl w:val="0"/>
         </w:rPr>
-        <w:t xml:space="preserve">OWASP Top 10. https://owasp.org/www-project-top-ten/</w:t>
+        <w:t xml:space="preserve">Team 2 SPPP (CS673_SPPP_team2).</w:t>
       </w:r>
     </w:p>
     <w:p>
@@ -7272,7 +7064,7 @@
         <w:widowControl w:val="0"/>
         <w:numPr>
           <w:ilvl w:val="0"/>
-          <w:numId w:val="6"/>
+          <w:numId w:val="8"/>
         </w:numPr>
         <w:spacing w:line="240" w:lineRule="auto"/>
         <w:ind w:left="1440" w:hanging="360"/>
@@ -7281,7 +7073,110 @@
         <w:rPr>
           <w:rtl w:val="0"/>
         </w:rPr>
-        <w:t xml:space="preserve">Team 2 SPPP (CS673_SPPP_team2).</w:t>
+        <w:t xml:space="preserve">Google – Gemini API documentation (structured output, rate limits, Gemini 3 thinking levels).</w:t>
+      </w:r>
+      <w:hyperlink r:id="rId25">
+        <w:r>
+          <w:rPr>
+            <w:rtl w:val="0"/>
+          </w:rPr>
+          <w:t xml:space="preserve"> </w:t>
+        </w:r>
+      </w:hyperlink>
+      <w:hyperlink r:id="rId26">
+        <w:r>
+          <w:rPr>
+            <w:color w:val="1155cc"/>
+            <w:u w:val="single"/>
+            <w:rtl w:val="0"/>
+          </w:rPr>
+          <w:t xml:space="preserve">https://ai.google.dev/gemini-api/docs</w:t>
+        </w:r>
+      </w:hyperlink>
+      <w:r>
+        <w:rPr>
+          <w:rtl w:val="0"/>
+        </w:rPr>
+      </w:r>
+    </w:p>
+    <w:p>
+      <w:pPr>
+        <w:widowControl w:val="0"/>
+        <w:numPr>
+          <w:ilvl w:val="0"/>
+          <w:numId w:val="8"/>
+        </w:numPr>
+        <w:spacing w:line="240" w:lineRule="auto"/>
+        <w:ind w:left="1440" w:hanging="360"/>
+      </w:pPr>
+      <w:r>
+        <w:rPr>
+          <w:rtl w:val="0"/>
+        </w:rPr>
+        <w:t xml:space="preserve">Google Gen AI SDK for Python (google-genai).</w:t>
+      </w:r>
+      <w:hyperlink r:id="rId27">
+        <w:r>
+          <w:rPr>
+            <w:rtl w:val="0"/>
+          </w:rPr>
+          <w:t xml:space="preserve"> </w:t>
+        </w:r>
+      </w:hyperlink>
+      <w:hyperlink r:id="rId28">
+        <w:r>
+          <w:rPr>
+            <w:color w:val="1155cc"/>
+            <w:u w:val="single"/>
+            <w:rtl w:val="0"/>
+          </w:rPr>
+          <w:t xml:space="preserve">https://googleapis.github.io/python-genai/</w:t>
+        </w:r>
+      </w:hyperlink>
+      <w:r>
+        <w:rPr>
+          <w:rtl w:val="0"/>
+        </w:rPr>
+      </w:r>
+    </w:p>
+    <w:p>
+      <w:pPr>
+        <w:widowControl w:val="0"/>
+        <w:numPr>
+          <w:ilvl w:val="0"/>
+          <w:numId w:val="8"/>
+        </w:numPr>
+        <w:spacing w:line="240" w:lineRule="auto"/>
+        <w:ind w:left="1440" w:hanging="360"/>
+      </w:pPr>
+      <w:r>
+        <w:rPr>
+          <w:rtl w:val="0"/>
+        </w:rPr>
+        <w:t xml:space="preserve">Render documentation – Private network.</w:t>
+      </w:r>
+      <w:hyperlink r:id="rId29">
+        <w:r>
+          <w:rPr>
+            <w:rtl w:val="0"/>
+          </w:rPr>
+          <w:t xml:space="preserve"> </w:t>
+        </w:r>
+      </w:hyperlink>
+      <w:hyperlink r:id="rId30">
+        <w:r>
+          <w:rPr>
+            <w:color w:val="1155cc"/>
+            <w:u w:val="single"/>
+            <w:rtl w:val="0"/>
+          </w:rPr>
+          <w:t xml:space="preserve">https://render.com/docs/private-network</w:t>
+        </w:r>
+      </w:hyperlink>
+      <w:r>
+        <w:rPr>
+          <w:rtl w:val="0"/>
+        </w:rPr>
       </w:r>
     </w:p>
     <w:p>
@@ -7316,7 +7211,7 @@
         <w:widowControl w:val="0"/>
         <w:numPr>
           <w:ilvl w:val="0"/>
-          <w:numId w:val="7"/>
+          <w:numId w:val="9"/>
         </w:numPr>
         <w:pBdr>
           <w:top w:space="0" w:sz="0" w:val="nil"/>
@@ -7331,8 +7226,8 @@
           <w:u w:val="none"/>
         </w:rPr>
       </w:pPr>
-      <w:bookmarkStart w:colFirst="0" w:colLast="0" w:name="_8n34lvocupub" w:id="16"/>
-      <w:bookmarkEnd w:id="16"/>
+      <w:bookmarkStart w:colFirst="0" w:colLast="0" w:name="_8n34lvocupub" w:id="15"/>
+      <w:bookmarkEnd w:id="15"/>
       <w:r>
         <w:rPr>
           <w:rFonts w:ascii="Trebuchet MS" w:cs="Trebuchet MS" w:eastAsia="Trebuchet MS" w:hAnsi="Trebuchet MS"/>
@@ -7351,7 +7246,7 @@
         <w:widowControl w:val="0"/>
         <w:numPr>
           <w:ilvl w:val="0"/>
-          <w:numId w:val="11"/>
+          <w:numId w:val="12"/>
         </w:numPr>
         <w:pBdr>
           <w:top w:space="0" w:sz="0" w:val="nil"/>
@@ -7372,13 +7267,18 @@
           <w:bCs w:val="1"/>
           <w:rtl w:val="0"/>
         </w:rPr>
-        <w:t xml:space="preserve">Card</w:t>
-      </w:r>
-      <w:r>
-        <w:rPr>
-          <w:rtl w:val="0"/>
-        </w:rPr>
-        <w:t xml:space="preserve"> – one flashcard: a prompt (front), an answer (back), a format, and scheduling state.</w:t>
+        <w:t xml:space="preserve">Card –</w:t>
+      </w:r>
+      <w:r>
+        <w:rPr>
+          <w:rtl w:val="0"/>
+        </w:rPr>
+        <w:t xml:space="preserve"> one flashcard: a prompt (front), an answer (back), its scheduling state, and its origin (manual or AI).</w:t>
+      </w:r>
+      <w:r>
+        <w:rPr>
+          <w:rtl w:val="0"/>
+        </w:rPr>
       </w:r>
     </w:p>
     <w:p>
@@ -7386,7 +7286,7 @@
         <w:widowControl w:val="0"/>
         <w:numPr>
           <w:ilvl w:val="0"/>
-          <w:numId w:val="11"/>
+          <w:numId w:val="12"/>
         </w:numPr>
         <w:spacing w:line="240" w:lineRule="auto"/>
         <w:ind w:left="720" w:hanging="360"/>
@@ -7411,7 +7311,7 @@
         <w:widowControl w:val="0"/>
         <w:numPr>
           <w:ilvl w:val="0"/>
-          <w:numId w:val="11"/>
+          <w:numId w:val="12"/>
         </w:numPr>
         <w:spacing w:line="240" w:lineRule="auto"/>
         <w:ind w:left="720" w:hanging="360"/>
@@ -7436,7 +7336,7 @@
         <w:widowControl w:val="0"/>
         <w:numPr>
           <w:ilvl w:val="0"/>
-          <w:numId w:val="11"/>
+          <w:numId w:val="12"/>
         </w:numPr>
         <w:spacing w:line="240" w:lineRule="auto"/>
         <w:ind w:left="720" w:hanging="360"/>
@@ -7461,7 +7361,7 @@
         <w:widowControl w:val="0"/>
         <w:numPr>
           <w:ilvl w:val="0"/>
-          <w:numId w:val="11"/>
+          <w:numId w:val="12"/>
         </w:numPr>
         <w:spacing w:line="240" w:lineRule="auto"/>
         <w:ind w:left="720" w:hanging="360"/>
@@ -7486,7 +7386,7 @@
         <w:widowControl w:val="0"/>
         <w:numPr>
           <w:ilvl w:val="0"/>
-          <w:numId w:val="11"/>
+          <w:numId w:val="12"/>
         </w:numPr>
         <w:spacing w:line="240" w:lineRule="auto"/>
         <w:ind w:left="720" w:hanging="360"/>
@@ -7511,7 +7411,7 @@
         <w:widowControl w:val="0"/>
         <w:numPr>
           <w:ilvl w:val="0"/>
-          <w:numId w:val="11"/>
+          <w:numId w:val="12"/>
         </w:numPr>
         <w:spacing w:line="240" w:lineRule="auto"/>
         <w:ind w:left="720" w:hanging="360"/>
@@ -7536,7 +7436,7 @@
         <w:widowControl w:val="0"/>
         <w:numPr>
           <w:ilvl w:val="0"/>
-          <w:numId w:val="11"/>
+          <w:numId w:val="12"/>
         </w:numPr>
         <w:spacing w:line="240" w:lineRule="auto"/>
         <w:ind w:left="720" w:hanging="360"/>
@@ -7561,7 +7461,7 @@
         <w:widowControl w:val="0"/>
         <w:numPr>
           <w:ilvl w:val="0"/>
-          <w:numId w:val="11"/>
+          <w:numId w:val="12"/>
         </w:numPr>
         <w:spacing w:line="240" w:lineRule="auto"/>
         <w:ind w:left="720" w:hanging="360"/>
@@ -7586,7 +7486,7 @@
         <w:widowControl w:val="0"/>
         <w:numPr>
           <w:ilvl w:val="0"/>
-          <w:numId w:val="11"/>
+          <w:numId w:val="12"/>
         </w:numPr>
         <w:spacing w:line="240" w:lineRule="auto"/>
         <w:ind w:left="720" w:hanging="360"/>
@@ -7611,7 +7511,7 @@
         <w:widowControl w:val="0"/>
         <w:numPr>
           <w:ilvl w:val="0"/>
-          <w:numId w:val="11"/>
+          <w:numId w:val="12"/>
         </w:numPr>
         <w:spacing w:line="240" w:lineRule="auto"/>
         <w:ind w:left="720" w:hanging="360"/>
@@ -7622,13 +7522,13 @@
           <w:bCs w:val="1"/>
           <w:rtl w:val="0"/>
         </w:rPr>
-        <w:t xml:space="preserve">Render</w:t>
-      </w:r>
-      <w:r>
-        <w:rPr>
-          <w:rtl w:val="0"/>
-        </w:rPr>
-        <w:t xml:space="preserve"> – cloud platform hosting the staging and production deployments.</w:t>
+        <w:t xml:space="preserve">Render </w:t>
+      </w:r>
+      <w:r>
+        <w:rPr>
+          <w:rtl w:val="0"/>
+        </w:rPr>
+        <w:t xml:space="preserve">– cloud platform hosting the production deployment, on its free tier.</w:t>
       </w:r>
     </w:p>
     <w:p>
@@ -7636,7 +7536,7 @@
         <w:widowControl w:val="0"/>
         <w:numPr>
           <w:ilvl w:val="0"/>
-          <w:numId w:val="11"/>
+          <w:numId w:val="12"/>
         </w:numPr>
         <w:spacing w:line="240" w:lineRule="auto"/>
         <w:ind w:left="720" w:hanging="360"/>
@@ -7654,6 +7554,81 @@
           <w:rtl w:val="0"/>
         </w:rPr>
         <w:t xml:space="preserve"> – GitHub Container Registry.</w:t>
+      </w:r>
+    </w:p>
+    <w:p>
+      <w:pPr>
+        <w:widowControl w:val="0"/>
+        <w:numPr>
+          <w:ilvl w:val="0"/>
+          <w:numId w:val="12"/>
+        </w:numPr>
+        <w:spacing w:line="240" w:lineRule="auto"/>
+        <w:ind w:left="720" w:hanging="360"/>
+      </w:pPr>
+      <w:r>
+        <w:rPr>
+          <w:b w:val="1"/>
+          <w:bCs w:val="1"/>
+          <w:rtl w:val="0"/>
+        </w:rPr>
+        <w:t xml:space="preserve">Generation</w:t>
+      </w:r>
+      <w:r>
+        <w:rPr>
+          <w:rtl w:val="0"/>
+        </w:rPr>
+        <w:t xml:space="preserve"> – one batch of AI-suggested cards, held as pending until the learner accepts or rejects each one.</w:t>
+      </w:r>
+    </w:p>
+    <w:p>
+      <w:pPr>
+        <w:widowControl w:val="0"/>
+        <w:numPr>
+          <w:ilvl w:val="0"/>
+          <w:numId w:val="12"/>
+        </w:numPr>
+        <w:spacing w:line="240" w:lineRule="auto"/>
+        <w:ind w:left="720" w:hanging="360"/>
+      </w:pPr>
+      <w:r>
+        <w:rPr>
+          <w:b w:val="1"/>
+          <w:bCs w:val="1"/>
+          <w:rtl w:val="0"/>
+        </w:rPr>
+        <w:t xml:space="preserve">Stand-in (FakeProvider)</w:t>
+      </w:r>
+      <w:r>
+        <w:rPr>
+          <w:rtl w:val="0"/>
+        </w:rPr>
+        <w:t xml:space="preserve"> – a provider that returns numbered sample cards without contacting Google, used by tests and when no key is set.</w:t>
+      </w:r>
+    </w:p>
+    <w:p>
+      <w:pPr>
+        <w:widowControl w:val="0"/>
+        <w:numPr>
+          <w:ilvl w:val="0"/>
+          <w:numId w:val="12"/>
+        </w:numPr>
+        <w:spacing w:line="240" w:lineRule="auto"/>
+        <w:ind w:left="720" w:hanging="360"/>
+      </w:pPr>
+      <w:r>
+        <w:rPr>
+          <w:b w:val="1"/>
+          <w:bCs w:val="1"/>
+          <w:rtl w:val="0"/>
+        </w:rPr>
+        <w:t xml:space="preserve">Typed answer</w:t>
+      </w:r>
+      <w:r>
+        <w:rPr>
+          <w:rtl w:val="0"/>
+        </w:rPr>
+        <w:t xml:space="preserve"> – a study mode in which the learner types the answer, and the app checks it and suggests a rating.</w:t>
       </w:r>
     </w:p>
     <w:p>
@@ -7680,7 +7655,7 @@
       </w:r>
     </w:p>
     <w:sectPr>
-      <w:headerReference r:id="rId16" w:type="default"/>
+      <w:headerReference r:id="rId31" w:type="default"/>
       <w:pgSz w:h="15840" w:w="12240" w:orient="portrait"/>
       <w:pgMar w:bottom="1440" w:top="1440" w:left="1440" w:right="1440" w:header="0" w:footer="720"/>
       <w:pgNumType w:start="1"/>
@@ -8063,7 +8038,7 @@
       <w:lvlText w:val="●"/>
       <w:lvlJc w:val="left"/>
       <w:pPr>
-        <w:ind w:left="600" w:hanging="360"/>
+        <w:ind w:left="720" w:hanging="360"/>
       </w:pPr>
       <w:rPr>
         <w:u w:val="none"/>
@@ -8096,33 +8071,33 @@
     <w:lvl w:ilvl="3">
       <w:start w:val="1"/>
       <w:numFmt w:val="bullet"/>
+      <w:lvlText w:val="●"/>
+      <w:lvlJc w:val="left"/>
+      <w:pPr>
+        <w:ind w:left="2880" w:hanging="360"/>
+      </w:pPr>
+      <w:rPr>
+        <w:u w:val="none"/>
+      </w:rPr>
+    </w:lvl>
+    <w:lvl w:ilvl="4">
+      <w:start w:val="1"/>
+      <w:numFmt w:val="bullet"/>
+      <w:lvlText w:val="○"/>
+      <w:lvlJc w:val="left"/>
+      <w:pPr>
+        <w:ind w:left="3600" w:hanging="360"/>
+      </w:pPr>
+      <w:rPr>
+        <w:u w:val="none"/>
+      </w:rPr>
+    </w:lvl>
+    <w:lvl w:ilvl="5">
+      <w:start w:val="1"/>
+      <w:numFmt w:val="bullet"/>
       <w:lvlText w:val="■"/>
       <w:lvlJc w:val="left"/>
       <w:pPr>
-        <w:ind w:left="2880" w:hanging="360"/>
-      </w:pPr>
-      <w:rPr>
-        <w:u w:val="none"/>
-      </w:rPr>
-    </w:lvl>
-    <w:lvl w:ilvl="4">
-      <w:start w:val="1"/>
-      <w:numFmt w:val="bullet"/>
-      <w:lvlText w:val="■"/>
-      <w:lvlJc w:val="left"/>
-      <w:pPr>
-        <w:ind w:left="3600" w:hanging="360"/>
-      </w:pPr>
-      <w:rPr>
-        <w:u w:val="none"/>
-      </w:rPr>
-    </w:lvl>
-    <w:lvl w:ilvl="5">
-      <w:start w:val="1"/>
-      <w:numFmt w:val="bullet"/>
-      <w:lvlText w:val="■"/>
-      <w:lvlJc w:val="left"/>
-      <w:pPr>
         <w:ind w:left="4320" w:hanging="360"/>
       </w:pPr>
       <w:rPr>
@@ -8132,7 +8107,7 @@
     <w:lvl w:ilvl="6">
       <w:start w:val="1"/>
       <w:numFmt w:val="bullet"/>
-      <w:lvlText w:val="■"/>
+      <w:lvlText w:val="●"/>
       <w:lvlJc w:val="left"/>
       <w:pPr>
         <w:ind w:left="5040" w:hanging="360"/>
@@ -8144,7 +8119,7 @@
     <w:lvl w:ilvl="7">
       <w:start w:val="1"/>
       <w:numFmt w:val="bullet"/>
-      <w:lvlText w:val="■"/>
+      <w:lvlText w:val="○"/>
       <w:lvlJc w:val="left"/>
       <w:pPr>
         <w:ind w:left="5760" w:hanging="360"/>
@@ -8173,7 +8148,7 @@
       <w:lvlText w:val="●"/>
       <w:lvlJc w:val="left"/>
       <w:pPr>
-        <w:ind w:left="720" w:hanging="360"/>
+        <w:ind w:left="600" w:hanging="360"/>
       </w:pPr>
       <w:rPr>
         <w:u w:val="none"/>
@@ -8206,7 +8181,7 @@
     <w:lvl w:ilvl="3">
       <w:start w:val="1"/>
       <w:numFmt w:val="bullet"/>
-      <w:lvlText w:val="●"/>
+      <w:lvlText w:val="■"/>
       <w:lvlJc w:val="left"/>
       <w:pPr>
         <w:ind w:left="2880" w:hanging="360"/>
@@ -8218,7 +8193,7 @@
     <w:lvl w:ilvl="4">
       <w:start w:val="1"/>
       <w:numFmt w:val="bullet"/>
-      <w:lvlText w:val="○"/>
+      <w:lvlText w:val="■"/>
       <w:lvlJc w:val="left"/>
       <w:pPr>
         <w:ind w:left="3600" w:hanging="360"/>
@@ -8242,7 +8217,7 @@
     <w:lvl w:ilvl="6">
       <w:start w:val="1"/>
       <w:numFmt w:val="bullet"/>
-      <w:lvlText w:val="●"/>
+      <w:lvlText w:val="■"/>
       <w:lvlJc w:val="left"/>
       <w:pPr>
         <w:ind w:left="5040" w:hanging="360"/>
@@ -8254,7 +8229,7 @@
     <w:lvl w:ilvl="7">
       <w:start w:val="1"/>
       <w:numFmt w:val="bullet"/>
-      <w:lvlText w:val="○"/>
+      <w:lvlText w:val="■"/>
       <w:lvlJc w:val="left"/>
       <w:pPr>
         <w:ind w:left="5760" w:hanging="360"/>
@@ -8283,103 +8258,103 @@
       <w:lvlText w:val="●"/>
       <w:lvlJc w:val="left"/>
       <w:pPr>
+        <w:ind w:left="720" w:hanging="360"/>
+      </w:pPr>
+      <w:rPr>
+        <w:u w:val="none"/>
+      </w:rPr>
+    </w:lvl>
+    <w:lvl w:ilvl="1">
+      <w:start w:val="1"/>
+      <w:numFmt w:val="bullet"/>
+      <w:lvlText w:val="○"/>
+      <w:lvlJc w:val="left"/>
+      <w:pPr>
         <w:ind w:left="1440" w:hanging="360"/>
       </w:pPr>
       <w:rPr>
         <w:u w:val="none"/>
       </w:rPr>
     </w:lvl>
-    <w:lvl w:ilvl="1">
+    <w:lvl w:ilvl="2">
+      <w:start w:val="1"/>
+      <w:numFmt w:val="bullet"/>
+      <w:lvlText w:val="■"/>
+      <w:lvlJc w:val="left"/>
+      <w:pPr>
+        <w:ind w:left="2160" w:hanging="360"/>
+      </w:pPr>
+      <w:rPr>
+        <w:u w:val="none"/>
+      </w:rPr>
+    </w:lvl>
+    <w:lvl w:ilvl="3">
+      <w:start w:val="1"/>
+      <w:numFmt w:val="bullet"/>
+      <w:lvlText w:val="●"/>
+      <w:lvlJc w:val="left"/>
+      <w:pPr>
+        <w:ind w:left="2880" w:hanging="360"/>
+      </w:pPr>
+      <w:rPr>
+        <w:u w:val="none"/>
+      </w:rPr>
+    </w:lvl>
+    <w:lvl w:ilvl="4">
       <w:start w:val="1"/>
       <w:numFmt w:val="bullet"/>
       <w:lvlText w:val="○"/>
       <w:lvlJc w:val="left"/>
       <w:pPr>
-        <w:ind w:left="2160" w:hanging="360"/>
-      </w:pPr>
-      <w:rPr>
-        <w:u w:val="none"/>
-      </w:rPr>
-    </w:lvl>
-    <w:lvl w:ilvl="2">
+        <w:ind w:left="3600" w:hanging="360"/>
+      </w:pPr>
+      <w:rPr>
+        <w:u w:val="none"/>
+      </w:rPr>
+    </w:lvl>
+    <w:lvl w:ilvl="5">
       <w:start w:val="1"/>
       <w:numFmt w:val="bullet"/>
       <w:lvlText w:val="■"/>
       <w:lvlJc w:val="left"/>
       <w:pPr>
-        <w:ind w:left="2880" w:hanging="360"/>
-      </w:pPr>
-      <w:rPr>
-        <w:u w:val="none"/>
-      </w:rPr>
-    </w:lvl>
-    <w:lvl w:ilvl="3">
+        <w:ind w:left="4320" w:hanging="360"/>
+      </w:pPr>
+      <w:rPr>
+        <w:u w:val="none"/>
+      </w:rPr>
+    </w:lvl>
+    <w:lvl w:ilvl="6">
       <w:start w:val="1"/>
       <w:numFmt w:val="bullet"/>
       <w:lvlText w:val="●"/>
       <w:lvlJc w:val="left"/>
       <w:pPr>
-        <w:ind w:left="3600" w:hanging="360"/>
-      </w:pPr>
-      <w:rPr>
-        <w:u w:val="none"/>
-      </w:rPr>
-    </w:lvl>
-    <w:lvl w:ilvl="4">
+        <w:ind w:left="5040" w:hanging="360"/>
+      </w:pPr>
+      <w:rPr>
+        <w:u w:val="none"/>
+      </w:rPr>
+    </w:lvl>
+    <w:lvl w:ilvl="7">
       <w:start w:val="1"/>
       <w:numFmt w:val="bullet"/>
       <w:lvlText w:val="○"/>
       <w:lvlJc w:val="left"/>
       <w:pPr>
-        <w:ind w:left="4320" w:hanging="360"/>
-      </w:pPr>
-      <w:rPr>
-        <w:u w:val="none"/>
-      </w:rPr>
-    </w:lvl>
-    <w:lvl w:ilvl="5">
+        <w:ind w:left="5760" w:hanging="360"/>
+      </w:pPr>
+      <w:rPr>
+        <w:u w:val="none"/>
+      </w:rPr>
+    </w:lvl>
+    <w:lvl w:ilvl="8">
       <w:start w:val="1"/>
       <w:numFmt w:val="bullet"/>
       <w:lvlText w:val="■"/>
       <w:lvlJc w:val="left"/>
       <w:pPr>
-        <w:ind w:left="5040" w:hanging="360"/>
-      </w:pPr>
-      <w:rPr>
-        <w:u w:val="none"/>
-      </w:rPr>
-    </w:lvl>
-    <w:lvl w:ilvl="6">
-      <w:start w:val="1"/>
-      <w:numFmt w:val="bullet"/>
-      <w:lvlText w:val="●"/>
-      <w:lvlJc w:val="left"/>
-      <w:pPr>
-        <w:ind w:left="5760" w:hanging="360"/>
-      </w:pPr>
-      <w:rPr>
-        <w:u w:val="none"/>
-      </w:rPr>
-    </w:lvl>
-    <w:lvl w:ilvl="7">
-      <w:start w:val="1"/>
-      <w:numFmt w:val="bullet"/>
-      <w:lvlText w:val="○"/>
-      <w:lvlJc w:val="left"/>
-      <w:pPr>
         <w:ind w:left="6480" w:hanging="360"/>
-      </w:pPr>
-      <w:rPr>
-        <w:u w:val="none"/>
-      </w:rPr>
-    </w:lvl>
-    <w:lvl w:ilvl="8">
-      <w:start w:val="1"/>
-      <w:numFmt w:val="bullet"/>
-      <w:lvlText w:val="■"/>
-      <w:lvlJc w:val="left"/>
-      <w:pPr>
-        <w:ind w:left="7200" w:hanging="360"/>
       </w:pPr>
       <w:rPr>
         <w:u w:val="none"/>
@@ -8389,6 +8364,226 @@
   <w:abstractNum w:abstractNumId="7">
     <w:lvl w:ilvl="0">
       <w:start w:val="1"/>
+      <w:numFmt w:val="bullet"/>
+      <w:lvlText w:val="●"/>
+      <w:lvlJc w:val="left"/>
+      <w:pPr>
+        <w:ind w:left="720" w:hanging="360"/>
+      </w:pPr>
+      <w:rPr>
+        <w:u w:val="none"/>
+      </w:rPr>
+    </w:lvl>
+    <w:lvl w:ilvl="1">
+      <w:start w:val="1"/>
+      <w:numFmt w:val="bullet"/>
+      <w:lvlText w:val="○"/>
+      <w:lvlJc w:val="left"/>
+      <w:pPr>
+        <w:ind w:left="1440" w:hanging="360"/>
+      </w:pPr>
+      <w:rPr>
+        <w:u w:val="none"/>
+      </w:rPr>
+    </w:lvl>
+    <w:lvl w:ilvl="2">
+      <w:start w:val="1"/>
+      <w:numFmt w:val="bullet"/>
+      <w:lvlText w:val="■"/>
+      <w:lvlJc w:val="left"/>
+      <w:pPr>
+        <w:ind w:left="2160" w:hanging="360"/>
+      </w:pPr>
+      <w:rPr>
+        <w:u w:val="none"/>
+      </w:rPr>
+    </w:lvl>
+    <w:lvl w:ilvl="3">
+      <w:start w:val="1"/>
+      <w:numFmt w:val="bullet"/>
+      <w:lvlText w:val="●"/>
+      <w:lvlJc w:val="left"/>
+      <w:pPr>
+        <w:ind w:left="2880" w:hanging="360"/>
+      </w:pPr>
+      <w:rPr>
+        <w:u w:val="none"/>
+      </w:rPr>
+    </w:lvl>
+    <w:lvl w:ilvl="4">
+      <w:start w:val="1"/>
+      <w:numFmt w:val="bullet"/>
+      <w:lvlText w:val="○"/>
+      <w:lvlJc w:val="left"/>
+      <w:pPr>
+        <w:ind w:left="3600" w:hanging="360"/>
+      </w:pPr>
+      <w:rPr>
+        <w:u w:val="none"/>
+      </w:rPr>
+    </w:lvl>
+    <w:lvl w:ilvl="5">
+      <w:start w:val="1"/>
+      <w:numFmt w:val="bullet"/>
+      <w:lvlText w:val="■"/>
+      <w:lvlJc w:val="left"/>
+      <w:pPr>
+        <w:ind w:left="4320" w:hanging="360"/>
+      </w:pPr>
+      <w:rPr>
+        <w:u w:val="none"/>
+      </w:rPr>
+    </w:lvl>
+    <w:lvl w:ilvl="6">
+      <w:start w:val="1"/>
+      <w:numFmt w:val="bullet"/>
+      <w:lvlText w:val="●"/>
+      <w:lvlJc w:val="left"/>
+      <w:pPr>
+        <w:ind w:left="5040" w:hanging="360"/>
+      </w:pPr>
+      <w:rPr>
+        <w:u w:val="none"/>
+      </w:rPr>
+    </w:lvl>
+    <w:lvl w:ilvl="7">
+      <w:start w:val="1"/>
+      <w:numFmt w:val="bullet"/>
+      <w:lvlText w:val="○"/>
+      <w:lvlJc w:val="left"/>
+      <w:pPr>
+        <w:ind w:left="5760" w:hanging="360"/>
+      </w:pPr>
+      <w:rPr>
+        <w:u w:val="none"/>
+      </w:rPr>
+    </w:lvl>
+    <w:lvl w:ilvl="8">
+      <w:start w:val="1"/>
+      <w:numFmt w:val="bullet"/>
+      <w:lvlText w:val="■"/>
+      <w:lvlJc w:val="left"/>
+      <w:pPr>
+        <w:ind w:left="6480" w:hanging="360"/>
+      </w:pPr>
+      <w:rPr>
+        <w:u w:val="none"/>
+      </w:rPr>
+    </w:lvl>
+  </w:abstractNum>
+  <w:abstractNum w:abstractNumId="8">
+    <w:lvl w:ilvl="0">
+      <w:start w:val="1"/>
+      <w:numFmt w:val="bullet"/>
+      <w:lvlText w:val="●"/>
+      <w:lvlJc w:val="left"/>
+      <w:pPr>
+        <w:ind w:left="1440" w:hanging="360"/>
+      </w:pPr>
+      <w:rPr>
+        <w:u w:val="none"/>
+      </w:rPr>
+    </w:lvl>
+    <w:lvl w:ilvl="1">
+      <w:start w:val="1"/>
+      <w:numFmt w:val="bullet"/>
+      <w:lvlText w:val="○"/>
+      <w:lvlJc w:val="left"/>
+      <w:pPr>
+        <w:ind w:left="2160" w:hanging="360"/>
+      </w:pPr>
+      <w:rPr>
+        <w:u w:val="none"/>
+      </w:rPr>
+    </w:lvl>
+    <w:lvl w:ilvl="2">
+      <w:start w:val="1"/>
+      <w:numFmt w:val="bullet"/>
+      <w:lvlText w:val="■"/>
+      <w:lvlJc w:val="left"/>
+      <w:pPr>
+        <w:ind w:left="2880" w:hanging="360"/>
+      </w:pPr>
+      <w:rPr>
+        <w:u w:val="none"/>
+      </w:rPr>
+    </w:lvl>
+    <w:lvl w:ilvl="3">
+      <w:start w:val="1"/>
+      <w:numFmt w:val="bullet"/>
+      <w:lvlText w:val="●"/>
+      <w:lvlJc w:val="left"/>
+      <w:pPr>
+        <w:ind w:left="3600" w:hanging="360"/>
+      </w:pPr>
+      <w:rPr>
+        <w:u w:val="none"/>
+      </w:rPr>
+    </w:lvl>
+    <w:lvl w:ilvl="4">
+      <w:start w:val="1"/>
+      <w:numFmt w:val="bullet"/>
+      <w:lvlText w:val="○"/>
+      <w:lvlJc w:val="left"/>
+      <w:pPr>
+        <w:ind w:left="4320" w:hanging="360"/>
+      </w:pPr>
+      <w:rPr>
+        <w:u w:val="none"/>
+      </w:rPr>
+    </w:lvl>
+    <w:lvl w:ilvl="5">
+      <w:start w:val="1"/>
+      <w:numFmt w:val="bullet"/>
+      <w:lvlText w:val="■"/>
+      <w:lvlJc w:val="left"/>
+      <w:pPr>
+        <w:ind w:left="5040" w:hanging="360"/>
+      </w:pPr>
+      <w:rPr>
+        <w:u w:val="none"/>
+      </w:rPr>
+    </w:lvl>
+    <w:lvl w:ilvl="6">
+      <w:start w:val="1"/>
+      <w:numFmt w:val="bullet"/>
+      <w:lvlText w:val="●"/>
+      <w:lvlJc w:val="left"/>
+      <w:pPr>
+        <w:ind w:left="5760" w:hanging="360"/>
+      </w:pPr>
+      <w:rPr>
+        <w:u w:val="none"/>
+      </w:rPr>
+    </w:lvl>
+    <w:lvl w:ilvl="7">
+      <w:start w:val="1"/>
+      <w:numFmt w:val="bullet"/>
+      <w:lvlText w:val="○"/>
+      <w:lvlJc w:val="left"/>
+      <w:pPr>
+        <w:ind w:left="6480" w:hanging="360"/>
+      </w:pPr>
+      <w:rPr>
+        <w:u w:val="none"/>
+      </w:rPr>
+    </w:lvl>
+    <w:lvl w:ilvl="8">
+      <w:start w:val="1"/>
+      <w:numFmt w:val="bullet"/>
+      <w:lvlText w:val="■"/>
+      <w:lvlJc w:val="left"/>
+      <w:pPr>
+        <w:ind w:left="7200" w:hanging="360"/>
+      </w:pPr>
+      <w:rPr>
+        <w:u w:val="none"/>
+      </w:rPr>
+    </w:lvl>
+  </w:abstractNum>
+  <w:abstractNum w:abstractNumId="9">
+    <w:lvl w:ilvl="0">
+      <w:start w:val="1"/>
       <w:numFmt w:val="decimal"/>
       <w:lvlText w:val="%1."/>
       <w:lvlJc w:val="left"/>
@@ -8496,226 +8691,6 @@
       </w:rPr>
     </w:lvl>
   </w:abstractNum>
-  <w:abstractNum w:abstractNumId="8">
-    <w:lvl w:ilvl="0">
-      <w:start w:val="1"/>
-      <w:numFmt w:val="decimal"/>
-      <w:lvlText w:val="%1."/>
-      <w:lvlJc w:val="left"/>
-      <w:pPr>
-        <w:ind w:left="600" w:hanging="360"/>
-      </w:pPr>
-      <w:rPr>
-        <w:u w:val="none"/>
-      </w:rPr>
-    </w:lvl>
-    <w:lvl w:ilvl="1">
-      <w:start w:val="1"/>
-      <w:numFmt w:val="bullet"/>
-      <w:lvlText w:val="○"/>
-      <w:lvlJc w:val="left"/>
-      <w:pPr>
-        <w:ind w:left="1440" w:hanging="360"/>
-      </w:pPr>
-      <w:rPr>
-        <w:u w:val="none"/>
-      </w:rPr>
-    </w:lvl>
-    <w:lvl w:ilvl="2">
-      <w:start w:val="1"/>
-      <w:numFmt w:val="bullet"/>
-      <w:lvlText w:val="■"/>
-      <w:lvlJc w:val="left"/>
-      <w:pPr>
-        <w:ind w:left="2160" w:hanging="360"/>
-      </w:pPr>
-      <w:rPr>
-        <w:u w:val="none"/>
-      </w:rPr>
-    </w:lvl>
-    <w:lvl w:ilvl="3">
-      <w:start w:val="1"/>
-      <w:numFmt w:val="bullet"/>
-      <w:lvlText w:val="■"/>
-      <w:lvlJc w:val="left"/>
-      <w:pPr>
-        <w:ind w:left="2880" w:hanging="360"/>
-      </w:pPr>
-      <w:rPr>
-        <w:u w:val="none"/>
-      </w:rPr>
-    </w:lvl>
-    <w:lvl w:ilvl="4">
-      <w:start w:val="1"/>
-      <w:numFmt w:val="bullet"/>
-      <w:lvlText w:val="■"/>
-      <w:lvlJc w:val="left"/>
-      <w:pPr>
-        <w:ind w:left="3600" w:hanging="360"/>
-      </w:pPr>
-      <w:rPr>
-        <w:u w:val="none"/>
-      </w:rPr>
-    </w:lvl>
-    <w:lvl w:ilvl="5">
-      <w:start w:val="1"/>
-      <w:numFmt w:val="bullet"/>
-      <w:lvlText w:val="■"/>
-      <w:lvlJc w:val="left"/>
-      <w:pPr>
-        <w:ind w:left="4320" w:hanging="360"/>
-      </w:pPr>
-      <w:rPr>
-        <w:u w:val="none"/>
-      </w:rPr>
-    </w:lvl>
-    <w:lvl w:ilvl="6">
-      <w:start w:val="1"/>
-      <w:numFmt w:val="bullet"/>
-      <w:lvlText w:val="■"/>
-      <w:lvlJc w:val="left"/>
-      <w:pPr>
-        <w:ind w:left="5040" w:hanging="360"/>
-      </w:pPr>
-      <w:rPr>
-        <w:u w:val="none"/>
-      </w:rPr>
-    </w:lvl>
-    <w:lvl w:ilvl="7">
-      <w:start w:val="1"/>
-      <w:numFmt w:val="bullet"/>
-      <w:lvlText w:val="■"/>
-      <w:lvlJc w:val="left"/>
-      <w:pPr>
-        <w:ind w:left="5760" w:hanging="360"/>
-      </w:pPr>
-      <w:rPr>
-        <w:u w:val="none"/>
-      </w:rPr>
-    </w:lvl>
-    <w:lvl w:ilvl="8">
-      <w:start w:val="1"/>
-      <w:numFmt w:val="bullet"/>
-      <w:lvlText w:val="■"/>
-      <w:lvlJc w:val="left"/>
-      <w:pPr>
-        <w:ind w:left="6480" w:hanging="360"/>
-      </w:pPr>
-      <w:rPr>
-        <w:u w:val="none"/>
-      </w:rPr>
-    </w:lvl>
-  </w:abstractNum>
-  <w:abstractNum w:abstractNumId="9">
-    <w:lvl w:ilvl="0">
-      <w:start w:val="1"/>
-      <w:numFmt w:val="bullet"/>
-      <w:lvlText w:val="●"/>
-      <w:lvlJc w:val="left"/>
-      <w:pPr>
-        <w:ind w:left="600" w:hanging="360"/>
-      </w:pPr>
-      <w:rPr>
-        <w:u w:val="none"/>
-      </w:rPr>
-    </w:lvl>
-    <w:lvl w:ilvl="1">
-      <w:start w:val="1"/>
-      <w:numFmt w:val="bullet"/>
-      <w:lvlText w:val="○"/>
-      <w:lvlJc w:val="left"/>
-      <w:pPr>
-        <w:ind w:left="1440" w:hanging="360"/>
-      </w:pPr>
-      <w:rPr>
-        <w:u w:val="none"/>
-      </w:rPr>
-    </w:lvl>
-    <w:lvl w:ilvl="2">
-      <w:start w:val="1"/>
-      <w:numFmt w:val="bullet"/>
-      <w:lvlText w:val="■"/>
-      <w:lvlJc w:val="left"/>
-      <w:pPr>
-        <w:ind w:left="2160" w:hanging="360"/>
-      </w:pPr>
-      <w:rPr>
-        <w:u w:val="none"/>
-      </w:rPr>
-    </w:lvl>
-    <w:lvl w:ilvl="3">
-      <w:start w:val="1"/>
-      <w:numFmt w:val="bullet"/>
-      <w:lvlText w:val="■"/>
-      <w:lvlJc w:val="left"/>
-      <w:pPr>
-        <w:ind w:left="2880" w:hanging="360"/>
-      </w:pPr>
-      <w:rPr>
-        <w:u w:val="none"/>
-      </w:rPr>
-    </w:lvl>
-    <w:lvl w:ilvl="4">
-      <w:start w:val="1"/>
-      <w:numFmt w:val="bullet"/>
-      <w:lvlText w:val="■"/>
-      <w:lvlJc w:val="left"/>
-      <w:pPr>
-        <w:ind w:left="3600" w:hanging="360"/>
-      </w:pPr>
-      <w:rPr>
-        <w:u w:val="none"/>
-      </w:rPr>
-    </w:lvl>
-    <w:lvl w:ilvl="5">
-      <w:start w:val="1"/>
-      <w:numFmt w:val="bullet"/>
-      <w:lvlText w:val="■"/>
-      <w:lvlJc w:val="left"/>
-      <w:pPr>
-        <w:ind w:left="4320" w:hanging="360"/>
-      </w:pPr>
-      <w:rPr>
-        <w:u w:val="none"/>
-      </w:rPr>
-    </w:lvl>
-    <w:lvl w:ilvl="6">
-      <w:start w:val="1"/>
-      <w:numFmt w:val="bullet"/>
-      <w:lvlText w:val="■"/>
-      <w:lvlJc w:val="left"/>
-      <w:pPr>
-        <w:ind w:left="5040" w:hanging="360"/>
-      </w:pPr>
-      <w:rPr>
-        <w:u w:val="none"/>
-      </w:rPr>
-    </w:lvl>
-    <w:lvl w:ilvl="7">
-      <w:start w:val="1"/>
-      <w:numFmt w:val="bullet"/>
-      <w:lvlText w:val="■"/>
-      <w:lvlJc w:val="left"/>
-      <w:pPr>
-        <w:ind w:left="5760" w:hanging="360"/>
-      </w:pPr>
-      <w:rPr>
-        <w:u w:val="none"/>
-      </w:rPr>
-    </w:lvl>
-    <w:lvl w:ilvl="8">
-      <w:start w:val="1"/>
-      <w:numFmt w:val="bullet"/>
-      <w:lvlText w:val="■"/>
-      <w:lvlJc w:val="left"/>
-      <w:pPr>
-        <w:ind w:left="6480" w:hanging="360"/>
-      </w:pPr>
-      <w:rPr>
-        <w:u w:val="none"/>
-      </w:rPr>
-    </w:lvl>
-  </w:abstractNum>
   <w:abstractNum w:abstractNumId="10">
     <w:lvl w:ilvl="0">
       <w:start w:val="1"/>
@@ -8723,7 +8698,7 @@
       <w:lvlText w:val="●"/>
       <w:lvlJc w:val="left"/>
       <w:pPr>
-        <w:ind w:left="720" w:hanging="360"/>
+        <w:ind w:left="600" w:hanging="360"/>
       </w:pPr>
       <w:rPr>
         <w:u w:val="none"/>
@@ -8756,7 +8731,7 @@
     <w:lvl w:ilvl="3">
       <w:start w:val="1"/>
       <w:numFmt w:val="bullet"/>
-      <w:lvlText w:val="●"/>
+      <w:lvlText w:val="■"/>
       <w:lvlJc w:val="left"/>
       <w:pPr>
         <w:ind w:left="2880" w:hanging="360"/>
@@ -8768,7 +8743,7 @@
     <w:lvl w:ilvl="4">
       <w:start w:val="1"/>
       <w:numFmt w:val="bullet"/>
-      <w:lvlText w:val="○"/>
+      <w:lvlText w:val="■"/>
       <w:lvlJc w:val="left"/>
       <w:pPr>
         <w:ind w:left="3600" w:hanging="360"/>
@@ -8792,7 +8767,7 @@
     <w:lvl w:ilvl="6">
       <w:start w:val="1"/>
       <w:numFmt w:val="bullet"/>
-      <w:lvlText w:val="●"/>
+      <w:lvlText w:val="■"/>
       <w:lvlJc w:val="left"/>
       <w:pPr>
         <w:ind w:left="5040" w:hanging="360"/>
@@ -8804,7 +8779,7 @@
     <w:lvl w:ilvl="7">
       <w:start w:val="1"/>
       <w:numFmt w:val="bullet"/>
-      <w:lvlText w:val="○"/>
+      <w:lvlText w:val="■"/>
       <w:lvlJc w:val="left"/>
       <w:pPr>
         <w:ind w:left="5760" w:hanging="360"/>
@@ -8827,6 +8802,116 @@
     </w:lvl>
   </w:abstractNum>
   <w:abstractNum w:abstractNumId="11">
+    <w:lvl w:ilvl="0">
+      <w:start w:val="1"/>
+      <w:numFmt w:val="bullet"/>
+      <w:lvlText w:val="●"/>
+      <w:lvlJc w:val="left"/>
+      <w:pPr>
+        <w:ind w:left="720" w:hanging="360"/>
+      </w:pPr>
+      <w:rPr>
+        <w:u w:val="none"/>
+      </w:rPr>
+    </w:lvl>
+    <w:lvl w:ilvl="1">
+      <w:start w:val="1"/>
+      <w:numFmt w:val="bullet"/>
+      <w:lvlText w:val="○"/>
+      <w:lvlJc w:val="left"/>
+      <w:pPr>
+        <w:ind w:left="1440" w:hanging="360"/>
+      </w:pPr>
+      <w:rPr>
+        <w:u w:val="none"/>
+      </w:rPr>
+    </w:lvl>
+    <w:lvl w:ilvl="2">
+      <w:start w:val="1"/>
+      <w:numFmt w:val="bullet"/>
+      <w:lvlText w:val="■"/>
+      <w:lvlJc w:val="left"/>
+      <w:pPr>
+        <w:ind w:left="2160" w:hanging="360"/>
+      </w:pPr>
+      <w:rPr>
+        <w:u w:val="none"/>
+      </w:rPr>
+    </w:lvl>
+    <w:lvl w:ilvl="3">
+      <w:start w:val="1"/>
+      <w:numFmt w:val="bullet"/>
+      <w:lvlText w:val="●"/>
+      <w:lvlJc w:val="left"/>
+      <w:pPr>
+        <w:ind w:left="2880" w:hanging="360"/>
+      </w:pPr>
+      <w:rPr>
+        <w:u w:val="none"/>
+      </w:rPr>
+    </w:lvl>
+    <w:lvl w:ilvl="4">
+      <w:start w:val="1"/>
+      <w:numFmt w:val="bullet"/>
+      <w:lvlText w:val="○"/>
+      <w:lvlJc w:val="left"/>
+      <w:pPr>
+        <w:ind w:left="3600" w:hanging="360"/>
+      </w:pPr>
+      <w:rPr>
+        <w:u w:val="none"/>
+      </w:rPr>
+    </w:lvl>
+    <w:lvl w:ilvl="5">
+      <w:start w:val="1"/>
+      <w:numFmt w:val="bullet"/>
+      <w:lvlText w:val="■"/>
+      <w:lvlJc w:val="left"/>
+      <w:pPr>
+        <w:ind w:left="4320" w:hanging="360"/>
+      </w:pPr>
+      <w:rPr>
+        <w:u w:val="none"/>
+      </w:rPr>
+    </w:lvl>
+    <w:lvl w:ilvl="6">
+      <w:start w:val="1"/>
+      <w:numFmt w:val="bullet"/>
+      <w:lvlText w:val="●"/>
+      <w:lvlJc w:val="left"/>
+      <w:pPr>
+        <w:ind w:left="5040" w:hanging="360"/>
+      </w:pPr>
+      <w:rPr>
+        <w:u w:val="none"/>
+      </w:rPr>
+    </w:lvl>
+    <w:lvl w:ilvl="7">
+      <w:start w:val="1"/>
+      <w:numFmt w:val="bullet"/>
+      <w:lvlText w:val="○"/>
+      <w:lvlJc w:val="left"/>
+      <w:pPr>
+        <w:ind w:left="5760" w:hanging="360"/>
+      </w:pPr>
+      <w:rPr>
+        <w:u w:val="none"/>
+      </w:rPr>
+    </w:lvl>
+    <w:lvl w:ilvl="8">
+      <w:start w:val="1"/>
+      <w:numFmt w:val="bullet"/>
+      <w:lvlText w:val="■"/>
+      <w:lvlJc w:val="left"/>
+      <w:pPr>
+        <w:ind w:left="6480" w:hanging="360"/>
+      </w:pPr>
+      <w:rPr>
+        <w:u w:val="none"/>
+      </w:rPr>
+    </w:lvl>
+  </w:abstractNum>
+  <w:abstractNum w:abstractNumId="12">
     <w:lvl w:ilvl="0">
       <w:start w:val="1"/>
       <w:numFmt w:val="bullet"/>
@@ -8968,6 +9053,9 @@
   </w:num>
   <w:num w:numId="11">
     <w:abstractNumId w:val="11"/>
+  </w:num>
+  <w:num w:numId="12">
+    <w:abstractNumId w:val="12"/>
   </w:num>
 </w:numbering>
 </file>
@@ -9160,13 +9248,6 @@
     </w:tblPr>
   </w:style>
   <w:style w:type="table" w:styleId="Table3">
-    <w:basedOn w:val="TableNormal"/>
-    <w:tblPr>
-      <w:tblStyleRowBandSize w:val="1"/>
-      <w:tblStyleColBandSize w:val="1"/>
-    </w:tblPr>
-  </w:style>
-  <w:style w:type="table" w:styleId="Table4">
     <w:basedOn w:val="TableNormal"/>
     <w:tblPr>
       <w:tblStyleRowBandSize w:val="1"/>
